--- a/eng/docx/44.content.docx
+++ b/eng/docx/44.content.docx
@@ -7,6 +7,15 @@
       <w:r/>
     </w:p>
     <w:p>
+      <w:pPr>
+        <w:pStyle w:val="Heading2"/>
+      </w:pPr>
+      <w:r>
+        <w:t>Resource: Study Notes (Tyndale)</w:t>
+      </w:r>
+      <w:r/>
+    </w:p>
+    <w:p>
       <w:r/>
       <w:r>
         <w:rPr>
@@ -46,7 +55,7 @@
         <w:pStyle w:val="Heading1"/>
       </w:pPr>
       <w:r>
-        <w:t>Aquifer Open Study Notes</w:t>
+        <w:t>Study Notes (Tyndale)</w:t>
       </w:r>
     </w:p>
     <w:p>
@@ -55,6 +64,51 @@
           <w:headerReference w:type="even" r:id="rId8"/>
           <w:headerReference w:type="default" r:id="rId9"/>
           <w:footerReference w:type="default" r:id="rId10"/>
+          <w:footnotePr>
+            <w:numRestart w:val="eachSect"/>
+          </w:footnotePr>
+          <w:type w:val="continuous"/>
+          <w:pgSz w:w="12240" w:h="15840" w:code="1"/>
+          <w:pgMar w:top="1440" w:right="1440" w:bottom="1440" w:left="1440" w:header="504" w:footer="504" w:gutter="0"/>
+          <w:cols w:space="708"/>
+          <w:titlePg/>
+          <w:docGrid w:linePitch="360"/>
+        </w:sectPr>
+      </w:pPr>
+    </w:p>
+    <w:p>
+      <w:r/>
+    </w:p>
+    <w:p>
+      <w:pPr>
+        <w:pStyle w:val="Heading2"/>
+      </w:pPr>
+      <w:r>
+        <w:t>ACT</w:t>
+      </w:r>
+      <w:r/>
+    </w:p>
+    <w:p>
+      <w:r/>
+      <w:r>
+        <w:rPr>
+          <w:i/>
+        </w:rPr>
+        <w:t>Acts 1:1–3, Acts 1:3, Acts 1:4, Acts 1:5, Acts 1:6–11, Acts 1:8, Acts 1:10, Acts 1:11, Acts 1:12, Acts 1:13, Acts 1:13–26, Acts 1:14, Acts 1:16–17, Acts 1:18–19, Acts 1:20–21, Acts 1:21–22, Acts 1:23–26, Acts 2:1–4, Acts 2:4, Acts 2:5–11, Acts 2:9–11, Acts 2:10–11, Acts 2:14–36, Acts 2:17–21, Acts 2:23–28, Acts 2:27, Acts 2:32–36, Acts 2:34–35, Acts 2:37–38, Acts 2:42, Acts 2:42–47, Acts 3:1–11, Acts 3:6, Acts 3:10–11, Acts 3:12–26, Acts 3:15, Acts 3:17, Acts 3:19, Acts 3:19–21, Acts 3:22, Acts 3:23, Acts 3:25, Acts 4:1, Acts 4:1–22, Acts 4:4, Acts 4:13, Acts 4:16–18, Acts 4:19–20, Acts 4:23–31, Acts 4:25–26, Acts 4:26, Acts 4:28, Acts 4:32–35, Acts 4:36–37, Acts 5:1–11, Acts 5:3–4, Acts 5:11, Acts 5:12–16, Acts 5:13, Acts 5:17–40, Acts 5:19–20, Acts 5:29, Acts 5:30–32, Acts 5:33–40, Acts 5:34, Acts 5:36–37, Acts 6:1, Acts 6:2–6, Acts 6:7, Acts 6:8–15, Acts 6:15, Acts 7:1–53, Acts 7:8, Acts 7:14, Acts 7:16, Acts 7:37, Acts 7:39–40, Acts 7:42–43, Acts 7:48–50, Acts 7:51, Acts 7:55–56, Acts 7:57, Acts 7:58, Acts 7:59–60, Acts 8:1–4, Acts 8:7, Acts 8:9–24, Acts 8:14–17, Acts 8:24, Acts 8:26–40, Acts 8:27, Acts 8:29, Acts 8:32–33, Acts 8:39–40, Acts 9:1–19, Acts 9:2, Acts 9:10, Acts 9:15, Acts 9:16, Acts 9:17, Acts 9:20–21, Acts 9:22–25, Acts 9:26–28, Acts 9:29, Acts 9:30, Acts 9:31, Acts 9:32–43, Acts 9:43, Acts 10:1–8, Acts 10:2, Acts 10:3, Acts 10:9–16, Acts 10:14, Acts 10:17, Acts 10:25–26, Acts 10:34–35, Acts 10:36–43, Acts 10:43, Acts 10:44–48, Acts 10:48, Acts 11:1–18, Acts 11:4–17, Acts 11:18, Acts 11:19–26, Acts 11:20, Acts 11:21–24, Acts 11:25–26, Acts 11:26, Acts 11:27–28, Acts 11:28, Acts 11:29–30, Acts 11:30, Acts 12:1–5, Acts 12:4, Acts 12:5, Acts 12:6–19, Acts 12:7–11, Acts 12:12, Acts 12:13–17, Acts 12:18–23, Acts 12:24–25, Acts 13:1, Acts 13:1–3, Acts 13:3, Acts 13:4, Acts 13:5, Acts 13:6, Acts 13:6–12, Acts 13:7–8, Acts 13:9, Acts 13:10–11, Acts 13:12, Acts 13:13–14, Acts 13:14, Acts 13:15, Acts 13:16–41, Acts 13:17–22, Acts 13:22, Acts 13:23–25, Acts 13:26–37, Acts 13:31, Acts 13:38–41, Acts 13:39, Acts 13:40–41, Acts 13:42–43, Acts 13:43, Acts 13:44–49, Acts 13:50–51, Acts 13:52, Acts 14:1, Acts 14:2, Acts 14:3, Acts 14:4, Acts 14:6, Acts 14:8–20, Acts 14:9, Acts 14:11–13, Acts 14:13–18, Acts 14:19–20, Acts 14:20, Acts 14:22–23, Acts 14:26–28, Acts 15:1, Acts 15:2–3, Acts 15:4–21, Acts 15:5, Acts 15:7–11, Acts 15:13–19, Acts 15:14, Acts 15:15–19, Acts 15:20, Acts 15:22–29, Acts 15:29, Acts 15:30–31, Acts 15:36–41, Acts 15:40–41, Acts 16:1–3, Acts 16:3, Acts 16:4–5, Acts 16:6–10, Acts 16:8, Acts 16:9–10, Acts 16:10, Acts 16:11, Acts 16:12, Acts 16:13, Acts 16:13–36, Acts 16:14–15, Acts 16:16–18, Acts 16:19–21, Acts 16:22–24, Acts 16:25, Acts 16:26, Acts 16:27, Acts 16:27–36, Acts 16:29–30, Acts 16:31–34, Acts 16:37–39, Acts 16:40, Acts 17:1–3, Acts 17:1–9, Acts 17:4, Acts 17:5–7, Acts 17:8–9, Acts 17:10–12, Acts 17:13–15, Acts 17:16–17, Acts 17:16–34, Acts 17:18, Acts 17:22–31, Acts 17:30, Acts 17:32, Acts 17:34, Acts 18:1, Acts 18:1–17, Acts 18:2–3, Acts 18:4–6, Acts 18:7, Acts 18:9–10, Acts 18:12–13, Acts 18:14–17, Acts 18:17, Acts 18:18, Acts 18:19–23, Acts 18:21, Acts 18:23, Acts 18:23–19.41, Acts 18:24–26, Acts 19:1–7, Acts 19:6, Acts 19:10, Acts 19:11–12, Acts 19:13–16, Acts 19:17–19, Acts 19:20, Acts 19:21–22, Acts 19:23, Acts 19:23–41, Acts 19:24, Acts 19:24–34, Acts 19:27, Acts 19:29, Acts 19:31, Acts 19:35, Acts 19:35–41, Acts 20:1–2, Acts 20:2–3, Acts 20:4, Acts 20:5–15, Acts 20:7–12, Acts 20:13–15, Acts 20:16, Acts 20:17, Acts 20:18–38, Acts 20:23, Acts 20:26, Acts 20:28, Acts 20:29–30, Acts 20:35, Acts 20:38, Acts 21:1, Acts 21:1–18, Acts 21:2–3, Acts 21:4–6, Acts 21:7, Acts 21:8, Acts 21:9, Acts 21:10, Acts 21:11–14, Acts 21:18–19, Acts 21:20–25, Acts 21:26–36, Acts 21:28–29, Acts 21:30, Acts 21:31, Acts 21:34, Acts 21:37–40, Acts 22:1–21, Acts 22:3, Acts 22:12–16, Acts 22:14, Acts 22:16, Acts 22:17–22, Acts 22:23, Acts 22:25–29, Acts 22:28, Acts 23:1, Acts 23:2, Acts 23:3, Acts 23:5, Acts 23:6, Acts 23:7–10, Acts 23:11, Acts 23:12–15, Acts 23:16–22, Acts 23:23–35, Acts 23:24, Acts 23:26–30, Acts 23:31, Acts 23:35, Acts 24:1–4, Acts 24:1–27, Acts 24:5, Acts 24:6, Acts 24:10–21, Acts 24:14, Acts 24:15, Acts 24:16, Acts 24:17, Acts 24:22, Acts 24:23, Acts 24:24, Acts 24:25, Acts 24:26–27, Acts 24:27–25.5, Acts 25:7, Acts 25:9, Acts 25:10–11, Acts 25:12, Acts 25:13–22, Acts 25:16, Acts 25:17, Acts 25:18–20, Acts 25:23–27, Acts 26:1–23, Acts 26:12–18, Acts 26:17–18, Acts 26:22–23, Acts 26:24, Acts 26:26, Acts 26:27–28, Acts 26:28, Acts 26:29, Acts 26:31, Acts 26:32, Acts 27:1, Acts 27:1–28.16, Acts 27:2, Acts 27:3, Acts 27:4–6, Acts 27:7, Acts 27:8, Acts 27:9, Acts 27:10–11, Acts 27:12, Acts 27:14–16, Acts 27:17, Acts 27:18–20, Acts 27:21–26, Acts 27:27, Acts 27:30–32, Acts 27:33–35, Acts 27:36–37, Acts 27:39–41, Acts 27:42–44, Acts 28:1, Acts 28:3–6, Acts 28:8–9, Acts 28:10, Acts 28:11, Acts 28:11–16, Acts 28:12, Acts 28:13–14, Acts 28:15, Acts 28:16, Acts 28:17–20, Acts 28:21–22, Acts 28:23, Acts 28:24, Acts 28:25–28, Acts 28:28, Acts 28:31</w:t>
+      </w:r>
+      <w:r/>
+    </w:p>
+    <w:p>
+      <w:r/>
+      <w:r>
+        <w:t xml:space="preserve"> </w:t>
+      </w:r>
+      <w:r/>
+      <w:r/>
+    </w:p>
+    <w:p>
+      <w:pPr>
+        <w:sectPr>
           <w:footnotePr>
             <w:numRestart w:val="eachSect"/>
           </w:footnotePr>

--- a/eng/docx/44.content.docx
+++ b/eng/docx/44.content.docx
@@ -166,13 +166,6 @@
       </w:r>
       <w:r>
         <w:rPr>
-          <w:i/>
-          <w:lang w:val="en_US" w:bidi="en_US"/>
-        </w:rPr>
-        <w:t>Acts 1:1–3, Acts 1:3, Acts 1:4, Acts 1:5, Acts 1:6–11, Acts 1:8, Acts 1:10, Acts 1:11, Acts 1:12, Acts 1:13, Acts 1:13–26, Acts 1:14, Acts 1:16–17, Acts 1:18–19, Acts 1:20–21, Acts 1:21–22, Acts 1:23–26, Acts 2:1–4, Acts 2:4, Acts 2:5–11, Acts 2:9–11, Acts 2:10–11, Acts 2:14–36, Acts 2:17–21, Acts 2:23–28, Acts 2:27, Acts 2:32–36, Acts 2:34–35, Acts 2:37–38, Acts 2:42, Acts 2:42–47, Acts 3:1–11, Acts 3:6, Acts 3:10–11, Acts 3:12–26, Acts 3:15, Acts 3:17, Acts 3:19, Acts 3:19–21, Acts 3:22, Acts 3:23, Acts 3:25, Acts 4:1, Acts 4:1–22, Acts 4:4, Acts 4:13, Acts 4:16–18, Acts 4:19–20, Acts 4:23–31, Acts 4:25–26, Acts 4:26, Acts 4:28, Acts 4:32–35, Acts 4:36–37, Acts 5:1–11, Acts 5:3–4, Acts 5:11, Acts 5:12–16, Acts 5:13, Acts 5:17–40, Acts 5:19–20, Acts 5:29, Acts 5:30–32, Acts 5:33–40, Acts 5:34, Acts 5:36–37, Acts 6:1, Acts 6:2–6, Acts 6:7, Acts 6:8–15, Acts 6:15, Acts 7:1–53, Acts 7:8, Acts 7:14, Acts 7:16, Acts 7:37, Acts 7:39–40, Acts 7:42–43, Acts 7:48–50, Acts 7:51, Acts 7:55–56, Acts 7:57, Acts 7:58, Acts 7:59–60, Acts 8:1–4, Acts 8:7, Acts 8:9–24, Acts 8:14–17, Acts 8:24, Acts 8:26–40, Acts 8:27, Acts 8:29, Acts 8:32–33, Acts 8:39–40, Acts 9:1–19, Acts 9:2, Acts 9:10, Acts 9:15, Acts 9:16, Acts 9:17, Acts 9:20–21, Acts 9:22–25, Acts 9:26–28, Acts 9:29, Acts 9:30, Acts 9:31, Acts 9:32–43, Acts 9:43, Acts 10:1–8, Acts 10:2, Acts 10:3, Acts 10:9–16, Acts 10:14, Acts 10:17, Acts 10:25–26, Acts 10:34–35, Acts 10:36–43, Acts 10:43, Acts 10:44–48, Acts 10:48, Acts 11:1–18, Acts 11:4–17, Acts 11:18, Acts 11:19–26, Acts 11:20, Acts 11:21–24, Acts 11:25–26, Acts 11:26, Acts 11:27–28, Acts 11:28, Acts 11:29–30, Acts 11:30, Acts 12:1–5, Acts 12:4, Acts 12:5, Acts 12:6–19, Acts 12:7–11, Acts 12:12, Acts 12:13–17, Acts 12:18–23, Acts 12:24–25, Acts 13:1, Acts 13:1–3, Acts 13:3, Acts 13:4, Acts 13:5, Acts 13:6, Acts 13:6–12, Acts 13:7–8, Acts 13:9, Acts 13:10–11, Acts 13:12, Acts 13:13–14, Acts 13:14, Acts 13:15, Acts 13:16–41, Acts 13:17–22, Acts 13:22, Acts 13:23–25, Acts 13:26–37, Acts 13:31, Acts 13:38–41, Acts 13:39, Acts 13:40–41, Acts 13:42–43, Acts 13:43, Acts 13:44–49, Acts 13:50–51, Acts 13:52, Acts 14:1, Acts 14:2, Acts 14:3, Acts 14:4, Acts 14:6, Acts 14:8–20, Acts 14:9, Acts 14:11–13, Acts 14:13–18, Acts 14:19–20, Acts 14:20, Acts 14:22–23, Acts 14:26–28, Acts 15:1, Acts 15:2–3, Acts 15:4–21, Acts 15:5, Acts 15:7–11, Acts 15:13–19, Acts 15:14, Acts 15:15–19, Acts 15:20, Acts 15:22–29, Acts 15:29, Acts 15:30–31, Acts 15:36–41, Acts 15:40–41, Acts 16:1–3, Acts 16:3, Acts 16:4–5, Acts 16:6–10, Acts 16:8, Acts 16:9–10, Acts 16:10, Acts 16:11, Acts 16:12, Acts 16:13, Acts 16:13–36, Acts 16:14–15, Acts 16:16–18, Acts 16:19–21, Acts 16:22–24, Acts 16:25, Acts 16:26, Acts 16:27, Acts 16:27–36, Acts 16:29–30, Acts 16:31–34, Acts 16:37–39, Acts 16:40, Acts 17:1–3, Acts 17:1–9, Acts 17:4, Acts 17:5–7, Acts 17:8–9, Acts 17:10–12, Acts 17:13–15, Acts 17:16–17, Acts 17:16–34, Acts 17:18, Acts 17:22–31, Acts 17:30, Acts 17:32, Acts 17:34, Acts 18:1, Acts 18:1–17, Acts 18:2–3, Acts 18:4–6, Acts 18:7, Acts 18:9–10, Acts 18:12–13, Acts 18:14–17, Acts 18:17, Acts 18:18, Acts 18:19–23, Acts 18:21, Acts 18:23, Acts 18:23–19.41, Acts 18:24–26, Acts 19:1–7, Acts 19:6, Acts 19:10, Acts 19:11–12, Acts 19:13–16, Acts 19:17–19, Acts 19:20, Acts 19:21–22, Acts 19:23, Acts 19:23–41, Acts 19:24, Acts 19:24–34, Acts 19:27, Acts 19:29, Acts 19:31, Acts 19:35, Acts 19:35–41, Acts 20:1–2, Acts 20:2–3, Acts 20:4, Acts 20:5–15, Acts 20:7–12, Acts 20:13–15, Acts 20:16, Acts 20:17, Acts 20:18–38, Acts 20:23, Acts 20:26, Acts 20:28, Acts 20:29–30, Acts 20:35, Acts 20:38, Acts 21:1, Acts 21:1–18, Acts 21:2–3, Acts 21:4–6, Acts 21:7, Acts 21:8, Acts 21:9, Acts 21:10, Acts 21:11–14, Acts 21:18–19, Acts 21:20–25, Acts 21:26–36, Acts 21:28–29, Acts 21:30, Acts 21:31, Acts 21:34, Acts 21:37–40, Acts 22:1–21, Acts 22:3, Acts 22:12–16, Acts 22:14, Acts 22:16, Acts 22:17–22, Acts 22:23, Acts 22:25–29, Acts 22:28, Acts 23:1, Acts 23:2, Acts 23:3, Acts 23:5, Acts 23:6, Acts 23:7–10, Acts 23:11, Acts 23:12–15, Acts 23:16–22, Acts 23:23–35, Acts 23:24, Acts 23:26–30, Acts 23:31, Acts 23:35, Acts 24:1–4, Acts 24:1–27, Acts 24:5, Acts 24:6, Acts 24:10–21, Acts 24:14, Acts 24:15, Acts 24:16, Acts 24:17, Acts 24:22, Acts 24:23, Acts 24:24, Acts 24:25, Acts 24:26–27, Acts 24:27–25.5, Acts 25:7, Acts 25:9, Acts 25:10–11, Acts 25:12, Acts 25:13–22, Acts 25:16, Acts 25:17, Acts 25:18–20, Acts 25:23–27, Acts 26:1–23, Acts 26:12–18, Acts 26:17–18, Acts 26:22–23, Acts 26:24, Acts 26:26, Acts 26:27–28, Acts 26:28, Acts 26:29, Acts 26:31, Acts 26:32, Acts 27:1, Acts 27:1–28.16, Acts 27:2, Acts 27:3, Acts 27:4–6, Acts 27:7, Acts 27:8, Acts 27:9, Acts 27:10–11, Acts 27:12, Acts 27:14–16, Acts 27:17, Acts 27:18–20, Acts 27:21–26, Acts 27:27, Acts 27:30–32, Acts 27:33–35, Acts 27:36–37, Acts 27:39–41, Acts 27:42–44, Acts 28:1, Acts 28:3–6, Acts 28:8–9, Acts 28:10, Acts 28:11, Acts 28:11–16, Acts 28:12, Acts 28:13–14, Acts 28:15, Acts 28:16, Acts 28:17–20, Acts 28:21–22, Acts 28:23, Acts 28:24, Acts 28:25–28, Acts 28:28, Acts 28:31</w:t>
-      </w:r>
-      <w:r>
-        <w:rPr>
           <w:lang w:val="en_US" w:bidi="en_US"/>
         </w:rPr>
       </w:r>
@@ -251,7 +244,7 @@
         <w:rPr>
           <w:lang w:val="en_US" w:bidi="en_US"/>
         </w:rPr>
-        <w:t>Here Luke summarizes his first book, the Gospel of Luke, which Luke had previously written to Theophilus (</w:t>
+        <w:t>Here, Luke summarizes his first book, the Gospel of Luke, which he wrote for Theophilus. Luke also calls him “most excellent” (</w:t>
       </w:r>
       <w:hyperlink r:id="rId13">
         <w:r>
@@ -269,25 +262,7 @@
         <w:rPr>
           <w:lang w:val="en_US" w:bidi="en_US"/>
         </w:rPr>
-        <w:t>). Theophilus is elsewhere called “most honorable” (</w:t>
-      </w:r>
-      <w:hyperlink r:id="rId13">
-        <w:r>
-          <w:rPr>
-            <w:lang w:val="en_US" w:bidi="en_US"/>
-          </w:rPr>
-          <w:rPr>
-            <w:color w:val="0000EE"/>
-            <w:u w:val="single"/>
-          </w:rPr>
-          <w:t>Luke 1:3</w:t>
-        </w:r>
-      </w:hyperlink>
-      <w:r>
-        <w:rPr>
-          <w:lang w:val="en_US" w:bidi="en_US"/>
-        </w:rPr>
-        <w:t xml:space="preserve">)—the title indicates that he was a person of very high social standing (cp. </w:t>
+        <w:t xml:space="preserve">). This title indicates that he was a person of very important social status (compare </w:t>
       </w:r>
       <w:hyperlink r:id="rId14">
         <w:r>
@@ -341,7 +316,7 @@
         <w:rPr>
           <w:lang w:val="en_US" w:bidi="en_US"/>
         </w:rPr>
-        <w:t xml:space="preserve">). He was probably a benefactor or patron who assisted Luke with the expenses of publication or distribution of his work (see </w:t>
+        <w:t xml:space="preserve">). He was probably a financial donor or patron who helped Luke with the costs of publishing or distributing his work (see </w:t>
       </w:r>
       <w:r>
         <w:rPr>
@@ -391,17 +366,52 @@
       </w:r>
     </w:p>
     <w:p>
-      <w:pPr/>
-      <w:r>
-        <w:rPr>
-          <w:lang w:val="en_US" w:bidi="en_US"/>
-        </w:rPr>
-      </w:r>
-      <w:r>
-        <w:rPr>
-          <w:lang w:val="en_US" w:bidi="en_US"/>
-        </w:rPr>
-        <w:t>he proved to them in many ways that he was actually alive: The Gospels describe the evidence for Christ’s resurrection: Jesus’ tomb was empty (</w:t>
+      <w:pPr>
+        <w:pStyle w:val="ListBullet"/>
+        <w:spacing w:line="240" w:lineRule="auto"/>
+        <w:ind w:left="720"/>
+      </w:pPr>
+      <w:r>
+        <w:rPr>
+          <w:lang w:val="en_US" w:bidi="en_US"/>
+        </w:rPr>
+      </w:r>
+      <w:r>
+        <w:rPr>
+          <w:i/>
+          <w:lang w:val="en_US" w:bidi="en_US"/>
+        </w:rPr>
+        <w:t>He presented Himself to them with many convincing proofs that He was alive</w:t>
+      </w:r>
+      <w:r>
+        <w:rPr>
+          <w:lang w:val="en_US" w:bidi="en_US"/>
+        </w:rPr>
+        <w:t>:</w:t>
+      </w:r>
+      <w:r>
+        <w:rPr>
+          <w:lang w:val="en_US" w:bidi="en_US"/>
+        </w:rPr>
+        <w:t xml:space="preserve"> The Gospels provide evidence for Christ’s resurrection: </w:t>
+      </w:r>
+    </w:p>
+    <w:p>
+      <w:pPr>
+        <w:pStyle w:val="ListBullet"/>
+        <w:spacing w:line="240" w:lineRule="auto"/>
+        <w:ind w:left="1440"/>
+      </w:pPr>
+      <w:r>
+        <w:rPr>
+          <w:lang w:val="en_US" w:bidi="en_US"/>
+        </w:rPr>
+      </w:r>
+      <w:r>
+        <w:rPr>
+          <w:lang w:val="en_US" w:bidi="en_US"/>
+        </w:rPr>
+        <w:t>Jesus’s tomb was empty (</w:t>
       </w:r>
       <w:hyperlink r:id="rId17">
         <w:r>
@@ -419,7 +429,25 @@
         <w:rPr>
           <w:lang w:val="en_US" w:bidi="en_US"/>
         </w:rPr>
-        <w:t>), his grave clothes were undisturbed (</w:t>
+        <w:t>).</w:t>
+      </w:r>
+    </w:p>
+    <w:p>
+      <w:pPr>
+        <w:pStyle w:val="ListBullet"/>
+        <w:spacing w:line="240" w:lineRule="auto"/>
+        <w:ind w:left="1440"/>
+      </w:pPr>
+      <w:r>
+        <w:rPr>
+          <w:lang w:val="en_US" w:bidi="en_US"/>
+        </w:rPr>
+      </w:r>
+      <w:r>
+        <w:rPr>
+          <w:lang w:val="en_US" w:bidi="en_US"/>
+        </w:rPr>
+        <w:t>No one disturbed his grave clothes (</w:t>
       </w:r>
       <w:hyperlink r:id="rId18">
         <w:r>
@@ -437,7 +465,25 @@
         <w:rPr>
           <w:lang w:val="en_US" w:bidi="en_US"/>
         </w:rPr>
-        <w:t xml:space="preserve">), and many people saw him (see </w:t>
+        <w:t xml:space="preserve">). </w:t>
+      </w:r>
+    </w:p>
+    <w:p>
+      <w:pPr>
+        <w:pStyle w:val="ListBullet"/>
+        <w:spacing w:line="240" w:lineRule="auto"/>
+        <w:ind w:left="1440"/>
+      </w:pPr>
+      <w:r>
+        <w:rPr>
+          <w:lang w:val="en_US" w:bidi="en_US"/>
+        </w:rPr>
+      </w:r>
+      <w:r>
+        <w:rPr>
+          <w:lang w:val="en_US" w:bidi="en_US"/>
+        </w:rPr>
+        <w:t xml:space="preserve">Many people saw him (see </w:t>
       </w:r>
       <w:hyperlink r:id="rId19">
         <w:r>
@@ -448,7 +494,7 @@
             <w:color w:val="0000EE"/>
             <w:u w:val="single"/>
           </w:rPr>
-          <w:t>Matt 28</w:t>
+          <w:t>Matthew 28</w:t>
         </w:r>
       </w:hyperlink>
       <w:r>
@@ -520,14 +566,32 @@
             <w:color w:val="0000EE"/>
             <w:u w:val="single"/>
           </w:rPr>
-          <w:t>1 Cor 15:3–8</w:t>
-        </w:r>
-      </w:hyperlink>
-      <w:r>
-        <w:rPr>
-          <w:lang w:val="en_US" w:bidi="en_US"/>
-        </w:rPr>
-        <w:t>). Jesus appeared to the apostles in part to overcome their doubt (</w:t>
+          <w:t>1 Corinthians 15:3–8</w:t>
+        </w:r>
+      </w:hyperlink>
+      <w:r>
+        <w:rPr>
+          <w:lang w:val="en_US" w:bidi="en_US"/>
+        </w:rPr>
+        <w:t xml:space="preserve">). </w:t>
+      </w:r>
+    </w:p>
+    <w:p>
+      <w:pPr>
+        <w:pStyle w:val="ListBullet"/>
+        <w:spacing w:line="240" w:lineRule="auto"/>
+        <w:ind w:left="1440"/>
+      </w:pPr>
+      <w:r>
+        <w:rPr>
+          <w:lang w:val="en_US" w:bidi="en_US"/>
+        </w:rPr>
+      </w:r>
+      <w:r>
+        <w:rPr>
+          <w:lang w:val="en_US" w:bidi="en_US"/>
+        </w:rPr>
+        <w:t>Jesus appeared to the apostles to help them overcome their doubt (</w:t>
       </w:r>
       <w:hyperlink r:id="rId24">
         <w:r>
@@ -538,7 +602,7 @@
             <w:color w:val="0000EE"/>
             <w:u w:val="single"/>
           </w:rPr>
-          <w:t>Matt 28:17</w:t>
+          <w:t>Matthew 28:17</w:t>
         </w:r>
       </w:hyperlink>
       <w:r>
@@ -635,7 +699,32 @@
         <w:rPr>
           <w:lang w:val="en_US" w:bidi="en_US"/>
         </w:rPr>
-        <w:t xml:space="preserve">) • The Kingdom of God was the central theme of Jesus’ teaching (see </w:t>
+        <w:t xml:space="preserve">). </w:t>
+      </w:r>
+    </w:p>
+    <w:p>
+      <w:pPr>
+        <w:pStyle w:val="ListBullet"/>
+        <w:spacing w:line="240" w:lineRule="auto"/>
+        <w:ind w:left="720"/>
+      </w:pPr>
+      <w:r>
+        <w:rPr>
+          <w:lang w:val="en_US" w:bidi="en_US"/>
+        </w:rPr>
+      </w:r>
+      <w:r>
+        <w:rPr>
+          <w:i/>
+          <w:lang w:val="en_US" w:bidi="en_US"/>
+        </w:rPr>
+        <w:t>the kingdom of God</w:t>
+      </w:r>
+      <w:r>
+        <w:rPr>
+          <w:lang w:val="en_US" w:bidi="en_US"/>
+        </w:rPr>
+        <w:t xml:space="preserve">: This was the main theme of Jesus’s teaching (see </w:t>
       </w:r>
       <w:hyperlink r:id="rId30">
         <w:r>
@@ -664,7 +753,7 @@
             <w:color w:val="0000EE"/>
             <w:u w:val="single"/>
           </w:rPr>
-          <w:t>Matt 4:17</w:t>
+          <w:t>Matthew 4:17</w:t>
         </w:r>
       </w:hyperlink>
       <w:r>
@@ -753,9 +842,22 @@
       </w:r>
       <w:r>
         <w:rPr>
-          <w:lang w:val="en_US" w:bidi="en_US"/>
-        </w:rPr>
-        <w:t xml:space="preserve">until the Father sends you the gift he promised: See </w:t>
+          <w:i/>
+          <w:lang w:val="en_US" w:bidi="en_US"/>
+        </w:rPr>
+        <w:t>wait for the gift the Father promised</w:t>
+      </w:r>
+      <w:r>
+        <w:rPr>
+          <w:lang w:val="en_US" w:bidi="en_US"/>
+        </w:rPr>
+        <w:t>:</w:t>
+      </w:r>
+      <w:r>
+        <w:rPr>
+          <w:lang w:val="en_US" w:bidi="en_US"/>
+        </w:rPr>
+        <w:t xml:space="preserve"> See </w:t>
       </w:r>
       <w:hyperlink r:id="rId34">
         <w:r>
@@ -773,7 +875,7 @@
         <w:rPr>
           <w:lang w:val="en_US" w:bidi="en_US"/>
         </w:rPr>
-        <w:t xml:space="preserve">; cp. </w:t>
+        <w:t xml:space="preserve">; compare with </w:t>
       </w:r>
       <w:hyperlink r:id="rId35">
         <w:r>
@@ -837,9 +939,16 @@
       </w:r>
       <w:r>
         <w:rPr>
-          <w:lang w:val="en_US" w:bidi="en_US"/>
-        </w:rPr>
-        <w:t>baptized: See “</w:t>
+          <w:i/>
+          <w:lang w:val="en_US" w:bidi="en_US"/>
+        </w:rPr>
+        <w:t>baptized</w:t>
+      </w:r>
+      <w:r>
+        <w:rPr>
+          <w:lang w:val="en_US" w:bidi="en_US"/>
+        </w:rPr>
+        <w:t>: See “</w:t>
       </w:r>
       <w:r>
         <w:rPr>
@@ -897,9 +1006,29 @@
       </w:r>
       <w:r>
         <w:rPr>
-          <w:lang w:val="en_US" w:bidi="en_US"/>
-        </w:rPr>
-        <w:t xml:space="preserve">Jesus’ ascent into heaven (see also </w:t>
+          <w:i/>
+          <w:lang w:val="en_US" w:bidi="en_US"/>
+        </w:rPr>
+        <w:t xml:space="preserve">He was taken up: </w:t>
+      </w:r>
+      <w:r>
+        <w:rPr>
+          <w:lang w:val="en_US" w:bidi="en_US"/>
+        </w:rPr>
+        <w:t>Jesus</w:t>
+      </w:r>
+      <w:r>
+        <w:rPr>
+          <w:i/>
+          <w:lang w:val="en_US" w:bidi="en_US"/>
+        </w:rPr>
+        <w:t xml:space="preserve"> </w:t>
+      </w:r>
+      <w:r>
+        <w:rPr>
+          <w:lang w:val="en_US" w:bidi="en_US"/>
+        </w:rPr>
+        <w:t xml:space="preserve">ascended into heaven (see also </w:t>
       </w:r>
       <w:hyperlink r:id="rId36">
         <w:r>
@@ -917,7 +1046,7 @@
         <w:rPr>
           <w:lang w:val="en_US" w:bidi="en_US"/>
         </w:rPr>
-        <w:t>) took place on the Mount of Olives (</w:t>
+        <w:t>). This happened on the Mount of Olives (</w:t>
       </w:r>
       <w:hyperlink r:id="rId37">
         <w:r>
@@ -953,7 +1082,7 @@
         <w:rPr>
           <w:lang w:val="en_US" w:bidi="en_US"/>
         </w:rPr>
-        <w:t>). It was Jesus’ last physical appearance—he was taken into heaven, where he will remain “until the time for the final restoration of all things” (</w:t>
+        <w:t>). This was the last physical appearance of Jesus. He ascended into heaven, where he will stay "until the time comes for the restoration of all things" (</w:t>
       </w:r>
       <w:hyperlink r:id="rId39">
         <w:r>
@@ -1009,17 +1138,39 @@
       </w:r>
     </w:p>
     <w:p>
-      <w:pPr/>
-      <w:r>
-        <w:rPr>
-          <w:lang w:val="en_US" w:bidi="en_US"/>
-        </w:rPr>
-      </w:r>
-      <w:r>
-        <w:rPr>
-          <w:lang w:val="en_US" w:bidi="en_US"/>
-        </w:rPr>
-        <w:t>This key verse outlines the geographical extension of the Good News from its Jewish starting point in Jerusalem and Judea (</w:t>
+      <w:pPr>
+        <w:pStyle w:val="ListBullet"/>
+        <w:spacing w:line="240" w:lineRule="auto"/>
+        <w:ind w:left="720"/>
+      </w:pPr>
+      <w:r>
+        <w:rPr>
+          <w:lang w:val="en_US" w:bidi="en_US"/>
+        </w:rPr>
+      </w:r>
+      <w:r>
+        <w:rPr>
+          <w:lang w:val="en_US" w:bidi="en_US"/>
+        </w:rPr>
+        <w:t>This key verse shows how the good news about Jesus extended from place to place:</w:t>
+      </w:r>
+    </w:p>
+    <w:p>
+      <w:pPr>
+        <w:pStyle w:val="ListBullet"/>
+        <w:spacing w:line="240" w:lineRule="auto"/>
+        <w:ind w:left="1440"/>
+      </w:pPr>
+      <w:r>
+        <w:rPr>
+          <w:lang w:val="en_US" w:bidi="en_US"/>
+        </w:rPr>
+      </w:r>
+      <w:r>
+        <w:rPr>
+          <w:lang w:val="en_US" w:bidi="en_US"/>
+        </w:rPr>
+        <w:t>It began in Jerusalem and Judea (</w:t>
       </w:r>
       <w:hyperlink r:id="rId40">
         <w:r>
@@ -1037,7 +1188,25 @@
         <w:rPr>
           <w:lang w:val="en_US" w:bidi="en_US"/>
         </w:rPr>
-        <w:t>), out to Samaria (</w:t>
+        <w:t xml:space="preserve">). </w:t>
+      </w:r>
+    </w:p>
+    <w:p>
+      <w:pPr>
+        <w:pStyle w:val="ListBullet"/>
+        <w:spacing w:line="240" w:lineRule="auto"/>
+        <w:ind w:left="1440"/>
+      </w:pPr>
+      <w:r>
+        <w:rPr>
+          <w:lang w:val="en_US" w:bidi="en_US"/>
+        </w:rPr>
+      </w:r>
+      <w:r>
+        <w:rPr>
+          <w:lang w:val="en_US" w:bidi="en_US"/>
+        </w:rPr>
+        <w:t>It then came to Samaria (</w:t>
       </w:r>
       <w:hyperlink r:id="rId41">
         <w:r>
@@ -1055,7 +1224,25 @@
         <w:rPr>
           <w:lang w:val="en_US" w:bidi="en_US"/>
         </w:rPr>
-        <w:t>), Antioch in Syria (</w:t>
+        <w:t>).</w:t>
+      </w:r>
+    </w:p>
+    <w:p>
+      <w:pPr>
+        <w:pStyle w:val="ListBullet"/>
+        <w:spacing w:line="240" w:lineRule="auto"/>
+        <w:ind w:left="1440"/>
+      </w:pPr>
+      <w:r>
+        <w:rPr>
+          <w:lang w:val="en_US" w:bidi="en_US"/>
+        </w:rPr>
+      </w:r>
+      <w:r>
+        <w:rPr>
+          <w:lang w:val="en_US" w:bidi="en_US"/>
+        </w:rPr>
+        <w:t>Next, it went to Antioch in Syria (</w:t>
       </w:r>
       <w:hyperlink r:id="rId42">
         <w:r>
@@ -1073,7 +1260,25 @@
         <w:rPr>
           <w:lang w:val="en_US" w:bidi="en_US"/>
         </w:rPr>
-        <w:t>), and eventually throughout the Mediterranean world to Rome (</w:t>
+        <w:t>).</w:t>
+      </w:r>
+    </w:p>
+    <w:p>
+      <w:pPr>
+        <w:pStyle w:val="ListBullet"/>
+        <w:spacing w:line="240" w:lineRule="auto"/>
+        <w:ind w:left="1440"/>
+      </w:pPr>
+      <w:r>
+        <w:rPr>
+          <w:lang w:val="en_US" w:bidi="en_US"/>
+        </w:rPr>
+      </w:r>
+      <w:r>
+        <w:rPr>
+          <w:lang w:val="en_US" w:bidi="en_US"/>
+        </w:rPr>
+        <w:t>Later, it extended across the Mediterranean Sea to Rome (</w:t>
       </w:r>
       <w:hyperlink r:id="rId43">
         <w:r>
@@ -1091,7 +1296,25 @@
         <w:rPr>
           <w:lang w:val="en_US" w:bidi="en_US"/>
         </w:rPr>
-        <w:t>). Christ later gave a similar call to be his witnesses . . . to the ends of the earth to Saul of Tarsus (</w:t>
+        <w:t xml:space="preserve">). </w:t>
+      </w:r>
+    </w:p>
+    <w:p>
+      <w:pPr>
+        <w:pStyle w:val="ListBullet"/>
+        <w:spacing w:line="240" w:lineRule="auto"/>
+        <w:ind w:left="720"/>
+      </w:pPr>
+      <w:r>
+        <w:rPr>
+          <w:lang w:val="en_US" w:bidi="en_US"/>
+        </w:rPr>
+      </w:r>
+      <w:r>
+        <w:rPr>
+          <w:lang w:val="en_US" w:bidi="en_US"/>
+        </w:rPr>
+        <w:t>Christ gave a similar mission to Saul of Tarsus (</w:t>
       </w:r>
       <w:hyperlink r:id="rId44">
         <w:r>
@@ -1109,7 +1332,32 @@
         <w:rPr>
           <w:lang w:val="en_US" w:bidi="en_US"/>
         </w:rPr>
-        <w:t>), who had persecuted the Jewish Christians and then became the primary instrument for taking the Good News to the Gentiles. • The Holy Spirit was the source of power for all this evangelistic and missionary effort.</w:t>
+        <w:t xml:space="preserve">). At first, Saul was well-known for persecuting Jewish Christians. After his encounter with Christ, he became the main person spreading the gospel to non-Jews (gentiles). </w:t>
+      </w:r>
+    </w:p>
+    <w:p>
+      <w:pPr>
+        <w:pStyle w:val="ListBullet"/>
+        <w:spacing w:line="240" w:lineRule="auto"/>
+        <w:ind w:left="720"/>
+      </w:pPr>
+      <w:r>
+        <w:rPr>
+          <w:lang w:val="en_US" w:bidi="en_US"/>
+        </w:rPr>
+      </w:r>
+      <w:r>
+        <w:rPr>
+          <w:i/>
+          <w:lang w:val="en_US" w:bidi="en_US"/>
+        </w:rPr>
+        <w:t xml:space="preserve">when the Holy Spirit comes: The Holy Spirit </w:t>
+      </w:r>
+      <w:r>
+        <w:rPr>
+          <w:lang w:val="en_US" w:bidi="en_US"/>
+        </w:rPr>
+        <w:t>provided the power for all these missionary efforts for the good news about Jesus.</w:t>
       </w:r>
       <w:r>
         <w:rPr>
@@ -1155,9 +1403,29 @@
       </w:r>
       <w:r>
         <w:rPr>
-          <w:lang w:val="en_US" w:bidi="en_US"/>
-        </w:rPr>
-        <w:t xml:space="preserve">Christ’s rising into heaven indicates his elevation to a place of ultimate authority (see </w:t>
+          <w:i/>
+          <w:lang w:val="en_US" w:bidi="en_US"/>
+        </w:rPr>
+        <w:t>as He was</w:t>
+      </w:r>
+      <w:r>
+        <w:rPr>
+          <w:lang w:val="en_US" w:bidi="en_US"/>
+        </w:rPr>
+        <w:t xml:space="preserve"> </w:t>
+      </w:r>
+      <w:r>
+        <w:rPr>
+          <w:i/>
+          <w:lang w:val="en_US" w:bidi="en_US"/>
+        </w:rPr>
+        <w:t>going:</w:t>
+      </w:r>
+      <w:r>
+        <w:rPr>
+          <w:lang w:val="en_US" w:bidi="en_US"/>
+        </w:rPr>
+        <w:t xml:space="preserve"> The ascension of Jesus into heaven shows his promotion to a position of ultimate authority (see </w:t>
       </w:r>
       <w:hyperlink r:id="rId45">
         <w:r>
@@ -1168,7 +1436,7 @@
             <w:color w:val="0000EE"/>
             <w:u w:val="single"/>
           </w:rPr>
-          <w:t>Eph 1:19–23</w:t>
+          <w:t>Ephesians 1:19–23</w:t>
         </w:r>
       </w:hyperlink>
       <w:r>
@@ -1186,7 +1454,7 @@
             <w:color w:val="0000EE"/>
             <w:u w:val="single"/>
           </w:rPr>
-          <w:t>Phil 2:9–11</w:t>
+          <w:t>Philippians 2:9–11</w:t>
         </w:r>
       </w:hyperlink>
       <w:r>
@@ -1239,9 +1507,16 @@
       </w:r>
       <w:r>
         <w:rPr>
-          <w:lang w:val="en_US" w:bidi="en_US"/>
-        </w:rPr>
-        <w:t xml:space="preserve">Jesus promised to return from heaven in the same way (see </w:t>
+          <w:i/>
+          <w:lang w:val="en_US" w:bidi="en_US"/>
+        </w:rPr>
+        <w:t>in the same way</w:t>
+      </w:r>
+      <w:r>
+        <w:rPr>
+          <w:lang w:val="en_US" w:bidi="en_US"/>
+        </w:rPr>
+        <w:t xml:space="preserve">: Jesus promised to return from heaven in the same way (see </w:t>
       </w:r>
       <w:hyperlink r:id="rId47">
         <w:r>
@@ -1252,7 +1527,7 @@
             <w:color w:val="0000EE"/>
             <w:u w:val="single"/>
           </w:rPr>
-          <w:t>Matt 24:30</w:t>
+          <w:t>Matthew 24:30</w:t>
         </w:r>
       </w:hyperlink>
       <w:r>
@@ -1295,7 +1570,7 @@
         <w:rPr>
           <w:lang w:val="en_US" w:bidi="en_US"/>
         </w:rPr>
-        <w:t>). Jesus has gone to heaven to prepare the place for his followers (</w:t>
+        <w:t>). Jesus has gone to heaven to prepare a place for his followers (</w:t>
       </w:r>
       <w:hyperlink r:id="rId50">
         <w:r>
@@ -1342,7 +1617,7 @@
             <w:color w:val="0000EE"/>
             <w:u w:val="single"/>
           </w:rPr>
-          <w:t>2 Cor 5:4</w:t>
+          <w:t>2 Corinthians 5:4</w:t>
         </w:r>
       </w:hyperlink>
       <w:r>
@@ -1360,7 +1635,7 @@
             <w:color w:val="0000EE"/>
             <w:u w:val="single"/>
           </w:rPr>
-          <w:t>Phil 3:21</w:t>
+          <w:t>Philippians 3:21</w:t>
         </w:r>
       </w:hyperlink>
       <w:r>
@@ -1378,7 +1653,7 @@
             <w:color w:val="0000EE"/>
             <w:u w:val="single"/>
           </w:rPr>
-          <w:t>Heb 6:20</w:t>
+          <w:t>Hebrews 6:20</w:t>
         </w:r>
       </w:hyperlink>
       <w:r>
@@ -1433,7 +1708,7 @@
         <w:rPr>
           <w:lang w:val="en_US" w:bidi="en_US"/>
         </w:rPr>
-        <w:t>The witnesses of the ascension returned to Jerusalem with joy, worship, exhilaration, and praise to God (</w:t>
+        <w:t>Those who witnessed Christ going into heaven returned to Jerusalem with joy, worship, excitement, and praise to God (</w:t>
       </w:r>
       <w:hyperlink r:id="rId55">
         <w:r>
@@ -1451,7 +1726,7 @@
         <w:rPr>
           <w:lang w:val="en_US" w:bidi="en_US"/>
         </w:rPr>
-        <w:t xml:space="preserve">), and with their doubts assuaged (see </w:t>
+        <w:t xml:space="preserve">). The angels' message eased their doubts (see </w:t>
       </w:r>
       <w:r>
         <w:rPr>
@@ -1511,7 +1786,7 @@
         <w:rPr>
           <w:lang w:val="en_US" w:bidi="en_US"/>
         </w:rPr>
-        <w:t xml:space="preserve">All eleven of the remaining apostles were present (cp. </w:t>
+        <w:t xml:space="preserve">All eleven of the remaining apostles were present (compare </w:t>
       </w:r>
       <w:hyperlink r:id="rId56">
         <w:r>
@@ -1522,7 +1797,7 @@
             <w:color w:val="0000EE"/>
             <w:u w:val="single"/>
           </w:rPr>
-          <w:t>Matt 10:2–4</w:t>
+          <w:t>Matthew 10:2–4</w:t>
         </w:r>
       </w:hyperlink>
       <w:r>
@@ -1565,7 +1840,7 @@
         <w:rPr>
           <w:lang w:val="en_US" w:bidi="en_US"/>
         </w:rPr>
-        <w:t>). Judas Iscariot is omitted from this list on account of his betrayal and death (</w:t>
+        <w:t>). Judas Iscariot is not on this list because he had already betrayed Jesus and killed himself (</w:t>
       </w:r>
       <w:hyperlink r:id="rId59">
         <w:r>
@@ -1631,7 +1906,7 @@
         <w:rPr>
           <w:lang w:val="en_US" w:bidi="en_US"/>
         </w:rPr>
-        <w:t>While the apostles waited for the promised gift of the Holy Spirit (</w:t>
+        <w:t>The apostles waited for the promised gift of the Holy Spirit (</w:t>
       </w:r>
       <w:hyperlink r:id="rId60">
         <w:r>
@@ -1649,7 +1924,7 @@
         <w:rPr>
           <w:lang w:val="en_US" w:bidi="en_US"/>
         </w:rPr>
-        <w:t>), the whole company of 120 disciples in Jerusalem engaged in earnest prayer (</w:t>
+        <w:t>). All 120 disciples in Jerusalem were persisting in prayer (</w:t>
       </w:r>
       <w:hyperlink r:id="rId61">
         <w:r>
@@ -1667,7 +1942,7 @@
         <w:rPr>
           <w:lang w:val="en_US" w:bidi="en_US"/>
         </w:rPr>
-        <w:t>) and then appointed an apostle to replace Judas Iscariot (</w:t>
+        <w:t>). Then they chose a new apostle to replace Judas Iscariot (</w:t>
       </w:r>
       <w:hyperlink r:id="rId62">
         <w:r>
@@ -1723,17 +1998,21 @@
       </w:r>
     </w:p>
     <w:p>
-      <w:pPr/>
-      <w:r>
-        <w:rPr>
-          <w:lang w:val="en_US" w:bidi="en_US"/>
-        </w:rPr>
-      </w:r>
-      <w:r>
-        <w:rPr>
-          <w:lang w:val="en_US" w:bidi="en_US"/>
-        </w:rPr>
-        <w:t xml:space="preserve">The first disciples were united in worship, fellowship, and prayer (see also </w:t>
+      <w:pPr>
+        <w:pStyle w:val="ListBullet"/>
+        <w:spacing w:line="240" w:lineRule="auto"/>
+        <w:ind w:left="720"/>
+      </w:pPr>
+      <w:r>
+        <w:rPr>
+          <w:lang w:val="en_US" w:bidi="en_US"/>
+        </w:rPr>
+      </w:r>
+      <w:r>
+        <w:rPr>
+          <w:lang w:val="en_US" w:bidi="en_US"/>
+        </w:rPr>
+        <w:t xml:space="preserve">The first disciples came together for worship, fellowship, and prayer (see also </w:t>
       </w:r>
       <w:hyperlink r:id="rId63">
         <w:r>
@@ -1841,7 +2120,7 @@
         <w:rPr>
           <w:lang w:val="en_US" w:bidi="en_US"/>
         </w:rPr>
-        <w:t>). The faithful women who had been witnesses of Jesus’ crucifixion and resurrection were present (</w:t>
+        <w:t>). The faithful women who witnessed Jesus's crucifixion and resurrection were there (</w:t>
       </w:r>
       <w:hyperlink r:id="rId69">
         <w:r>
@@ -1913,7 +2192,25 @@
         <w:rPr>
           <w:lang w:val="en_US" w:bidi="en_US"/>
         </w:rPr>
-        <w:t>). • The brothers of Jesus had not believed in him during his ministry (</w:t>
+        <w:t xml:space="preserve">). </w:t>
+      </w:r>
+    </w:p>
+    <w:p>
+      <w:pPr>
+        <w:pStyle w:val="ListBullet"/>
+        <w:spacing w:line="240" w:lineRule="auto"/>
+        <w:ind w:left="720"/>
+      </w:pPr>
+      <w:r>
+        <w:rPr>
+          <w:lang w:val="en_US" w:bidi="en_US"/>
+        </w:rPr>
+      </w:r>
+      <w:r>
+        <w:rPr>
+          <w:lang w:val="en_US" w:bidi="en_US"/>
+        </w:rPr>
+        <w:t>The brothers of Jesus did not believe in him during his earthly ministry (</w:t>
       </w:r>
       <w:hyperlink r:id="rId73">
         <w:r>
@@ -1931,7 +2228,7 @@
         <w:rPr>
           <w:lang w:val="en_US" w:bidi="en_US"/>
         </w:rPr>
-        <w:t xml:space="preserve">; cp. </w:t>
+        <w:t xml:space="preserve">; compare </w:t>
       </w:r>
       <w:hyperlink r:id="rId74">
         <w:r>
@@ -1942,14 +2239,14 @@
             <w:color w:val="0000EE"/>
             <w:u w:val="single"/>
           </w:rPr>
-          <w:t>Matt 12:46–49</w:t>
-        </w:r>
-      </w:hyperlink>
-      <w:r>
-        <w:rPr>
-          <w:lang w:val="en_US" w:bidi="en_US"/>
-        </w:rPr>
-        <w:t>), but became his disciples after his resurrection.</w:t>
+          <w:t>Matthew 12:46–49</w:t>
+        </w:r>
+      </w:hyperlink>
+      <w:r>
+        <w:rPr>
+          <w:lang w:val="en_US" w:bidi="en_US"/>
+        </w:rPr>
+        <w:t>). But they became his disciples after his resurrection.</w:t>
       </w:r>
       <w:r>
         <w:rPr>
@@ -1995,9 +2292,22 @@
       </w:r>
       <w:r>
         <w:rPr>
-          <w:lang w:val="en_US" w:bidi="en_US"/>
-        </w:rPr>
-        <w:t xml:space="preserve">the Scriptures had to be fulfilled: See </w:t>
+          <w:i/>
+          <w:lang w:val="en_US" w:bidi="en_US"/>
+        </w:rPr>
+        <w:t>the Scripture had to be fulfilled</w:t>
+      </w:r>
+      <w:r>
+        <w:rPr>
+          <w:lang w:val="en_US" w:bidi="en_US"/>
+        </w:rPr>
+        <w:t>:</w:t>
+      </w:r>
+      <w:r>
+        <w:rPr>
+          <w:lang w:val="en_US" w:bidi="en_US"/>
+        </w:rPr>
+        <w:t xml:space="preserve"> See </w:t>
       </w:r>
       <w:hyperlink r:id="rId75">
         <w:r>
@@ -2063,7 +2373,7 @@
         <w:rPr>
           <w:lang w:val="en_US" w:bidi="en_US"/>
         </w:rPr>
-        <w:t>Matthew’s account (</w:t>
+        <w:t>The account in the Gospel of Matthew is slightly different (</w:t>
       </w:r>
       <w:hyperlink r:id="rId76">
         <w:r>
@@ -2074,27 +2384,105 @@
             <w:color w:val="0000EE"/>
             <w:u w:val="single"/>
           </w:rPr>
-          <w:t>Matt 27:3–10</w:t>
-        </w:r>
-      </w:hyperlink>
-      <w:r>
-        <w:rPr>
-          <w:lang w:val="en_US" w:bidi="en_US"/>
-        </w:rPr>
-        <w:t>) is somewhat different; the two can be harmonized by considering the priests’ purchase of the “Field of Blood” as acting in Judas’s name. In addition, Judas may have committed suicide by hanging, but he subsequently fell headfirst and his body split open</w:t>
+          <w:t>Matthew 27:3–10</w:t>
+        </w:r>
+      </w:hyperlink>
+      <w:r>
+        <w:rPr>
+          <w:lang w:val="en_US" w:bidi="en_US"/>
+        </w:rPr>
+        <w:t>). We can match the two accounts by understanding the priests' purchase of the “Field of Blood” as if they acted on behalf of Judas. Also, Judas may have killed himself by hanging, but he later fell headfirst. Then his body split open, possibly when the rope broke.</w:t>
+      </w:r>
+      <w:r>
+        <w:rPr>
+          <w:lang w:val="en_US" w:bidi="en_US"/>
+        </w:rPr>
+      </w:r>
+      <w:r>
+        <w:rPr>
+          <w:lang w:val="en_US" w:bidi="en_US"/>
+        </w:rPr>
+      </w:r>
+    </w:p>
+    <w:p>
+      <w:pPr/>
+      <w:r>
+        <w:rPr>
+          <w:lang w:val="en_US" w:bidi="en_US"/>
+        </w:rPr>
+      </w:r>
+    </w:p>
+    <w:p>
+      <w:pPr>
+        <w:pStyle w:val="Heading2"/>
+      </w:pPr>
+      <w:r>
+        <w:rPr>
+          <w:lang w:val="en_US" w:bidi="en_US"/>
+        </w:rPr>
+        <w:t>Acts 1:20–21</w:t>
+      </w:r>
+      <w:r>
+        <w:rPr>
+          <w:lang w:val="en_US" w:bidi="en_US"/>
+        </w:rPr>
+      </w:r>
+    </w:p>
+    <w:p>
+      <w:pPr/>
+      <w:r>
+        <w:rPr>
+          <w:lang w:val="en_US" w:bidi="en_US"/>
+        </w:rPr>
       </w:r>
       <w:r>
         <w:rPr>
           <w:i/>
           <w:lang w:val="en_US" w:bidi="en_US"/>
         </w:rPr>
-        <w:t>,</w:t>
-      </w:r>
-      <w:r>
-        <w:rPr>
-          <w:lang w:val="en_US" w:bidi="en_US"/>
-        </w:rPr>
-        <w:t xml:space="preserve"> perhaps when the rope broke.</w:t>
+        <w:t>May another take his position</w:t>
+      </w:r>
+      <w:r>
+        <w:rPr>
+          <w:lang w:val="en_US" w:bidi="en_US"/>
+        </w:rPr>
+        <w:t xml:space="preserve">: It was extremely important to find someone to replace Judas so there would still be twelve apostles. The church was the new Israel so it needed twelve leaders chosen and appointed by God (see </w:t>
+      </w:r>
+      <w:hyperlink r:id="rId77">
+        <w:r>
+          <w:rPr>
+            <w:lang w:val="en_US" w:bidi="en_US"/>
+          </w:rPr>
+          <w:rPr>
+            <w:color w:val="0000EE"/>
+            <w:u w:val="single"/>
+          </w:rPr>
+          <w:t>Matthew 19:28</w:t>
+        </w:r>
+      </w:hyperlink>
+      <w:r>
+        <w:rPr>
+          <w:lang w:val="en_US" w:bidi="en_US"/>
+        </w:rPr>
+        <w:t xml:space="preserve">; </w:t>
+      </w:r>
+      <w:hyperlink r:id="rId78">
+        <w:r>
+          <w:rPr>
+            <w:lang w:val="en_US" w:bidi="en_US"/>
+          </w:rPr>
+          <w:rPr>
+            <w:color w:val="0000EE"/>
+            <w:u w:val="single"/>
+          </w:rPr>
+          <w:t>Luke 22:29–30</w:t>
+        </w:r>
+      </w:hyperlink>
+      <w:r>
+        <w:rPr>
+          <w:lang w:val="en_US" w:bidi="en_US"/>
+        </w:rPr>
+        <w:t>).</w:t>
       </w:r>
       <w:r>
         <w:rPr>
@@ -2123,62 +2511,26 @@
         <w:rPr>
           <w:lang w:val="en_US" w:bidi="en_US"/>
         </w:rPr>
-        <w:t>Acts 1:20–21</w:t>
-      </w:r>
-      <w:r>
-        <w:rPr>
-          <w:lang w:val="en_US" w:bidi="en_US"/>
-        </w:rPr>
-      </w:r>
-    </w:p>
-    <w:p>
-      <w:pPr/>
-      <w:r>
-        <w:rPr>
-          <w:lang w:val="en_US" w:bidi="en_US"/>
-        </w:rPr>
-      </w:r>
-      <w:r>
-        <w:rPr>
-          <w:lang w:val="en_US" w:bidi="en_US"/>
-        </w:rPr>
-        <w:t xml:space="preserve">‘Let someone else take his position’: It was imperative that a replacement be found for Judas so that his position as the twelfth apostle would not remain empty. The new people of God, like Israel, were to have twelve designated and appointed leaders (see </w:t>
-      </w:r>
-      <w:hyperlink r:id="rId77">
-        <w:r>
-          <w:rPr>
-            <w:lang w:val="en_US" w:bidi="en_US"/>
-          </w:rPr>
-          <w:rPr>
-            <w:color w:val="0000EE"/>
-            <w:u w:val="single"/>
-          </w:rPr>
-          <w:t>Matt 19:28</w:t>
-        </w:r>
-      </w:hyperlink>
-      <w:r>
-        <w:rPr>
-          <w:lang w:val="en_US" w:bidi="en_US"/>
-        </w:rPr>
-        <w:t xml:space="preserve">; </w:t>
-      </w:r>
-      <w:hyperlink r:id="rId78">
-        <w:r>
-          <w:rPr>
-            <w:lang w:val="en_US" w:bidi="en_US"/>
-          </w:rPr>
-          <w:rPr>
-            <w:color w:val="0000EE"/>
-            <w:u w:val="single"/>
-          </w:rPr>
-          <w:t>Luke 22:29–30</w:t>
-        </w:r>
-      </w:hyperlink>
-      <w:r>
-        <w:rPr>
-          <w:lang w:val="en_US" w:bidi="en_US"/>
-        </w:rPr>
-        <w:t>).</w:t>
+        <w:t>Acts 1:21–22</w:t>
+      </w:r>
+      <w:r>
+        <w:rPr>
+          <w:lang w:val="en_US" w:bidi="en_US"/>
+        </w:rPr>
+      </w:r>
+    </w:p>
+    <w:p>
+      <w:pPr/>
+      <w:r>
+        <w:rPr>
+          <w:lang w:val="en_US" w:bidi="en_US"/>
+        </w:rPr>
+      </w:r>
+      <w:r>
+        <w:rPr>
+          <w:lang w:val="en_US" w:bidi="en_US"/>
+        </w:rPr>
+        <w:t>To qualify to be an apostle, a man needed to have been with the other apostles throughout the public ministry of Jesus. This period started from the time John baptized Jesus and continued until Jesus was taken up into heaven.</w:t>
       </w:r>
       <w:r>
         <w:rPr>
@@ -2207,26 +2559,415 @@
         <w:rPr>
           <w:lang w:val="en_US" w:bidi="en_US"/>
         </w:rPr>
-        <w:t>Acts 1:21–22</w:t>
-      </w:r>
-      <w:r>
-        <w:rPr>
-          <w:lang w:val="en_US" w:bidi="en_US"/>
-        </w:rPr>
-      </w:r>
-    </w:p>
-    <w:p>
-      <w:pPr/>
-      <w:r>
-        <w:rPr>
-          <w:lang w:val="en_US" w:bidi="en_US"/>
-        </w:rPr>
-      </w:r>
-      <w:r>
-        <w:rPr>
-          <w:lang w:val="en_US" w:bidi="en_US"/>
-        </w:rPr>
-        <w:t>To qualify for nomination as an apostle, a man had to have been with the other apostles the entire time of Jesus’ public ministry, from the time he was baptized by John until his ascension.</w:t>
+        <w:t>Acts 1:23–26</w:t>
+      </w:r>
+      <w:r>
+        <w:rPr>
+          <w:lang w:val="en_US" w:bidi="en_US"/>
+        </w:rPr>
+      </w:r>
+    </w:p>
+    <w:p>
+      <w:pPr>
+        <w:pStyle w:val="ListBullet"/>
+        <w:spacing w:line="240" w:lineRule="auto"/>
+        <w:ind w:left="720"/>
+      </w:pPr>
+      <w:r>
+        <w:rPr>
+          <w:lang w:val="en_US" w:bidi="en_US"/>
+        </w:rPr>
+      </w:r>
+      <w:r>
+        <w:rPr>
+          <w:lang w:val="en_US" w:bidi="en_US"/>
+        </w:rPr>
+        <w:t>With prayer and humble dependence on God that he would reveal his will, the apostles cast lots (</w:t>
+      </w:r>
+      <w:hyperlink r:id="rId79">
+        <w:r>
+          <w:rPr>
+            <w:lang w:val="en_US" w:bidi="en_US"/>
+          </w:rPr>
+          <w:rPr>
+            <w:color w:val="0000EE"/>
+            <w:u w:val="single"/>
+          </w:rPr>
+          <w:t>1:14</w:t>
+        </w:r>
+      </w:hyperlink>
+      <w:r>
+        <w:rPr>
+          <w:lang w:val="en_US" w:bidi="en_US"/>
+        </w:rPr>
+        <w:t xml:space="preserve">, </w:t>
+      </w:r>
+      <w:hyperlink r:id="rId80">
+        <w:r>
+          <w:rPr>
+            <w:lang w:val="en_US" w:bidi="en_US"/>
+          </w:rPr>
+          <w:rPr>
+            <w:color w:val="0000EE"/>
+            <w:u w:val="single"/>
+          </w:rPr>
+          <w:t>24</w:t>
+        </w:r>
+      </w:hyperlink>
+      <w:r>
+        <w:rPr>
+          <w:lang w:val="en_US" w:bidi="en_US"/>
+        </w:rPr>
+        <w:t xml:space="preserve">). This was a traditional way to discover God’s will (see </w:t>
+      </w:r>
+      <w:hyperlink r:id="rId81">
+        <w:r>
+          <w:rPr>
+            <w:lang w:val="en_US" w:bidi="en_US"/>
+          </w:rPr>
+          <w:rPr>
+            <w:color w:val="0000EE"/>
+            <w:u w:val="single"/>
+          </w:rPr>
+          <w:t>Leviticus 16:8</w:t>
+        </w:r>
+      </w:hyperlink>
+      <w:r>
+        <w:rPr>
+          <w:lang w:val="en_US" w:bidi="en_US"/>
+        </w:rPr>
+        <w:t xml:space="preserve">; </w:t>
+      </w:r>
+      <w:hyperlink r:id="rId82">
+        <w:r>
+          <w:rPr>
+            <w:lang w:val="en_US" w:bidi="en_US"/>
+          </w:rPr>
+          <w:rPr>
+            <w:color w:val="0000EE"/>
+            <w:u w:val="single"/>
+          </w:rPr>
+          <w:t>Numbers 27:21</w:t>
+        </w:r>
+      </w:hyperlink>
+      <w:r>
+        <w:rPr>
+          <w:lang w:val="en_US" w:bidi="en_US"/>
+        </w:rPr>
+        <w:t xml:space="preserve">; </w:t>
+      </w:r>
+      <w:hyperlink r:id="rId83">
+        <w:r>
+          <w:rPr>
+            <w:lang w:val="en_US" w:bidi="en_US"/>
+          </w:rPr>
+          <w:rPr>
+            <w:color w:val="0000EE"/>
+            <w:u w:val="single"/>
+          </w:rPr>
+          <w:t>Deuteronomy 33:8</w:t>
+        </w:r>
+      </w:hyperlink>
+      <w:r>
+        <w:rPr>
+          <w:lang w:val="en_US" w:bidi="en_US"/>
+        </w:rPr>
+        <w:t xml:space="preserve">; </w:t>
+      </w:r>
+      <w:hyperlink r:id="rId84">
+        <w:r>
+          <w:rPr>
+            <w:lang w:val="en_US" w:bidi="en_US"/>
+          </w:rPr>
+          <w:rPr>
+            <w:color w:val="0000EE"/>
+            <w:u w:val="single"/>
+          </w:rPr>
+          <w:t>Joshua 14:2</w:t>
+        </w:r>
+      </w:hyperlink>
+      <w:r>
+        <w:rPr>
+          <w:lang w:val="en_US" w:bidi="en_US"/>
+        </w:rPr>
+        <w:t xml:space="preserve">; </w:t>
+      </w:r>
+      <w:hyperlink r:id="rId85">
+        <w:r>
+          <w:rPr>
+            <w:lang w:val="en_US" w:bidi="en_US"/>
+          </w:rPr>
+          <w:rPr>
+            <w:color w:val="0000EE"/>
+            <w:u w:val="single"/>
+          </w:rPr>
+          <w:t>18:3–10</w:t>
+        </w:r>
+      </w:hyperlink>
+      <w:r>
+        <w:rPr>
+          <w:lang w:val="en_US" w:bidi="en_US"/>
+        </w:rPr>
+        <w:t xml:space="preserve">; </w:t>
+      </w:r>
+      <w:hyperlink r:id="rId86">
+        <w:r>
+          <w:rPr>
+            <w:lang w:val="en_US" w:bidi="en_US"/>
+          </w:rPr>
+          <w:rPr>
+            <w:color w:val="0000EE"/>
+            <w:u w:val="single"/>
+          </w:rPr>
+          <w:t>Proverbs 16:33</w:t>
+        </w:r>
+      </w:hyperlink>
+      <w:r>
+        <w:rPr>
+          <w:lang w:val="en_US" w:bidi="en_US"/>
+        </w:rPr>
+        <w:t xml:space="preserve">). God chose Matthias by lot to replace Judas. After Pentecost, the Holy Spirit guided the followers of Jesus through dreams, visions, and prophecies instead of through lots (compare </w:t>
+      </w:r>
+      <w:hyperlink r:id="rId87">
+        <w:r>
+          <w:rPr>
+            <w:lang w:val="en_US" w:bidi="en_US"/>
+          </w:rPr>
+          <w:rPr>
+            <w:color w:val="0000EE"/>
+            <w:u w:val="single"/>
+          </w:rPr>
+          <w:t>Acts 2:17–18</w:t>
+        </w:r>
+      </w:hyperlink>
+      <w:r>
+        <w:rPr>
+          <w:lang w:val="en_US" w:bidi="en_US"/>
+        </w:rPr>
+        <w:t xml:space="preserve">; </w:t>
+      </w:r>
+      <w:hyperlink r:id="rId88">
+        <w:r>
+          <w:rPr>
+            <w:lang w:val="en_US" w:bidi="en_US"/>
+          </w:rPr>
+          <w:rPr>
+            <w:color w:val="0000EE"/>
+            <w:u w:val="single"/>
+          </w:rPr>
+          <w:t>13:2</w:t>
+        </w:r>
+      </w:hyperlink>
+      <w:r>
+        <w:rPr>
+          <w:lang w:val="en_US" w:bidi="en_US"/>
+        </w:rPr>
+        <w:t xml:space="preserve">; </w:t>
+      </w:r>
+      <w:hyperlink r:id="rId89">
+        <w:r>
+          <w:rPr>
+            <w:lang w:val="en_US" w:bidi="en_US"/>
+          </w:rPr>
+          <w:rPr>
+            <w:color w:val="0000EE"/>
+            <w:u w:val="single"/>
+          </w:rPr>
+          <w:t>16:7–10</w:t>
+        </w:r>
+      </w:hyperlink>
+      <w:r>
+        <w:rPr>
+          <w:lang w:val="en_US" w:bidi="en_US"/>
+        </w:rPr>
+        <w:t xml:space="preserve">). </w:t>
+      </w:r>
+    </w:p>
+    <w:p>
+      <w:pPr>
+        <w:pStyle w:val="ListBullet"/>
+        <w:spacing w:line="240" w:lineRule="auto"/>
+        <w:ind w:left="720"/>
+      </w:pPr>
+      <w:r>
+        <w:rPr>
+          <w:lang w:val="en_US" w:bidi="en_US"/>
+        </w:rPr>
+      </w:r>
+      <w:r>
+        <w:rPr>
+          <w:i/>
+          <w:lang w:val="en_US" w:bidi="en_US"/>
+        </w:rPr>
+        <w:t>You know everyone's heart</w:t>
+      </w:r>
+      <w:r>
+        <w:rPr>
+          <w:lang w:val="en_US" w:bidi="en_US"/>
+        </w:rPr>
+        <w:t xml:space="preserve">: See also </w:t>
+      </w:r>
+      <w:hyperlink r:id="rId90">
+        <w:r>
+          <w:rPr>
+            <w:lang w:val="en_US" w:bidi="en_US"/>
+          </w:rPr>
+          <w:rPr>
+            <w:color w:val="0000EE"/>
+            <w:u w:val="single"/>
+          </w:rPr>
+          <w:t>1 Samuel 16:6–7</w:t>
+        </w:r>
+      </w:hyperlink>
+      <w:r>
+        <w:rPr>
+          <w:lang w:val="en_US" w:bidi="en_US"/>
+        </w:rPr>
+        <w:t xml:space="preserve">; </w:t>
+      </w:r>
+      <w:hyperlink r:id="rId91">
+        <w:r>
+          <w:rPr>
+            <w:lang w:val="en_US" w:bidi="en_US"/>
+          </w:rPr>
+          <w:rPr>
+            <w:color w:val="0000EE"/>
+            <w:u w:val="single"/>
+          </w:rPr>
+          <w:t>1 Kings 8:39</w:t>
+        </w:r>
+      </w:hyperlink>
+      <w:r>
+        <w:rPr>
+          <w:lang w:val="en_US" w:bidi="en_US"/>
+        </w:rPr>
+        <w:t xml:space="preserve">; </w:t>
+      </w:r>
+      <w:hyperlink r:id="rId92">
+        <w:r>
+          <w:rPr>
+            <w:lang w:val="en_US" w:bidi="en_US"/>
+          </w:rPr>
+          <w:rPr>
+            <w:color w:val="0000EE"/>
+            <w:u w:val="single"/>
+          </w:rPr>
+          <w:t>1 Chronicles 28:9</w:t>
+        </w:r>
+      </w:hyperlink>
+      <w:r>
+        <w:rPr>
+          <w:lang w:val="en_US" w:bidi="en_US"/>
+        </w:rPr>
+        <w:t xml:space="preserve">; </w:t>
+      </w:r>
+      <w:hyperlink r:id="rId93">
+        <w:r>
+          <w:rPr>
+            <w:lang w:val="en_US" w:bidi="en_US"/>
+          </w:rPr>
+          <w:rPr>
+            <w:color w:val="0000EE"/>
+            <w:u w:val="single"/>
+          </w:rPr>
+          <w:t>2 Chronicles 6:30</w:t>
+        </w:r>
+      </w:hyperlink>
+      <w:r>
+        <w:rPr>
+          <w:lang w:val="en_US" w:bidi="en_US"/>
+        </w:rPr>
+        <w:t xml:space="preserve">; </w:t>
+      </w:r>
+      <w:hyperlink r:id="rId94">
+        <w:r>
+          <w:rPr>
+            <w:lang w:val="en_US" w:bidi="en_US"/>
+          </w:rPr>
+          <w:rPr>
+            <w:color w:val="0000EE"/>
+            <w:u w:val="single"/>
+          </w:rPr>
+          <w:t>Psalms 7:9</w:t>
+        </w:r>
+      </w:hyperlink>
+      <w:r>
+        <w:rPr>
+          <w:lang w:val="en_US" w:bidi="en_US"/>
+        </w:rPr>
+        <w:t xml:space="preserve">; </w:t>
+      </w:r>
+      <w:hyperlink r:id="rId95">
+        <w:r>
+          <w:rPr>
+            <w:lang w:val="en_US" w:bidi="en_US"/>
+          </w:rPr>
+          <w:rPr>
+            <w:color w:val="0000EE"/>
+            <w:u w:val="single"/>
+          </w:rPr>
+          <w:t>44:21</w:t>
+        </w:r>
+      </w:hyperlink>
+      <w:r>
+        <w:rPr>
+          <w:lang w:val="en_US" w:bidi="en_US"/>
+        </w:rPr>
+        <w:t xml:space="preserve">; </w:t>
+      </w:r>
+      <w:hyperlink r:id="rId96">
+        <w:r>
+          <w:rPr>
+            <w:lang w:val="en_US" w:bidi="en_US"/>
+          </w:rPr>
+          <w:rPr>
+            <w:color w:val="0000EE"/>
+            <w:u w:val="single"/>
+          </w:rPr>
+          <w:t>Jeremiah 11:20</w:t>
+        </w:r>
+      </w:hyperlink>
+      <w:r>
+        <w:rPr>
+          <w:lang w:val="en_US" w:bidi="en_US"/>
+        </w:rPr>
+        <w:t xml:space="preserve">; </w:t>
+      </w:r>
+      <w:hyperlink r:id="rId97">
+        <w:r>
+          <w:rPr>
+            <w:lang w:val="en_US" w:bidi="en_US"/>
+          </w:rPr>
+          <w:rPr>
+            <w:color w:val="0000EE"/>
+            <w:u w:val="single"/>
+          </w:rPr>
+          <w:t>John 2:24–25</w:t>
+        </w:r>
+      </w:hyperlink>
+      <w:r>
+        <w:rPr>
+          <w:lang w:val="en_US" w:bidi="en_US"/>
+        </w:rPr>
+        <w:t xml:space="preserve">; </w:t>
+      </w:r>
+      <w:hyperlink r:id="rId98">
+        <w:r>
+          <w:rPr>
+            <w:lang w:val="en_US" w:bidi="en_US"/>
+          </w:rPr>
+          <w:rPr>
+            <w:color w:val="0000EE"/>
+            <w:u w:val="single"/>
+          </w:rPr>
+          <w:t>Revelation 2:23</w:t>
+        </w:r>
+      </w:hyperlink>
+      <w:r>
+        <w:rPr>
+          <w:lang w:val="en_US" w:bidi="en_US"/>
+        </w:rPr>
+        <w:t>.</w:t>
       </w:r>
       <w:r>
         <w:rPr>
@@ -2255,427 +2996,6 @@
         <w:rPr>
           <w:lang w:val="en_US" w:bidi="en_US"/>
         </w:rPr>
-        <w:t>Acts 1:23–26</w:t>
-      </w:r>
-      <w:r>
-        <w:rPr>
-          <w:lang w:val="en_US" w:bidi="en_US"/>
-        </w:rPr>
-      </w:r>
-    </w:p>
-    <w:p>
-      <w:pPr/>
-      <w:r>
-        <w:rPr>
-          <w:lang w:val="en_US" w:bidi="en_US"/>
-        </w:rPr>
-      </w:r>
-      <w:r>
-        <w:rPr>
-          <w:lang w:val="en_US" w:bidi="en_US"/>
-        </w:rPr>
-        <w:t>With prayer (</w:t>
-      </w:r>
-      <w:hyperlink r:id="rId79">
-        <w:r>
-          <w:rPr>
-            <w:lang w:val="en_US" w:bidi="en_US"/>
-          </w:rPr>
-          <w:rPr>
-            <w:color w:val="0000EE"/>
-            <w:u w:val="single"/>
-          </w:rPr>
-          <w:t>1:14</w:t>
-        </w:r>
-      </w:hyperlink>
-      <w:r>
-        <w:rPr>
-          <w:lang w:val="en_US" w:bidi="en_US"/>
-        </w:rPr>
-        <w:t xml:space="preserve">, </w:t>
-      </w:r>
-      <w:hyperlink r:id="rId80">
-        <w:r>
-          <w:rPr>
-            <w:lang w:val="en_US" w:bidi="en_US"/>
-          </w:rPr>
-          <w:rPr>
-            <w:color w:val="0000EE"/>
-            <w:u w:val="single"/>
-          </w:rPr>
-          <w:t>24</w:t>
-        </w:r>
-      </w:hyperlink>
-      <w:r>
-        <w:rPr>
-          <w:lang w:val="en_US" w:bidi="en_US"/>
-        </w:rPr>
-        <w:t>) and humble dependence on God to reveal his will, the apostles cast lots</w:t>
-      </w:r>
-      <w:r>
-        <w:rPr>
-          <w:i/>
-          <w:lang w:val="en_US" w:bidi="en_US"/>
-        </w:rPr>
-        <w:t>,</w:t>
-      </w:r>
-      <w:r>
-        <w:rPr>
-          <w:lang w:val="en_US" w:bidi="en_US"/>
-        </w:rPr>
-        <w:t xml:space="preserve"> using an established method of finding God’s will (see </w:t>
-      </w:r>
-      <w:hyperlink r:id="rId81">
-        <w:r>
-          <w:rPr>
-            <w:lang w:val="en_US" w:bidi="en_US"/>
-          </w:rPr>
-          <w:rPr>
-            <w:color w:val="0000EE"/>
-            <w:u w:val="single"/>
-          </w:rPr>
-          <w:t>Lev 16:8</w:t>
-        </w:r>
-      </w:hyperlink>
-      <w:r>
-        <w:rPr>
-          <w:lang w:val="en_US" w:bidi="en_US"/>
-        </w:rPr>
-        <w:t xml:space="preserve">; </w:t>
-      </w:r>
-      <w:hyperlink r:id="rId82">
-        <w:r>
-          <w:rPr>
-            <w:lang w:val="en_US" w:bidi="en_US"/>
-          </w:rPr>
-          <w:rPr>
-            <w:color w:val="0000EE"/>
-            <w:u w:val="single"/>
-          </w:rPr>
-          <w:t>Num 27:21</w:t>
-        </w:r>
-      </w:hyperlink>
-      <w:r>
-        <w:rPr>
-          <w:lang w:val="en_US" w:bidi="en_US"/>
-        </w:rPr>
-        <w:t xml:space="preserve">; </w:t>
-      </w:r>
-      <w:hyperlink r:id="rId83">
-        <w:r>
-          <w:rPr>
-            <w:lang w:val="en_US" w:bidi="en_US"/>
-          </w:rPr>
-          <w:rPr>
-            <w:color w:val="0000EE"/>
-            <w:u w:val="single"/>
-          </w:rPr>
-          <w:t>Deut 33:8</w:t>
-        </w:r>
-      </w:hyperlink>
-      <w:r>
-        <w:rPr>
-          <w:lang w:val="en_US" w:bidi="en_US"/>
-        </w:rPr>
-        <w:t xml:space="preserve">; </w:t>
-      </w:r>
-      <w:hyperlink r:id="rId84">
-        <w:r>
-          <w:rPr>
-            <w:lang w:val="en_US" w:bidi="en_US"/>
-          </w:rPr>
-          <w:rPr>
-            <w:color w:val="0000EE"/>
-            <w:u w:val="single"/>
-          </w:rPr>
-          <w:t>Josh 14:2</w:t>
-        </w:r>
-      </w:hyperlink>
-      <w:r>
-        <w:rPr>
-          <w:lang w:val="en_US" w:bidi="en_US"/>
-        </w:rPr>
-        <w:t xml:space="preserve">; </w:t>
-      </w:r>
-      <w:hyperlink r:id="rId85">
-        <w:r>
-          <w:rPr>
-            <w:lang w:val="en_US" w:bidi="en_US"/>
-          </w:rPr>
-          <w:rPr>
-            <w:color w:val="0000EE"/>
-            <w:u w:val="single"/>
-          </w:rPr>
-          <w:t>18:3–10</w:t>
-        </w:r>
-      </w:hyperlink>
-      <w:r>
-        <w:rPr>
-          <w:lang w:val="en_US" w:bidi="en_US"/>
-        </w:rPr>
-        <w:t xml:space="preserve">; </w:t>
-      </w:r>
-      <w:hyperlink r:id="rId86">
-        <w:r>
-          <w:rPr>
-            <w:lang w:val="en_US" w:bidi="en_US"/>
-          </w:rPr>
-          <w:rPr>
-            <w:color w:val="0000EE"/>
-            <w:u w:val="single"/>
-          </w:rPr>
-          <w:t>Prov 16:33</w:t>
-        </w:r>
-      </w:hyperlink>
-      <w:r>
-        <w:rPr>
-          <w:lang w:val="en_US" w:bidi="en_US"/>
-        </w:rPr>
-        <w:t xml:space="preserve">). Matthias was selected to replace Judas. After Pentecost, the Holy Spirit guided Jesus’ followers through dreams, visions, and prophecies instead of through lots (cp. </w:t>
-      </w:r>
-      <w:hyperlink r:id="rId87">
-        <w:r>
-          <w:rPr>
-            <w:lang w:val="en_US" w:bidi="en_US"/>
-          </w:rPr>
-          <w:rPr>
-            <w:color w:val="0000EE"/>
-            <w:u w:val="single"/>
-          </w:rPr>
-          <w:t>Acts 2:17–18</w:t>
-        </w:r>
-      </w:hyperlink>
-      <w:r>
-        <w:rPr>
-          <w:lang w:val="en_US" w:bidi="en_US"/>
-        </w:rPr>
-        <w:t xml:space="preserve">; </w:t>
-      </w:r>
-      <w:hyperlink r:id="rId88">
-        <w:r>
-          <w:rPr>
-            <w:lang w:val="en_US" w:bidi="en_US"/>
-          </w:rPr>
-          <w:rPr>
-            <w:color w:val="0000EE"/>
-            <w:u w:val="single"/>
-          </w:rPr>
-          <w:t>13:2</w:t>
-        </w:r>
-      </w:hyperlink>
-      <w:r>
-        <w:rPr>
-          <w:lang w:val="en_US" w:bidi="en_US"/>
-        </w:rPr>
-        <w:t xml:space="preserve">; </w:t>
-      </w:r>
-      <w:hyperlink r:id="rId89">
-        <w:r>
-          <w:rPr>
-            <w:lang w:val="en_US" w:bidi="en_US"/>
-          </w:rPr>
-          <w:rPr>
-            <w:color w:val="0000EE"/>
-            <w:u w:val="single"/>
-          </w:rPr>
-          <w:t>16:7–10</w:t>
-        </w:r>
-      </w:hyperlink>
-      <w:r>
-        <w:rPr>
-          <w:lang w:val="en_US" w:bidi="en_US"/>
-        </w:rPr>
-        <w:t xml:space="preserve">). • you know every heart: See also </w:t>
-      </w:r>
-      <w:hyperlink r:id="rId90">
-        <w:r>
-          <w:rPr>
-            <w:lang w:val="en_US" w:bidi="en_US"/>
-          </w:rPr>
-          <w:rPr>
-            <w:color w:val="0000EE"/>
-            <w:u w:val="single"/>
-          </w:rPr>
-          <w:t>1 Sam 16:6–7</w:t>
-        </w:r>
-      </w:hyperlink>
-      <w:r>
-        <w:rPr>
-          <w:lang w:val="en_US" w:bidi="en_US"/>
-        </w:rPr>
-        <w:t xml:space="preserve">; </w:t>
-      </w:r>
-      <w:hyperlink r:id="rId91">
-        <w:r>
-          <w:rPr>
-            <w:lang w:val="en_US" w:bidi="en_US"/>
-          </w:rPr>
-          <w:rPr>
-            <w:color w:val="0000EE"/>
-            <w:u w:val="single"/>
-          </w:rPr>
-          <w:t>1 Kgs 8:39</w:t>
-        </w:r>
-      </w:hyperlink>
-      <w:r>
-        <w:rPr>
-          <w:lang w:val="en_US" w:bidi="en_US"/>
-        </w:rPr>
-        <w:t xml:space="preserve">; </w:t>
-      </w:r>
-      <w:hyperlink r:id="rId92">
-        <w:r>
-          <w:rPr>
-            <w:lang w:val="en_US" w:bidi="en_US"/>
-          </w:rPr>
-          <w:rPr>
-            <w:color w:val="0000EE"/>
-            <w:u w:val="single"/>
-          </w:rPr>
-          <w:t>1 Chr 28:9</w:t>
-        </w:r>
-      </w:hyperlink>
-      <w:r>
-        <w:rPr>
-          <w:lang w:val="en_US" w:bidi="en_US"/>
-        </w:rPr>
-        <w:t xml:space="preserve">; </w:t>
-      </w:r>
-      <w:hyperlink r:id="rId93">
-        <w:r>
-          <w:rPr>
-            <w:lang w:val="en_US" w:bidi="en_US"/>
-          </w:rPr>
-          <w:rPr>
-            <w:color w:val="0000EE"/>
-            <w:u w:val="single"/>
-          </w:rPr>
-          <w:t>2 Chr 6:30</w:t>
-        </w:r>
-      </w:hyperlink>
-      <w:r>
-        <w:rPr>
-          <w:lang w:val="en_US" w:bidi="en_US"/>
-        </w:rPr>
-        <w:t xml:space="preserve">; </w:t>
-      </w:r>
-      <w:hyperlink r:id="rId94">
-        <w:r>
-          <w:rPr>
-            <w:lang w:val="en_US" w:bidi="en_US"/>
-          </w:rPr>
-          <w:rPr>
-            <w:color w:val="0000EE"/>
-            <w:u w:val="single"/>
-          </w:rPr>
-          <w:t>Pss 7:9</w:t>
-        </w:r>
-      </w:hyperlink>
-      <w:r>
-        <w:rPr>
-          <w:lang w:val="en_US" w:bidi="en_US"/>
-        </w:rPr>
-        <w:t xml:space="preserve">; </w:t>
-      </w:r>
-      <w:hyperlink r:id="rId95">
-        <w:r>
-          <w:rPr>
-            <w:lang w:val="en_US" w:bidi="en_US"/>
-          </w:rPr>
-          <w:rPr>
-            <w:color w:val="0000EE"/>
-            <w:u w:val="single"/>
-          </w:rPr>
-          <w:t>44:21</w:t>
-        </w:r>
-      </w:hyperlink>
-      <w:r>
-        <w:rPr>
-          <w:lang w:val="en_US" w:bidi="en_US"/>
-        </w:rPr>
-        <w:t xml:space="preserve">; </w:t>
-      </w:r>
-      <w:hyperlink r:id="rId96">
-        <w:r>
-          <w:rPr>
-            <w:lang w:val="en_US" w:bidi="en_US"/>
-          </w:rPr>
-          <w:rPr>
-            <w:color w:val="0000EE"/>
-            <w:u w:val="single"/>
-          </w:rPr>
-          <w:t>Jer 11:20</w:t>
-        </w:r>
-      </w:hyperlink>
-      <w:r>
-        <w:rPr>
-          <w:lang w:val="en_US" w:bidi="en_US"/>
-        </w:rPr>
-        <w:t xml:space="preserve">; </w:t>
-      </w:r>
-      <w:hyperlink r:id="rId97">
-        <w:r>
-          <w:rPr>
-            <w:lang w:val="en_US" w:bidi="en_US"/>
-          </w:rPr>
-          <w:rPr>
-            <w:color w:val="0000EE"/>
-            <w:u w:val="single"/>
-          </w:rPr>
-          <w:t>John 2:24–25</w:t>
-        </w:r>
-      </w:hyperlink>
-      <w:r>
-        <w:rPr>
-          <w:lang w:val="en_US" w:bidi="en_US"/>
-        </w:rPr>
-        <w:t xml:space="preserve">; </w:t>
-      </w:r>
-      <w:hyperlink r:id="rId98">
-        <w:r>
-          <w:rPr>
-            <w:lang w:val="en_US" w:bidi="en_US"/>
-          </w:rPr>
-          <w:rPr>
-            <w:color w:val="0000EE"/>
-            <w:u w:val="single"/>
-          </w:rPr>
-          <w:t>Rev 2:23</w:t>
-        </w:r>
-      </w:hyperlink>
-      <w:r>
-        <w:rPr>
-          <w:lang w:val="en_US" w:bidi="en_US"/>
-        </w:rPr>
-        <w:t>.</w:t>
-      </w:r>
-      <w:r>
-        <w:rPr>
-          <w:lang w:val="en_US" w:bidi="en_US"/>
-        </w:rPr>
-      </w:r>
-      <w:r>
-        <w:rPr>
-          <w:lang w:val="en_US" w:bidi="en_US"/>
-        </w:rPr>
-      </w:r>
-    </w:p>
-    <w:p>
-      <w:pPr/>
-      <w:r>
-        <w:rPr>
-          <w:lang w:val="en_US" w:bidi="en_US"/>
-        </w:rPr>
-      </w:r>
-    </w:p>
-    <w:p>
-      <w:pPr>
-        <w:pStyle w:val="Heading2"/>
-      </w:pPr>
-      <w:r>
-        <w:rPr>
-          <w:lang w:val="en_US" w:bidi="en_US"/>
-        </w:rPr>
         <w:t>Acts 2:1–4</w:t>
       </w:r>
       <w:r>
@@ -2695,7 +3015,7 @@
         <w:rPr>
           <w:lang w:val="en_US" w:bidi="en_US"/>
         </w:rPr>
-        <w:t xml:space="preserve">Jews observed three great annual pilgrimage festivals, when many would go to the Temple in Jerusalem—Unleavened Bread (which includes Passover), Pentecost (Harvest), and Shelters (see </w:t>
+        <w:t xml:space="preserve">Jews observed three traditional annual festivals. Many people traveled to the temple in Jerusalem for these feasts (see </w:t>
       </w:r>
       <w:hyperlink r:id="rId99">
         <w:r>
@@ -2706,14 +3026,82 @@
             <w:color w:val="0000EE"/>
             <w:u w:val="single"/>
           </w:rPr>
-          <w:t>Lev 23:1–44</w:t>
-        </w:r>
-      </w:hyperlink>
-      <w:r>
-        <w:rPr>
-          <w:lang w:val="en_US" w:bidi="en_US"/>
-        </w:rPr>
-        <w:t>). On Pentecost, when the Jewish people were gathered in Jerusalem to celebrate the harvest of God’s blessings, and when the disciples were united and expectant as they gathered for prayer, the Holy Spirit came and filled the gathered believers.</w:t>
+          <w:t>Leviticus 23:1–44</w:t>
+        </w:r>
+      </w:hyperlink>
+      <w:r>
+        <w:rPr>
+          <w:lang w:val="en_US" w:bidi="en_US"/>
+        </w:rPr>
+        <w:t xml:space="preserve">): </w:t>
+      </w:r>
+    </w:p>
+    <w:p>
+      <w:pPr>
+        <w:pStyle w:val="ListBullet"/>
+        <w:spacing w:line="240" w:lineRule="auto"/>
+        <w:ind w:left="720"/>
+      </w:pPr>
+      <w:r>
+        <w:rPr>
+          <w:lang w:val="en_US" w:bidi="en_US"/>
+        </w:rPr>
+      </w:r>
+      <w:r>
+        <w:rPr>
+          <w:lang w:val="en_US" w:bidi="en_US"/>
+        </w:rPr>
+        <w:t>The Feast of Unleavened Bread (which includes Passover)</w:t>
+      </w:r>
+    </w:p>
+    <w:p>
+      <w:pPr>
+        <w:pStyle w:val="ListBullet"/>
+        <w:spacing w:line="240" w:lineRule="auto"/>
+        <w:ind w:left="720"/>
+      </w:pPr>
+      <w:r>
+        <w:rPr>
+          <w:lang w:val="en_US" w:bidi="en_US"/>
+        </w:rPr>
+      </w:r>
+      <w:r>
+        <w:rPr>
+          <w:lang w:val="en_US" w:bidi="en_US"/>
+        </w:rPr>
+        <w:t>The Feast of Weeks (also called Pentecost or the Feast of Harvest)</w:t>
+      </w:r>
+    </w:p>
+    <w:p>
+      <w:pPr>
+        <w:pStyle w:val="ListBullet"/>
+        <w:spacing w:line="240" w:lineRule="auto"/>
+        <w:ind w:left="720"/>
+      </w:pPr>
+      <w:r>
+        <w:rPr>
+          <w:lang w:val="en_US" w:bidi="en_US"/>
+        </w:rPr>
+      </w:r>
+      <w:r>
+        <w:rPr>
+          <w:lang w:val="en_US" w:bidi="en_US"/>
+        </w:rPr>
+        <w:t>The Feast of Tabernacles</w:t>
+      </w:r>
+    </w:p>
+    <w:p>
+      <w:pPr/>
+      <w:r>
+        <w:rPr>
+          <w:lang w:val="en_US" w:bidi="en_US"/>
+        </w:rPr>
+      </w:r>
+      <w:r>
+        <w:rPr>
+          <w:lang w:val="en_US" w:bidi="en_US"/>
+        </w:rPr>
+        <w:t>On Pentecost, Jewish people gathered in Jerusalem to thank God for the harvest and his blessings. At the same time, the disciples of Jesus gathered together in prayer with shared hope. Then the Holy Spirit came and filled the believers who were present.</w:t>
       </w:r>
       <w:r>
         <w:rPr>

--- a/eng/docx/44.content.docx
+++ b/eng/docx/44.content.docx
@@ -168,19 +168,6 @@
         <w:rPr>
           <w:lang w:val="en_US" w:bidi="en_US"/>
         </w:rPr>
-      </w:r>
-    </w:p>
-    <w:p>
-      <w:pPr/>
-      <w:r>
-        <w:rPr>
-          <w:lang w:val="en_US" w:bidi="en_US"/>
-        </w:rPr>
-      </w:r>
-      <w:r>
-        <w:rPr>
-          <w:lang w:val="en_US" w:bidi="en_US"/>
-        </w:rPr>
         <w:t xml:space="preserve"> </w:t>
       </w:r>
       <w:r>
@@ -9915,17 +9902,59 @@
       </w:r>
     </w:p>
     <w:p>
-      <w:pPr/>
-      <w:r>
-        <w:rPr>
-          <w:lang w:val="en_US" w:bidi="en_US"/>
-        </w:rPr>
-      </w:r>
-      <w:r>
-        <w:rPr>
-          <w:lang w:val="en_US" w:bidi="en_US"/>
-        </w:rPr>
-        <w:t>The Greek-speaking believers were Jewish Christians who had lived elsewhere in the Greco-Roman world and probably observed some Greek customs. The Hebrew-speaking believers were more traditional Jews, native to Palestine, who spoke Hebrew or Aramaic and refrained from Greek customs. • their widows were being discriminated against: This injustice threatened the growth and development of the church with rumblings of discontent and had to be addressed.</w:t>
+      <w:pPr>
+        <w:pStyle w:val="ListBullet"/>
+        <w:spacing w:line="240" w:lineRule="auto"/>
+        <w:ind w:left="720"/>
+      </w:pPr>
+      <w:r>
+        <w:rPr>
+          <w:lang w:val="en_US" w:bidi="en_US"/>
+        </w:rPr>
+      </w:r>
+      <w:r>
+        <w:rPr>
+          <w:i/>
+          <w:lang w:val="en_US" w:bidi="en_US"/>
+        </w:rPr>
+        <w:t>the Grecian Jews</w:t>
+      </w:r>
+      <w:r>
+        <w:rPr>
+          <w:lang w:val="en_US" w:bidi="en_US"/>
+        </w:rPr>
+        <w:t xml:space="preserve">: </w:t>
+      </w:r>
+      <w:r>
+        <w:rPr>
+          <w:lang w:val="en_US" w:bidi="en_US"/>
+        </w:rPr>
+        <w:t>The Greek-speaking Christians were Jewish Christians from other parts of the Greek and Roman world. They likely followed some Greek customs. The Hebrew-speaking Christians were more traditional Jews from Palestine. They spoke Hebrew or Aramaic and avoided Greek customs.</w:t>
+      </w:r>
+    </w:p>
+    <w:p>
+      <w:pPr>
+        <w:pStyle w:val="ListBullet"/>
+        <w:spacing w:line="240" w:lineRule="auto"/>
+        <w:ind w:left="720"/>
+      </w:pPr>
+      <w:r>
+        <w:rPr>
+          <w:lang w:val="en_US" w:bidi="en_US"/>
+        </w:rPr>
+      </w:r>
+      <w:r>
+        <w:rPr>
+          <w:i/>
+          <w:lang w:val="en_US" w:bidi="en_US"/>
+        </w:rPr>
+        <w:t>their widows were being overlooked</w:t>
+      </w:r>
+      <w:r>
+        <w:rPr>
+          <w:lang w:val="en_US" w:bidi="en_US"/>
+        </w:rPr>
+        <w:t>: This injustice threatened the church's growth and development. Overlooking needs from one group caused frustration and required an intentional response to correct the behavior.</w:t>
       </w:r>
       <w:r>
         <w:rPr>
@@ -9963,17 +9992,46 @@
       </w:r>
     </w:p>
     <w:p>
-      <w:pPr/>
-      <w:r>
-        <w:rPr>
-          <w:lang w:val="en_US" w:bidi="en_US"/>
-        </w:rPr>
-      </w:r>
-      <w:r>
-        <w:rPr>
-          <w:lang w:val="en_US" w:bidi="en_US"/>
-        </w:rPr>
-        <w:t xml:space="preserve">Wisely, the apostles called a meeting of all the believers to address the dispute. They recognized the seriousness of the problem, as well as their own priority of teaching the word of God. The solution was to select wise and Spirit-filled men to oversee the food distribution. The community accepted the apostles’ solution and chose good leaders from the ranks of the Greek-speaking believers (all of their names are Greek). These seven devoted themselves to this special ministry, allowing the apostles to spend their time in prayer and teaching the word. • These seven men are sometimes called the first deacons because of the similarity of their role to the office of deacon (see </w:t>
+      <w:pPr>
+        <w:pStyle w:val="ListBullet"/>
+        <w:spacing w:line="240" w:lineRule="auto"/>
+        <w:ind w:left="720"/>
+      </w:pPr>
+      <w:r>
+        <w:rPr>
+          <w:lang w:val="en_US" w:bidi="en_US"/>
+        </w:rPr>
+      </w:r>
+      <w:r>
+        <w:rPr>
+          <w:lang w:val="en_US" w:bidi="en_US"/>
+        </w:rPr>
+        <w:t xml:space="preserve">The apostles showed wisdom by calling a meeting of all the Christians to resolve the dispute. They understood that the problem was very serious. They also knew their priority was teaching God's word. They decided to choose men who were wise and filled with the Holy Spirit to manage the food distribution. </w:t>
+        <w:br/>
+      </w:r>
+      <w:r>
+        <w:rPr>
+          <w:lang w:val="en_US" w:bidi="en_US"/>
+        </w:rPr>
+        <w:t xml:space="preserve">The community agreed with the plan the apostles proposed. They selected capable leaders from the Christians who spoke Greek (all of their names are Greek). These seven men focused on this special task, allowing the apostles to pray and teach. </w:t>
+      </w:r>
+    </w:p>
+    <w:p>
+      <w:pPr>
+        <w:pStyle w:val="ListBullet"/>
+        <w:spacing w:line="240" w:lineRule="auto"/>
+        <w:ind w:left="720"/>
+      </w:pPr>
+      <w:r>
+        <w:rPr>
+          <w:lang w:val="en_US" w:bidi="en_US"/>
+        </w:rPr>
+      </w:r>
+      <w:r>
+        <w:rPr>
+          <w:lang w:val="en_US" w:bidi="en_US"/>
+        </w:rPr>
+        <w:t xml:space="preserve">These seven men are sometimes called the first deacons because their role is similar to that of the office of deacon (see </w:t>
       </w:r>
       <w:hyperlink r:id="rId286">
         <w:r>
@@ -9984,14 +10042,27 @@
             <w:color w:val="0000EE"/>
             <w:u w:val="single"/>
           </w:rPr>
-          <w:t>1 Tim 3:8–13</w:t>
-        </w:r>
-      </w:hyperlink>
-      <w:r>
-        <w:rPr>
-          <w:lang w:val="en_US" w:bidi="en_US"/>
-        </w:rPr>
-        <w:t>). Although the Greek term translated “deacon” (Greek diakonos, “servant”) is not used here, a related Greek word is translated running a food program (</w:t>
+          <w:t>1 Timothy 3:8–13</w:t>
+        </w:r>
+      </w:hyperlink>
+      <w:r>
+        <w:rPr>
+          <w:lang w:val="en_US" w:bidi="en_US"/>
+        </w:rPr>
+        <w:t xml:space="preserve">). Although the Greek term translated “deacon” (Greek </w:t>
+      </w:r>
+      <w:r>
+        <w:rPr>
+          <w:i/>
+          <w:lang w:val="en_US" w:bidi="en_US"/>
+        </w:rPr>
+        <w:t>diakonos</w:t>
+      </w:r>
+      <w:r>
+        <w:rPr>
+          <w:lang w:val="en_US" w:bidi="en_US"/>
+        </w:rPr>
+        <w:t>, “servant”) is not used here, a related Greek word is translated "to wait on tables" (</w:t>
       </w:r>
       <w:hyperlink r:id="rId287">
         <w:r>
@@ -10009,20 +10080,331 @@
         <w:rPr>
           <w:lang w:val="en_US" w:bidi="en_US"/>
         </w:rPr>
-        <w:t>; Greek diakonein</w:t>
+        <w:t xml:space="preserve">; Greek </w:t>
       </w:r>
       <w:r>
         <w:rPr>
           <w:i/>
           <w:lang w:val="en_US" w:bidi="en_US"/>
         </w:rPr>
+        <w:t>diakonein</w:t>
+      </w:r>
+      <w:r>
+        <w:rPr>
+          <w:lang w:val="en_US" w:bidi="en_US"/>
+        </w:rPr>
+        <w:t>, “to serve”).</w:t>
+      </w:r>
+      <w:r>
+        <w:rPr>
+          <w:lang w:val="en_US" w:bidi="en_US"/>
+        </w:rPr>
+      </w:r>
+      <w:r>
+        <w:rPr>
+          <w:lang w:val="en_US" w:bidi="en_US"/>
+        </w:rPr>
+      </w:r>
+    </w:p>
+    <w:p>
+      <w:pPr/>
+      <w:r>
+        <w:rPr>
+          <w:lang w:val="en_US" w:bidi="en_US"/>
+        </w:rPr>
+      </w:r>
+    </w:p>
+    <w:p>
+      <w:pPr>
+        <w:pStyle w:val="Heading2"/>
+      </w:pPr>
+      <w:r>
+        <w:rPr>
+          <w:lang w:val="en_US" w:bidi="en_US"/>
+        </w:rPr>
+        <w:t>Acts 6:7</w:t>
+      </w:r>
+      <w:r>
+        <w:rPr>
+          <w:lang w:val="en_US" w:bidi="en_US"/>
+        </w:rPr>
+      </w:r>
+    </w:p>
+    <w:p>
+      <w:pPr>
+        <w:pStyle w:val="ListBullet"/>
+        <w:spacing w:line="240" w:lineRule="auto"/>
+        <w:ind w:left="720"/>
+      </w:pPr>
+      <w:r>
+        <w:rPr>
+          <w:lang w:val="en_US" w:bidi="en_US"/>
+        </w:rPr>
+      </w:r>
+      <w:r>
+        <w:rPr>
+          <w:lang w:val="en_US" w:bidi="en_US"/>
+        </w:rPr>
+        <w:t xml:space="preserve">The apostles were wise in how they dealt with the issue. This led to an increase in the number of Christians, including many of the Jewish priests. </w:t>
+      </w:r>
+    </w:p>
+    <w:p>
+      <w:pPr>
+        <w:pStyle w:val="ListBullet"/>
+        <w:spacing w:line="240" w:lineRule="auto"/>
+        <w:ind w:left="720"/>
+      </w:pPr>
+      <w:r>
+        <w:rPr>
+          <w:lang w:val="en_US" w:bidi="en_US"/>
+        </w:rPr>
+      </w:r>
+      <w:r>
+        <w:rPr>
+          <w:lang w:val="en_US" w:bidi="en_US"/>
+        </w:rPr>
+        <w:t xml:space="preserve">his is the first of three places in Acts where Luke notes that God’s message continued to spread (see also </w:t>
+      </w:r>
+      <w:hyperlink r:id="rId288">
+        <w:r>
+          <w:rPr>
+            <w:lang w:val="en_US" w:bidi="en_US"/>
+          </w:rPr>
+          <w:rPr>
+            <w:color w:val="0000EE"/>
+            <w:u w:val="single"/>
+          </w:rPr>
+          <w:t>12:24</w:t>
+        </w:r>
+      </w:hyperlink>
+      <w:r>
+        <w:rPr>
+          <w:lang w:val="en_US" w:bidi="en_US"/>
+        </w:rPr>
+        <w:t xml:space="preserve">; </w:t>
+      </w:r>
+      <w:hyperlink r:id="rId289">
+        <w:r>
+          <w:rPr>
+            <w:lang w:val="en_US" w:bidi="en_US"/>
+          </w:rPr>
+          <w:rPr>
+            <w:color w:val="0000EE"/>
+            <w:u w:val="single"/>
+          </w:rPr>
+          <w:t>19:20</w:t>
+        </w:r>
+      </w:hyperlink>
+      <w:r>
+        <w:rPr>
+          <w:lang w:val="en_US" w:bidi="en_US"/>
+        </w:rPr>
+        <w:t xml:space="preserve">). When serious difficulties arose, God’s message overcame internal conflict, idolatry, and pagan practices. As a result, the community continued to grow. The book of Acts tells the story of how the good news about Jesus spread without being stopped (see </w:t>
+      </w:r>
+      <w:hyperlink r:id="rId290">
+        <w:r>
+          <w:rPr>
+            <w:lang w:val="en_US" w:bidi="en_US"/>
+          </w:rPr>
+          <w:rPr>
+            <w:color w:val="0000EE"/>
+            <w:u w:val="single"/>
+          </w:rPr>
+          <w:t>28:31</w:t>
+        </w:r>
+      </w:hyperlink>
+      <w:r>
+        <w:rPr>
+          <w:lang w:val="en_US" w:bidi="en_US"/>
+        </w:rPr>
+        <w:t>).</w:t>
+      </w:r>
+      <w:r>
+        <w:rPr>
+          <w:lang w:val="en_US" w:bidi="en_US"/>
+        </w:rPr>
+      </w:r>
+      <w:r>
+        <w:rPr>
+          <w:lang w:val="en_US" w:bidi="en_US"/>
+        </w:rPr>
+      </w:r>
+    </w:p>
+    <w:p>
+      <w:pPr/>
+      <w:r>
+        <w:rPr>
+          <w:lang w:val="en_US" w:bidi="en_US"/>
+        </w:rPr>
+      </w:r>
+    </w:p>
+    <w:p>
+      <w:pPr>
+        <w:pStyle w:val="Heading2"/>
+      </w:pPr>
+      <w:r>
+        <w:rPr>
+          <w:lang w:val="en_US" w:bidi="en_US"/>
+        </w:rPr>
+        <w:t>Acts 6:8–15</w:t>
+      </w:r>
+      <w:r>
+        <w:rPr>
+          <w:lang w:val="en_US" w:bidi="en_US"/>
+        </w:rPr>
+      </w:r>
+    </w:p>
+    <w:p>
+      <w:pPr/>
+      <w:r>
+        <w:rPr>
+          <w:lang w:val="en_US" w:bidi="en_US"/>
+        </w:rPr>
+      </w:r>
+      <w:r>
+        <w:rPr>
+          <w:lang w:val="en_US" w:bidi="en_US"/>
+        </w:rPr>
+        <w:t xml:space="preserve">The Jewish leaders did to Stephen as they had done to Jesus (compare </w:t>
+      </w:r>
+      <w:hyperlink r:id="rId291">
+        <w:r>
+          <w:rPr>
+            <w:lang w:val="en_US" w:bidi="en_US"/>
+          </w:rPr>
+          <w:rPr>
+            <w:color w:val="0000EE"/>
+            <w:u w:val="single"/>
+          </w:rPr>
+          <w:t>Matthew 26:3–4</w:t>
+        </w:r>
+      </w:hyperlink>
+      <w:r>
+        <w:rPr>
+          <w:lang w:val="en_US" w:bidi="en_US"/>
+        </w:rPr>
+        <w:t xml:space="preserve">, </w:t>
+      </w:r>
+      <w:hyperlink r:id="rId292">
+        <w:r>
+          <w:rPr>
+            <w:lang w:val="en_US" w:bidi="en_US"/>
+          </w:rPr>
+          <w:rPr>
+            <w:color w:val="0000EE"/>
+            <w:u w:val="single"/>
+          </w:rPr>
+          <w:t>59–66</w:t>
+        </w:r>
+      </w:hyperlink>
+      <w:r>
+        <w:rPr>
+          <w:lang w:val="en_US" w:bidi="en_US"/>
+        </w:rPr>
+        <w:t>):</w:t>
+      </w:r>
+    </w:p>
+    <w:p>
+      <w:pPr>
+        <w:pStyle w:val="ListBullet"/>
+        <w:spacing w:line="240" w:lineRule="auto"/>
+        <w:ind w:left="720"/>
+      </w:pPr>
+      <w:r>
+        <w:rPr>
+          <w:lang w:val="en_US" w:bidi="en_US"/>
+        </w:rPr>
+      </w:r>
+      <w:r>
+        <w:rPr>
+          <w:lang w:val="en_US" w:bidi="en_US"/>
+        </w:rPr>
+        <w:t xml:space="preserve">They found someone to lie about him, </w:t>
+      </w:r>
+    </w:p>
+    <w:p>
+      <w:pPr>
+        <w:pStyle w:val="ListBullet"/>
+        <w:spacing w:line="240" w:lineRule="auto"/>
+        <w:ind w:left="720"/>
+      </w:pPr>
+      <w:r>
+        <w:rPr>
+          <w:lang w:val="en_US" w:bidi="en_US"/>
+        </w:rPr>
+      </w:r>
+      <w:r>
+        <w:rPr>
+          <w:lang w:val="en_US" w:bidi="en_US"/>
+        </w:rPr>
+        <w:t>they accused him of blasphemy (saying offensive things about God)</w:t>
+      </w:r>
+      <w:r>
+        <w:rPr>
+          <w:i/>
+          <w:lang w:val="en_US" w:bidi="en_US"/>
+        </w:rPr>
         <w:t>,</w:t>
       </w:r>
       <w:r>
         <w:rPr>
           <w:lang w:val="en_US" w:bidi="en_US"/>
         </w:rPr>
-        <w:t xml:space="preserve"> “to serve”).</w:t>
+        <w:t xml:space="preserve"> </w:t>
+      </w:r>
+    </w:p>
+    <w:p>
+      <w:pPr>
+        <w:pStyle w:val="ListBullet"/>
+        <w:spacing w:line="240" w:lineRule="auto"/>
+        <w:ind w:left="720"/>
+      </w:pPr>
+      <w:r>
+        <w:rPr>
+          <w:lang w:val="en_US" w:bidi="en_US"/>
+        </w:rPr>
+      </w:r>
+      <w:r>
+        <w:rPr>
+          <w:lang w:val="en_US" w:bidi="en_US"/>
+        </w:rPr>
+        <w:t>they started a riot,</w:t>
+      </w:r>
+    </w:p>
+    <w:p>
+      <w:pPr>
+        <w:pStyle w:val="ListBullet"/>
+        <w:spacing w:line="240" w:lineRule="auto"/>
+        <w:ind w:left="720"/>
+      </w:pPr>
+      <w:r>
+        <w:rPr>
+          <w:lang w:val="en_US" w:bidi="en_US"/>
+        </w:rPr>
+      </w:r>
+      <w:r>
+        <w:rPr>
+          <w:lang w:val="en_US" w:bidi="en_US"/>
+        </w:rPr>
+        <w:t>they arrested him, and</w:t>
+      </w:r>
+    </w:p>
+    <w:p>
+      <w:pPr>
+        <w:pStyle w:val="ListBullet"/>
+        <w:spacing w:line="240" w:lineRule="auto"/>
+        <w:ind w:left="720"/>
+      </w:pPr>
+      <w:r>
+        <w:rPr>
+          <w:lang w:val="en_US" w:bidi="en_US"/>
+        </w:rPr>
+      </w:r>
+      <w:r>
+        <w:rPr>
+          <w:lang w:val="en_US" w:bidi="en_US"/>
+        </w:rPr>
+        <w:t>they made false charges against him.</w:t>
       </w:r>
       <w:r>
         <w:rPr>
@@ -10051,86 +10433,1167 @@
         <w:rPr>
           <w:lang w:val="en_US" w:bidi="en_US"/>
         </w:rPr>
-        <w:t>Acts 6:7</w:t>
-      </w:r>
-      <w:r>
-        <w:rPr>
-          <w:lang w:val="en_US" w:bidi="en_US"/>
-        </w:rPr>
-      </w:r>
-    </w:p>
-    <w:p>
-      <w:pPr/>
-      <w:r>
-        <w:rPr>
-          <w:lang w:val="en_US" w:bidi="en_US"/>
-        </w:rPr>
-      </w:r>
-      <w:r>
-        <w:rPr>
-          <w:lang w:val="en_US" w:bidi="en_US"/>
-        </w:rPr>
-        <w:t>The result of the apostles’ wise handling of the issue was growth and increase in the number of believers</w:t>
+        <w:t>Acts 6:15</w:t>
+      </w:r>
+      <w:r>
+        <w:rPr>
+          <w:lang w:val="en_US" w:bidi="en_US"/>
+        </w:rPr>
+      </w:r>
+    </w:p>
+    <w:p>
+      <w:pPr/>
+      <w:r>
+        <w:rPr>
+          <w:lang w:val="en_US" w:bidi="en_US"/>
+        </w:rPr>
       </w:r>
       <w:r>
         <w:rPr>
           <w:i/>
           <w:lang w:val="en_US" w:bidi="en_US"/>
         </w:rPr>
+        <w:t>his face was like the face of an angel</w:t>
+      </w:r>
+      <w:r>
+        <w:rPr>
+          <w:lang w:val="en_US" w:bidi="en_US"/>
+        </w:rPr>
+        <w:t>: This is similar to when the face of Moses "was radiant" after speaking with the Lord (</w:t>
+      </w:r>
+      <w:hyperlink r:id="rId293">
+        <w:r>
+          <w:rPr>
+            <w:lang w:val="en_US" w:bidi="en_US"/>
+          </w:rPr>
+          <w:rPr>
+            <w:color w:val="0000EE"/>
+            <w:u w:val="single"/>
+          </w:rPr>
+          <w:t>6:14</w:t>
+        </w:r>
+      </w:hyperlink>
+      <w:r>
+        <w:rPr>
+          <w:lang w:val="en_US" w:bidi="en_US"/>
+        </w:rPr>
+        <w:t xml:space="preserve">; see </w:t>
+      </w:r>
+      <w:hyperlink r:id="rId294">
+        <w:r>
+          <w:rPr>
+            <w:lang w:val="en_US" w:bidi="en_US"/>
+          </w:rPr>
+          <w:rPr>
+            <w:color w:val="0000EE"/>
+            <w:u w:val="single"/>
+          </w:rPr>
+          <w:t>Exodus 34:32–35</w:t>
+        </w:r>
+      </w:hyperlink>
+      <w:r>
+        <w:rPr>
+          <w:lang w:val="en_US" w:bidi="en_US"/>
+        </w:rPr>
+        <w:t xml:space="preserve">). Stephen, like Moses, was bringing God’s instruction to Israel (see also </w:t>
+      </w:r>
+      <w:hyperlink r:id="rId295">
+        <w:r>
+          <w:rPr>
+            <w:lang w:val="en_US" w:bidi="en_US"/>
+          </w:rPr>
+          <w:rPr>
+            <w:color w:val="0000EE"/>
+            <w:u w:val="single"/>
+          </w:rPr>
+          <w:t>2 Corinthians 3:7–18</w:t>
+        </w:r>
+      </w:hyperlink>
+      <w:r>
+        <w:rPr>
+          <w:lang w:val="en_US" w:bidi="en_US"/>
+        </w:rPr>
+        <w:t>).</w:t>
+      </w:r>
+      <w:r>
+        <w:rPr>
+          <w:lang w:val="en_US" w:bidi="en_US"/>
+        </w:rPr>
+      </w:r>
+      <w:r>
+        <w:rPr>
+          <w:lang w:val="en_US" w:bidi="en_US"/>
+        </w:rPr>
+      </w:r>
+    </w:p>
+    <w:p>
+      <w:pPr/>
+      <w:r>
+        <w:rPr>
+          <w:lang w:val="en_US" w:bidi="en_US"/>
+        </w:rPr>
+      </w:r>
+    </w:p>
+    <w:p>
+      <w:pPr>
+        <w:pStyle w:val="Heading2"/>
+      </w:pPr>
+      <w:r>
+        <w:rPr>
+          <w:lang w:val="en_US" w:bidi="en_US"/>
+        </w:rPr>
+        <w:t>Acts 7:1–53</w:t>
+      </w:r>
+      <w:r>
+        <w:rPr>
+          <w:lang w:val="en_US" w:bidi="en_US"/>
+        </w:rPr>
+      </w:r>
+    </w:p>
+    <w:p>
+      <w:pPr>
+        <w:pStyle w:val="ListBullet"/>
+        <w:spacing w:line="240" w:lineRule="auto"/>
+        <w:ind w:left="720"/>
+      </w:pPr>
+      <w:r>
+        <w:rPr>
+          <w:lang w:val="en_US" w:bidi="en_US"/>
+        </w:rPr>
+      </w:r>
+      <w:r>
+        <w:rPr>
+          <w:lang w:val="en_US" w:bidi="en_US"/>
+        </w:rPr>
+        <w:t xml:space="preserve">Stephen answered the accusations by speaking about his Lord (see </w:t>
+      </w:r>
+      <w:hyperlink r:id="rId296">
+        <w:r>
+          <w:rPr>
+            <w:lang w:val="en_US" w:bidi="en_US"/>
+          </w:rPr>
+          <w:rPr>
+            <w:color w:val="0000EE"/>
+            <w:u w:val="single"/>
+          </w:rPr>
+          <w:t>Luke 21:12–17</w:t>
+        </w:r>
+      </w:hyperlink>
+      <w:r>
+        <w:rPr>
+          <w:lang w:val="en_US" w:bidi="en_US"/>
+        </w:rPr>
+        <w:t xml:space="preserve">). Instead of defending himself, he became a witness in God's legal case against them. This revealed how contrary they were and their lack of loyalty. Stephen gave a history of Israel's past and reminded them of their repeated rejections of those who announced God's messages. </w:t>
+      </w:r>
+    </w:p>
+    <w:p>
+      <w:pPr>
+        <w:pStyle w:val="ListBullet"/>
+        <w:spacing w:line="240" w:lineRule="auto"/>
+        <w:ind w:left="720"/>
+      </w:pPr>
+      <w:r>
+        <w:rPr>
+          <w:lang w:val="en_US" w:bidi="en_US"/>
+        </w:rPr>
+      </w:r>
+      <w:r>
+        <w:rPr>
+          <w:lang w:val="en_US" w:bidi="en_US"/>
+        </w:rPr>
+        <w:t xml:space="preserve">Stephen's review of Israel's history has three main parts: </w:t>
+      </w:r>
+    </w:p>
+    <w:p>
+      <w:pPr>
+        <w:pStyle w:val="ListNumber"/>
+        <w:numPr>
+          <w:ilvl w:val="0"/>
+          <w:numId w:val="15"/>
+        </w:numPr>
+        <w:spacing w:line="240" w:lineRule="auto"/>
+        <w:ind w:left="1440"/>
+      </w:pPr>
+      <w:r>
+        <w:rPr>
+          <w:lang w:val="en_US" w:bidi="en_US"/>
+        </w:rPr>
+      </w:r>
+      <w:r>
+        <w:rPr>
+          <w:lang w:val="en_US" w:bidi="en_US"/>
+        </w:rPr>
+        <w:t>The work of the patriarchs. This refers to Abraham and those descended from him who founded the nation of Israel (</w:t>
+      </w:r>
+      <w:hyperlink r:id="rId297">
+        <w:r>
+          <w:rPr>
+            <w:lang w:val="en_US" w:bidi="en_US"/>
+          </w:rPr>
+          <w:rPr>
+            <w:color w:val="0000EE"/>
+            <w:u w:val="single"/>
+          </w:rPr>
+          <w:t>Acts 7:2–16</w:t>
+        </w:r>
+      </w:hyperlink>
+      <w:r>
+        <w:rPr>
+          <w:lang w:val="en_US" w:bidi="en_US"/>
+        </w:rPr>
+        <w:t xml:space="preserve">). </w:t>
+      </w:r>
+    </w:p>
+    <w:p>
+      <w:pPr>
+        <w:pStyle w:val="ListNumber"/>
+        <w:spacing w:line="240" w:lineRule="auto"/>
+        <w:ind w:left="1440"/>
+      </w:pPr>
+      <w:r>
+        <w:rPr>
+          <w:lang w:val="en_US" w:bidi="en_US"/>
+        </w:rPr>
+      </w:r>
+      <w:r>
+        <w:rPr>
+          <w:lang w:val="en_US" w:bidi="en_US"/>
+        </w:rPr>
+        <w:t>The ministry of Moses (</w:t>
+      </w:r>
+      <w:hyperlink r:id="rId298">
+        <w:r>
+          <w:rPr>
+            <w:lang w:val="en_US" w:bidi="en_US"/>
+          </w:rPr>
+          <w:rPr>
+            <w:color w:val="0000EE"/>
+            <w:u w:val="single"/>
+          </w:rPr>
+          <w:t>7:17–43</w:t>
+        </w:r>
+      </w:hyperlink>
+      <w:r>
+        <w:rPr>
+          <w:lang w:val="en_US" w:bidi="en_US"/>
+        </w:rPr>
+        <w:t xml:space="preserve">). </w:t>
+      </w:r>
+    </w:p>
+    <w:p>
+      <w:pPr>
+        <w:pStyle w:val="ListNumber"/>
+        <w:spacing w:line="240" w:lineRule="auto"/>
+        <w:ind w:left="1440"/>
+      </w:pPr>
+      <w:r>
+        <w:rPr>
+          <w:lang w:val="en_US" w:bidi="en_US"/>
+        </w:rPr>
+      </w:r>
+      <w:r>
+        <w:rPr>
+          <w:lang w:val="en_US" w:bidi="en_US"/>
+        </w:rPr>
+        <w:t>The role of the tabernacle and the temple (</w:t>
+      </w:r>
+      <w:hyperlink r:id="rId299">
+        <w:r>
+          <w:rPr>
+            <w:lang w:val="en_US" w:bidi="en_US"/>
+          </w:rPr>
+          <w:rPr>
+            <w:color w:val="0000EE"/>
+            <w:u w:val="single"/>
+          </w:rPr>
+          <w:t>7:44–50</w:t>
+        </w:r>
+      </w:hyperlink>
+      <w:r>
+        <w:rPr>
+          <w:lang w:val="en_US" w:bidi="en_US"/>
+        </w:rPr>
+        <w:t xml:space="preserve">). </w:t>
+        <w:br/>
+      </w:r>
+      <w:r>
+        <w:rPr>
+          <w:lang w:val="en_US" w:bidi="en_US"/>
+        </w:rPr>
+        <w:t>Stephen ended his historical survey with a strong criticism of his people's lack of obedience. Like a prophet, he challenged them to stop resisting the Holy Spirit. He told them to turn to God with grief for their sins (repentance) and faith.</w:t>
+      </w:r>
+      <w:r>
+        <w:rPr>
+          <w:lang w:val="en_US" w:bidi="en_US"/>
+        </w:rPr>
+      </w:r>
+      <w:r>
+        <w:rPr>
+          <w:lang w:val="en_US" w:bidi="en_US"/>
+        </w:rPr>
+      </w:r>
+    </w:p>
+    <w:p>
+      <w:pPr/>
+      <w:r>
+        <w:rPr>
+          <w:lang w:val="en_US" w:bidi="en_US"/>
+        </w:rPr>
+      </w:r>
+    </w:p>
+    <w:p>
+      <w:pPr>
+        <w:pStyle w:val="Heading2"/>
+      </w:pPr>
+      <w:r>
+        <w:rPr>
+          <w:lang w:val="en_US" w:bidi="en_US"/>
+        </w:rPr>
+        <w:t>Acts 7:8</w:t>
+      </w:r>
+      <w:r>
+        <w:rPr>
+          <w:lang w:val="en_US" w:bidi="en_US"/>
+        </w:rPr>
+      </w:r>
+    </w:p>
+    <w:p>
+      <w:pPr/>
+      <w:r>
+        <w:rPr>
+          <w:lang w:val="en_US" w:bidi="en_US"/>
+        </w:rPr>
+      </w:r>
+      <w:r>
+        <w:rPr>
+          <w:i/>
+          <w:lang w:val="en_US" w:bidi="en_US"/>
+        </w:rPr>
+        <w:t>the covenant of circumcision</w:t>
+      </w:r>
+      <w:r>
+        <w:rPr>
+          <w:lang w:val="en_US" w:bidi="en_US"/>
+        </w:rPr>
+        <w:t xml:space="preserve">: See </w:t>
+      </w:r>
+      <w:hyperlink r:id="rId300">
+        <w:r>
+          <w:rPr>
+            <w:lang w:val="en_US" w:bidi="en_US"/>
+          </w:rPr>
+          <w:rPr>
+            <w:color w:val="0000EE"/>
+            <w:u w:val="single"/>
+          </w:rPr>
+          <w:t>Genesis 17:9–14</w:t>
+        </w:r>
+      </w:hyperlink>
+      <w:r>
+        <w:rPr>
+          <w:lang w:val="en_US" w:bidi="en_US"/>
+        </w:rPr>
+        <w:t>. See also “</w:t>
+      </w:r>
+      <w:r>
+        <w:rPr>
+          <w:lang w:val="en_US" w:bidi="en_US"/>
+        </w:rPr>
+        <w:t>Circumcision in the New Testament</w:t>
+      </w:r>
+      <w:r>
+        <w:rPr>
+          <w:lang w:val="en_US" w:bidi="en_US"/>
+        </w:rPr>
+        <w:t>” Theme Note.</w:t>
+      </w:r>
+      <w:r>
+        <w:rPr>
+          <w:lang w:val="en_US" w:bidi="en_US"/>
+        </w:rPr>
+      </w:r>
+      <w:r>
+        <w:rPr>
+          <w:lang w:val="en_US" w:bidi="en_US"/>
+        </w:rPr>
+      </w:r>
+    </w:p>
+    <w:p>
+      <w:pPr/>
+      <w:r>
+        <w:rPr>
+          <w:lang w:val="en_US" w:bidi="en_US"/>
+        </w:rPr>
+      </w:r>
+    </w:p>
+    <w:p>
+      <w:pPr>
+        <w:pStyle w:val="Heading2"/>
+      </w:pPr>
+      <w:r>
+        <w:rPr>
+          <w:lang w:val="en_US" w:bidi="en_US"/>
+        </w:rPr>
+        <w:t>Acts 7:14</w:t>
+      </w:r>
+      <w:r>
+        <w:rPr>
+          <w:lang w:val="en_US" w:bidi="en_US"/>
+        </w:rPr>
+      </w:r>
+    </w:p>
+    <w:p>
+      <w:pPr/>
+      <w:r>
+        <w:rPr>
+          <w:lang w:val="en_US" w:bidi="en_US"/>
+        </w:rPr>
+      </w:r>
+      <w:r>
+        <w:rPr>
+          <w:i/>
+          <w:lang w:val="en_US" w:bidi="en_US"/>
+        </w:rPr>
+        <w:t>seventy-five</w:t>
+      </w:r>
+      <w:r>
+        <w:rPr>
+          <w:lang w:val="en_US" w:bidi="en_US"/>
+        </w:rPr>
+        <w:t xml:space="preserve">: Compare this number with the seventy mentioned in the Hebrew text of </w:t>
+      </w:r>
+      <w:hyperlink r:id="rId301">
+        <w:r>
+          <w:rPr>
+            <w:lang w:val="en_US" w:bidi="en_US"/>
+          </w:rPr>
+          <w:rPr>
+            <w:color w:val="0000EE"/>
+            <w:u w:val="single"/>
+          </w:rPr>
+          <w:t>Genesis 46:27</w:t>
+        </w:r>
+      </w:hyperlink>
+      <w:r>
+        <w:rPr>
+          <w:lang w:val="en_US" w:bidi="en_US"/>
+        </w:rPr>
+        <w:t>. The number seventy-five probably comes from the Septuagint, the ancient Greek translation of the Old Testament. The Septuagint includes three people descended from Ephraim and two of Manasseh in</w:t>
+      </w:r>
+      <w:hyperlink r:id="rId302">
+        <w:r>
+          <w:rPr>
+            <w:lang w:val="en_US" w:bidi="en_US"/>
+          </w:rPr>
+          <w:rPr>
+            <w:color w:val="0000EE"/>
+            <w:u w:val="single"/>
+          </w:rPr>
+          <w:t xml:space="preserve"> 46:20</w:t>
+        </w:r>
+      </w:hyperlink>
+      <w:r>
+        <w:rPr>
+          <w:lang w:val="en_US" w:bidi="en_US"/>
+        </w:rPr>
+        <w:t>. This adds five more people. The Hebrew text does not include those descended from Joseph’s sons. New Testament authors mostly quote from the Septuagint, which sometimes differs from the Hebrew Masoretic Text.</w:t>
+      </w:r>
+      <w:r>
+        <w:rPr>
+          <w:lang w:val="en_US" w:bidi="en_US"/>
+        </w:rPr>
+      </w:r>
+      <w:r>
+        <w:rPr>
+          <w:lang w:val="en_US" w:bidi="en_US"/>
+        </w:rPr>
+      </w:r>
+    </w:p>
+    <w:p>
+      <w:pPr/>
+      <w:r>
+        <w:rPr>
+          <w:lang w:val="en_US" w:bidi="en_US"/>
+        </w:rPr>
+      </w:r>
+    </w:p>
+    <w:p>
+      <w:pPr>
+        <w:pStyle w:val="Heading2"/>
+      </w:pPr>
+      <w:r>
+        <w:rPr>
+          <w:lang w:val="en_US" w:bidi="en_US"/>
+        </w:rPr>
+        <w:t>Acts 7:16</w:t>
+      </w:r>
+      <w:r>
+        <w:rPr>
+          <w:lang w:val="en_US" w:bidi="en_US"/>
+        </w:rPr>
+      </w:r>
+    </w:p>
+    <w:p>
+      <w:pPr/>
+      <w:r>
+        <w:rPr>
+          <w:lang w:val="en_US" w:bidi="en_US"/>
+        </w:rPr>
+      </w:r>
+      <w:r>
+        <w:rPr>
+          <w:i/>
+          <w:lang w:val="en_US" w:bidi="en_US"/>
+        </w:rPr>
+        <w:t>a price</w:t>
+      </w:r>
+      <w:r>
+        <w:rPr>
+          <w:lang w:val="en_US" w:bidi="en_US"/>
+        </w:rPr>
+        <w:t xml:space="preserve">: This was 400 pieces of silver, according to </w:t>
+      </w:r>
+      <w:hyperlink r:id="rId303">
+        <w:r>
+          <w:rPr>
+            <w:lang w:val="en_US" w:bidi="en_US"/>
+          </w:rPr>
+          <w:rPr>
+            <w:color w:val="0000EE"/>
+            <w:u w:val="single"/>
+          </w:rPr>
+          <w:t>Genesis 23:16</w:t>
+        </w:r>
+      </w:hyperlink>
+      <w:r>
+        <w:rPr>
+          <w:lang w:val="en_US" w:bidi="en_US"/>
+        </w:rPr>
+        <w:t>.</w:t>
+      </w:r>
+      <w:r>
+        <w:rPr>
+          <w:lang w:val="en_US" w:bidi="en_US"/>
+        </w:rPr>
+      </w:r>
+      <w:r>
+        <w:rPr>
+          <w:lang w:val="en_US" w:bidi="en_US"/>
+        </w:rPr>
+      </w:r>
+    </w:p>
+    <w:p>
+      <w:pPr/>
+      <w:r>
+        <w:rPr>
+          <w:lang w:val="en_US" w:bidi="en_US"/>
+        </w:rPr>
+      </w:r>
+    </w:p>
+    <w:p>
+      <w:pPr>
+        <w:pStyle w:val="Heading2"/>
+      </w:pPr>
+      <w:r>
+        <w:rPr>
+          <w:lang w:val="en_US" w:bidi="en_US"/>
+        </w:rPr>
+        <w:t>Acts 7:37</w:t>
+      </w:r>
+      <w:r>
+        <w:rPr>
+          <w:lang w:val="en_US" w:bidi="en_US"/>
+        </w:rPr>
+      </w:r>
+    </w:p>
+    <w:p>
+      <w:pPr/>
+      <w:r>
+        <w:rPr>
+          <w:lang w:val="en_US" w:bidi="en_US"/>
+        </w:rPr>
+      </w:r>
+      <w:r>
+        <w:rPr>
+          <w:i/>
+          <w:lang w:val="en_US" w:bidi="en_US"/>
+        </w:rPr>
+        <w:t xml:space="preserve">a prophet like me: </w:t>
+      </w:r>
+      <w:r>
+        <w:rPr>
+          <w:lang w:val="en_US" w:bidi="en_US"/>
+        </w:rPr>
+        <w:t xml:space="preserve">This verse quotes </w:t>
+      </w:r>
+      <w:hyperlink r:id="rId186">
+        <w:r>
+          <w:rPr>
+            <w:lang w:val="en_US" w:bidi="en_US"/>
+          </w:rPr>
+          <w:rPr>
+            <w:color w:val="0000EE"/>
+            <w:u w:val="single"/>
+          </w:rPr>
+          <w:t>Deuteronomy 18:15</w:t>
+        </w:r>
+      </w:hyperlink>
+      <w:r>
+        <w:rPr>
+          <w:lang w:val="en_US" w:bidi="en_US"/>
+        </w:rPr>
+        <w:t>. Moses prophesied that the Messiah would come. It happened as Moses said.</w:t>
+      </w:r>
+      <w:r>
+        <w:rPr>
+          <w:lang w:val="en_US" w:bidi="en_US"/>
+        </w:rPr>
+      </w:r>
+      <w:r>
+        <w:rPr>
+          <w:lang w:val="en_US" w:bidi="en_US"/>
+        </w:rPr>
+      </w:r>
+    </w:p>
+    <w:p>
+      <w:pPr/>
+      <w:r>
+        <w:rPr>
+          <w:lang w:val="en_US" w:bidi="en_US"/>
+        </w:rPr>
+      </w:r>
+    </w:p>
+    <w:p>
+      <w:pPr>
+        <w:pStyle w:val="Heading2"/>
+      </w:pPr>
+      <w:r>
+        <w:rPr>
+          <w:lang w:val="en_US" w:bidi="en_US"/>
+        </w:rPr>
+        <w:t>Acts 7:39–40</w:t>
+      </w:r>
+      <w:r>
+        <w:rPr>
+          <w:lang w:val="en_US" w:bidi="en_US"/>
+        </w:rPr>
+      </w:r>
+    </w:p>
+    <w:p>
+      <w:pPr/>
+      <w:r>
+        <w:rPr>
+          <w:lang w:val="en_US" w:bidi="en_US"/>
+        </w:rPr>
+      </w:r>
+      <w:r>
+        <w:rPr>
+          <w:lang w:val="en_US" w:bidi="en_US"/>
+        </w:rPr>
+        <w:t>The ancient Jews rejected the law Moses gave to them for their salvation. Stephen was speaking to the people of his time who were physical and spiritual descendants from those Jews. His point was that they were still rejecting God's messengers. In this case, it was Jesus, the ultimate savior.</w:t>
+      </w:r>
+      <w:r>
+        <w:rPr>
+          <w:lang w:val="en_US" w:bidi="en_US"/>
+        </w:rPr>
+      </w:r>
+      <w:r>
+        <w:rPr>
+          <w:lang w:val="en_US" w:bidi="en_US"/>
+        </w:rPr>
+      </w:r>
+    </w:p>
+    <w:p>
+      <w:pPr/>
+      <w:r>
+        <w:rPr>
+          <w:lang w:val="en_US" w:bidi="en_US"/>
+        </w:rPr>
+      </w:r>
+    </w:p>
+    <w:p>
+      <w:pPr>
+        <w:pStyle w:val="Heading2"/>
+      </w:pPr>
+      <w:r>
+        <w:rPr>
+          <w:lang w:val="en_US" w:bidi="en_US"/>
+        </w:rPr>
+        <w:t>Acts 7:42–43</w:t>
+      </w:r>
+      <w:r>
+        <w:rPr>
+          <w:lang w:val="en_US" w:bidi="en_US"/>
+        </w:rPr>
+      </w:r>
+    </w:p>
+    <w:p>
+      <w:pPr/>
+      <w:r>
+        <w:rPr>
+          <w:lang w:val="en_US" w:bidi="en_US"/>
+        </w:rPr>
+      </w:r>
+      <w:r>
+        <w:rPr>
+          <w:lang w:val="en_US" w:bidi="en_US"/>
+        </w:rPr>
+        <w:t xml:space="preserve">This passage quotes </w:t>
+      </w:r>
+      <w:hyperlink r:id="rId304">
+        <w:r>
+          <w:rPr>
+            <w:lang w:val="en_US" w:bidi="en_US"/>
+          </w:rPr>
+          <w:rPr>
+            <w:color w:val="0000EE"/>
+            <w:u w:val="single"/>
+          </w:rPr>
+          <w:t>Amos 5:25–27</w:t>
+        </w:r>
+      </w:hyperlink>
+      <w:r>
+        <w:rPr>
+          <w:lang w:val="en_US" w:bidi="en_US"/>
+        </w:rPr>
+        <w:t xml:space="preserve"> (Greek version) to show how the people of Israel rebelled against Moses (</w:t>
+      </w:r>
+      <w:hyperlink r:id="rId305">
+        <w:r>
+          <w:rPr>
+            <w:lang w:val="en_US" w:bidi="en_US"/>
+          </w:rPr>
+          <w:rPr>
+            <w:color w:val="0000EE"/>
+            <w:u w:val="single"/>
+          </w:rPr>
+          <w:t>Acts 7:39–41</w:t>
+        </w:r>
+      </w:hyperlink>
+      <w:r>
+        <w:rPr>
+          <w:lang w:val="en_US" w:bidi="en_US"/>
+        </w:rPr>
+        <w:t xml:space="preserve">). </w:t>
+      </w:r>
+    </w:p>
+    <w:p>
+      <w:pPr/>
+      <w:r>
+        <w:rPr>
+          <w:lang w:val="en_US" w:bidi="en_US"/>
+        </w:rPr>
+      </w:r>
+      <w:r>
+        <w:rPr>
+          <w:lang w:val="en_US" w:bidi="en_US"/>
+        </w:rPr>
+        <w:t>Molech was a Canaanite god to whom human sacrifices were offered (</w:t>
+      </w:r>
+      <w:hyperlink r:id="rId306">
+        <w:r>
+          <w:rPr>
+            <w:lang w:val="en_US" w:bidi="en_US"/>
+          </w:rPr>
+          <w:rPr>
+            <w:color w:val="0000EE"/>
+            <w:u w:val="single"/>
+          </w:rPr>
+          <w:t>Leviticus 18:21</w:t>
+        </w:r>
+      </w:hyperlink>
+      <w:r>
+        <w:rPr>
+          <w:lang w:val="en_US" w:bidi="en_US"/>
+        </w:rPr>
+        <w:t xml:space="preserve">; </w:t>
+      </w:r>
+      <w:hyperlink r:id="rId307">
+        <w:r>
+          <w:rPr>
+            <w:lang w:val="en_US" w:bidi="en_US"/>
+          </w:rPr>
+          <w:rPr>
+            <w:color w:val="0000EE"/>
+            <w:u w:val="single"/>
+          </w:rPr>
+          <w:t>20:2–5</w:t>
+        </w:r>
+      </w:hyperlink>
+      <w:r>
+        <w:rPr>
+          <w:lang w:val="en_US" w:bidi="en_US"/>
+        </w:rPr>
+        <w:t xml:space="preserve">; </w:t>
+      </w:r>
+      <w:hyperlink r:id="rId308">
+        <w:r>
+          <w:rPr>
+            <w:lang w:val="en_US" w:bidi="en_US"/>
+          </w:rPr>
+          <w:rPr>
+            <w:color w:val="0000EE"/>
+            <w:u w:val="single"/>
+          </w:rPr>
+          <w:t>1 Kings 11:7</w:t>
+        </w:r>
+      </w:hyperlink>
+      <w:r>
+        <w:rPr>
+          <w:lang w:val="en_US" w:bidi="en_US"/>
+        </w:rPr>
+        <w:t xml:space="preserve">; </w:t>
+      </w:r>
+      <w:hyperlink r:id="rId309">
+        <w:r>
+          <w:rPr>
+            <w:lang w:val="en_US" w:bidi="en_US"/>
+          </w:rPr>
+          <w:rPr>
+            <w:color w:val="0000EE"/>
+            <w:u w:val="single"/>
+          </w:rPr>
+          <w:t>2 Kings 23:10</w:t>
+        </w:r>
+      </w:hyperlink>
+      <w:r>
+        <w:rPr>
+          <w:lang w:val="en_US" w:bidi="en_US"/>
+        </w:rPr>
+        <w:t xml:space="preserve">; </w:t>
+      </w:r>
+      <w:hyperlink r:id="rId310">
+        <w:r>
+          <w:rPr>
+            <w:lang w:val="en_US" w:bidi="en_US"/>
+          </w:rPr>
+          <w:rPr>
+            <w:color w:val="0000EE"/>
+            <w:u w:val="single"/>
+          </w:rPr>
+          <w:t>Jeremiah 32:35</w:t>
+        </w:r>
+      </w:hyperlink>
+      <w:r>
+        <w:rPr>
+          <w:lang w:val="en_US" w:bidi="en_US"/>
+        </w:rPr>
+        <w:t xml:space="preserve">). </w:t>
+      </w:r>
+    </w:p>
+    <w:p>
+      <w:pPr/>
+      <w:r>
+        <w:rPr>
+          <w:lang w:val="en_US" w:bidi="en_US"/>
+        </w:rPr>
+      </w:r>
+      <w:r>
+        <w:rPr>
+          <w:lang w:val="en_US" w:bidi="en_US"/>
+        </w:rPr>
+        <w:t>Rephan</w:t>
+      </w:r>
+      <w:r>
+        <w:rPr>
+          <w:i/>
+          <w:lang w:val="en_US" w:bidi="en_US"/>
+        </w:rPr>
         <w:t>,</w:t>
       </w:r>
       <w:r>
         <w:rPr>
           <w:lang w:val="en_US" w:bidi="en_US"/>
         </w:rPr>
-        <w:t xml:space="preserve"> including many of the Jewish priests. • This is the first of three places in Acts where Luke notes that God’s message continued to spread (see also </w:t>
-      </w:r>
-      <w:hyperlink r:id="rId288">
-        <w:r>
-          <w:rPr>
-            <w:lang w:val="en_US" w:bidi="en_US"/>
-          </w:rPr>
-          <w:rPr>
-            <w:color w:val="0000EE"/>
-            <w:u w:val="single"/>
-          </w:rPr>
-          <w:t>12:24</w:t>
-        </w:r>
-      </w:hyperlink>
-      <w:r>
-        <w:rPr>
-          <w:lang w:val="en_US" w:bidi="en_US"/>
-        </w:rPr>
-        <w:t xml:space="preserve">; </w:t>
-      </w:r>
-      <w:hyperlink r:id="rId289">
-        <w:r>
-          <w:rPr>
-            <w:lang w:val="en_US" w:bidi="en_US"/>
-          </w:rPr>
-          <w:rPr>
-            <w:color w:val="0000EE"/>
-            <w:u w:val="single"/>
-          </w:rPr>
-          <w:t>19:20</w:t>
-        </w:r>
-      </w:hyperlink>
-      <w:r>
-        <w:rPr>
-          <w:lang w:val="en_US" w:bidi="en_US"/>
-        </w:rPr>
-        <w:t xml:space="preserve">). When real difficulties arose, God’s message could overcome the challenges posed by internal strife, idolatry, and paganism, and the result was growth in the community. Acts is the story of the unhindered message of Good News (see </w:t>
-      </w:r>
-      <w:hyperlink r:id="rId290">
-        <w:r>
-          <w:rPr>
-            <w:lang w:val="en_US" w:bidi="en_US"/>
-          </w:rPr>
-          <w:rPr>
-            <w:color w:val="0000EE"/>
-            <w:u w:val="single"/>
-          </w:rPr>
-          <w:t>28:31</w:t>
+        <w:t xml:space="preserve"> a star god identified with the planet Saturn, was worshiped by the Israelites during their wilderness wanderings.</w:t>
+      </w:r>
+      <w:r>
+        <w:rPr>
+          <w:lang w:val="en_US" w:bidi="en_US"/>
+        </w:rPr>
+      </w:r>
+      <w:r>
+        <w:rPr>
+          <w:lang w:val="en_US" w:bidi="en_US"/>
+        </w:rPr>
+      </w:r>
+    </w:p>
+    <w:p>
+      <w:pPr/>
+      <w:r>
+        <w:rPr>
+          <w:lang w:val="en_US" w:bidi="en_US"/>
+        </w:rPr>
+      </w:r>
+    </w:p>
+    <w:p>
+      <w:pPr>
+        <w:pStyle w:val="Heading2"/>
+      </w:pPr>
+      <w:r>
+        <w:rPr>
+          <w:lang w:val="en_US" w:bidi="en_US"/>
+        </w:rPr>
+        <w:t>Acts 7:48–50</w:t>
+      </w:r>
+      <w:r>
+        <w:rPr>
+          <w:lang w:val="en_US" w:bidi="en_US"/>
+        </w:rPr>
+      </w:r>
+    </w:p>
+    <w:p>
+      <w:pPr/>
+      <w:r>
+        <w:rPr>
+          <w:lang w:val="en_US" w:bidi="en_US"/>
+        </w:rPr>
+      </w:r>
+      <w:r>
+        <w:rPr>
+          <w:lang w:val="en_US" w:bidi="en_US"/>
+        </w:rPr>
+        <w:t xml:space="preserve">One charge against Stephen was that he spoke against the temple (see </w:t>
+      </w:r>
+      <w:hyperlink r:id="rId293">
+        <w:r>
+          <w:rPr>
+            <w:lang w:val="en_US" w:bidi="en_US"/>
+          </w:rPr>
+          <w:rPr>
+            <w:color w:val="0000EE"/>
+            <w:u w:val="single"/>
+          </w:rPr>
+          <w:t>6:14</w:t>
+        </w:r>
+      </w:hyperlink>
+      <w:r>
+        <w:rPr>
+          <w:lang w:val="en_US" w:bidi="en_US"/>
+        </w:rPr>
+        <w:t xml:space="preserve">). The leading priests and scribes managed the temple's business and wanted to protect their interests (see </w:t>
+      </w:r>
+      <w:hyperlink r:id="rId311">
+        <w:r>
+          <w:rPr>
+            <w:lang w:val="en_US" w:bidi="en_US"/>
+          </w:rPr>
+          <w:rPr>
+            <w:color w:val="0000EE"/>
+            <w:u w:val="single"/>
+          </w:rPr>
+          <w:t>Luke 19:45–48</w:t>
+        </w:r>
+      </w:hyperlink>
+      <w:r>
+        <w:rPr>
+          <w:lang w:val="en_US" w:bidi="en_US"/>
+        </w:rPr>
+        <w:t xml:space="preserve">). This is why these leaders were concerned about the temple, even though God said that </w:t>
+      </w:r>
+      <w:r>
+        <w:rPr>
+          <w:lang w:val="en_US" w:bidi="en_US"/>
+        </w:rPr>
+        <w:t>the Most High does not live in temples made by human hands.</w:t>
+      </w:r>
+      <w:r>
+        <w:rPr>
+          <w:lang w:val="en_US" w:bidi="en_US"/>
+        </w:rPr>
+      </w:r>
+      <w:r>
+        <w:rPr>
+          <w:lang w:val="en_US" w:bidi="en_US"/>
+        </w:rPr>
+      </w:r>
+    </w:p>
+    <w:p>
+      <w:pPr/>
+      <w:r>
+        <w:rPr>
+          <w:lang w:val="en_US" w:bidi="en_US"/>
+        </w:rPr>
+      </w:r>
+    </w:p>
+    <w:p>
+      <w:pPr>
+        <w:pStyle w:val="Heading2"/>
+      </w:pPr>
+      <w:r>
+        <w:rPr>
+          <w:lang w:val="en_US" w:bidi="en_US"/>
+        </w:rPr>
+        <w:t>Acts 7:51</w:t>
+      </w:r>
+      <w:r>
+        <w:rPr>
+          <w:lang w:val="en_US" w:bidi="en_US"/>
+        </w:rPr>
+      </w:r>
+    </w:p>
+    <w:p>
+      <w:pPr/>
+      <w:r>
+        <w:rPr>
+          <w:lang w:val="en_US" w:bidi="en_US"/>
+        </w:rPr>
+      </w:r>
+      <w:r>
+        <w:rPr>
+          <w:lang w:val="en_US" w:bidi="en_US"/>
+        </w:rPr>
+        <w:t>Stephen accused the people of being stiff-necked with uncircumcised hearts and ears.</w:t>
+      </w:r>
+      <w:r>
+        <w:rPr>
+          <w:i/>
+          <w:lang w:val="en_US" w:bidi="en_US"/>
+        </w:rPr>
+        <w:t xml:space="preserve"> </w:t>
+      </w:r>
+      <w:r>
+        <w:rPr>
+          <w:lang w:val="en_US" w:bidi="en_US"/>
+        </w:rPr>
+        <w:t xml:space="preserve">This means they were strong-willed and ignored God's truth. This was exactly how God had accused them of behaving during the time of wilderness wandering. Here, Stephen links it to rejecting the gospel and resisting the Holy Spirit (see </w:t>
+      </w:r>
+      <w:hyperlink r:id="rId312">
+        <w:r>
+          <w:rPr>
+            <w:lang w:val="en_US" w:bidi="en_US"/>
+          </w:rPr>
+          <w:rPr>
+            <w:color w:val="0000EE"/>
+            <w:u w:val="single"/>
+          </w:rPr>
+          <w:t>Exodus 32:9</w:t>
+        </w:r>
+      </w:hyperlink>
+      <w:r>
+        <w:rPr>
+          <w:lang w:val="en_US" w:bidi="en_US"/>
+        </w:rPr>
+        <w:t xml:space="preserve">; </w:t>
+      </w:r>
+      <w:hyperlink r:id="rId313">
+        <w:r>
+          <w:rPr>
+            <w:lang w:val="en_US" w:bidi="en_US"/>
+          </w:rPr>
+          <w:rPr>
+            <w:color w:val="0000EE"/>
+            <w:u w:val="single"/>
+          </w:rPr>
+          <w:t>33:3</w:t>
+        </w:r>
+      </w:hyperlink>
+      <w:r>
+        <w:rPr>
+          <w:lang w:val="en_US" w:bidi="en_US"/>
+        </w:rPr>
+        <w:t xml:space="preserve">; </w:t>
+      </w:r>
+      <w:hyperlink r:id="rId314">
+        <w:r>
+          <w:rPr>
+            <w:lang w:val="en_US" w:bidi="en_US"/>
+          </w:rPr>
+          <w:rPr>
+            <w:color w:val="0000EE"/>
+            <w:u w:val="single"/>
+          </w:rPr>
+          <w:t>34:9</w:t>
+        </w:r>
+      </w:hyperlink>
+      <w:r>
+        <w:rPr>
+          <w:lang w:val="en_US" w:bidi="en_US"/>
+        </w:rPr>
+        <w:t xml:space="preserve">; </w:t>
+      </w:r>
+      <w:hyperlink r:id="rId315">
+        <w:r>
+          <w:rPr>
+            <w:lang w:val="en_US" w:bidi="en_US"/>
+          </w:rPr>
+          <w:rPr>
+            <w:color w:val="0000EE"/>
+            <w:u w:val="single"/>
+          </w:rPr>
+          <w:t>Deuteronomy 9:6</w:t>
+        </w:r>
+      </w:hyperlink>
+      <w:r>
+        <w:rPr>
+          <w:lang w:val="en_US" w:bidi="en_US"/>
+        </w:rPr>
+        <w:t xml:space="preserve">, </w:t>
+      </w:r>
+      <w:hyperlink r:id="rId316">
+        <w:r>
+          <w:rPr>
+            <w:lang w:val="en_US" w:bidi="en_US"/>
+          </w:rPr>
+          <w:rPr>
+            <w:color w:val="0000EE"/>
+            <w:u w:val="single"/>
+          </w:rPr>
+          <w:t>13</w:t>
+        </w:r>
+      </w:hyperlink>
+      <w:r>
+        <w:rPr>
+          <w:lang w:val="en_US" w:bidi="en_US"/>
+        </w:rPr>
+        <w:t xml:space="preserve">; </w:t>
+      </w:r>
+      <w:hyperlink r:id="rId317">
+        <w:r>
+          <w:rPr>
+            <w:lang w:val="en_US" w:bidi="en_US"/>
+          </w:rPr>
+          <w:rPr>
+            <w:color w:val="0000EE"/>
+            <w:u w:val="single"/>
+          </w:rPr>
+          <w:t>31:27</w:t>
+        </w:r>
+      </w:hyperlink>
+      <w:r>
+        <w:rPr>
+          <w:lang w:val="en_US" w:bidi="en_US"/>
+        </w:rPr>
+        <w:t xml:space="preserve">; see also </w:t>
+      </w:r>
+      <w:hyperlink r:id="rId318">
+        <w:r>
+          <w:rPr>
+            <w:lang w:val="en_US" w:bidi="en_US"/>
+          </w:rPr>
+          <w:rPr>
+            <w:color w:val="0000EE"/>
+            <w:u w:val="single"/>
+          </w:rPr>
+          <w:t>Psalm 78:8</w:t>
+        </w:r>
+      </w:hyperlink>
+      <w:r>
+        <w:rPr>
+          <w:lang w:val="en_US" w:bidi="en_US"/>
+        </w:rPr>
+        <w:t xml:space="preserve">; </w:t>
+      </w:r>
+      <w:hyperlink r:id="rId319">
+        <w:r>
+          <w:rPr>
+            <w:lang w:val="en_US" w:bidi="en_US"/>
+          </w:rPr>
+          <w:rPr>
+            <w:color w:val="0000EE"/>
+            <w:u w:val="single"/>
+          </w:rPr>
+          <w:t>Zechariah 7:11–12</w:t>
         </w:r>
       </w:hyperlink>
       <w:r>
@@ -10166,37 +11629,174 @@
         <w:rPr>
           <w:lang w:val="en_US" w:bidi="en_US"/>
         </w:rPr>
-        <w:t>Acts 6:8–15</w:t>
-      </w:r>
-      <w:r>
-        <w:rPr>
-          <w:lang w:val="en_US" w:bidi="en_US"/>
-        </w:rPr>
-      </w:r>
-    </w:p>
-    <w:p>
-      <w:pPr/>
-      <w:r>
-        <w:rPr>
-          <w:lang w:val="en_US" w:bidi="en_US"/>
-        </w:rPr>
-      </w:r>
-      <w:r>
-        <w:rPr>
-          <w:lang w:val="en_US" w:bidi="en_US"/>
-        </w:rPr>
-        <w:t xml:space="preserve">The Jewish leaders did to Stephen as they had done to Jesus (cp. </w:t>
-      </w:r>
-      <w:hyperlink r:id="rId291">
-        <w:r>
-          <w:rPr>
-            <w:lang w:val="en_US" w:bidi="en_US"/>
-          </w:rPr>
-          <w:rPr>
-            <w:color w:val="0000EE"/>
-            <w:u w:val="single"/>
-          </w:rPr>
-          <w:t>Matt 26:3–4</w:t>
+        <w:t>Acts 7:55–56</w:t>
+      </w:r>
+      <w:r>
+        <w:rPr>
+          <w:lang w:val="en_US" w:bidi="en_US"/>
+        </w:rPr>
+      </w:r>
+    </w:p>
+    <w:p>
+      <w:pPr>
+        <w:pStyle w:val="ListBullet"/>
+        <w:spacing w:line="240" w:lineRule="auto"/>
+        <w:ind w:left="720"/>
+      </w:pPr>
+      <w:r>
+        <w:rPr>
+          <w:lang w:val="en_US" w:bidi="en_US"/>
+        </w:rPr>
+      </w:r>
+      <w:r>
+        <w:rPr>
+          <w:i/>
+          <w:lang w:val="en_US" w:bidi="en_US"/>
+        </w:rPr>
+        <w:t>standing at the right hand of God</w:t>
+      </w:r>
+      <w:r>
+        <w:rPr>
+          <w:lang w:val="en_US" w:bidi="en_US"/>
+        </w:rPr>
+        <w:t>: Usually, the Bible describes Jesus as seated in heaven at God’s right side (</w:t>
+      </w:r>
+      <w:hyperlink r:id="rId320">
+        <w:r>
+          <w:rPr>
+            <w:lang w:val="en_US" w:bidi="en_US"/>
+          </w:rPr>
+          <w:rPr>
+            <w:color w:val="0000EE"/>
+            <w:u w:val="single"/>
+          </w:rPr>
+          <w:t>2:33–34</w:t>
+        </w:r>
+      </w:hyperlink>
+      <w:r>
+        <w:rPr>
+          <w:lang w:val="en_US" w:bidi="en_US"/>
+        </w:rPr>
+        <w:t xml:space="preserve">; </w:t>
+      </w:r>
+      <w:hyperlink r:id="rId321">
+        <w:r>
+          <w:rPr>
+            <w:lang w:val="en_US" w:bidi="en_US"/>
+          </w:rPr>
+          <w:rPr>
+            <w:color w:val="0000EE"/>
+            <w:u w:val="single"/>
+          </w:rPr>
+          <w:t>5:31</w:t>
+        </w:r>
+      </w:hyperlink>
+      <w:r>
+        <w:rPr>
+          <w:lang w:val="en_US" w:bidi="en_US"/>
+        </w:rPr>
+        <w:t xml:space="preserve">; </w:t>
+      </w:r>
+      <w:hyperlink r:id="rId322">
+        <w:r>
+          <w:rPr>
+            <w:lang w:val="en_US" w:bidi="en_US"/>
+          </w:rPr>
+          <w:rPr>
+            <w:color w:val="0000EE"/>
+            <w:u w:val="single"/>
+          </w:rPr>
+          <w:t>Luke 20:42</w:t>
+        </w:r>
+      </w:hyperlink>
+      <w:r>
+        <w:rPr>
+          <w:lang w:val="en_US" w:bidi="en_US"/>
+        </w:rPr>
+        <w:t xml:space="preserve">; </w:t>
+      </w:r>
+      <w:hyperlink r:id="rId323">
+        <w:r>
+          <w:rPr>
+            <w:lang w:val="en_US" w:bidi="en_US"/>
+          </w:rPr>
+          <w:rPr>
+            <w:color w:val="0000EE"/>
+            <w:u w:val="single"/>
+          </w:rPr>
+          <w:t>22:69</w:t>
+        </w:r>
+      </w:hyperlink>
+      <w:r>
+        <w:rPr>
+          <w:lang w:val="en_US" w:bidi="en_US"/>
+        </w:rPr>
+        <w:t xml:space="preserve">; </w:t>
+      </w:r>
+      <w:hyperlink r:id="rId324">
+        <w:r>
+          <w:rPr>
+            <w:lang w:val="en_US" w:bidi="en_US"/>
+          </w:rPr>
+          <w:rPr>
+            <w:color w:val="0000EE"/>
+            <w:u w:val="single"/>
+          </w:rPr>
+          <w:t>Romans 8:34</w:t>
+        </w:r>
+      </w:hyperlink>
+      <w:r>
+        <w:rPr>
+          <w:lang w:val="en_US" w:bidi="en_US"/>
+        </w:rPr>
+        <w:t xml:space="preserve">; </w:t>
+      </w:r>
+      <w:hyperlink r:id="rId325">
+        <w:r>
+          <w:rPr>
+            <w:lang w:val="en_US" w:bidi="en_US"/>
+          </w:rPr>
+          <w:rPr>
+            <w:color w:val="0000EE"/>
+            <w:u w:val="single"/>
+          </w:rPr>
+          <w:t>Ephesians 1:20</w:t>
+        </w:r>
+      </w:hyperlink>
+      <w:r>
+        <w:rPr>
+          <w:lang w:val="en_US" w:bidi="en_US"/>
+        </w:rPr>
+        <w:t xml:space="preserve">; </w:t>
+      </w:r>
+      <w:hyperlink r:id="rId326">
+        <w:r>
+          <w:rPr>
+            <w:lang w:val="en_US" w:bidi="en_US"/>
+          </w:rPr>
+          <w:rPr>
+            <w:color w:val="0000EE"/>
+            <w:u w:val="single"/>
+          </w:rPr>
+          <w:t>Colossians 3:1</w:t>
+        </w:r>
+      </w:hyperlink>
+      <w:r>
+        <w:rPr>
+          <w:lang w:val="en_US" w:bidi="en_US"/>
+        </w:rPr>
+        <w:t xml:space="preserve">; </w:t>
+      </w:r>
+      <w:hyperlink r:id="rId327">
+        <w:r>
+          <w:rPr>
+            <w:lang w:val="en_US" w:bidi="en_US"/>
+          </w:rPr>
+          <w:rPr>
+            <w:color w:val="0000EE"/>
+            <w:u w:val="single"/>
+          </w:rPr>
+          <w:t>Hebrews 1:3</w:t>
         </w:r>
       </w:hyperlink>
       <w:r>
@@ -10205,23 +11805,156 @@
         </w:rPr>
         <w:t xml:space="preserve">, </w:t>
       </w:r>
-      <w:hyperlink r:id="rId292">
-        <w:r>
-          <w:rPr>
-            <w:lang w:val="en_US" w:bidi="en_US"/>
-          </w:rPr>
-          <w:rPr>
-            <w:color w:val="0000EE"/>
-            <w:u w:val="single"/>
-          </w:rPr>
-          <w:t>59–66</w:t>
-        </w:r>
-      </w:hyperlink>
-      <w:r>
-        <w:rPr>
-          <w:lang w:val="en_US" w:bidi="en_US"/>
-        </w:rPr>
-        <w:t>): They got someone to lie about him, accused him of blasphemy, incited a riot, arrested him, and posted false charges against him.</w:t>
+      <w:hyperlink r:id="rId328">
+        <w:r>
+          <w:rPr>
+            <w:lang w:val="en_US" w:bidi="en_US"/>
+          </w:rPr>
+          <w:rPr>
+            <w:color w:val="0000EE"/>
+            <w:u w:val="single"/>
+          </w:rPr>
+          <w:t>13</w:t>
+        </w:r>
+      </w:hyperlink>
+      <w:r>
+        <w:rPr>
+          <w:lang w:val="en_US" w:bidi="en_US"/>
+        </w:rPr>
+        <w:t xml:space="preserve">; </w:t>
+      </w:r>
+      <w:hyperlink r:id="rId329">
+        <w:r>
+          <w:rPr>
+            <w:lang w:val="en_US" w:bidi="en_US"/>
+          </w:rPr>
+          <w:rPr>
+            <w:color w:val="0000EE"/>
+            <w:u w:val="single"/>
+          </w:rPr>
+          <w:t>10:12</w:t>
+        </w:r>
+      </w:hyperlink>
+      <w:r>
+        <w:rPr>
+          <w:lang w:val="en_US" w:bidi="en_US"/>
+        </w:rPr>
+        <w:t>). One possible explanation has been proposed by some church fathers that Jesus was welcoming Stephen to heaven with honor as the first New Testament martyr. Stephen was loyal in confessing his Lord on earth. Now his Lord honored his promise to confess his loyal servant in heaven. Jesus was standing as a witness to defend him (</w:t>
+      </w:r>
+      <w:hyperlink r:id="rId330">
+        <w:r>
+          <w:rPr>
+            <w:lang w:val="en_US" w:bidi="en_US"/>
+          </w:rPr>
+          <w:rPr>
+            <w:color w:val="0000EE"/>
+            <w:u w:val="single"/>
+          </w:rPr>
+          <w:t>Matthew 10:32</w:t>
+        </w:r>
+      </w:hyperlink>
+      <w:r>
+        <w:rPr>
+          <w:lang w:val="en_US" w:bidi="en_US"/>
+        </w:rPr>
+        <w:t xml:space="preserve">; </w:t>
+      </w:r>
+      <w:hyperlink r:id="rId331">
+        <w:r>
+          <w:rPr>
+            <w:lang w:val="en_US" w:bidi="en_US"/>
+          </w:rPr>
+          <w:rPr>
+            <w:color w:val="0000EE"/>
+            <w:u w:val="single"/>
+          </w:rPr>
+          <w:t>Luke 12:8</w:t>
+        </w:r>
+      </w:hyperlink>
+      <w:r>
+        <w:rPr>
+          <w:lang w:val="en_US" w:bidi="en_US"/>
+        </w:rPr>
+        <w:t xml:space="preserve">). </w:t>
+      </w:r>
+    </w:p>
+    <w:p>
+      <w:pPr>
+        <w:pStyle w:val="ListBullet"/>
+        <w:spacing w:line="240" w:lineRule="auto"/>
+        <w:ind w:left="720"/>
+      </w:pPr>
+      <w:r>
+        <w:rPr>
+          <w:lang w:val="en_US" w:bidi="en_US"/>
+        </w:rPr>
+      </w:r>
+      <w:r>
+        <w:rPr>
+          <w:i/>
+          <w:lang w:val="en_US" w:bidi="en_US"/>
+        </w:rPr>
+        <w:t>Son of Man standing</w:t>
+      </w:r>
+      <w:r>
+        <w:rPr>
+          <w:lang w:val="en_US" w:bidi="en_US"/>
+        </w:rPr>
+        <w:t xml:space="preserve">: Compare </w:t>
+      </w:r>
+      <w:hyperlink r:id="rId166">
+        <w:r>
+          <w:rPr>
+            <w:lang w:val="en_US" w:bidi="en_US"/>
+          </w:rPr>
+          <w:rPr>
+            <w:color w:val="0000EE"/>
+            <w:u w:val="single"/>
+          </w:rPr>
+          <w:t>Daniel 7:13–14</w:t>
+        </w:r>
+      </w:hyperlink>
+      <w:r>
+        <w:rPr>
+          <w:lang w:val="en_US" w:bidi="en_US"/>
+        </w:rPr>
+        <w:t>. The Jewish leaders understood that Stephen was speaking of Jesus as the divine Son of Man (</w:t>
+      </w:r>
+      <w:hyperlink r:id="rId332">
+        <w:r>
+          <w:rPr>
+            <w:lang w:val="en_US" w:bidi="en_US"/>
+          </w:rPr>
+          <w:rPr>
+            <w:color w:val="0000EE"/>
+            <w:u w:val="single"/>
+          </w:rPr>
+          <w:t>Acts 7:57</w:t>
+        </w:r>
+      </w:hyperlink>
+      <w:r>
+        <w:rPr>
+          <w:lang w:val="en_US" w:bidi="en_US"/>
+        </w:rPr>
+        <w:t xml:space="preserve">). This title speaks of Jesus’s power and authority (compare </w:t>
+      </w:r>
+      <w:hyperlink r:id="rId333">
+        <w:r>
+          <w:rPr>
+            <w:lang w:val="en_US" w:bidi="en_US"/>
+          </w:rPr>
+          <w:rPr>
+            <w:color w:val="0000EE"/>
+            <w:u w:val="single"/>
+          </w:rPr>
+          <w:t>Revelation 1:12–15</w:t>
+        </w:r>
+      </w:hyperlink>
+      <w:r>
+        <w:rPr>
+          <w:lang w:val="en_US" w:bidi="en_US"/>
+        </w:rPr>
+        <w:t>).</w:t>
       </w:r>
       <w:r>
         <w:rPr>
@@ -10250,50 +11983,237 @@
         <w:rPr>
           <w:lang w:val="en_US" w:bidi="en_US"/>
         </w:rPr>
-        <w:t>Acts 6:15</w:t>
-      </w:r>
-      <w:r>
-        <w:rPr>
-          <w:lang w:val="en_US" w:bidi="en_US"/>
-        </w:rPr>
-      </w:r>
-    </w:p>
-    <w:p>
-      <w:pPr/>
-      <w:r>
-        <w:rPr>
-          <w:lang w:val="en_US" w:bidi="en_US"/>
-        </w:rPr>
-      </w:r>
-      <w:r>
-        <w:rPr>
-          <w:lang w:val="en_US" w:bidi="en_US"/>
-        </w:rPr>
-        <w:t>His face became as bright as an angel’s</w:t>
+        <w:t>Acts 7:57</w:t>
+      </w:r>
+      <w:r>
+        <w:rPr>
+          <w:lang w:val="en_US" w:bidi="en_US"/>
+        </w:rPr>
+      </w:r>
+    </w:p>
+    <w:p>
+      <w:pPr/>
+      <w:r>
+        <w:rPr>
+          <w:lang w:val="en_US" w:bidi="en_US"/>
+        </w:rPr>
+      </w:r>
+      <w:r>
+        <w:rPr>
+          <w:lang w:val="en_US" w:bidi="en_US"/>
+        </w:rPr>
+        <w:t>They covered their ears because they thought comparing Jesus to the divine Son of Man was a terrible offense against God (</w:t>
+      </w:r>
+      <w:hyperlink r:id="rId334">
+        <w:r>
+          <w:rPr>
+            <w:lang w:val="en_US" w:bidi="en_US"/>
+          </w:rPr>
+          <w:rPr>
+            <w:color w:val="0000EE"/>
+            <w:u w:val="single"/>
+          </w:rPr>
+          <w:t>7:56</w:t>
+        </w:r>
+      </w:hyperlink>
+      <w:r>
+        <w:rPr>
+          <w:lang w:val="en_US" w:bidi="en_US"/>
+        </w:rPr>
+        <w:t>).</w:t>
+      </w:r>
+      <w:r>
+        <w:rPr>
+          <w:lang w:val="en_US" w:bidi="en_US"/>
+        </w:rPr>
+      </w:r>
+      <w:r>
+        <w:rPr>
+          <w:lang w:val="en_US" w:bidi="en_US"/>
+        </w:rPr>
+      </w:r>
+    </w:p>
+    <w:p>
+      <w:pPr/>
+      <w:r>
+        <w:rPr>
+          <w:lang w:val="en_US" w:bidi="en_US"/>
+        </w:rPr>
+      </w:r>
+    </w:p>
+    <w:p>
+      <w:pPr>
+        <w:pStyle w:val="Heading2"/>
+      </w:pPr>
+      <w:r>
+        <w:rPr>
+          <w:lang w:val="en_US" w:bidi="en_US"/>
+        </w:rPr>
+        <w:t>Acts 7:58</w:t>
+      </w:r>
+      <w:r>
+        <w:rPr>
+          <w:lang w:val="en_US" w:bidi="en_US"/>
+        </w:rPr>
+      </w:r>
+    </w:p>
+    <w:p>
+      <w:pPr/>
+      <w:r>
+        <w:rPr>
+          <w:lang w:val="en_US" w:bidi="en_US"/>
+        </w:rPr>
       </w:r>
       <w:r>
         <w:rPr>
           <w:i/>
           <w:lang w:val="en_US" w:bidi="en_US"/>
         </w:rPr>
-        <w:t>,</w:t>
-      </w:r>
-      <w:r>
-        <w:rPr>
-          <w:lang w:val="en_US" w:bidi="en_US"/>
-        </w:rPr>
-        <w:t xml:space="preserve"> just as Moses’ face had (</w:t>
-      </w:r>
-      <w:hyperlink r:id="rId293">
-        <w:r>
-          <w:rPr>
-            <w:lang w:val="en_US" w:bidi="en_US"/>
-          </w:rPr>
-          <w:rPr>
-            <w:color w:val="0000EE"/>
-            <w:u w:val="single"/>
-          </w:rPr>
-          <w:t>6:14</w:t>
+        <w:t>Saul</w:t>
+      </w:r>
+      <w:r>
+        <w:rPr>
+          <w:lang w:val="en_US" w:bidi="en_US"/>
+        </w:rPr>
+        <w:t xml:space="preserve"> was his name in Hebrew, and </w:t>
+      </w:r>
+      <w:r>
+        <w:rPr>
+          <w:i/>
+          <w:lang w:val="en_US" w:bidi="en_US"/>
+        </w:rPr>
+        <w:t>Paul</w:t>
+      </w:r>
+      <w:r>
+        <w:rPr>
+          <w:lang w:val="en_US" w:bidi="en_US"/>
+        </w:rPr>
+        <w:t xml:space="preserve"> was his Greek name (see </w:t>
+      </w:r>
+      <w:hyperlink r:id="rId335">
+        <w:r>
+          <w:rPr>
+            <w:lang w:val="en_US" w:bidi="en_US"/>
+          </w:rPr>
+          <w:rPr>
+            <w:color w:val="0000EE"/>
+            <w:u w:val="single"/>
+          </w:rPr>
+          <w:t>13:9</w:t>
+        </w:r>
+      </w:hyperlink>
+      <w:r>
+        <w:rPr>
+          <w:lang w:val="en_US" w:bidi="en_US"/>
+        </w:rPr>
+        <w:t>).</w:t>
+      </w:r>
+      <w:r>
+        <w:rPr>
+          <w:lang w:val="en_US" w:bidi="en_US"/>
+        </w:rPr>
+      </w:r>
+      <w:r>
+        <w:rPr>
+          <w:lang w:val="en_US" w:bidi="en_US"/>
+        </w:rPr>
+      </w:r>
+    </w:p>
+    <w:p>
+      <w:pPr/>
+      <w:r>
+        <w:rPr>
+          <w:lang w:val="en_US" w:bidi="en_US"/>
+        </w:rPr>
+      </w:r>
+    </w:p>
+    <w:p>
+      <w:pPr>
+        <w:pStyle w:val="Heading2"/>
+      </w:pPr>
+      <w:r>
+        <w:rPr>
+          <w:lang w:val="en_US" w:bidi="en_US"/>
+        </w:rPr>
+        <w:t>Acts 7:59–60</w:t>
+      </w:r>
+      <w:r>
+        <w:rPr>
+          <w:lang w:val="en_US" w:bidi="en_US"/>
+        </w:rPr>
+      </w:r>
+    </w:p>
+    <w:p>
+      <w:pPr/>
+      <w:r>
+        <w:rPr>
+          <w:lang w:val="en_US" w:bidi="en_US"/>
+        </w:rPr>
+      </w:r>
+      <w:r>
+        <w:rPr>
+          <w:lang w:val="en_US" w:bidi="en_US"/>
+        </w:rPr>
+        <w:t>Stephen’s prayer, "</w:t>
+      </w:r>
+      <w:r>
+        <w:rPr>
+          <w:lang w:val="en_US" w:bidi="en_US"/>
+        </w:rPr>
+        <w:t>Lord, do not hold this sin against them</w:t>
+      </w:r>
+      <w:r>
+        <w:rPr>
+          <w:lang w:val="en_US" w:bidi="en_US"/>
+        </w:rPr>
+        <w:t>," is very similar to the prayer Jesus prayed when he was on the cross (</w:t>
+      </w:r>
+      <w:hyperlink r:id="rId164">
+        <w:r>
+          <w:rPr>
+            <w:lang w:val="en_US" w:bidi="en_US"/>
+          </w:rPr>
+          <w:rPr>
+            <w:color w:val="0000EE"/>
+            <w:u w:val="single"/>
+          </w:rPr>
+          <w:t>Luke 23:34</w:t>
+        </w:r>
+      </w:hyperlink>
+      <w:r>
+        <w:rPr>
+          <w:lang w:val="en_US" w:bidi="en_US"/>
+        </w:rPr>
+        <w:t>). Jesus taught his followers the importance of forgiveness and prayer (</w:t>
+      </w:r>
+      <w:hyperlink r:id="rId336">
+        <w:r>
+          <w:rPr>
+            <w:lang w:val="en_US" w:bidi="en_US"/>
+          </w:rPr>
+          <w:rPr>
+            <w:color w:val="0000EE"/>
+            <w:u w:val="single"/>
+          </w:rPr>
+          <w:t>Matthew 6:14–15</w:t>
+        </w:r>
+      </w:hyperlink>
+      <w:r>
+        <w:rPr>
+          <w:lang w:val="en_US" w:bidi="en_US"/>
+        </w:rPr>
+        <w:t xml:space="preserve">; </w:t>
+      </w:r>
+      <w:hyperlink r:id="rId337">
+        <w:r>
+          <w:rPr>
+            <w:lang w:val="en_US" w:bidi="en_US"/>
+          </w:rPr>
+          <w:rPr>
+            <w:color w:val="0000EE"/>
+            <w:u w:val="single"/>
+          </w:rPr>
+          <w:t>Mark 11:25</w:t>
         </w:r>
       </w:hyperlink>
       <w:r>
@@ -10302,34 +12222,160 @@
         </w:rPr>
         <w:t xml:space="preserve">; see </w:t>
       </w:r>
-      <w:hyperlink r:id="rId294">
-        <w:r>
-          <w:rPr>
-            <w:lang w:val="en_US" w:bidi="en_US"/>
-          </w:rPr>
-          <w:rPr>
-            <w:color w:val="0000EE"/>
-            <w:u w:val="single"/>
-          </w:rPr>
-          <w:t>Exod 34:32–35</w:t>
-        </w:r>
-      </w:hyperlink>
-      <w:r>
-        <w:rPr>
-          <w:lang w:val="en_US" w:bidi="en_US"/>
-        </w:rPr>
-        <w:t xml:space="preserve">). Stephen, like Moses, was bringing God’s instruction to Israel (see also </w:t>
-      </w:r>
-      <w:hyperlink r:id="rId295">
-        <w:r>
-          <w:rPr>
-            <w:lang w:val="en_US" w:bidi="en_US"/>
-          </w:rPr>
-          <w:rPr>
-            <w:color w:val="0000EE"/>
-            <w:u w:val="single"/>
-          </w:rPr>
-          <w:t>2 Cor 3:7–18</w:t>
+      <w:hyperlink r:id="rId338">
+        <w:r>
+          <w:rPr>
+            <w:lang w:val="en_US" w:bidi="en_US"/>
+          </w:rPr>
+          <w:rPr>
+            <w:color w:val="0000EE"/>
+            <w:u w:val="single"/>
+          </w:rPr>
+          <w:t>Luke 11:4</w:t>
+        </w:r>
+      </w:hyperlink>
+      <w:r>
+        <w:rPr>
+          <w:lang w:val="en_US" w:bidi="en_US"/>
+        </w:rPr>
+        <w:t xml:space="preserve">; </w:t>
+      </w:r>
+      <w:hyperlink r:id="rId339">
+        <w:r>
+          <w:rPr>
+            <w:lang w:val="en_US" w:bidi="en_US"/>
+          </w:rPr>
+          <w:rPr>
+            <w:color w:val="0000EE"/>
+            <w:u w:val="single"/>
+          </w:rPr>
+          <w:t>17:3–4</w:t>
+        </w:r>
+      </w:hyperlink>
+      <w:r>
+        <w:rPr>
+          <w:lang w:val="en_US" w:bidi="en_US"/>
+        </w:rPr>
+        <w:t xml:space="preserve">; </w:t>
+      </w:r>
+      <w:hyperlink r:id="rId340">
+        <w:r>
+          <w:rPr>
+            <w:lang w:val="en_US" w:bidi="en_US"/>
+          </w:rPr>
+          <w:rPr>
+            <w:color w:val="0000EE"/>
+            <w:u w:val="single"/>
+          </w:rPr>
+          <w:t>Luke 11:5–10</w:t>
+        </w:r>
+      </w:hyperlink>
+      <w:r>
+        <w:rPr>
+          <w:lang w:val="en_US" w:bidi="en_US"/>
+        </w:rPr>
+        <w:t xml:space="preserve">; </w:t>
+      </w:r>
+      <w:hyperlink r:id="rId341">
+        <w:r>
+          <w:rPr>
+            <w:lang w:val="en_US" w:bidi="en_US"/>
+          </w:rPr>
+          <w:rPr>
+            <w:color w:val="0000EE"/>
+            <w:u w:val="single"/>
+          </w:rPr>
+          <w:t>18:1–8</w:t>
+        </w:r>
+      </w:hyperlink>
+      <w:r>
+        <w:rPr>
+          <w:lang w:val="en_US" w:bidi="en_US"/>
+        </w:rPr>
+        <w:t xml:space="preserve">; see also </w:t>
+      </w:r>
+      <w:hyperlink r:id="rId342">
+        <w:r>
+          <w:rPr>
+            <w:lang w:val="en_US" w:bidi="en_US"/>
+          </w:rPr>
+          <w:rPr>
+            <w:color w:val="0000EE"/>
+            <w:u w:val="single"/>
+          </w:rPr>
+          <w:t>Acts 1:12–15</w:t>
+        </w:r>
+      </w:hyperlink>
+      <w:r>
+        <w:rPr>
+          <w:lang w:val="en_US" w:bidi="en_US"/>
+        </w:rPr>
+        <w:t xml:space="preserve">; </w:t>
+      </w:r>
+      <w:hyperlink r:id="rId343">
+        <w:r>
+          <w:rPr>
+            <w:lang w:val="en_US" w:bidi="en_US"/>
+          </w:rPr>
+          <w:rPr>
+            <w:color w:val="0000EE"/>
+            <w:u w:val="single"/>
+          </w:rPr>
+          <w:t>4:23–31</w:t>
+        </w:r>
+      </w:hyperlink>
+      <w:r>
+        <w:rPr>
+          <w:lang w:val="en_US" w:bidi="en_US"/>
+        </w:rPr>
+        <w:t xml:space="preserve">; </w:t>
+      </w:r>
+      <w:hyperlink r:id="rId67">
+        <w:r>
+          <w:rPr>
+            <w:lang w:val="en_US" w:bidi="en_US"/>
+          </w:rPr>
+          <w:rPr>
+            <w:color w:val="0000EE"/>
+            <w:u w:val="single"/>
+          </w:rPr>
+          <w:t>12:5</w:t>
+        </w:r>
+      </w:hyperlink>
+      <w:r>
+        <w:rPr>
+          <w:lang w:val="en_US" w:bidi="en_US"/>
+        </w:rPr>
+        <w:t xml:space="preserve">; </w:t>
+      </w:r>
+      <w:hyperlink r:id="rId344">
+        <w:r>
+          <w:rPr>
+            <w:lang w:val="en_US" w:bidi="en_US"/>
+          </w:rPr>
+          <w:rPr>
+            <w:color w:val="0000EE"/>
+            <w:u w:val="single"/>
+          </w:rPr>
+          <w:t>James 5:16–18</w:t>
+        </w:r>
+      </w:hyperlink>
+      <w:r>
+        <w:rPr>
+          <w:lang w:val="en_US" w:bidi="en_US"/>
+        </w:rPr>
+        <w:t>). The Lord gave a positive answer to Stephen’s prayer as it relates to Saul (</w:t>
+      </w:r>
+      <w:hyperlink r:id="rId345">
+        <w:r>
+          <w:rPr>
+            <w:lang w:val="en_US" w:bidi="en_US"/>
+          </w:rPr>
+          <w:rPr>
+            <w:color w:val="0000EE"/>
+            <w:u w:val="single"/>
+          </w:rPr>
+          <w:t>Acts 9:1–43</w:t>
         </w:r>
       </w:hyperlink>
       <w:r>
@@ -10365,98 +12411,105 @@
         <w:rPr>
           <w:lang w:val="en_US" w:bidi="en_US"/>
         </w:rPr>
-        <w:t>Acts 7:1–53</w:t>
-      </w:r>
-      <w:r>
-        <w:rPr>
-          <w:lang w:val="en_US" w:bidi="en_US"/>
-        </w:rPr>
-      </w:r>
-    </w:p>
-    <w:p>
-      <w:pPr/>
-      <w:r>
-        <w:rPr>
-          <w:lang w:val="en_US" w:bidi="en_US"/>
-        </w:rPr>
-      </w:r>
-      <w:r>
-        <w:rPr>
-          <w:lang w:val="en_US" w:bidi="en_US"/>
-        </w:rPr>
-        <w:t xml:space="preserve">Stephen responded to the accusations by testifying about his Lord (cp. </w:t>
-      </w:r>
-      <w:hyperlink r:id="rId296">
-        <w:r>
-          <w:rPr>
-            <w:lang w:val="en_US" w:bidi="en_US"/>
-          </w:rPr>
-          <w:rPr>
-            <w:color w:val="0000EE"/>
-            <w:u w:val="single"/>
-          </w:rPr>
-          <w:t>Luke 21:12–17</w:t>
-        </w:r>
-      </w:hyperlink>
-      <w:r>
-        <w:rPr>
-          <w:lang w:val="en_US" w:bidi="en_US"/>
-        </w:rPr>
-        <w:t>). Instead of defending himself against their prosecution, he became a witness in God’s prosecution of them, exposing their stubbornness and unfaithfulness to God. Stephen’s recital of Israel’s past reminded them of their repeated rejections of those whom God had sent. • Stephen’s review of Israel’s history has three principal parts, dealing with the work of the patriarchs (</w:t>
-      </w:r>
-      <w:hyperlink r:id="rId297">
-        <w:r>
-          <w:rPr>
-            <w:lang w:val="en_US" w:bidi="en_US"/>
-          </w:rPr>
-          <w:rPr>
-            <w:color w:val="0000EE"/>
-            <w:u w:val="single"/>
-          </w:rPr>
-          <w:t>Acts 7:2–16</w:t>
-        </w:r>
-      </w:hyperlink>
-      <w:r>
-        <w:rPr>
-          <w:lang w:val="en_US" w:bidi="en_US"/>
-        </w:rPr>
-        <w:t>), the ministry of Moses (</w:t>
-      </w:r>
-      <w:hyperlink r:id="rId298">
-        <w:r>
-          <w:rPr>
-            <w:lang w:val="en_US" w:bidi="en_US"/>
-          </w:rPr>
-          <w:rPr>
-            <w:color w:val="0000EE"/>
-            <w:u w:val="single"/>
-          </w:rPr>
-          <w:t>7:17–43</w:t>
-        </w:r>
-      </w:hyperlink>
-      <w:r>
-        <w:rPr>
-          <w:lang w:val="en_US" w:bidi="en_US"/>
-        </w:rPr>
-        <w:t>), and the role of the Tabernacle and the Temple (</w:t>
-      </w:r>
-      <w:hyperlink r:id="rId299">
-        <w:r>
-          <w:rPr>
-            <w:lang w:val="en_US" w:bidi="en_US"/>
-          </w:rPr>
-          <w:rPr>
-            <w:color w:val="0000EE"/>
-            <w:u w:val="single"/>
-          </w:rPr>
-          <w:t>7:44–50</w:t>
-        </w:r>
-      </w:hyperlink>
-      <w:r>
-        <w:rPr>
-          <w:lang w:val="en_US" w:bidi="en_US"/>
-        </w:rPr>
-        <w:t>). Stephen followed up his historical survey with a clear attack on the hard-heartedness of his own people. With a prophetic challenge, he urged them to stop rebelling against the Holy Spirit and turn to God with repentance and faith.</w:t>
+        <w:t>Acts 8:1–4</w:t>
+      </w:r>
+      <w:r>
+        <w:rPr>
+          <w:lang w:val="en_US" w:bidi="en_US"/>
+        </w:rPr>
+      </w:r>
+    </w:p>
+    <w:p>
+      <w:pPr/>
+      <w:r>
+        <w:rPr>
+          <w:lang w:val="en_US" w:bidi="en_US"/>
+        </w:rPr>
+      </w:r>
+      <w:r>
+        <w:rPr>
+          <w:i/>
+          <w:lang w:val="en_US" w:bidi="en_US"/>
+        </w:rPr>
+        <w:t>Saul was there</w:t>
+      </w:r>
+      <w:r>
+        <w:rPr>
+          <w:lang w:val="en_US" w:bidi="en_US"/>
+        </w:rPr>
+        <w:t xml:space="preserve">: Compare </w:t>
+      </w:r>
+      <w:hyperlink r:id="rId212">
+        <w:r>
+          <w:rPr>
+            <w:lang w:val="en_US" w:bidi="en_US"/>
+          </w:rPr>
+          <w:rPr>
+            <w:color w:val="0000EE"/>
+            <w:u w:val="single"/>
+          </w:rPr>
+          <w:t>9:1–2</w:t>
+        </w:r>
+      </w:hyperlink>
+      <w:r>
+        <w:rPr>
+          <w:lang w:val="en_US" w:bidi="en_US"/>
+        </w:rPr>
+        <w:t xml:space="preserve">; </w:t>
+      </w:r>
+      <w:hyperlink r:id="rId346">
+        <w:r>
+          <w:rPr>
+            <w:lang w:val="en_US" w:bidi="en_US"/>
+          </w:rPr>
+          <w:rPr>
+            <w:color w:val="0000EE"/>
+            <w:u w:val="single"/>
+          </w:rPr>
+          <w:t>22:4</w:t>
+        </w:r>
+      </w:hyperlink>
+      <w:r>
+        <w:rPr>
+          <w:lang w:val="en_US" w:bidi="en_US"/>
+        </w:rPr>
+        <w:t xml:space="preserve">; </w:t>
+      </w:r>
+      <w:hyperlink r:id="rId347">
+        <w:r>
+          <w:rPr>
+            <w:lang w:val="en_US" w:bidi="en_US"/>
+          </w:rPr>
+          <w:rPr>
+            <w:color w:val="0000EE"/>
+            <w:u w:val="single"/>
+          </w:rPr>
+          <w:t>26:9–11</w:t>
+        </w:r>
+      </w:hyperlink>
+      <w:r>
+        <w:rPr>
+          <w:lang w:val="en_US" w:bidi="en_US"/>
+        </w:rPr>
+        <w:t xml:space="preserve">; </w:t>
+      </w:r>
+      <w:hyperlink r:id="rId348">
+        <w:r>
+          <w:rPr>
+            <w:lang w:val="en_US" w:bidi="en_US"/>
+          </w:rPr>
+          <w:rPr>
+            <w:color w:val="0000EE"/>
+            <w:u w:val="single"/>
+          </w:rPr>
+          <w:t>Galatians 1:13–14</w:t>
+        </w:r>
+      </w:hyperlink>
+      <w:r>
+        <w:rPr>
+          <w:lang w:val="en_US" w:bidi="en_US"/>
+        </w:rPr>
+        <w:t>. This major attack against the church caused all believers except the apostles to flee. Instead of losing enthusiasm, they preached the good news about Jesus wherever they went.</w:t>
       </w:r>
       <w:r>
         <w:rPr>
@@ -10485,56 +12538,45 @@
         <w:rPr>
           <w:lang w:val="en_US" w:bidi="en_US"/>
         </w:rPr>
-        <w:t>Acts 7:8</w:t>
-      </w:r>
-      <w:r>
-        <w:rPr>
-          <w:lang w:val="en_US" w:bidi="en_US"/>
-        </w:rPr>
-      </w:r>
-    </w:p>
-    <w:p>
-      <w:pPr/>
-      <w:r>
-        <w:rPr>
-          <w:lang w:val="en_US" w:bidi="en_US"/>
-        </w:rPr>
-      </w:r>
-      <w:r>
-        <w:rPr>
-          <w:lang w:val="en_US" w:bidi="en_US"/>
-        </w:rPr>
-        <w:t xml:space="preserve">the covenant of circumcision: See </w:t>
-      </w:r>
-      <w:hyperlink r:id="rId300">
-        <w:r>
-          <w:rPr>
-            <w:lang w:val="en_US" w:bidi="en_US"/>
-          </w:rPr>
-          <w:rPr>
-            <w:color w:val="0000EE"/>
-            <w:u w:val="single"/>
-          </w:rPr>
-          <w:t>Gen 17:9–14</w:t>
-        </w:r>
-      </w:hyperlink>
-      <w:r>
-        <w:rPr>
-          <w:lang w:val="en_US" w:bidi="en_US"/>
-        </w:rPr>
-        <w:t>; see also “</w:t>
-      </w:r>
-      <w:r>
-        <w:rPr>
-          <w:lang w:val="en_US" w:bidi="en_US"/>
-        </w:rPr>
-        <w:t>Circumcision in the New Testament</w:t>
-      </w:r>
-      <w:r>
-        <w:rPr>
-          <w:lang w:val="en_US" w:bidi="en_US"/>
-        </w:rPr>
-        <w:t>” Theme Note.</w:t>
+        <w:t>Acts 8:7</w:t>
+      </w:r>
+      <w:r>
+        <w:rPr>
+          <w:lang w:val="en_US" w:bidi="en_US"/>
+        </w:rPr>
+      </w:r>
+    </w:p>
+    <w:p>
+      <w:pPr/>
+      <w:r>
+        <w:rPr>
+          <w:lang w:val="en_US" w:bidi="en_US"/>
+        </w:rPr>
+      </w:r>
+      <w:r>
+        <w:rPr>
+          <w:i/>
+          <w:lang w:val="en_US" w:bidi="en_US"/>
+        </w:rPr>
+        <w:t>Came out … healed</w:t>
+      </w:r>
+      <w:r>
+        <w:rPr>
+          <w:lang w:val="en_US" w:bidi="en_US"/>
+        </w:rPr>
+        <w:t xml:space="preserve">: Miracles often happen when the gospel is preached in the book of Acts (see </w:t>
+      </w:r>
+      <w:r>
+        <w:rPr>
+          <w:lang w:val="en_US" w:bidi="en_US"/>
+        </w:rPr>
+        <w:t>study note on 3:1–11</w:t>
+      </w:r>
+      <w:r>
+        <w:rPr>
+          <w:lang w:val="en_US" w:bidi="en_US"/>
+        </w:rPr>
+        <w:t>).</w:t>
       </w:r>
       <w:r>
         <w:rPr>
@@ -10563,93 +12605,57 @@
         <w:rPr>
           <w:lang w:val="en_US" w:bidi="en_US"/>
         </w:rPr>
-        <w:t>Acts 7:14</w:t>
-      </w:r>
-      <w:r>
-        <w:rPr>
-          <w:lang w:val="en_US" w:bidi="en_US"/>
-        </w:rPr>
-      </w:r>
-    </w:p>
-    <w:p>
-      <w:pPr/>
-      <w:r>
-        <w:rPr>
-          <w:lang w:val="en_US" w:bidi="en_US"/>
-        </w:rPr>
-      </w:r>
-      <w:r>
-        <w:rPr>
-          <w:lang w:val="en_US" w:bidi="en_US"/>
-        </w:rPr>
-        <w:t xml:space="preserve">Compare this figure with the </w:t>
+        <w:t>Acts 8:9–24</w:t>
+      </w:r>
+      <w:r>
+        <w:rPr>
+          <w:lang w:val="en_US" w:bidi="en_US"/>
+        </w:rPr>
+      </w:r>
+    </w:p>
+    <w:p>
+      <w:pPr/>
+      <w:r>
+        <w:rPr>
+          <w:lang w:val="en_US" w:bidi="en_US"/>
+        </w:rPr>
+      </w:r>
+      <w:r>
+        <w:rPr>
+          <w:lang w:val="en_US" w:bidi="en_US"/>
+        </w:rPr>
+        <w:t xml:space="preserve">Simon the sorcerer performed magic and amazed the people of Samaria. He boasted that he was someone great. Simon tried to buy spiritual power. The later corrupt practice of buying and selling positions of leadership in the church was called </w:t>
       </w:r>
       <w:r>
         <w:rPr>
           <w:i/>
           <w:lang w:val="en_US" w:bidi="en_US"/>
         </w:rPr>
-        <w:t>seventy</w:t>
-      </w:r>
-      <w:r>
-        <w:rPr>
-          <w:lang w:val="en_US" w:bidi="en_US"/>
-        </w:rPr>
-        <w:t xml:space="preserve"> mentioned in the Hebrew text of </w:t>
-      </w:r>
-      <w:hyperlink r:id="rId301">
-        <w:r>
-          <w:rPr>
-            <w:lang w:val="en_US" w:bidi="en_US"/>
-          </w:rPr>
-          <w:rPr>
-            <w:color w:val="0000EE"/>
-            <w:u w:val="single"/>
-          </w:rPr>
-          <w:t>Gen 46:27</w:t>
-        </w:r>
-      </w:hyperlink>
-      <w:r>
-        <w:rPr>
-          <w:lang w:val="en_US" w:bidi="en_US"/>
-        </w:rPr>
-        <w:t xml:space="preserve">. The number seventy-five is probably taken from the Septuagint (the Greek translation of the Old Testament) for </w:t>
-      </w:r>
-      <w:hyperlink r:id="rId301">
-        <w:r>
-          <w:rPr>
-            <w:lang w:val="en_US" w:bidi="en_US"/>
-          </w:rPr>
-          <w:rPr>
-            <w:color w:val="0000EE"/>
-            <w:u w:val="single"/>
-          </w:rPr>
-          <w:t>Gen 46:27</w:t>
-        </w:r>
-      </w:hyperlink>
-      <w:r>
-        <w:rPr>
-          <w:lang w:val="en_US" w:bidi="en_US"/>
-        </w:rPr>
-        <w:t xml:space="preserve">. The Septuagint includes three descendants of Ephraim and two of Manasseh at </w:t>
-      </w:r>
-      <w:hyperlink r:id="rId302">
-        <w:r>
-          <w:rPr>
-            <w:lang w:val="en_US" w:bidi="en_US"/>
-          </w:rPr>
-          <w:rPr>
-            <w:color w:val="0000EE"/>
-            <w:u w:val="single"/>
-          </w:rPr>
-          <w:t>Gen 46:20</w:t>
-        </w:r>
-      </w:hyperlink>
-      <w:r>
-        <w:rPr>
-          <w:lang w:val="en_US" w:bidi="en_US"/>
-        </w:rPr>
-        <w:t>, making for a total of five more persons, whereas the Hebrew text does not include descendants for Joseph’s sons. The New Testament authors often quote from the Septuagint, which sometimes differs from the Hebrew Masoretic Text.</w:t>
+        <w:t>simony</w:t>
+      </w:r>
+      <w:r>
+        <w:rPr>
+          <w:lang w:val="en_US" w:bidi="en_US"/>
+        </w:rPr>
+        <w:t xml:space="preserve">. This term refers to the corrupt practice of buying and selling church leadership positions (see </w:t>
+      </w:r>
+      <w:hyperlink r:id="rId349">
+        <w:r>
+          <w:rPr>
+            <w:lang w:val="en_US" w:bidi="en_US"/>
+          </w:rPr>
+          <w:rPr>
+            <w:color w:val="0000EE"/>
+            <w:u w:val="single"/>
+          </w:rPr>
+          <w:t>1 Timothy 6:9–10</w:t>
+        </w:r>
+      </w:hyperlink>
+      <w:r>
+        <w:rPr>
+          <w:lang w:val="en_US" w:bidi="en_US"/>
+        </w:rPr>
+        <w:t>). Peter strongly criticized Simon's evil intentions and actions.</w:t>
       </w:r>
       <w:r>
         <w:rPr>
@@ -10678,44 +12684,134 @@
         <w:rPr>
           <w:lang w:val="en_US" w:bidi="en_US"/>
         </w:rPr>
-        <w:t>Acts 7:16</w:t>
-      </w:r>
-      <w:r>
-        <w:rPr>
-          <w:lang w:val="en_US" w:bidi="en_US"/>
-        </w:rPr>
-      </w:r>
-    </w:p>
-    <w:p>
-      <w:pPr/>
-      <w:r>
-        <w:rPr>
-          <w:lang w:val="en_US" w:bidi="en_US"/>
-        </w:rPr>
-      </w:r>
-      <w:r>
-        <w:rPr>
-          <w:lang w:val="en_US" w:bidi="en_US"/>
-        </w:rPr>
-        <w:t xml:space="preserve">a certain price: Four hundred pieces of silver, according to </w:t>
-      </w:r>
-      <w:hyperlink r:id="rId303">
-        <w:r>
-          <w:rPr>
-            <w:lang w:val="en_US" w:bidi="en_US"/>
-          </w:rPr>
-          <w:rPr>
-            <w:color w:val="0000EE"/>
-            <w:u w:val="single"/>
-          </w:rPr>
-          <w:t>Gen 23:16</w:t>
-        </w:r>
-      </w:hyperlink>
-      <w:r>
-        <w:rPr>
-          <w:lang w:val="en_US" w:bidi="en_US"/>
-        </w:rPr>
-        <w:t>.</w:t>
+        <w:t>Acts 8:14–17</w:t>
+      </w:r>
+      <w:r>
+        <w:rPr>
+          <w:lang w:val="en_US" w:bidi="en_US"/>
+        </w:rPr>
+      </w:r>
+    </w:p>
+    <w:p>
+      <w:pPr/>
+      <w:r>
+        <w:rPr>
+          <w:lang w:val="en_US" w:bidi="en_US"/>
+        </w:rPr>
+      </w:r>
+      <w:r>
+        <w:rPr>
+          <w:lang w:val="en_US" w:bidi="en_US"/>
+        </w:rPr>
+        <w:t xml:space="preserve">When the apostles sent two of their own representatives to Samaria, it was an important step in overcoming prejudice (compare </w:t>
+      </w:r>
+      <w:hyperlink r:id="rId350">
+        <w:r>
+          <w:rPr>
+            <w:lang w:val="en_US" w:bidi="en_US"/>
+          </w:rPr>
+          <w:rPr>
+            <w:color w:val="0000EE"/>
+            <w:u w:val="single"/>
+          </w:rPr>
+          <w:t>Matthew 10:5</w:t>
+        </w:r>
+      </w:hyperlink>
+      <w:r>
+        <w:rPr>
+          <w:lang w:val="en_US" w:bidi="en_US"/>
+        </w:rPr>
+        <w:t xml:space="preserve">; </w:t>
+      </w:r>
+      <w:hyperlink r:id="rId351">
+        <w:r>
+          <w:rPr>
+            <w:lang w:val="en_US" w:bidi="en_US"/>
+          </w:rPr>
+          <w:rPr>
+            <w:color w:val="0000EE"/>
+            <w:u w:val="single"/>
+          </w:rPr>
+          <w:t>Luke 9:52–54</w:t>
+        </w:r>
+      </w:hyperlink>
+      <w:r>
+        <w:rPr>
+          <w:lang w:val="en_US" w:bidi="en_US"/>
+        </w:rPr>
+        <w:t xml:space="preserve">; </w:t>
+      </w:r>
+      <w:hyperlink r:id="rId352">
+        <w:r>
+          <w:rPr>
+            <w:lang w:val="en_US" w:bidi="en_US"/>
+          </w:rPr>
+          <w:rPr>
+            <w:color w:val="0000EE"/>
+            <w:u w:val="single"/>
+          </w:rPr>
+          <w:t>John 4:9</w:t>
+        </w:r>
+      </w:hyperlink>
+      <w:r>
+        <w:rPr>
+          <w:lang w:val="en_US" w:bidi="en_US"/>
+        </w:rPr>
+        <w:t xml:space="preserve">; </w:t>
+      </w:r>
+      <w:hyperlink r:id="rId353">
+        <w:r>
+          <w:rPr>
+            <w:lang w:val="en_US" w:bidi="en_US"/>
+          </w:rPr>
+          <w:rPr>
+            <w:color w:val="0000EE"/>
+            <w:u w:val="single"/>
+          </w:rPr>
+          <w:t>8:48</w:t>
+        </w:r>
+      </w:hyperlink>
+      <w:r>
+        <w:rPr>
+          <w:lang w:val="en_US" w:bidi="en_US"/>
+        </w:rPr>
+        <w:t>). It was even more remarkable that Peter and John prayed for the Samaritans who trusted in Christ to receive the Holy Spirit. This event is similar to the day of Pentecost in Jerusalem and marks how the Holy Spirit's power spread from Judea to Samaria (</w:t>
+      </w:r>
+      <w:hyperlink r:id="rId354">
+        <w:r>
+          <w:rPr>
+            <w:lang w:val="en_US" w:bidi="en_US"/>
+          </w:rPr>
+          <w:rPr>
+            <w:color w:val="0000EE"/>
+            <w:u w:val="single"/>
+          </w:rPr>
+          <w:t>Acts 2:1–47</w:t>
+        </w:r>
+      </w:hyperlink>
+      <w:r>
+        <w:rPr>
+          <w:lang w:val="en_US" w:bidi="en_US"/>
+        </w:rPr>
+        <w:t xml:space="preserve">; </w:t>
+      </w:r>
+      <w:hyperlink r:id="rId100">
+        <w:r>
+          <w:rPr>
+            <w:lang w:val="en_US" w:bidi="en_US"/>
+          </w:rPr>
+          <w:rPr>
+            <w:color w:val="0000EE"/>
+            <w:u w:val="single"/>
+          </w:rPr>
+          <w:t>1:8</w:t>
+        </w:r>
+      </w:hyperlink>
+      <w:r>
+        <w:rPr>
+          <w:lang w:val="en_US" w:bidi="en_US"/>
+        </w:rPr>
+        <w:t>).</w:t>
       </w:r>
       <w:r>
         <w:rPr>
@@ -10744,44 +12840,26 @@
         <w:rPr>
           <w:lang w:val="en_US" w:bidi="en_US"/>
         </w:rPr>
-        <w:t>Acts 7:37</w:t>
-      </w:r>
-      <w:r>
-        <w:rPr>
-          <w:lang w:val="en_US" w:bidi="en_US"/>
-        </w:rPr>
-      </w:r>
-    </w:p>
-    <w:p>
-      <w:pPr/>
-      <w:r>
-        <w:rPr>
-          <w:lang w:val="en_US" w:bidi="en_US"/>
-        </w:rPr>
-      </w:r>
-      <w:r>
-        <w:rPr>
-          <w:lang w:val="en_US" w:bidi="en_US"/>
-        </w:rPr>
-        <w:t xml:space="preserve">This verse quotes </w:t>
-      </w:r>
-      <w:hyperlink r:id="rId186">
-        <w:r>
-          <w:rPr>
-            <w:lang w:val="en_US" w:bidi="en_US"/>
-          </w:rPr>
-          <w:rPr>
-            <w:color w:val="0000EE"/>
-            <w:u w:val="single"/>
-          </w:rPr>
-          <w:t>Deut 18:15</w:t>
-        </w:r>
-      </w:hyperlink>
-      <w:r>
-        <w:rPr>
-          <w:lang w:val="en_US" w:bidi="en_US"/>
-        </w:rPr>
-        <w:t>. Moses had prophesied that the Messiah would come, and it had happened as Moses said.</w:t>
+        <w:t>Acts 8:24</w:t>
+      </w:r>
+      <w:r>
+        <w:rPr>
+          <w:lang w:val="en_US" w:bidi="en_US"/>
+        </w:rPr>
+      </w:r>
+    </w:p>
+    <w:p>
+      <w:pPr/>
+      <w:r>
+        <w:rPr>
+          <w:lang w:val="en_US" w:bidi="en_US"/>
+        </w:rPr>
+      </w:r>
+      <w:r>
+        <w:rPr>
+          <w:lang w:val="en_US" w:bidi="en_US"/>
+        </w:rPr>
+        <w:t>Simon recognized that he needed Peter to pray for him. However, the text does not clearly say that Simon repented or turned away from his evil actions. His request seems focused on avoiding the severe punishment Peter warned about, rather than on a true change in how he thought and acted.</w:t>
       </w:r>
       <w:r>
         <w:rPr>
@@ -10810,26 +12888,26 @@
         <w:rPr>
           <w:lang w:val="en_US" w:bidi="en_US"/>
         </w:rPr>
-        <w:t>Acts 7:39–40</w:t>
-      </w:r>
-      <w:r>
-        <w:rPr>
-          <w:lang w:val="en_US" w:bidi="en_US"/>
-        </w:rPr>
-      </w:r>
-    </w:p>
-    <w:p>
-      <w:pPr/>
-      <w:r>
-        <w:rPr>
-          <w:lang w:val="en_US" w:bidi="en_US"/>
-        </w:rPr>
-      </w:r>
-      <w:r>
-        <w:rPr>
-          <w:lang w:val="en_US" w:bidi="en_US"/>
-        </w:rPr>
-        <w:t>Just as the ancient Jews had rejected what Moses was saying, now Stephen was speaking to descendants who were still rejecting God’s deliverers—in this case, Jesus, the ultimate deliverer.</w:t>
+        <w:t>Acts 8:26–40</w:t>
+      </w:r>
+      <w:r>
+        <w:rPr>
+          <w:lang w:val="en_US" w:bidi="en_US"/>
+        </w:rPr>
+      </w:r>
+    </w:p>
+    <w:p>
+      <w:pPr/>
+      <w:r>
+        <w:rPr>
+          <w:lang w:val="en_US" w:bidi="en_US"/>
+        </w:rPr>
+      </w:r>
+      <w:r>
+        <w:rPr>
+          <w:lang w:val="en_US" w:bidi="en_US"/>
+        </w:rPr>
+        <w:t>Philip obeyed the Holy Spirit and followed the Spirit’s direction. He then took the opportunity to share the message of the gospel with an Ethiopian eunuch (a trusted male official who served a king or queen) on the desert road from Jerusalem to Gaza. This event shows how effective Philip was in explaining and sharing the Christian message. It also shows his strong commitment to bringing the good news to all people, no matter their social position or ethnic background.</w:t>
       </w:r>
       <w:r>
         <w:rPr>
@@ -10858,165 +12936,613 @@
         <w:rPr>
           <w:lang w:val="en_US" w:bidi="en_US"/>
         </w:rPr>
-        <w:t>Acts 7:42–43</w:t>
-      </w:r>
-      <w:r>
-        <w:rPr>
-          <w:lang w:val="en_US" w:bidi="en_US"/>
-        </w:rPr>
-      </w:r>
-    </w:p>
-    <w:p>
-      <w:pPr/>
-      <w:r>
-        <w:rPr>
-          <w:lang w:val="en_US" w:bidi="en_US"/>
-        </w:rPr>
-      </w:r>
-      <w:r>
-        <w:rPr>
-          <w:lang w:val="en_US" w:bidi="en_US"/>
-        </w:rPr>
-        <w:t xml:space="preserve">This passage quotes </w:t>
-      </w:r>
-      <w:hyperlink r:id="rId304">
-        <w:r>
-          <w:rPr>
-            <w:lang w:val="en_US" w:bidi="en_US"/>
-          </w:rPr>
-          <w:rPr>
-            <w:color w:val="0000EE"/>
-            <w:u w:val="single"/>
-          </w:rPr>
-          <w:t>Amos 5:25–27</w:t>
-        </w:r>
-      </w:hyperlink>
-      <w:r>
-        <w:rPr>
-          <w:lang w:val="en_US" w:bidi="en_US"/>
-        </w:rPr>
-        <w:t xml:space="preserve"> (Greek version) to illustrate how the people of Israel rebelled against Moses (</w:t>
-      </w:r>
-      <w:hyperlink r:id="rId305">
-        <w:r>
-          <w:rPr>
-            <w:lang w:val="en_US" w:bidi="en_US"/>
-          </w:rPr>
-          <w:rPr>
-            <w:color w:val="0000EE"/>
-            <w:u w:val="single"/>
-          </w:rPr>
-          <w:t>Acts 7:39–41</w:t>
-        </w:r>
-      </w:hyperlink>
-      <w:r>
-        <w:rPr>
-          <w:lang w:val="en_US" w:bidi="en_US"/>
-        </w:rPr>
-        <w:t>). Molech was a Canaanite god to whom human sacrifices were offered (</w:t>
-      </w:r>
-      <w:hyperlink r:id="rId306">
-        <w:r>
-          <w:rPr>
-            <w:lang w:val="en_US" w:bidi="en_US"/>
-          </w:rPr>
-          <w:rPr>
-            <w:color w:val="0000EE"/>
-            <w:u w:val="single"/>
-          </w:rPr>
-          <w:t>Lev 18:21</w:t>
-        </w:r>
-      </w:hyperlink>
-      <w:r>
-        <w:rPr>
-          <w:lang w:val="en_US" w:bidi="en_US"/>
-        </w:rPr>
-        <w:t xml:space="preserve">; </w:t>
-      </w:r>
-      <w:hyperlink r:id="rId307">
-        <w:r>
-          <w:rPr>
-            <w:lang w:val="en_US" w:bidi="en_US"/>
-          </w:rPr>
-          <w:rPr>
-            <w:color w:val="0000EE"/>
-            <w:u w:val="single"/>
-          </w:rPr>
-          <w:t>20:2–5</w:t>
-        </w:r>
-      </w:hyperlink>
-      <w:r>
-        <w:rPr>
-          <w:lang w:val="en_US" w:bidi="en_US"/>
-        </w:rPr>
-        <w:t xml:space="preserve">; </w:t>
-      </w:r>
-      <w:hyperlink r:id="rId308">
-        <w:r>
-          <w:rPr>
-            <w:lang w:val="en_US" w:bidi="en_US"/>
-          </w:rPr>
-          <w:rPr>
-            <w:color w:val="0000EE"/>
-            <w:u w:val="single"/>
-          </w:rPr>
-          <w:t>1 Kgs 11:7</w:t>
-        </w:r>
-      </w:hyperlink>
-      <w:r>
-        <w:rPr>
-          <w:lang w:val="en_US" w:bidi="en_US"/>
-        </w:rPr>
-        <w:t xml:space="preserve">; </w:t>
-      </w:r>
-      <w:hyperlink r:id="rId309">
-        <w:r>
-          <w:rPr>
-            <w:lang w:val="en_US" w:bidi="en_US"/>
-          </w:rPr>
-          <w:rPr>
-            <w:color w:val="0000EE"/>
-            <w:u w:val="single"/>
-          </w:rPr>
-          <w:t>2 Kgs 23:10</w:t>
-        </w:r>
-      </w:hyperlink>
-      <w:r>
-        <w:rPr>
-          <w:lang w:val="en_US" w:bidi="en_US"/>
-        </w:rPr>
-        <w:t xml:space="preserve">; </w:t>
-      </w:r>
-      <w:hyperlink r:id="rId310">
-        <w:r>
-          <w:rPr>
-            <w:lang w:val="en_US" w:bidi="en_US"/>
-          </w:rPr>
-          <w:rPr>
-            <w:color w:val="0000EE"/>
-            <w:u w:val="single"/>
-          </w:rPr>
-          <w:t>Jer 32:35</w:t>
-        </w:r>
-      </w:hyperlink>
-      <w:r>
-        <w:rPr>
-          <w:lang w:val="en_US" w:bidi="en_US"/>
-        </w:rPr>
-        <w:t>). Rephan</w:t>
+        <w:t>Acts 8:27</w:t>
+      </w:r>
+      <w:r>
+        <w:rPr>
+          <w:lang w:val="en_US" w:bidi="en_US"/>
+        </w:rPr>
+      </w:r>
+    </w:p>
+    <w:p>
+      <w:pPr>
+        <w:pStyle w:val="ListBullet"/>
+        <w:spacing w:line="240" w:lineRule="auto"/>
+        <w:ind w:left="720"/>
+      </w:pPr>
+      <w:r>
+        <w:rPr>
+          <w:lang w:val="en_US" w:bidi="en_US"/>
+        </w:rPr>
+      </w:r>
+      <w:r>
+        <w:rPr>
+          <w:lang w:val="en_US" w:bidi="en_US"/>
+        </w:rPr>
+        <w:t xml:space="preserve">In the ancient world, a eunuch was a royal official. Some eunuchs had been physically altered and could not have children, while others held the title because of their role in the royal court (see </w:t>
+      </w:r>
+      <w:hyperlink r:id="rId355">
+        <w:r>
+          <w:rPr>
+            <w:lang w:val="en_US" w:bidi="en_US"/>
+          </w:rPr>
+          <w:rPr>
+            <w:color w:val="0000EE"/>
+            <w:u w:val="single"/>
+          </w:rPr>
+          <w:t>2 Kings 9:30–32</w:t>
+        </w:r>
+      </w:hyperlink>
+      <w:r>
+        <w:rPr>
+          <w:lang w:val="en_US" w:bidi="en_US"/>
+        </w:rPr>
+        <w:t xml:space="preserve">; </w:t>
+      </w:r>
+      <w:hyperlink r:id="rId356">
+        <w:r>
+          <w:rPr>
+            <w:lang w:val="en_US" w:bidi="en_US"/>
+          </w:rPr>
+          <w:rPr>
+            <w:color w:val="0000EE"/>
+            <w:u w:val="single"/>
+          </w:rPr>
+          <w:t>Esther 1:10</w:t>
+        </w:r>
+      </w:hyperlink>
+      <w:r>
+        <w:rPr>
+          <w:lang w:val="en_US" w:bidi="en_US"/>
+        </w:rPr>
+        <w:t xml:space="preserve">; </w:t>
+      </w:r>
+      <w:hyperlink r:id="rId357">
+        <w:r>
+          <w:rPr>
+            <w:lang w:val="en_US" w:bidi="en_US"/>
+          </w:rPr>
+          <w:rPr>
+            <w:color w:val="0000EE"/>
+            <w:u w:val="single"/>
+          </w:rPr>
+          <w:t>2:3</w:t>
+        </w:r>
+      </w:hyperlink>
+      <w:r>
+        <w:rPr>
+          <w:lang w:val="en_US" w:bidi="en_US"/>
+        </w:rPr>
+        <w:t xml:space="preserve">, </w:t>
+      </w:r>
+      <w:hyperlink r:id="rId358">
+        <w:r>
+          <w:rPr>
+            <w:lang w:val="en_US" w:bidi="en_US"/>
+          </w:rPr>
+          <w:rPr>
+            <w:color w:val="0000EE"/>
+            <w:u w:val="single"/>
+          </w:rPr>
+          <w:t>14–15</w:t>
+        </w:r>
+      </w:hyperlink>
+      <w:r>
+        <w:rPr>
+          <w:lang w:val="en_US" w:bidi="en_US"/>
+        </w:rPr>
+        <w:t xml:space="preserve">, </w:t>
+      </w:r>
+      <w:hyperlink r:id="rId359">
+        <w:r>
+          <w:rPr>
+            <w:lang w:val="en_US" w:bidi="en_US"/>
+          </w:rPr>
+          <w:rPr>
+            <w:color w:val="0000EE"/>
+            <w:u w:val="single"/>
+          </w:rPr>
+          <w:t>21</w:t>
+        </w:r>
+      </w:hyperlink>
+      <w:r>
+        <w:rPr>
+          <w:lang w:val="en_US" w:bidi="en_US"/>
+        </w:rPr>
+        <w:t xml:space="preserve">; </w:t>
+      </w:r>
+      <w:hyperlink r:id="rId360">
+        <w:r>
+          <w:rPr>
+            <w:lang w:val="en_US" w:bidi="en_US"/>
+          </w:rPr>
+          <w:rPr>
+            <w:color w:val="0000EE"/>
+            <w:u w:val="single"/>
+          </w:rPr>
+          <w:t>4:4–5</w:t>
+        </w:r>
+      </w:hyperlink>
+      <w:r>
+        <w:rPr>
+          <w:lang w:val="en_US" w:bidi="en_US"/>
+        </w:rPr>
+        <w:t xml:space="preserve">). </w:t>
+        <w:br/>
+      </w:r>
+      <w:r>
+        <w:rPr>
+          <w:lang w:val="en_US" w:bidi="en_US"/>
+        </w:rPr>
+        <w:t>Many Jews looked down on eunuchs. Eunuchs could not have children, so they could not pass on the covenant family line (God’s people through descendants). The law of Moses also excluded men with damaged genitals from the assembly of Israel, which was the gathered worshiping community (</w:t>
+      </w:r>
+      <w:hyperlink r:id="rId361">
+        <w:r>
+          <w:rPr>
+            <w:lang w:val="en_US" w:bidi="en_US"/>
+          </w:rPr>
+          <w:rPr>
+            <w:color w:val="0000EE"/>
+            <w:u w:val="single"/>
+          </w:rPr>
+          <w:t>Deuteronomy 23:1</w:t>
+        </w:r>
+      </w:hyperlink>
+      <w:r>
+        <w:rPr>
+          <w:lang w:val="en_US" w:bidi="en_US"/>
+        </w:rPr>
+        <w:t xml:space="preserve">; compare </w:t>
+      </w:r>
+      <w:hyperlink r:id="rId362">
+        <w:r>
+          <w:rPr>
+            <w:lang w:val="en_US" w:bidi="en_US"/>
+          </w:rPr>
+          <w:rPr>
+            <w:color w:val="0000EE"/>
+            <w:u w:val="single"/>
+          </w:rPr>
+          <w:t>Leviticus 21:17–23</w:t>
+        </w:r>
+      </w:hyperlink>
+      <w:r>
+        <w:rPr>
+          <w:lang w:val="en_US" w:bidi="en_US"/>
+        </w:rPr>
+        <w:t xml:space="preserve">). </w:t>
+        <w:br/>
+      </w:r>
+      <w:r>
+        <w:rPr>
+          <w:lang w:val="en_US" w:bidi="en_US"/>
+        </w:rPr>
+        <w:t>However, the prophet Isaiah spoke of a future time when God would welcome non-Jewish people and eunuchs who were faithful to him (</w:t>
+      </w:r>
+      <w:hyperlink r:id="rId363">
+        <w:r>
+          <w:rPr>
+            <w:lang w:val="en_US" w:bidi="en_US"/>
+          </w:rPr>
+          <w:rPr>
+            <w:color w:val="0000EE"/>
+            <w:u w:val="single"/>
+          </w:rPr>
+          <w:t>Isaiah 56:3–8</w:t>
+        </w:r>
+      </w:hyperlink>
+      <w:r>
+        <w:rPr>
+          <w:lang w:val="en_US" w:bidi="en_US"/>
+        </w:rPr>
+        <w:t xml:space="preserve">; see also </w:t>
+      </w:r>
+      <w:hyperlink r:id="rId364">
+        <w:r>
+          <w:rPr>
+            <w:lang w:val="en_US" w:bidi="en_US"/>
+          </w:rPr>
+          <w:rPr>
+            <w:color w:val="0000EE"/>
+            <w:u w:val="single"/>
+          </w:rPr>
+          <w:t>Matthew 19:12</w:t>
+        </w:r>
+      </w:hyperlink>
+      <w:r>
+        <w:rPr>
+          <w:lang w:val="en_US" w:bidi="en_US"/>
+        </w:rPr>
+        <w:t>). In the new covenant, all people who have genuine faith belong to the people of God.</w:t>
+      </w:r>
+    </w:p>
+    <w:p>
+      <w:pPr>
+        <w:pStyle w:val="ListBullet"/>
+        <w:spacing w:line="240" w:lineRule="auto"/>
+        <w:ind w:left="720"/>
+      </w:pPr>
+      <w:r>
+        <w:rPr>
+          <w:lang w:val="en_US" w:bidi="en_US"/>
+        </w:rPr>
+      </w:r>
+      <w:r>
+        <w:rPr>
+          <w:lang w:val="en_US" w:bidi="en_US"/>
+        </w:rPr>
+        <w:t>The eunuch traveled from Africa to Jerusalem to worship in the temple, probably for a major Jewish feast.</w:t>
+      </w:r>
+      <w:r>
+        <w:rPr>
+          <w:lang w:val="en_US" w:bidi="en_US"/>
+        </w:rPr>
+      </w:r>
+      <w:r>
+        <w:rPr>
+          <w:lang w:val="en_US" w:bidi="en_US"/>
+        </w:rPr>
+      </w:r>
+    </w:p>
+    <w:p>
+      <w:pPr/>
+      <w:r>
+        <w:rPr>
+          <w:lang w:val="en_US" w:bidi="en_US"/>
+        </w:rPr>
+      </w:r>
+    </w:p>
+    <w:p>
+      <w:pPr>
+        <w:pStyle w:val="Heading2"/>
+      </w:pPr>
+      <w:r>
+        <w:rPr>
+          <w:lang w:val="en_US" w:bidi="en_US"/>
+        </w:rPr>
+        <w:t>Acts 8:29</w:t>
+      </w:r>
+      <w:r>
+        <w:rPr>
+          <w:lang w:val="en_US" w:bidi="en_US"/>
+        </w:rPr>
+      </w:r>
+    </w:p>
+    <w:p>
+      <w:pPr/>
+      <w:r>
+        <w:rPr>
+          <w:lang w:val="en_US" w:bidi="en_US"/>
+        </w:rPr>
+      </w:r>
+      <w:r>
+        <w:rPr>
+          <w:lang w:val="en_US" w:bidi="en_US"/>
+        </w:rPr>
+        <w:t>The Holy Spirit guides the servants of God in where, when, and what to preach, teach, or do (</w:t>
+      </w:r>
+      <w:hyperlink r:id="rId44">
+        <w:r>
+          <w:rPr>
+            <w:lang w:val="en_US" w:bidi="en_US"/>
+          </w:rPr>
+          <w:rPr>
+            <w:color w:val="0000EE"/>
+            <w:u w:val="single"/>
+          </w:rPr>
+          <w:t>Acts 9:15</w:t>
+        </w:r>
+      </w:hyperlink>
+      <w:r>
+        <w:rPr>
+          <w:lang w:val="en_US" w:bidi="en_US"/>
+        </w:rPr>
+        <w:t xml:space="preserve">; </w:t>
+      </w:r>
+      <w:hyperlink r:id="rId365">
+        <w:r>
+          <w:rPr>
+            <w:lang w:val="en_US" w:bidi="en_US"/>
+          </w:rPr>
+          <w:rPr>
+            <w:color w:val="0000EE"/>
+            <w:u w:val="single"/>
+          </w:rPr>
+          <w:t>10:19–20</w:t>
+        </w:r>
+      </w:hyperlink>
+      <w:r>
+        <w:rPr>
+          <w:lang w:val="en_US" w:bidi="en_US"/>
+        </w:rPr>
+        <w:t xml:space="preserve">; </w:t>
+      </w:r>
+      <w:hyperlink r:id="rId366">
+        <w:r>
+          <w:rPr>
+            <w:lang w:val="en_US" w:bidi="en_US"/>
+          </w:rPr>
+          <w:rPr>
+            <w:color w:val="0000EE"/>
+            <w:u w:val="single"/>
+          </w:rPr>
+          <w:t>11:12</w:t>
+        </w:r>
+      </w:hyperlink>
+      <w:r>
+        <w:rPr>
+          <w:lang w:val="en_US" w:bidi="en_US"/>
+        </w:rPr>
+        <w:t xml:space="preserve">; </w:t>
+      </w:r>
+      <w:hyperlink r:id="rId115">
+        <w:r>
+          <w:rPr>
+            <w:lang w:val="en_US" w:bidi="en_US"/>
+          </w:rPr>
+          <w:rPr>
+            <w:color w:val="0000EE"/>
+            <w:u w:val="single"/>
+          </w:rPr>
+          <w:t>16:6</w:t>
+        </w:r>
+      </w:hyperlink>
+      <w:r>
+        <w:rPr>
+          <w:lang w:val="en_US" w:bidi="en_US"/>
+        </w:rPr>
+        <w:t xml:space="preserve">; </w:t>
+      </w:r>
+      <w:hyperlink r:id="rId367">
+        <w:r>
+          <w:rPr>
+            <w:lang w:val="en_US" w:bidi="en_US"/>
+          </w:rPr>
+          <w:rPr>
+            <w:color w:val="0000EE"/>
+            <w:u w:val="single"/>
+          </w:rPr>
+          <w:t>1 Corinthians 2:13</w:t>
+        </w:r>
+      </w:hyperlink>
+      <w:r>
+        <w:rPr>
+          <w:lang w:val="en_US" w:bidi="en_US"/>
+        </w:rPr>
+        <w:t xml:space="preserve">; </w:t>
+      </w:r>
+      <w:hyperlink r:id="rId368">
+        <w:r>
+          <w:rPr>
+            <w:lang w:val="en_US" w:bidi="en_US"/>
+          </w:rPr>
+          <w:rPr>
+            <w:color w:val="0000EE"/>
+            <w:u w:val="single"/>
+          </w:rPr>
+          <w:t>1 Peter 1:12</w:t>
+        </w:r>
+      </w:hyperlink>
+      <w:r>
+        <w:rPr>
+          <w:lang w:val="en_US" w:bidi="en_US"/>
+        </w:rPr>
+        <w:t>).</w:t>
+      </w:r>
+      <w:r>
+        <w:rPr>
+          <w:lang w:val="en_US" w:bidi="en_US"/>
+        </w:rPr>
+      </w:r>
+      <w:r>
+        <w:rPr>
+          <w:lang w:val="en_US" w:bidi="en_US"/>
+        </w:rPr>
+      </w:r>
+    </w:p>
+    <w:p>
+      <w:pPr/>
+      <w:r>
+        <w:rPr>
+          <w:lang w:val="en_US" w:bidi="en_US"/>
+        </w:rPr>
+      </w:r>
+    </w:p>
+    <w:p>
+      <w:pPr>
+        <w:pStyle w:val="Heading2"/>
+      </w:pPr>
+      <w:r>
+        <w:rPr>
+          <w:lang w:val="en_US" w:bidi="en_US"/>
+        </w:rPr>
+        <w:t>Acts 8:32–33</w:t>
+      </w:r>
+      <w:r>
+        <w:rPr>
+          <w:lang w:val="en_US" w:bidi="en_US"/>
+        </w:rPr>
+      </w:r>
+    </w:p>
+    <w:p>
+      <w:pPr/>
+      <w:r>
+        <w:rPr>
+          <w:lang w:val="en_US" w:bidi="en_US"/>
+        </w:rPr>
+      </w:r>
+      <w:r>
+        <w:rPr>
+          <w:lang w:val="en_US" w:bidi="en_US"/>
+        </w:rPr>
+        <w:t xml:space="preserve">The Scripture passage was </w:t>
+      </w:r>
+      <w:hyperlink r:id="rId369">
+        <w:r>
+          <w:rPr>
+            <w:lang w:val="en_US" w:bidi="en_US"/>
+          </w:rPr>
+          <w:rPr>
+            <w:color w:val="0000EE"/>
+            <w:u w:val="single"/>
+          </w:rPr>
+          <w:t>Isaiah 53:7–8</w:t>
+        </w:r>
+      </w:hyperlink>
+      <w:r>
+        <w:rPr>
+          <w:lang w:val="en_US" w:bidi="en_US"/>
+        </w:rPr>
+        <w:t>. It is one of the Servant Songs of Isaiah, a passage that speaks of the suffering servant of the Lord.</w:t>
+      </w:r>
+      <w:r>
+        <w:rPr>
+          <w:lang w:val="en_US" w:bidi="en_US"/>
+        </w:rPr>
+      </w:r>
+      <w:r>
+        <w:rPr>
+          <w:lang w:val="en_US" w:bidi="en_US"/>
+        </w:rPr>
+      </w:r>
+    </w:p>
+    <w:p>
+      <w:pPr/>
+      <w:r>
+        <w:rPr>
+          <w:lang w:val="en_US" w:bidi="en_US"/>
+        </w:rPr>
+      </w:r>
+    </w:p>
+    <w:p>
+      <w:pPr>
+        <w:pStyle w:val="Heading2"/>
+      </w:pPr>
+      <w:r>
+        <w:rPr>
+          <w:lang w:val="en_US" w:bidi="en_US"/>
+        </w:rPr>
+        <w:t>Acts 8:39–40</w:t>
+      </w:r>
+      <w:r>
+        <w:rPr>
+          <w:lang w:val="en_US" w:bidi="en_US"/>
+        </w:rPr>
+      </w:r>
+    </w:p>
+    <w:p>
+      <w:pPr>
+        <w:pStyle w:val="ListBullet"/>
+        <w:spacing w:line="240" w:lineRule="auto"/>
+        <w:ind w:left="720"/>
+      </w:pPr>
+      <w:r>
+        <w:rPr>
+          <w:lang w:val="en_US" w:bidi="en_US"/>
+        </w:rPr>
+      </w:r>
+      <w:r>
+        <w:rPr>
+          <w:lang w:val="en_US" w:bidi="en_US"/>
+        </w:rPr>
+        <w:t xml:space="preserve">After the Spirit of the Lord carried Philip away, he traveled north along the coast from Azotus. Azotus is another name for Ashdod (see </w:t>
+      </w:r>
+      <w:hyperlink r:id="rId370">
+        <w:r>
+          <w:rPr>
+            <w:lang w:val="en_US" w:bidi="en_US"/>
+          </w:rPr>
+          <w:rPr>
+            <w:color w:val="0000EE"/>
+            <w:u w:val="single"/>
+          </w:rPr>
+          <w:t>1 Samuel 5:1–7</w:t>
+        </w:r>
+      </w:hyperlink>
+      <w:r>
+        <w:rPr>
+          <w:lang w:val="en_US" w:bidi="en_US"/>
+        </w:rPr>
+        <w:t xml:space="preserve">; </w:t>
+      </w:r>
+      <w:hyperlink r:id="rId371">
+        <w:r>
+          <w:rPr>
+            <w:lang w:val="en_US" w:bidi="en_US"/>
+          </w:rPr>
+          <w:rPr>
+            <w:color w:val="0000EE"/>
+            <w:u w:val="single"/>
+          </w:rPr>
+          <w:t>Nehemiah 13:23–24</w:t>
+        </w:r>
+      </w:hyperlink>
+      <w:r>
+        <w:rPr>
+          <w:lang w:val="en_US" w:bidi="en_US"/>
+        </w:rPr>
+        <w:t xml:space="preserve">; </w:t>
+      </w:r>
+      <w:hyperlink r:id="rId372">
+        <w:r>
+          <w:rPr>
+            <w:lang w:val="en_US" w:bidi="en_US"/>
+          </w:rPr>
+          <w:rPr>
+            <w:color w:val="0000EE"/>
+            <w:u w:val="single"/>
+          </w:rPr>
+          <w:t>Isaiah 20:1</w:t>
+        </w:r>
+      </w:hyperlink>
+      <w:r>
+        <w:rPr>
+          <w:lang w:val="en_US" w:bidi="en_US"/>
+        </w:rPr>
+        <w:t xml:space="preserve">). He preached in every town until he reached Caesarea, where he later settled (see </w:t>
+      </w:r>
+      <w:hyperlink r:id="rId373">
+        <w:r>
+          <w:rPr>
+            <w:lang w:val="en_US" w:bidi="en_US"/>
+          </w:rPr>
+          <w:rPr>
+            <w:color w:val="0000EE"/>
+            <w:u w:val="single"/>
+          </w:rPr>
+          <w:t>Acts 21:8</w:t>
+        </w:r>
+      </w:hyperlink>
+      <w:r>
+        <w:rPr>
+          <w:lang w:val="en_US" w:bidi="en_US"/>
+        </w:rPr>
+        <w:t xml:space="preserve">). </w:t>
+      </w:r>
+    </w:p>
+    <w:p>
+      <w:pPr>
+        <w:pStyle w:val="ListBullet"/>
+        <w:spacing w:line="240" w:lineRule="auto"/>
+        <w:ind w:left="720"/>
+      </w:pPr>
+      <w:r>
+        <w:rPr>
+          <w:lang w:val="en_US" w:bidi="en_US"/>
+        </w:rPr>
       </w:r>
       <w:r>
         <w:rPr>
           <w:i/>
           <w:lang w:val="en_US" w:bidi="en_US"/>
         </w:rPr>
-        <w:t>,</w:t>
-      </w:r>
-      <w:r>
-        <w:rPr>
-          <w:lang w:val="en_US" w:bidi="en_US"/>
-        </w:rPr>
-        <w:t xml:space="preserve"> a star god identified with the planet Saturn, was worshiped by the Israelites during their wilderness wanderings.</w:t>
+        <w:t xml:space="preserve">Caesarea: </w:t>
+      </w:r>
+      <w:r>
+        <w:rPr>
+          <w:lang w:val="en_US" w:bidi="en_US"/>
+        </w:rPr>
+        <w:t>Caesarea Maritima was a major port on the Mediterranean Sea. It was the center of Roman government in Judea. Herod the Great built it around 22 to 9 BC and named it to honor Caesar Augustus, the Roman emperor.</w:t>
       </w:r>
       <w:r>
         <w:rPr>
@@ -11045,188 +13571,163 @@
         <w:rPr>
           <w:lang w:val="en_US" w:bidi="en_US"/>
         </w:rPr>
-        <w:t>Acts 7:48–50</w:t>
-      </w:r>
-      <w:r>
-        <w:rPr>
-          <w:lang w:val="en_US" w:bidi="en_US"/>
-        </w:rPr>
-      </w:r>
-    </w:p>
-    <w:p>
-      <w:pPr/>
-      <w:r>
-        <w:rPr>
-          <w:lang w:val="en_US" w:bidi="en_US"/>
-        </w:rPr>
-      </w:r>
-      <w:r>
-        <w:rPr>
-          <w:lang w:val="en_US" w:bidi="en_US"/>
-        </w:rPr>
-        <w:t xml:space="preserve">One of the charges was that Stephen was speaking against the Temple (cp. </w:t>
-      </w:r>
-      <w:hyperlink r:id="rId293">
-        <w:r>
-          <w:rPr>
-            <w:lang w:val="en_US" w:bidi="en_US"/>
-          </w:rPr>
-          <w:rPr>
-            <w:color w:val="0000EE"/>
-            <w:u w:val="single"/>
-          </w:rPr>
-          <w:t>6:14</w:t>
-        </w:r>
-      </w:hyperlink>
-      <w:r>
-        <w:rPr>
-          <w:lang w:val="en_US" w:bidi="en_US"/>
-        </w:rPr>
-        <w:t xml:space="preserve">). The leading priests and scribes controlled the Temple commerce and had a vital business interest in maintaining their enterprises unhindered (see </w:t>
-      </w:r>
-      <w:hyperlink r:id="rId311">
-        <w:r>
-          <w:rPr>
-            <w:lang w:val="en_US" w:bidi="en_US"/>
-          </w:rPr>
-          <w:rPr>
-            <w:color w:val="0000EE"/>
-            <w:u w:val="single"/>
-          </w:rPr>
-          <w:t>Luke 19:45–48</w:t>
-        </w:r>
-      </w:hyperlink>
-      <w:r>
-        <w:rPr>
-          <w:lang w:val="en_US" w:bidi="en_US"/>
-        </w:rPr>
-        <w:t>). That is why these leaders were so worried about the Temple despite the fact that God himself had said that the Most High doesn’t live in temples made by human hands.</w:t>
-      </w:r>
-      <w:r>
-        <w:rPr>
-          <w:lang w:val="en_US" w:bidi="en_US"/>
-        </w:rPr>
-      </w:r>
-      <w:r>
-        <w:rPr>
-          <w:lang w:val="en_US" w:bidi="en_US"/>
-        </w:rPr>
-      </w:r>
-    </w:p>
-    <w:p>
-      <w:pPr/>
-      <w:r>
-        <w:rPr>
-          <w:lang w:val="en_US" w:bidi="en_US"/>
-        </w:rPr>
-      </w:r>
-    </w:p>
-    <w:p>
-      <w:pPr>
-        <w:pStyle w:val="Heading2"/>
-      </w:pPr>
-      <w:r>
-        <w:rPr>
-          <w:lang w:val="en_US" w:bidi="en_US"/>
-        </w:rPr>
-        <w:t>Acts 7:51</w:t>
-      </w:r>
-      <w:r>
-        <w:rPr>
-          <w:lang w:val="en_US" w:bidi="en_US"/>
-        </w:rPr>
-      </w:r>
-    </w:p>
-    <w:p>
-      <w:pPr/>
-      <w:r>
-        <w:rPr>
-          <w:lang w:val="en_US" w:bidi="en_US"/>
-        </w:rPr>
-      </w:r>
-      <w:r>
-        <w:rPr>
-          <w:lang w:val="en_US" w:bidi="en_US"/>
-        </w:rPr>
-        <w:t>Stephen raised the same charge that God had raised against his people in the wilderness: that they were heathen at heart and deaf to the truth</w:t>
-      </w:r>
-      <w:r>
-        <w:rPr>
-          <w:i/>
-          <w:lang w:val="en_US" w:bidi="en_US"/>
-        </w:rPr>
-        <w:t>,</w:t>
-      </w:r>
-      <w:r>
-        <w:rPr>
-          <w:lang w:val="en_US" w:bidi="en_US"/>
-        </w:rPr>
-        <w:t xml:space="preserve"> because they were rejecting the gospel and obstinately resisting the Holy Spirit (see </w:t>
-      </w:r>
-      <w:hyperlink r:id="rId312">
-        <w:r>
-          <w:rPr>
-            <w:lang w:val="en_US" w:bidi="en_US"/>
-          </w:rPr>
-          <w:rPr>
-            <w:color w:val="0000EE"/>
-            <w:u w:val="single"/>
-          </w:rPr>
-          <w:t>Exod 32:9</w:t>
-        </w:r>
-      </w:hyperlink>
-      <w:r>
-        <w:rPr>
-          <w:lang w:val="en_US" w:bidi="en_US"/>
-        </w:rPr>
-        <w:t xml:space="preserve">; </w:t>
-      </w:r>
-      <w:hyperlink r:id="rId313">
-        <w:r>
-          <w:rPr>
-            <w:lang w:val="en_US" w:bidi="en_US"/>
-          </w:rPr>
-          <w:rPr>
-            <w:color w:val="0000EE"/>
-            <w:u w:val="single"/>
-          </w:rPr>
-          <w:t>33:3</w:t>
-        </w:r>
-      </w:hyperlink>
-      <w:r>
-        <w:rPr>
-          <w:lang w:val="en_US" w:bidi="en_US"/>
-        </w:rPr>
-        <w:t xml:space="preserve">; </w:t>
-      </w:r>
-      <w:hyperlink r:id="rId314">
-        <w:r>
-          <w:rPr>
-            <w:lang w:val="en_US" w:bidi="en_US"/>
-          </w:rPr>
-          <w:rPr>
-            <w:color w:val="0000EE"/>
-            <w:u w:val="single"/>
-          </w:rPr>
-          <w:t>34:9</w:t>
-        </w:r>
-      </w:hyperlink>
-      <w:r>
-        <w:rPr>
-          <w:lang w:val="en_US" w:bidi="en_US"/>
-        </w:rPr>
-        <w:t xml:space="preserve">; </w:t>
-      </w:r>
-      <w:hyperlink r:id="rId315">
-        <w:r>
-          <w:rPr>
-            <w:lang w:val="en_US" w:bidi="en_US"/>
-          </w:rPr>
-          <w:rPr>
-            <w:color w:val="0000EE"/>
-            <w:u w:val="single"/>
-          </w:rPr>
-          <w:t>Deut 9:6</w:t>
+        <w:t>Acts 9:1–19</w:t>
+      </w:r>
+      <w:r>
+        <w:rPr>
+          <w:lang w:val="en_US" w:bidi="en_US"/>
+        </w:rPr>
+      </w:r>
+    </w:p>
+    <w:p>
+      <w:pPr/>
+      <w:r>
+        <w:rPr>
+          <w:lang w:val="en_US" w:bidi="en_US"/>
+        </w:rPr>
+      </w:r>
+      <w:r>
+        <w:rPr>
+          <w:lang w:val="en_US" w:bidi="en_US"/>
+        </w:rPr>
+        <w:t xml:space="preserve">The conversion of Saul of Tarsus on the Damascus road is central to the story in Acts. Luke tells the story three times (also </w:t>
+      </w:r>
+      <w:hyperlink r:id="rId374">
+        <w:r>
+          <w:rPr>
+            <w:lang w:val="en_US" w:bidi="en_US"/>
+          </w:rPr>
+          <w:rPr>
+            <w:color w:val="0000EE"/>
+            <w:u w:val="single"/>
+          </w:rPr>
+          <w:t>22:1–21</w:t>
+        </w:r>
+      </w:hyperlink>
+      <w:r>
+        <w:rPr>
+          <w:lang w:val="en_US" w:bidi="en_US"/>
+        </w:rPr>
+        <w:t xml:space="preserve">; </w:t>
+      </w:r>
+      <w:hyperlink r:id="rId375">
+        <w:r>
+          <w:rPr>
+            <w:lang w:val="en_US" w:bidi="en_US"/>
+          </w:rPr>
+          <w:rPr>
+            <w:color w:val="0000EE"/>
+            <w:u w:val="single"/>
+          </w:rPr>
+          <w:t>26:1–29</w:t>
+        </w:r>
+      </w:hyperlink>
+      <w:r>
+        <w:rPr>
+          <w:lang w:val="en_US" w:bidi="en_US"/>
+        </w:rPr>
+        <w:t>). Paul (Saul) mentions this experience several times in his letters (</w:t>
+      </w:r>
+      <w:hyperlink r:id="rId376">
+        <w:r>
+          <w:rPr>
+            <w:lang w:val="en_US" w:bidi="en_US"/>
+          </w:rPr>
+          <w:rPr>
+            <w:color w:val="0000EE"/>
+            <w:u w:val="single"/>
+          </w:rPr>
+          <w:t>1 Corinthians 15:8–10</w:t>
+        </w:r>
+      </w:hyperlink>
+      <w:r>
+        <w:rPr>
+          <w:lang w:val="en_US" w:bidi="en_US"/>
+        </w:rPr>
+        <w:t xml:space="preserve">; </w:t>
+      </w:r>
+      <w:hyperlink r:id="rId377">
+        <w:r>
+          <w:rPr>
+            <w:lang w:val="en_US" w:bidi="en_US"/>
+          </w:rPr>
+          <w:rPr>
+            <w:color w:val="0000EE"/>
+            <w:u w:val="single"/>
+          </w:rPr>
+          <w:t>Galatians 1:11–17</w:t>
+        </w:r>
+      </w:hyperlink>
+      <w:r>
+        <w:rPr>
+          <w:lang w:val="en_US" w:bidi="en_US"/>
+        </w:rPr>
+        <w:t xml:space="preserve">; </w:t>
+      </w:r>
+      <w:hyperlink r:id="rId378">
+        <w:r>
+          <w:rPr>
+            <w:lang w:val="en_US" w:bidi="en_US"/>
+          </w:rPr>
+          <w:rPr>
+            <w:color w:val="0000EE"/>
+            <w:u w:val="single"/>
+          </w:rPr>
+          <w:t>Philippians 3:4–11</w:t>
+        </w:r>
+      </w:hyperlink>
+      <w:r>
+        <w:rPr>
+          <w:lang w:val="en_US" w:bidi="en_US"/>
+        </w:rPr>
+        <w:t xml:space="preserve">; see </w:t>
+      </w:r>
+      <w:hyperlink r:id="rId379">
+        <w:r>
+          <w:rPr>
+            <w:lang w:val="en_US" w:bidi="en_US"/>
+          </w:rPr>
+          <w:rPr>
+            <w:color w:val="0000EE"/>
+            <w:u w:val="single"/>
+          </w:rPr>
+          <w:t>1 Timothy 1:12–17</w:t>
+        </w:r>
+      </w:hyperlink>
+      <w:r>
+        <w:rPr>
+          <w:lang w:val="en_US" w:bidi="en_US"/>
+        </w:rPr>
+        <w:t>). Saul’s conversion was his call as a prophet and commission as an apostle (</w:t>
+      </w:r>
+      <w:hyperlink r:id="rId44">
+        <w:r>
+          <w:rPr>
+            <w:lang w:val="en_US" w:bidi="en_US"/>
+          </w:rPr>
+          <w:rPr>
+            <w:color w:val="0000EE"/>
+            <w:u w:val="single"/>
+          </w:rPr>
+          <w:t>Acts 9:15</w:t>
+        </w:r>
+      </w:hyperlink>
+      <w:r>
+        <w:rPr>
+          <w:lang w:val="en_US" w:bidi="en_US"/>
+        </w:rPr>
+        <w:t xml:space="preserve">; </w:t>
+      </w:r>
+      <w:hyperlink r:id="rId380">
+        <w:r>
+          <w:rPr>
+            <w:lang w:val="en_US" w:bidi="en_US"/>
+          </w:rPr>
+          <w:rPr>
+            <w:color w:val="0000EE"/>
+            <w:u w:val="single"/>
+          </w:rPr>
+          <w:t>22:15</w:t>
         </w:r>
       </w:hyperlink>
       <w:r>
@@ -11235,648 +13736,70 @@
         </w:rPr>
         <w:t xml:space="preserve">, </w:t>
       </w:r>
-      <w:hyperlink r:id="rId316">
-        <w:r>
-          <w:rPr>
-            <w:lang w:val="en_US" w:bidi="en_US"/>
-          </w:rPr>
-          <w:rPr>
-            <w:color w:val="0000EE"/>
-            <w:u w:val="single"/>
-          </w:rPr>
-          <w:t>13</w:t>
-        </w:r>
-      </w:hyperlink>
-      <w:r>
-        <w:rPr>
-          <w:lang w:val="en_US" w:bidi="en_US"/>
-        </w:rPr>
-        <w:t xml:space="preserve">; </w:t>
-      </w:r>
-      <w:hyperlink r:id="rId317">
-        <w:r>
-          <w:rPr>
-            <w:lang w:val="en_US" w:bidi="en_US"/>
-          </w:rPr>
-          <w:rPr>
-            <w:color w:val="0000EE"/>
-            <w:u w:val="single"/>
-          </w:rPr>
-          <w:t>31:27</w:t>
-        </w:r>
-      </w:hyperlink>
-      <w:r>
-        <w:rPr>
-          <w:lang w:val="en_US" w:bidi="en_US"/>
-        </w:rPr>
-        <w:t xml:space="preserve">; see also </w:t>
-      </w:r>
-      <w:hyperlink r:id="rId318">
-        <w:r>
-          <w:rPr>
-            <w:lang w:val="en_US" w:bidi="en_US"/>
-          </w:rPr>
-          <w:rPr>
-            <w:color w:val="0000EE"/>
-            <w:u w:val="single"/>
-          </w:rPr>
-          <w:t>Ps 78:8</w:t>
-        </w:r>
-      </w:hyperlink>
-      <w:r>
-        <w:rPr>
-          <w:lang w:val="en_US" w:bidi="en_US"/>
-        </w:rPr>
-        <w:t xml:space="preserve">; </w:t>
-      </w:r>
-      <w:hyperlink r:id="rId319">
-        <w:r>
-          <w:rPr>
-            <w:lang w:val="en_US" w:bidi="en_US"/>
-          </w:rPr>
-          <w:rPr>
-            <w:color w:val="0000EE"/>
-            <w:u w:val="single"/>
-          </w:rPr>
-          <w:t>Zech 7:11–12</w:t>
-        </w:r>
-      </w:hyperlink>
-      <w:r>
-        <w:rPr>
-          <w:lang w:val="en_US" w:bidi="en_US"/>
-        </w:rPr>
-        <w:t>).</w:t>
-      </w:r>
-      <w:r>
-        <w:rPr>
-          <w:lang w:val="en_US" w:bidi="en_US"/>
-        </w:rPr>
-      </w:r>
-      <w:r>
-        <w:rPr>
-          <w:lang w:val="en_US" w:bidi="en_US"/>
-        </w:rPr>
-      </w:r>
-    </w:p>
-    <w:p>
-      <w:pPr/>
-      <w:r>
-        <w:rPr>
-          <w:lang w:val="en_US" w:bidi="en_US"/>
-        </w:rPr>
-      </w:r>
-    </w:p>
-    <w:p>
-      <w:pPr>
-        <w:pStyle w:val="Heading2"/>
-      </w:pPr>
-      <w:r>
-        <w:rPr>
-          <w:lang w:val="en_US" w:bidi="en_US"/>
-        </w:rPr>
-        <w:t>Acts 7:55–56</w:t>
-      </w:r>
-      <w:r>
-        <w:rPr>
-          <w:lang w:val="en_US" w:bidi="en_US"/>
-        </w:rPr>
-      </w:r>
-    </w:p>
-    <w:p>
-      <w:pPr/>
-      <w:r>
-        <w:rPr>
-          <w:lang w:val="en_US" w:bidi="en_US"/>
-        </w:rPr>
-      </w:r>
-      <w:r>
-        <w:rPr>
-          <w:lang w:val="en_US" w:bidi="en_US"/>
-        </w:rPr>
-        <w:t xml:space="preserve">Jesus standing . . . at God’s right hand: Usually Jesus is described as </w:t>
-      </w:r>
-      <w:r>
-        <w:rPr>
-          <w:i/>
-          <w:lang w:val="en_US" w:bidi="en_US"/>
-        </w:rPr>
-        <w:t>seated</w:t>
-      </w:r>
-      <w:r>
-        <w:rPr>
-          <w:lang w:val="en_US" w:bidi="en_US"/>
-        </w:rPr>
-        <w:t xml:space="preserve"> in heaven at God’s right hand (</w:t>
-      </w:r>
-      <w:hyperlink r:id="rId320">
-        <w:r>
-          <w:rPr>
-            <w:lang w:val="en_US" w:bidi="en_US"/>
-          </w:rPr>
-          <w:rPr>
-            <w:color w:val="0000EE"/>
-            <w:u w:val="single"/>
-          </w:rPr>
-          <w:t>2:33–34</w:t>
-        </w:r>
-      </w:hyperlink>
-      <w:r>
-        <w:rPr>
-          <w:lang w:val="en_US" w:bidi="en_US"/>
-        </w:rPr>
-        <w:t xml:space="preserve">; </w:t>
-      </w:r>
-      <w:hyperlink r:id="rId321">
-        <w:r>
-          <w:rPr>
-            <w:lang w:val="en_US" w:bidi="en_US"/>
-          </w:rPr>
-          <w:rPr>
-            <w:color w:val="0000EE"/>
-            <w:u w:val="single"/>
-          </w:rPr>
-          <w:t>5:31</w:t>
-        </w:r>
-      </w:hyperlink>
-      <w:r>
-        <w:rPr>
-          <w:lang w:val="en_US" w:bidi="en_US"/>
-        </w:rPr>
-        <w:t xml:space="preserve">; </w:t>
-      </w:r>
-      <w:hyperlink r:id="rId322">
-        <w:r>
-          <w:rPr>
-            <w:lang w:val="en_US" w:bidi="en_US"/>
-          </w:rPr>
-          <w:rPr>
-            <w:color w:val="0000EE"/>
-            <w:u w:val="single"/>
-          </w:rPr>
-          <w:t>Luke 20:42</w:t>
-        </w:r>
-      </w:hyperlink>
-      <w:r>
-        <w:rPr>
-          <w:lang w:val="en_US" w:bidi="en_US"/>
-        </w:rPr>
-        <w:t xml:space="preserve">; </w:t>
-      </w:r>
-      <w:hyperlink r:id="rId323">
-        <w:r>
-          <w:rPr>
-            <w:lang w:val="en_US" w:bidi="en_US"/>
-          </w:rPr>
-          <w:rPr>
-            <w:color w:val="0000EE"/>
-            <w:u w:val="single"/>
-          </w:rPr>
-          <w:t>22:69</w:t>
-        </w:r>
-      </w:hyperlink>
-      <w:r>
-        <w:rPr>
-          <w:lang w:val="en_US" w:bidi="en_US"/>
-        </w:rPr>
-        <w:t xml:space="preserve">; </w:t>
-      </w:r>
-      <w:hyperlink r:id="rId324">
-        <w:r>
-          <w:rPr>
-            <w:lang w:val="en_US" w:bidi="en_US"/>
-          </w:rPr>
-          <w:rPr>
-            <w:color w:val="0000EE"/>
-            <w:u w:val="single"/>
-          </w:rPr>
-          <w:t>Rom 8:34</w:t>
-        </w:r>
-      </w:hyperlink>
-      <w:r>
-        <w:rPr>
-          <w:lang w:val="en_US" w:bidi="en_US"/>
-        </w:rPr>
-        <w:t xml:space="preserve">; </w:t>
-      </w:r>
-      <w:hyperlink r:id="rId325">
-        <w:r>
-          <w:rPr>
-            <w:lang w:val="en_US" w:bidi="en_US"/>
-          </w:rPr>
-          <w:rPr>
-            <w:color w:val="0000EE"/>
-            <w:u w:val="single"/>
-          </w:rPr>
-          <w:t>Eph 1:20</w:t>
-        </w:r>
-      </w:hyperlink>
-      <w:r>
-        <w:rPr>
-          <w:lang w:val="en_US" w:bidi="en_US"/>
-        </w:rPr>
-        <w:t xml:space="preserve">; </w:t>
-      </w:r>
-      <w:hyperlink r:id="rId326">
-        <w:r>
-          <w:rPr>
-            <w:lang w:val="en_US" w:bidi="en_US"/>
-          </w:rPr>
-          <w:rPr>
-            <w:color w:val="0000EE"/>
-            <w:u w:val="single"/>
-          </w:rPr>
-          <w:t>Col 3:1</w:t>
-        </w:r>
-      </w:hyperlink>
-      <w:r>
-        <w:rPr>
-          <w:lang w:val="en_US" w:bidi="en_US"/>
-        </w:rPr>
-        <w:t xml:space="preserve">; </w:t>
-      </w:r>
-      <w:hyperlink r:id="rId327">
-        <w:r>
-          <w:rPr>
-            <w:lang w:val="en_US" w:bidi="en_US"/>
-          </w:rPr>
-          <w:rPr>
-            <w:color w:val="0000EE"/>
-            <w:u w:val="single"/>
-          </w:rPr>
-          <w:t>Heb 1:3</w:t>
-        </w:r>
-      </w:hyperlink>
-      <w:r>
-        <w:rPr>
-          <w:lang w:val="en_US" w:bidi="en_US"/>
-        </w:rPr>
-        <w:t xml:space="preserve">, </w:t>
-      </w:r>
-      <w:hyperlink r:id="rId328">
-        <w:r>
-          <w:rPr>
-            <w:lang w:val="en_US" w:bidi="en_US"/>
-          </w:rPr>
-          <w:rPr>
-            <w:color w:val="0000EE"/>
-            <w:u w:val="single"/>
-          </w:rPr>
-          <w:t>13</w:t>
-        </w:r>
-      </w:hyperlink>
-      <w:r>
-        <w:rPr>
-          <w:lang w:val="en_US" w:bidi="en_US"/>
-        </w:rPr>
-        <w:t xml:space="preserve">; </w:t>
-      </w:r>
-      <w:hyperlink r:id="rId329">
-        <w:r>
-          <w:rPr>
-            <w:lang w:val="en_US" w:bidi="en_US"/>
-          </w:rPr>
-          <w:rPr>
-            <w:color w:val="0000EE"/>
-            <w:u w:val="single"/>
-          </w:rPr>
-          <w:t>10:12</w:t>
-        </w:r>
-      </w:hyperlink>
-      <w:r>
-        <w:rPr>
-          <w:lang w:val="en_US" w:bidi="en_US"/>
-        </w:rPr>
-        <w:t>). One possible explanation is that Jesus was welcoming Stephen, the first martyr, to heaven with honor. Stephen had confessed his Lord faithfully on earth, and now his Lord honored his promise to confess his faithful servant in heaven, standing as a witness to defend him (</w:t>
-      </w:r>
-      <w:hyperlink r:id="rId330">
-        <w:r>
-          <w:rPr>
-            <w:lang w:val="en_US" w:bidi="en_US"/>
-          </w:rPr>
-          <w:rPr>
-            <w:color w:val="0000EE"/>
-            <w:u w:val="single"/>
-          </w:rPr>
-          <w:t>Matt 10:32</w:t>
-        </w:r>
-      </w:hyperlink>
-      <w:r>
-        <w:rPr>
-          <w:lang w:val="en_US" w:bidi="en_US"/>
-        </w:rPr>
-        <w:t xml:space="preserve">; </w:t>
-      </w:r>
-      <w:hyperlink r:id="rId331">
-        <w:r>
-          <w:rPr>
-            <w:lang w:val="en_US" w:bidi="en_US"/>
-          </w:rPr>
-          <w:rPr>
-            <w:color w:val="0000EE"/>
-            <w:u w:val="single"/>
-          </w:rPr>
-          <w:t>Luke 12:8</w:t>
-        </w:r>
-      </w:hyperlink>
-      <w:r>
-        <w:rPr>
-          <w:lang w:val="en_US" w:bidi="en_US"/>
-        </w:rPr>
-        <w:t xml:space="preserve">). • the Son of Man standing: Cp. </w:t>
-      </w:r>
-      <w:hyperlink r:id="rId166">
-        <w:r>
-          <w:rPr>
-            <w:lang w:val="en_US" w:bidi="en_US"/>
-          </w:rPr>
-          <w:rPr>
-            <w:color w:val="0000EE"/>
-            <w:u w:val="single"/>
-          </w:rPr>
-          <w:t>Dan 7:13–14</w:t>
-        </w:r>
-      </w:hyperlink>
-      <w:r>
-        <w:rPr>
-          <w:lang w:val="en_US" w:bidi="en_US"/>
-        </w:rPr>
-        <w:t>. The Jewish leaders understood that Stephen was speaking of Jesus as the divine Son of Man (</w:t>
-      </w:r>
-      <w:hyperlink r:id="rId332">
-        <w:r>
-          <w:rPr>
-            <w:lang w:val="en_US" w:bidi="en_US"/>
-          </w:rPr>
-          <w:rPr>
-            <w:color w:val="0000EE"/>
-            <w:u w:val="single"/>
-          </w:rPr>
-          <w:t>Acts 7:57</w:t>
-        </w:r>
-      </w:hyperlink>
-      <w:r>
-        <w:rPr>
-          <w:lang w:val="en_US" w:bidi="en_US"/>
-        </w:rPr>
-        <w:t xml:space="preserve">), a title that speaks of Jesus’ power and authority (cp. </w:t>
-      </w:r>
-      <w:hyperlink r:id="rId333">
-        <w:r>
-          <w:rPr>
-            <w:lang w:val="en_US" w:bidi="en_US"/>
-          </w:rPr>
-          <w:rPr>
-            <w:color w:val="0000EE"/>
-            <w:u w:val="single"/>
-          </w:rPr>
-          <w:t>Rev 1:12–15</w:t>
-        </w:r>
-      </w:hyperlink>
-      <w:r>
-        <w:rPr>
-          <w:lang w:val="en_US" w:bidi="en_US"/>
-        </w:rPr>
-        <w:t>).</w:t>
-      </w:r>
-      <w:r>
-        <w:rPr>
-          <w:lang w:val="en_US" w:bidi="en_US"/>
-        </w:rPr>
-      </w:r>
-      <w:r>
-        <w:rPr>
-          <w:lang w:val="en_US" w:bidi="en_US"/>
-        </w:rPr>
-      </w:r>
-    </w:p>
-    <w:p>
-      <w:pPr/>
-      <w:r>
-        <w:rPr>
-          <w:lang w:val="en_US" w:bidi="en_US"/>
-        </w:rPr>
-      </w:r>
-    </w:p>
-    <w:p>
-      <w:pPr>
-        <w:pStyle w:val="Heading2"/>
-      </w:pPr>
-      <w:r>
-        <w:rPr>
-          <w:lang w:val="en_US" w:bidi="en_US"/>
-        </w:rPr>
-        <w:t>Acts 7:57</w:t>
-      </w:r>
-      <w:r>
-        <w:rPr>
-          <w:lang w:val="en_US" w:bidi="en_US"/>
-        </w:rPr>
-      </w:r>
-    </w:p>
-    <w:p>
-      <w:pPr/>
-      <w:r>
-        <w:rPr>
-          <w:lang w:val="en_US" w:bidi="en_US"/>
-        </w:rPr>
-      </w:r>
-      <w:r>
-        <w:rPr>
-          <w:lang w:val="en_US" w:bidi="en_US"/>
-        </w:rPr>
-        <w:t>they put their hands over their ears: They believed that the comparison of Jesus to the divine Son of Man (</w:t>
-      </w:r>
-      <w:hyperlink r:id="rId334">
-        <w:r>
-          <w:rPr>
-            <w:lang w:val="en_US" w:bidi="en_US"/>
-          </w:rPr>
-          <w:rPr>
-            <w:color w:val="0000EE"/>
-            <w:u w:val="single"/>
-          </w:rPr>
-          <w:t>7:56</w:t>
-        </w:r>
-      </w:hyperlink>
-      <w:r>
-        <w:rPr>
-          <w:lang w:val="en_US" w:bidi="en_US"/>
-        </w:rPr>
-        <w:t>) was horrible blasphemy.</w:t>
-      </w:r>
-      <w:r>
-        <w:rPr>
-          <w:lang w:val="en_US" w:bidi="en_US"/>
-        </w:rPr>
-      </w:r>
-      <w:r>
-        <w:rPr>
-          <w:lang w:val="en_US" w:bidi="en_US"/>
-        </w:rPr>
-      </w:r>
-    </w:p>
-    <w:p>
-      <w:pPr/>
-      <w:r>
-        <w:rPr>
-          <w:lang w:val="en_US" w:bidi="en_US"/>
-        </w:rPr>
-      </w:r>
-    </w:p>
-    <w:p>
-      <w:pPr>
-        <w:pStyle w:val="Heading2"/>
-      </w:pPr>
-      <w:r>
-        <w:rPr>
-          <w:lang w:val="en_US" w:bidi="en_US"/>
-        </w:rPr>
-        <w:t>Acts 7:58</w:t>
-      </w:r>
-      <w:r>
-        <w:rPr>
-          <w:lang w:val="en_US" w:bidi="en_US"/>
-        </w:rPr>
-      </w:r>
-    </w:p>
-    <w:p>
-      <w:pPr/>
-      <w:r>
-        <w:rPr>
-          <w:lang w:val="en_US" w:bidi="en_US"/>
-        </w:rPr>
-      </w:r>
-      <w:r>
-        <w:rPr>
-          <w:lang w:val="en_US" w:bidi="en_US"/>
-        </w:rPr>
-        <w:t xml:space="preserve">Saul was the Hebrew form, Paul the Greek form of his name (see </w:t>
-      </w:r>
-      <w:hyperlink r:id="rId335">
-        <w:r>
-          <w:rPr>
-            <w:lang w:val="en_US" w:bidi="en_US"/>
-          </w:rPr>
-          <w:rPr>
-            <w:color w:val="0000EE"/>
-            <w:u w:val="single"/>
-          </w:rPr>
-          <w:t>13:9</w:t>
-        </w:r>
-      </w:hyperlink>
-      <w:r>
-        <w:rPr>
-          <w:lang w:val="en_US" w:bidi="en_US"/>
-        </w:rPr>
-        <w:t>).</w:t>
-      </w:r>
-      <w:r>
-        <w:rPr>
-          <w:lang w:val="en_US" w:bidi="en_US"/>
-        </w:rPr>
-      </w:r>
-      <w:r>
-        <w:rPr>
-          <w:lang w:val="en_US" w:bidi="en_US"/>
-        </w:rPr>
-      </w:r>
-    </w:p>
-    <w:p>
-      <w:pPr/>
-      <w:r>
-        <w:rPr>
-          <w:lang w:val="en_US" w:bidi="en_US"/>
-        </w:rPr>
-      </w:r>
-    </w:p>
-    <w:p>
-      <w:pPr>
-        <w:pStyle w:val="Heading2"/>
-      </w:pPr>
-      <w:r>
-        <w:rPr>
-          <w:lang w:val="en_US" w:bidi="en_US"/>
-        </w:rPr>
-        <w:t>Acts 7:59–60</w:t>
-      </w:r>
-      <w:r>
-        <w:rPr>
-          <w:lang w:val="en_US" w:bidi="en_US"/>
-        </w:rPr>
-      </w:r>
-    </w:p>
-    <w:p>
-      <w:pPr/>
-      <w:r>
-        <w:rPr>
-          <w:lang w:val="en_US" w:bidi="en_US"/>
-        </w:rPr>
-      </w:r>
-      <w:r>
-        <w:rPr>
-          <w:lang w:val="en_US" w:bidi="en_US"/>
-        </w:rPr>
-        <w:t>Stephen’s prayer, Lord, don’t charge them with this sin</w:t>
-      </w:r>
-      <w:r>
-        <w:rPr>
-          <w:i/>
-          <w:lang w:val="en_US" w:bidi="en_US"/>
-        </w:rPr>
-        <w:t>,</w:t>
-      </w:r>
-      <w:r>
-        <w:rPr>
-          <w:lang w:val="en_US" w:bidi="en_US"/>
-        </w:rPr>
-        <w:t xml:space="preserve"> is strikingly similar to Jesus’ prayer at his crucifixion (</w:t>
-      </w:r>
-      <w:hyperlink r:id="rId164">
-        <w:r>
-          <w:rPr>
-            <w:lang w:val="en_US" w:bidi="en_US"/>
-          </w:rPr>
-          <w:rPr>
-            <w:color w:val="0000EE"/>
-            <w:u w:val="single"/>
-          </w:rPr>
-          <w:t>Luke 23:34</w:t>
-        </w:r>
-      </w:hyperlink>
-      <w:r>
-        <w:rPr>
-          <w:lang w:val="en_US" w:bidi="en_US"/>
-        </w:rPr>
-        <w:t>). Jesus clearly taught his followers the importance of both forgiveness (</w:t>
-      </w:r>
-      <w:hyperlink r:id="rId336">
-        <w:r>
-          <w:rPr>
-            <w:lang w:val="en_US" w:bidi="en_US"/>
-          </w:rPr>
-          <w:rPr>
-            <w:color w:val="0000EE"/>
-            <w:u w:val="single"/>
-          </w:rPr>
-          <w:t>Matt 6:14–15</w:t>
-        </w:r>
-      </w:hyperlink>
-      <w:r>
-        <w:rPr>
-          <w:lang w:val="en_US" w:bidi="en_US"/>
-        </w:rPr>
-        <w:t xml:space="preserve">; </w:t>
-      </w:r>
-      <w:hyperlink r:id="rId337">
-        <w:r>
-          <w:rPr>
-            <w:lang w:val="en_US" w:bidi="en_US"/>
-          </w:rPr>
-          <w:rPr>
-            <w:color w:val="0000EE"/>
-            <w:u w:val="single"/>
-          </w:rPr>
-          <w:t>Mark 11:25</w:t>
+      <w:hyperlink r:id="rId381">
+        <w:r>
+          <w:rPr>
+            <w:lang w:val="en_US" w:bidi="en_US"/>
+          </w:rPr>
+          <w:rPr>
+            <w:color w:val="0000EE"/>
+            <w:u w:val="single"/>
+          </w:rPr>
+          <w:t>21</w:t>
+        </w:r>
+      </w:hyperlink>
+      <w:r>
+        <w:rPr>
+          <w:lang w:val="en_US" w:bidi="en_US"/>
+        </w:rPr>
+        <w:t xml:space="preserve">; </w:t>
+      </w:r>
+      <w:hyperlink r:id="rId382">
+        <w:r>
+          <w:rPr>
+            <w:lang w:val="en_US" w:bidi="en_US"/>
+          </w:rPr>
+          <w:rPr>
+            <w:color w:val="0000EE"/>
+            <w:u w:val="single"/>
+          </w:rPr>
+          <w:t>26:15–18</w:t>
+        </w:r>
+      </w:hyperlink>
+      <w:r>
+        <w:rPr>
+          <w:lang w:val="en_US" w:bidi="en_US"/>
+        </w:rPr>
+        <w:t>). No one is beyond God's power to reach, save, and use for holy purposes. Nothing is impossible with God (</w:t>
+      </w:r>
+      <w:hyperlink r:id="rId383">
+        <w:r>
+          <w:rPr>
+            <w:lang w:val="en_US" w:bidi="en_US"/>
+          </w:rPr>
+          <w:rPr>
+            <w:color w:val="0000EE"/>
+            <w:u w:val="single"/>
+          </w:rPr>
+          <w:t>Luke 1:37</w:t>
+        </w:r>
+      </w:hyperlink>
+      <w:r>
+        <w:rPr>
+          <w:lang w:val="en_US" w:bidi="en_US"/>
+        </w:rPr>
+        <w:t>). God prepared Paul through his training, childhood, and experience to play a unique role in proclaiming the gospel to the wider world as the “apostle to the Gentiles” (</w:t>
+      </w:r>
+      <w:hyperlink r:id="rId384">
+        <w:r>
+          <w:rPr>
+            <w:lang w:val="en_US" w:bidi="en_US"/>
+          </w:rPr>
+          <w:rPr>
+            <w:color w:val="0000EE"/>
+            <w:u w:val="single"/>
+          </w:rPr>
+          <w:t>Romans 11:13</w:t>
         </w:r>
       </w:hyperlink>
       <w:r>
@@ -11885,1552 +13808,6 @@
         </w:rPr>
         <w:t xml:space="preserve">; see </w:t>
       </w:r>
-      <w:hyperlink r:id="rId338">
-        <w:r>
-          <w:rPr>
-            <w:lang w:val="en_US" w:bidi="en_US"/>
-          </w:rPr>
-          <w:rPr>
-            <w:color w:val="0000EE"/>
-            <w:u w:val="single"/>
-          </w:rPr>
-          <w:t>Luke 11:4</w:t>
-        </w:r>
-      </w:hyperlink>
-      <w:r>
-        <w:rPr>
-          <w:lang w:val="en_US" w:bidi="en_US"/>
-        </w:rPr>
-        <w:t xml:space="preserve">; </w:t>
-      </w:r>
-      <w:hyperlink r:id="rId339">
-        <w:r>
-          <w:rPr>
-            <w:lang w:val="en_US" w:bidi="en_US"/>
-          </w:rPr>
-          <w:rPr>
-            <w:color w:val="0000EE"/>
-            <w:u w:val="single"/>
-          </w:rPr>
-          <w:t>17:3–4</w:t>
-        </w:r>
-      </w:hyperlink>
-      <w:r>
-        <w:rPr>
-          <w:lang w:val="en_US" w:bidi="en_US"/>
-        </w:rPr>
-        <w:t>) and prayer (</w:t>
-      </w:r>
-      <w:hyperlink r:id="rId340">
-        <w:r>
-          <w:rPr>
-            <w:lang w:val="en_US" w:bidi="en_US"/>
-          </w:rPr>
-          <w:rPr>
-            <w:color w:val="0000EE"/>
-            <w:u w:val="single"/>
-          </w:rPr>
-          <w:t>Luke 11:5–10</w:t>
-        </w:r>
-      </w:hyperlink>
-      <w:r>
-        <w:rPr>
-          <w:lang w:val="en_US" w:bidi="en_US"/>
-        </w:rPr>
-        <w:t xml:space="preserve">; </w:t>
-      </w:r>
-      <w:hyperlink r:id="rId341">
-        <w:r>
-          <w:rPr>
-            <w:lang w:val="en_US" w:bidi="en_US"/>
-          </w:rPr>
-          <w:rPr>
-            <w:color w:val="0000EE"/>
-            <w:u w:val="single"/>
-          </w:rPr>
-          <w:t>18:1–8</w:t>
-        </w:r>
-      </w:hyperlink>
-      <w:r>
-        <w:rPr>
-          <w:lang w:val="en_US" w:bidi="en_US"/>
-        </w:rPr>
-        <w:t xml:space="preserve">; see also </w:t>
-      </w:r>
-      <w:hyperlink r:id="rId342">
-        <w:r>
-          <w:rPr>
-            <w:lang w:val="en_US" w:bidi="en_US"/>
-          </w:rPr>
-          <w:rPr>
-            <w:color w:val="0000EE"/>
-            <w:u w:val="single"/>
-          </w:rPr>
-          <w:t>Acts 1:12–15</w:t>
-        </w:r>
-      </w:hyperlink>
-      <w:r>
-        <w:rPr>
-          <w:lang w:val="en_US" w:bidi="en_US"/>
-        </w:rPr>
-        <w:t xml:space="preserve">; </w:t>
-      </w:r>
-      <w:hyperlink r:id="rId343">
-        <w:r>
-          <w:rPr>
-            <w:lang w:val="en_US" w:bidi="en_US"/>
-          </w:rPr>
-          <w:rPr>
-            <w:color w:val="0000EE"/>
-            <w:u w:val="single"/>
-          </w:rPr>
-          <w:t>4:23–31</w:t>
-        </w:r>
-      </w:hyperlink>
-      <w:r>
-        <w:rPr>
-          <w:lang w:val="en_US" w:bidi="en_US"/>
-        </w:rPr>
-        <w:t xml:space="preserve">; </w:t>
-      </w:r>
-      <w:hyperlink r:id="rId67">
-        <w:r>
-          <w:rPr>
-            <w:lang w:val="en_US" w:bidi="en_US"/>
-          </w:rPr>
-          <w:rPr>
-            <w:color w:val="0000EE"/>
-            <w:u w:val="single"/>
-          </w:rPr>
-          <w:t>12:5</w:t>
-        </w:r>
-      </w:hyperlink>
-      <w:r>
-        <w:rPr>
-          <w:lang w:val="en_US" w:bidi="en_US"/>
-        </w:rPr>
-        <w:t xml:space="preserve">; </w:t>
-      </w:r>
-      <w:hyperlink r:id="rId344">
-        <w:r>
-          <w:rPr>
-            <w:lang w:val="en_US" w:bidi="en_US"/>
-          </w:rPr>
-          <w:rPr>
-            <w:color w:val="0000EE"/>
-            <w:u w:val="single"/>
-          </w:rPr>
-          <w:t>Jas 5:16–18</w:t>
-        </w:r>
-      </w:hyperlink>
-      <w:r>
-        <w:rPr>
-          <w:lang w:val="en_US" w:bidi="en_US"/>
-        </w:rPr>
-        <w:t>). The Lord answered Stephen’s prayer affirmatively in the case of Saul (</w:t>
-      </w:r>
-      <w:hyperlink r:id="rId345">
-        <w:r>
-          <w:rPr>
-            <w:lang w:val="en_US" w:bidi="en_US"/>
-          </w:rPr>
-          <w:rPr>
-            <w:color w:val="0000EE"/>
-            <w:u w:val="single"/>
-          </w:rPr>
-          <w:t>Acts 9:1–43</w:t>
-        </w:r>
-      </w:hyperlink>
-      <w:r>
-        <w:rPr>
-          <w:lang w:val="en_US" w:bidi="en_US"/>
-        </w:rPr>
-        <w:t>).</w:t>
-      </w:r>
-      <w:r>
-        <w:rPr>
-          <w:lang w:val="en_US" w:bidi="en_US"/>
-        </w:rPr>
-      </w:r>
-      <w:r>
-        <w:rPr>
-          <w:lang w:val="en_US" w:bidi="en_US"/>
-        </w:rPr>
-      </w:r>
-    </w:p>
-    <w:p>
-      <w:pPr/>
-      <w:r>
-        <w:rPr>
-          <w:lang w:val="en_US" w:bidi="en_US"/>
-        </w:rPr>
-      </w:r>
-    </w:p>
-    <w:p>
-      <w:pPr>
-        <w:pStyle w:val="Heading2"/>
-      </w:pPr>
-      <w:r>
-        <w:rPr>
-          <w:lang w:val="en_US" w:bidi="en_US"/>
-        </w:rPr>
-        <w:t>Acts 8:1–4</w:t>
-      </w:r>
-      <w:r>
-        <w:rPr>
-          <w:lang w:val="en_US" w:bidi="en_US"/>
-        </w:rPr>
-      </w:r>
-    </w:p>
-    <w:p>
-      <w:pPr/>
-      <w:r>
-        <w:rPr>
-          <w:lang w:val="en_US" w:bidi="en_US"/>
-        </w:rPr>
-      </w:r>
-      <w:r>
-        <w:rPr>
-          <w:lang w:val="en_US" w:bidi="en_US"/>
-        </w:rPr>
-        <w:t xml:space="preserve">Saul: Cp. </w:t>
-      </w:r>
-      <w:hyperlink r:id="rId212">
-        <w:r>
-          <w:rPr>
-            <w:lang w:val="en_US" w:bidi="en_US"/>
-          </w:rPr>
-          <w:rPr>
-            <w:color w:val="0000EE"/>
-            <w:u w:val="single"/>
-          </w:rPr>
-          <w:t>9:1–2</w:t>
-        </w:r>
-      </w:hyperlink>
-      <w:r>
-        <w:rPr>
-          <w:lang w:val="en_US" w:bidi="en_US"/>
-        </w:rPr>
-        <w:t xml:space="preserve">; </w:t>
-      </w:r>
-      <w:hyperlink r:id="rId346">
-        <w:r>
-          <w:rPr>
-            <w:lang w:val="en_US" w:bidi="en_US"/>
-          </w:rPr>
-          <w:rPr>
-            <w:color w:val="0000EE"/>
-            <w:u w:val="single"/>
-          </w:rPr>
-          <w:t>22:4</w:t>
-        </w:r>
-      </w:hyperlink>
-      <w:r>
-        <w:rPr>
-          <w:lang w:val="en_US" w:bidi="en_US"/>
-        </w:rPr>
-        <w:t xml:space="preserve">; </w:t>
-      </w:r>
-      <w:hyperlink r:id="rId347">
-        <w:r>
-          <w:rPr>
-            <w:lang w:val="en_US" w:bidi="en_US"/>
-          </w:rPr>
-          <w:rPr>
-            <w:color w:val="0000EE"/>
-            <w:u w:val="single"/>
-          </w:rPr>
-          <w:t>26:9–11</w:t>
-        </w:r>
-      </w:hyperlink>
-      <w:r>
-        <w:rPr>
-          <w:lang w:val="en_US" w:bidi="en_US"/>
-        </w:rPr>
-        <w:t xml:space="preserve">; </w:t>
-      </w:r>
-      <w:hyperlink r:id="rId348">
-        <w:r>
-          <w:rPr>
-            <w:lang w:val="en_US" w:bidi="en_US"/>
-          </w:rPr>
-          <w:rPr>
-            <w:color w:val="0000EE"/>
-            <w:u w:val="single"/>
-          </w:rPr>
-          <w:t>Gal 1:13–14</w:t>
-        </w:r>
-      </w:hyperlink>
-      <w:r>
-        <w:rPr>
-          <w:lang w:val="en_US" w:bidi="en_US"/>
-        </w:rPr>
-        <w:t>. The result of this great wave of persecution was that all the believers . . . were scattered. Rather than having their enthusiasm dampened, however, they simply spread the Good News about Jesus wherever they went.</w:t>
-      </w:r>
-      <w:r>
-        <w:rPr>
-          <w:lang w:val="en_US" w:bidi="en_US"/>
-        </w:rPr>
-      </w:r>
-      <w:r>
-        <w:rPr>
-          <w:lang w:val="en_US" w:bidi="en_US"/>
-        </w:rPr>
-      </w:r>
-    </w:p>
-    <w:p>
-      <w:pPr/>
-      <w:r>
-        <w:rPr>
-          <w:lang w:val="en_US" w:bidi="en_US"/>
-        </w:rPr>
-      </w:r>
-    </w:p>
-    <w:p>
-      <w:pPr>
-        <w:pStyle w:val="Heading2"/>
-      </w:pPr>
-      <w:r>
-        <w:rPr>
-          <w:lang w:val="en_US" w:bidi="en_US"/>
-        </w:rPr>
-        <w:t>Acts 8:7</w:t>
-      </w:r>
-      <w:r>
-        <w:rPr>
-          <w:lang w:val="en_US" w:bidi="en_US"/>
-        </w:rPr>
-      </w:r>
-    </w:p>
-    <w:p>
-      <w:pPr/>
-      <w:r>
-        <w:rPr>
-          <w:lang w:val="en_US" w:bidi="en_US"/>
-        </w:rPr>
-      </w:r>
-      <w:r>
-        <w:rPr>
-          <w:lang w:val="en_US" w:bidi="en_US"/>
-        </w:rPr>
-        <w:t xml:space="preserve">cast out . . . healed: Miracles often accompany evangelism in Acts (see </w:t>
-      </w:r>
-      <w:r>
-        <w:rPr>
-          <w:lang w:val="en_US" w:bidi="en_US"/>
-        </w:rPr>
-        <w:t>study note on 3:1–11</w:t>
-      </w:r>
-      <w:r>
-        <w:rPr>
-          <w:lang w:val="en_US" w:bidi="en_US"/>
-        </w:rPr>
-        <w:t>).</w:t>
-      </w:r>
-      <w:r>
-        <w:rPr>
-          <w:lang w:val="en_US" w:bidi="en_US"/>
-        </w:rPr>
-      </w:r>
-      <w:r>
-        <w:rPr>
-          <w:lang w:val="en_US" w:bidi="en_US"/>
-        </w:rPr>
-      </w:r>
-    </w:p>
-    <w:p>
-      <w:pPr/>
-      <w:r>
-        <w:rPr>
-          <w:lang w:val="en_US" w:bidi="en_US"/>
-        </w:rPr>
-      </w:r>
-    </w:p>
-    <w:p>
-      <w:pPr>
-        <w:pStyle w:val="Heading2"/>
-      </w:pPr>
-      <w:r>
-        <w:rPr>
-          <w:lang w:val="en_US" w:bidi="en_US"/>
-        </w:rPr>
-        <w:t>Acts 8:9–24</w:t>
-      </w:r>
-      <w:r>
-        <w:rPr>
-          <w:lang w:val="en_US" w:bidi="en_US"/>
-        </w:rPr>
-      </w:r>
-    </w:p>
-    <w:p>
-      <w:pPr/>
-      <w:r>
-        <w:rPr>
-          <w:lang w:val="en_US" w:bidi="en_US"/>
-        </w:rPr>
-      </w:r>
-      <w:r>
-        <w:rPr>
-          <w:lang w:val="en_US" w:bidi="en_US"/>
-        </w:rPr>
-        <w:t xml:space="preserve">Simon the sorcerer was a showman, dazzling the people of Samaria and making self-exalting claims. Simon’s attempt to obtain spiritual power through payment gave the name </w:t>
-      </w:r>
-      <w:r>
-        <w:rPr>
-          <w:i/>
-          <w:lang w:val="en_US" w:bidi="en_US"/>
-        </w:rPr>
-        <w:t>simony</w:t>
-      </w:r>
-      <w:r>
-        <w:rPr>
-          <w:lang w:val="en_US" w:bidi="en_US"/>
-        </w:rPr>
-        <w:t xml:space="preserve"> to the later corrupt practice of buying and selling ordination to church leadership (cp. </w:t>
-      </w:r>
-      <w:hyperlink r:id="rId349">
-        <w:r>
-          <w:rPr>
-            <w:lang w:val="en_US" w:bidi="en_US"/>
-          </w:rPr>
-          <w:rPr>
-            <w:color w:val="0000EE"/>
-            <w:u w:val="single"/>
-          </w:rPr>
-          <w:t>1 Tim 6:9–10</w:t>
-        </w:r>
-      </w:hyperlink>
-      <w:r>
-        <w:rPr>
-          <w:lang w:val="en_US" w:bidi="en_US"/>
-        </w:rPr>
-        <w:t>). Peter strongly rebuked Simon’s wickedness.</w:t>
-      </w:r>
-      <w:r>
-        <w:rPr>
-          <w:lang w:val="en_US" w:bidi="en_US"/>
-        </w:rPr>
-      </w:r>
-      <w:r>
-        <w:rPr>
-          <w:lang w:val="en_US" w:bidi="en_US"/>
-        </w:rPr>
-      </w:r>
-    </w:p>
-    <w:p>
-      <w:pPr/>
-      <w:r>
-        <w:rPr>
-          <w:lang w:val="en_US" w:bidi="en_US"/>
-        </w:rPr>
-      </w:r>
-    </w:p>
-    <w:p>
-      <w:pPr>
-        <w:pStyle w:val="Heading2"/>
-      </w:pPr>
-      <w:r>
-        <w:rPr>
-          <w:lang w:val="en_US" w:bidi="en_US"/>
-        </w:rPr>
-        <w:t>Acts 8:14–17</w:t>
-      </w:r>
-      <w:r>
-        <w:rPr>
-          <w:lang w:val="en_US" w:bidi="en_US"/>
-        </w:rPr>
-      </w:r>
-    </w:p>
-    <w:p>
-      <w:pPr/>
-      <w:r>
-        <w:rPr>
-          <w:lang w:val="en_US" w:bidi="en_US"/>
-        </w:rPr>
-      </w:r>
-      <w:r>
-        <w:rPr>
-          <w:lang w:val="en_US" w:bidi="en_US"/>
-        </w:rPr>
-        <w:t>When the apostles sent two of their own to Samaria</w:t>
-      </w:r>
-      <w:r>
-        <w:rPr>
-          <w:i/>
-          <w:lang w:val="en_US" w:bidi="en_US"/>
-        </w:rPr>
-        <w:t>,</w:t>
-      </w:r>
-      <w:r>
-        <w:rPr>
-          <w:lang w:val="en_US" w:bidi="en_US"/>
-        </w:rPr>
-        <w:t xml:space="preserve"> it was an amazing step in overcoming prejudice (cp. </w:t>
-      </w:r>
-      <w:hyperlink r:id="rId350">
-        <w:r>
-          <w:rPr>
-            <w:lang w:val="en_US" w:bidi="en_US"/>
-          </w:rPr>
-          <w:rPr>
-            <w:color w:val="0000EE"/>
-            <w:u w:val="single"/>
-          </w:rPr>
-          <w:t>Matt 10:5</w:t>
-        </w:r>
-      </w:hyperlink>
-      <w:r>
-        <w:rPr>
-          <w:lang w:val="en_US" w:bidi="en_US"/>
-        </w:rPr>
-        <w:t xml:space="preserve">; </w:t>
-      </w:r>
-      <w:hyperlink r:id="rId351">
-        <w:r>
-          <w:rPr>
-            <w:lang w:val="en_US" w:bidi="en_US"/>
-          </w:rPr>
-          <w:rPr>
-            <w:color w:val="0000EE"/>
-            <w:u w:val="single"/>
-          </w:rPr>
-          <w:t>Luke 9:52–54</w:t>
-        </w:r>
-      </w:hyperlink>
-      <w:r>
-        <w:rPr>
-          <w:lang w:val="en_US" w:bidi="en_US"/>
-        </w:rPr>
-        <w:t xml:space="preserve">; </w:t>
-      </w:r>
-      <w:hyperlink r:id="rId352">
-        <w:r>
-          <w:rPr>
-            <w:lang w:val="en_US" w:bidi="en_US"/>
-          </w:rPr>
-          <w:rPr>
-            <w:color w:val="0000EE"/>
-            <w:u w:val="single"/>
-          </w:rPr>
-          <w:t>John 4:9</w:t>
-        </w:r>
-      </w:hyperlink>
-      <w:r>
-        <w:rPr>
-          <w:lang w:val="en_US" w:bidi="en_US"/>
-        </w:rPr>
-        <w:t xml:space="preserve">; </w:t>
-      </w:r>
-      <w:hyperlink r:id="rId353">
-        <w:r>
-          <w:rPr>
-            <w:lang w:val="en_US" w:bidi="en_US"/>
-          </w:rPr>
-          <w:rPr>
-            <w:color w:val="0000EE"/>
-            <w:u w:val="single"/>
-          </w:rPr>
-          <w:t>8:48</w:t>
-        </w:r>
-      </w:hyperlink>
-      <w:r>
-        <w:rPr>
-          <w:lang w:val="en_US" w:bidi="en_US"/>
-        </w:rPr>
-        <w:t>). Then, it was even more amazing that Peter and John prayed that the new Samaritan believers would receive the Holy Spirit. This event parallels the day of Pentecost in Jerusalem (</w:t>
-      </w:r>
-      <w:hyperlink r:id="rId354">
-        <w:r>
-          <w:rPr>
-            <w:lang w:val="en_US" w:bidi="en_US"/>
-          </w:rPr>
-          <w:rPr>
-            <w:color w:val="0000EE"/>
-            <w:u w:val="single"/>
-          </w:rPr>
-          <w:t>Acts 2:1–47</w:t>
-        </w:r>
-      </w:hyperlink>
-      <w:r>
-        <w:rPr>
-          <w:lang w:val="en_US" w:bidi="en_US"/>
-        </w:rPr>
-        <w:t>) and marks the spread of the Holy Spirit’s power from Judea to Samaria (</w:t>
-      </w:r>
-      <w:hyperlink r:id="rId100">
-        <w:r>
-          <w:rPr>
-            <w:lang w:val="en_US" w:bidi="en_US"/>
-          </w:rPr>
-          <w:rPr>
-            <w:color w:val="0000EE"/>
-            <w:u w:val="single"/>
-          </w:rPr>
-          <w:t>1:8</w:t>
-        </w:r>
-      </w:hyperlink>
-      <w:r>
-        <w:rPr>
-          <w:lang w:val="en_US" w:bidi="en_US"/>
-        </w:rPr>
-        <w:t>).</w:t>
-      </w:r>
-      <w:r>
-        <w:rPr>
-          <w:lang w:val="en_US" w:bidi="en_US"/>
-        </w:rPr>
-      </w:r>
-      <w:r>
-        <w:rPr>
-          <w:lang w:val="en_US" w:bidi="en_US"/>
-        </w:rPr>
-      </w:r>
-    </w:p>
-    <w:p>
-      <w:pPr/>
-      <w:r>
-        <w:rPr>
-          <w:lang w:val="en_US" w:bidi="en_US"/>
-        </w:rPr>
-      </w:r>
-    </w:p>
-    <w:p>
-      <w:pPr>
-        <w:pStyle w:val="Heading2"/>
-      </w:pPr>
-      <w:r>
-        <w:rPr>
-          <w:lang w:val="en_US" w:bidi="en_US"/>
-        </w:rPr>
-        <w:t>Acts 8:24</w:t>
-      </w:r>
-      <w:r>
-        <w:rPr>
-          <w:lang w:val="en_US" w:bidi="en_US"/>
-        </w:rPr>
-      </w:r>
-    </w:p>
-    <w:p>
-      <w:pPr/>
-      <w:r>
-        <w:rPr>
-          <w:lang w:val="en_US" w:bidi="en_US"/>
-        </w:rPr>
-      </w:r>
-      <w:r>
-        <w:rPr>
-          <w:lang w:val="en_US" w:bidi="en_US"/>
-        </w:rPr>
-        <w:t>Simon recognized the need for Peter to intercede in prayer for him, but it is not clear that he repented and turned from his wickedness. His main concern was apparently to avoid the terrible consequences that Peter predicted when his wicked motives were exposed.</w:t>
-      </w:r>
-      <w:r>
-        <w:rPr>
-          <w:lang w:val="en_US" w:bidi="en_US"/>
-        </w:rPr>
-      </w:r>
-      <w:r>
-        <w:rPr>
-          <w:lang w:val="en_US" w:bidi="en_US"/>
-        </w:rPr>
-      </w:r>
-    </w:p>
-    <w:p>
-      <w:pPr/>
-      <w:r>
-        <w:rPr>
-          <w:lang w:val="en_US" w:bidi="en_US"/>
-        </w:rPr>
-      </w:r>
-    </w:p>
-    <w:p>
-      <w:pPr>
-        <w:pStyle w:val="Heading2"/>
-      </w:pPr>
-      <w:r>
-        <w:rPr>
-          <w:lang w:val="en_US" w:bidi="en_US"/>
-        </w:rPr>
-        <w:t>Acts 8:26–40</w:t>
-      </w:r>
-      <w:r>
-        <w:rPr>
-          <w:lang w:val="en_US" w:bidi="en_US"/>
-        </w:rPr>
-      </w:r>
-    </w:p>
-    <w:p>
-      <w:pPr/>
-      <w:r>
-        <w:rPr>
-          <w:lang w:val="en_US" w:bidi="en_US"/>
-        </w:rPr>
-      </w:r>
-      <w:r>
-        <w:rPr>
-          <w:lang w:val="en_US" w:bidi="en_US"/>
-        </w:rPr>
-        <w:t>Philip obeyed the Holy Spirit’s leading and then seized the opportunity to share the message of Good News with a eunuch on the desert road . . . from Jerusalem to Gaza. This incident shows Philip’s remarkable effectiveness as a Christian apologist and evangelist in his outreach for Christ and in his commitment to bringing the Good News to all people regardless of social class or ethnicity.</w:t>
-      </w:r>
-      <w:r>
-        <w:rPr>
-          <w:lang w:val="en_US" w:bidi="en_US"/>
-        </w:rPr>
-      </w:r>
-      <w:r>
-        <w:rPr>
-          <w:lang w:val="en_US" w:bidi="en_US"/>
-        </w:rPr>
-      </w:r>
-    </w:p>
-    <w:p>
-      <w:pPr/>
-      <w:r>
-        <w:rPr>
-          <w:lang w:val="en_US" w:bidi="en_US"/>
-        </w:rPr>
-      </w:r>
-    </w:p>
-    <w:p>
-      <w:pPr>
-        <w:pStyle w:val="Heading2"/>
-      </w:pPr>
-      <w:r>
-        <w:rPr>
-          <w:lang w:val="en_US" w:bidi="en_US"/>
-        </w:rPr>
-        <w:t>Acts 8:27</w:t>
-      </w:r>
-      <w:r>
-        <w:rPr>
-          <w:lang w:val="en_US" w:bidi="en_US"/>
-        </w:rPr>
-      </w:r>
-    </w:p>
-    <w:p>
-      <w:pPr/>
-      <w:r>
-        <w:rPr>
-          <w:lang w:val="en_US" w:bidi="en_US"/>
-        </w:rPr>
-      </w:r>
-      <w:r>
-        <w:rPr>
-          <w:lang w:val="en_US" w:bidi="en_US"/>
-        </w:rPr>
-        <w:t xml:space="preserve">In the ancient world, a eunuch was an official, typically castrated, who served in a royal court (see </w:t>
-      </w:r>
-      <w:hyperlink r:id="rId355">
-        <w:r>
-          <w:rPr>
-            <w:lang w:val="en_US" w:bidi="en_US"/>
-          </w:rPr>
-          <w:rPr>
-            <w:color w:val="0000EE"/>
-            <w:u w:val="single"/>
-          </w:rPr>
-          <w:t>2 Kgs 9:30–32</w:t>
-        </w:r>
-      </w:hyperlink>
-      <w:r>
-        <w:rPr>
-          <w:lang w:val="en_US" w:bidi="en_US"/>
-        </w:rPr>
-        <w:t xml:space="preserve">; </w:t>
-      </w:r>
-      <w:hyperlink r:id="rId356">
-        <w:r>
-          <w:rPr>
-            <w:lang w:val="en_US" w:bidi="en_US"/>
-          </w:rPr>
-          <w:rPr>
-            <w:color w:val="0000EE"/>
-            <w:u w:val="single"/>
-          </w:rPr>
-          <w:t>Esth 1:10</w:t>
-        </w:r>
-      </w:hyperlink>
-      <w:r>
-        <w:rPr>
-          <w:lang w:val="en_US" w:bidi="en_US"/>
-        </w:rPr>
-        <w:t xml:space="preserve">; </w:t>
-      </w:r>
-      <w:hyperlink r:id="rId357">
-        <w:r>
-          <w:rPr>
-            <w:lang w:val="en_US" w:bidi="en_US"/>
-          </w:rPr>
-          <w:rPr>
-            <w:color w:val="0000EE"/>
-            <w:u w:val="single"/>
-          </w:rPr>
-          <w:t>2:3</w:t>
-        </w:r>
-      </w:hyperlink>
-      <w:r>
-        <w:rPr>
-          <w:lang w:val="en_US" w:bidi="en_US"/>
-        </w:rPr>
-        <w:t xml:space="preserve">, </w:t>
-      </w:r>
-      <w:hyperlink r:id="rId358">
-        <w:r>
-          <w:rPr>
-            <w:lang w:val="en_US" w:bidi="en_US"/>
-          </w:rPr>
-          <w:rPr>
-            <w:color w:val="0000EE"/>
-            <w:u w:val="single"/>
-          </w:rPr>
-          <w:t>14–15</w:t>
-        </w:r>
-      </w:hyperlink>
-      <w:r>
-        <w:rPr>
-          <w:lang w:val="en_US" w:bidi="en_US"/>
-        </w:rPr>
-        <w:t xml:space="preserve">, </w:t>
-      </w:r>
-      <w:hyperlink r:id="rId359">
-        <w:r>
-          <w:rPr>
-            <w:lang w:val="en_US" w:bidi="en_US"/>
-          </w:rPr>
-          <w:rPr>
-            <w:color w:val="0000EE"/>
-            <w:u w:val="single"/>
-          </w:rPr>
-          <w:t>21</w:t>
-        </w:r>
-      </w:hyperlink>
-      <w:r>
-        <w:rPr>
-          <w:lang w:val="en_US" w:bidi="en_US"/>
-        </w:rPr>
-        <w:t xml:space="preserve">; </w:t>
-      </w:r>
-      <w:hyperlink r:id="rId360">
-        <w:r>
-          <w:rPr>
-            <w:lang w:val="en_US" w:bidi="en_US"/>
-          </w:rPr>
-          <w:rPr>
-            <w:color w:val="0000EE"/>
-            <w:u w:val="single"/>
-          </w:rPr>
-          <w:t>4:4–5</w:t>
-        </w:r>
-      </w:hyperlink>
-      <w:r>
-        <w:rPr>
-          <w:lang w:val="en_US" w:bidi="en_US"/>
-        </w:rPr>
-        <w:t>). Eunuchs were often scorned by Jews because they could not perpetuate the covenant family, and the law of Moses excluded men who had damaged genitals from the assembly of Israel (</w:t>
-      </w:r>
-      <w:hyperlink r:id="rId361">
-        <w:r>
-          <w:rPr>
-            <w:lang w:val="en_US" w:bidi="en_US"/>
-          </w:rPr>
-          <w:rPr>
-            <w:color w:val="0000EE"/>
-            <w:u w:val="single"/>
-          </w:rPr>
-          <w:t>Deut 23:1</w:t>
-        </w:r>
-      </w:hyperlink>
-      <w:r>
-        <w:rPr>
-          <w:lang w:val="en_US" w:bidi="en_US"/>
-        </w:rPr>
-        <w:t xml:space="preserve">; cp. </w:t>
-      </w:r>
-      <w:hyperlink r:id="rId362">
-        <w:r>
-          <w:rPr>
-            <w:lang w:val="en_US" w:bidi="en_US"/>
-          </w:rPr>
-          <w:rPr>
-            <w:color w:val="0000EE"/>
-            <w:u w:val="single"/>
-          </w:rPr>
-          <w:t>Lev 21:17–23</w:t>
-        </w:r>
-      </w:hyperlink>
-      <w:r>
-        <w:rPr>
-          <w:lang w:val="en_US" w:bidi="en_US"/>
-        </w:rPr>
-        <w:t>), but Isaiah spoke of God’s acceptance of Gentiles and eunuchs (</w:t>
-      </w:r>
-      <w:hyperlink r:id="rId363">
-        <w:r>
-          <w:rPr>
-            <w:lang w:val="en_US" w:bidi="en_US"/>
-          </w:rPr>
-          <w:rPr>
-            <w:color w:val="0000EE"/>
-            <w:u w:val="single"/>
-          </w:rPr>
-          <w:t>Isa 56:3–8</w:t>
-        </w:r>
-      </w:hyperlink>
-      <w:r>
-        <w:rPr>
-          <w:lang w:val="en_US" w:bidi="en_US"/>
-        </w:rPr>
-        <w:t xml:space="preserve">; see also </w:t>
-      </w:r>
-      <w:hyperlink r:id="rId364">
-        <w:r>
-          <w:rPr>
-            <w:lang w:val="en_US" w:bidi="en_US"/>
-          </w:rPr>
-          <w:rPr>
-            <w:color w:val="0000EE"/>
-            <w:u w:val="single"/>
-          </w:rPr>
-          <w:t>Matt 19:12</w:t>
-        </w:r>
-      </w:hyperlink>
-      <w:r>
-        <w:rPr>
-          <w:lang w:val="en_US" w:bidi="en_US"/>
-        </w:rPr>
-        <w:t>). In the new covenant, all who have genuine faith have a place among the people of God. • The eunuch had traveled from Africa to Jerusalem to worship in the Temple, probably for one of the great Jewish festivals.</w:t>
-      </w:r>
-      <w:r>
-        <w:rPr>
-          <w:lang w:val="en_US" w:bidi="en_US"/>
-        </w:rPr>
-      </w:r>
-      <w:r>
-        <w:rPr>
-          <w:lang w:val="en_US" w:bidi="en_US"/>
-        </w:rPr>
-      </w:r>
-    </w:p>
-    <w:p>
-      <w:pPr/>
-      <w:r>
-        <w:rPr>
-          <w:lang w:val="en_US" w:bidi="en_US"/>
-        </w:rPr>
-      </w:r>
-    </w:p>
-    <w:p>
-      <w:pPr>
-        <w:pStyle w:val="Heading2"/>
-      </w:pPr>
-      <w:r>
-        <w:rPr>
-          <w:lang w:val="en_US" w:bidi="en_US"/>
-        </w:rPr>
-        <w:t>Acts 8:29</w:t>
-      </w:r>
-      <w:r>
-        <w:rPr>
-          <w:lang w:val="en_US" w:bidi="en_US"/>
-        </w:rPr>
-      </w:r>
-    </w:p>
-    <w:p>
-      <w:pPr/>
-      <w:r>
-        <w:rPr>
-          <w:lang w:val="en_US" w:bidi="en_US"/>
-        </w:rPr>
-      </w:r>
-      <w:r>
-        <w:rPr>
-          <w:lang w:val="en_US" w:bidi="en_US"/>
-        </w:rPr>
-        <w:t>The Holy Spirit guides the servants of God in where, when, and what to preach, teach, or do (</w:t>
-      </w:r>
-      <w:hyperlink r:id="rId44">
-        <w:r>
-          <w:rPr>
-            <w:lang w:val="en_US" w:bidi="en_US"/>
-          </w:rPr>
-          <w:rPr>
-            <w:color w:val="0000EE"/>
-            <w:u w:val="single"/>
-          </w:rPr>
-          <w:t>9:15</w:t>
-        </w:r>
-      </w:hyperlink>
-      <w:r>
-        <w:rPr>
-          <w:lang w:val="en_US" w:bidi="en_US"/>
-        </w:rPr>
-        <w:t xml:space="preserve">; </w:t>
-      </w:r>
-      <w:hyperlink r:id="rId365">
-        <w:r>
-          <w:rPr>
-            <w:lang w:val="en_US" w:bidi="en_US"/>
-          </w:rPr>
-          <w:rPr>
-            <w:color w:val="0000EE"/>
-            <w:u w:val="single"/>
-          </w:rPr>
-          <w:t>10:19–20</w:t>
-        </w:r>
-      </w:hyperlink>
-      <w:r>
-        <w:rPr>
-          <w:lang w:val="en_US" w:bidi="en_US"/>
-        </w:rPr>
-        <w:t xml:space="preserve">; </w:t>
-      </w:r>
-      <w:hyperlink r:id="rId366">
-        <w:r>
-          <w:rPr>
-            <w:lang w:val="en_US" w:bidi="en_US"/>
-          </w:rPr>
-          <w:rPr>
-            <w:color w:val="0000EE"/>
-            <w:u w:val="single"/>
-          </w:rPr>
-          <w:t>11:12</w:t>
-        </w:r>
-      </w:hyperlink>
-      <w:r>
-        <w:rPr>
-          <w:lang w:val="en_US" w:bidi="en_US"/>
-        </w:rPr>
-        <w:t xml:space="preserve">; </w:t>
-      </w:r>
-      <w:hyperlink r:id="rId115">
-        <w:r>
-          <w:rPr>
-            <w:lang w:val="en_US" w:bidi="en_US"/>
-          </w:rPr>
-          <w:rPr>
-            <w:color w:val="0000EE"/>
-            <w:u w:val="single"/>
-          </w:rPr>
-          <w:t>16:6</w:t>
-        </w:r>
-      </w:hyperlink>
-      <w:r>
-        <w:rPr>
-          <w:lang w:val="en_US" w:bidi="en_US"/>
-        </w:rPr>
-        <w:t xml:space="preserve">; </w:t>
-      </w:r>
-      <w:hyperlink r:id="rId367">
-        <w:r>
-          <w:rPr>
-            <w:lang w:val="en_US" w:bidi="en_US"/>
-          </w:rPr>
-          <w:rPr>
-            <w:color w:val="0000EE"/>
-            <w:u w:val="single"/>
-          </w:rPr>
-          <w:t>1 Cor 2:13</w:t>
-        </w:r>
-      </w:hyperlink>
-      <w:r>
-        <w:rPr>
-          <w:lang w:val="en_US" w:bidi="en_US"/>
-        </w:rPr>
-        <w:t xml:space="preserve">; </w:t>
-      </w:r>
-      <w:hyperlink r:id="rId368">
-        <w:r>
-          <w:rPr>
-            <w:lang w:val="en_US" w:bidi="en_US"/>
-          </w:rPr>
-          <w:rPr>
-            <w:color w:val="0000EE"/>
-            <w:u w:val="single"/>
-          </w:rPr>
-          <w:t>1 Pet 1:12</w:t>
-        </w:r>
-      </w:hyperlink>
-      <w:r>
-        <w:rPr>
-          <w:lang w:val="en_US" w:bidi="en_US"/>
-        </w:rPr>
-        <w:t>).</w:t>
-      </w:r>
-      <w:r>
-        <w:rPr>
-          <w:lang w:val="en_US" w:bidi="en_US"/>
-        </w:rPr>
-      </w:r>
-      <w:r>
-        <w:rPr>
-          <w:lang w:val="en_US" w:bidi="en_US"/>
-        </w:rPr>
-      </w:r>
-    </w:p>
-    <w:p>
-      <w:pPr/>
-      <w:r>
-        <w:rPr>
-          <w:lang w:val="en_US" w:bidi="en_US"/>
-        </w:rPr>
-      </w:r>
-    </w:p>
-    <w:p>
-      <w:pPr>
-        <w:pStyle w:val="Heading2"/>
-      </w:pPr>
-      <w:r>
-        <w:rPr>
-          <w:lang w:val="en_US" w:bidi="en_US"/>
-        </w:rPr>
-        <w:t>Acts 8:32–33</w:t>
-      </w:r>
-      <w:r>
-        <w:rPr>
-          <w:lang w:val="en_US" w:bidi="en_US"/>
-        </w:rPr>
-      </w:r>
-    </w:p>
-    <w:p>
-      <w:pPr/>
-      <w:r>
-        <w:rPr>
-          <w:lang w:val="en_US" w:bidi="en_US"/>
-        </w:rPr>
-      </w:r>
-      <w:r>
-        <w:rPr>
-          <w:lang w:val="en_US" w:bidi="en_US"/>
-        </w:rPr>
-        <w:t xml:space="preserve">The passage of Scripture was </w:t>
-      </w:r>
-      <w:hyperlink r:id="rId369">
-        <w:r>
-          <w:rPr>
-            <w:lang w:val="en_US" w:bidi="en_US"/>
-          </w:rPr>
-          <w:rPr>
-            <w:color w:val="0000EE"/>
-            <w:u w:val="single"/>
-          </w:rPr>
-          <w:t>Isa 53:7–8</w:t>
-        </w:r>
-      </w:hyperlink>
-      <w:r>
-        <w:rPr>
-          <w:lang w:val="en_US" w:bidi="en_US"/>
-        </w:rPr>
-        <w:t>, one of the Servant Songs of Isaiah, a passage that speaks of the suffering servant of the Lord.</w:t>
-      </w:r>
-      <w:r>
-        <w:rPr>
-          <w:lang w:val="en_US" w:bidi="en_US"/>
-        </w:rPr>
-      </w:r>
-      <w:r>
-        <w:rPr>
-          <w:lang w:val="en_US" w:bidi="en_US"/>
-        </w:rPr>
-      </w:r>
-    </w:p>
-    <w:p>
-      <w:pPr/>
-      <w:r>
-        <w:rPr>
-          <w:lang w:val="en_US" w:bidi="en_US"/>
-        </w:rPr>
-      </w:r>
-    </w:p>
-    <w:p>
-      <w:pPr>
-        <w:pStyle w:val="Heading2"/>
-      </w:pPr>
-      <w:r>
-        <w:rPr>
-          <w:lang w:val="en_US" w:bidi="en_US"/>
-        </w:rPr>
-        <w:t>Acts 8:39–40</w:t>
-      </w:r>
-      <w:r>
-        <w:rPr>
-          <w:lang w:val="en_US" w:bidi="en_US"/>
-        </w:rPr>
-      </w:r>
-    </w:p>
-    <w:p>
-      <w:pPr/>
-      <w:r>
-        <w:rPr>
-          <w:lang w:val="en_US" w:bidi="en_US"/>
-        </w:rPr>
-      </w:r>
-      <w:r>
-        <w:rPr>
-          <w:lang w:val="en_US" w:bidi="en_US"/>
-        </w:rPr>
-        <w:t>After the Spirit of the Lord snatched Philip away</w:t>
-      </w:r>
-      <w:r>
-        <w:rPr>
-          <w:i/>
-          <w:lang w:val="en_US" w:bidi="en_US"/>
-        </w:rPr>
-        <w:t>,</w:t>
-      </w:r>
-      <w:r>
-        <w:rPr>
-          <w:lang w:val="en_US" w:bidi="en_US"/>
-        </w:rPr>
-        <w:t xml:space="preserve"> Philip continued northward from Azotus (=Ashdod, </w:t>
-      </w:r>
-      <w:hyperlink r:id="rId370">
-        <w:r>
-          <w:rPr>
-            <w:lang w:val="en_US" w:bidi="en_US"/>
-          </w:rPr>
-          <w:rPr>
-            <w:color w:val="0000EE"/>
-            <w:u w:val="single"/>
-          </w:rPr>
-          <w:t>1 Sam 5:1–7</w:t>
-        </w:r>
-      </w:hyperlink>
-      <w:r>
-        <w:rPr>
-          <w:lang w:val="en_US" w:bidi="en_US"/>
-        </w:rPr>
-        <w:t xml:space="preserve">; </w:t>
-      </w:r>
-      <w:hyperlink r:id="rId371">
-        <w:r>
-          <w:rPr>
-            <w:lang w:val="en_US" w:bidi="en_US"/>
-          </w:rPr>
-          <w:rPr>
-            <w:color w:val="0000EE"/>
-            <w:u w:val="single"/>
-          </w:rPr>
-          <w:t>Neh 13:23–24</w:t>
-        </w:r>
-      </w:hyperlink>
-      <w:r>
-        <w:rPr>
-          <w:lang w:val="en_US" w:bidi="en_US"/>
-        </w:rPr>
-        <w:t xml:space="preserve">; </w:t>
-      </w:r>
-      <w:hyperlink r:id="rId372">
-        <w:r>
-          <w:rPr>
-            <w:lang w:val="en_US" w:bidi="en_US"/>
-          </w:rPr>
-          <w:rPr>
-            <w:color w:val="0000EE"/>
-            <w:u w:val="single"/>
-          </w:rPr>
-          <w:t>Isa 20:1</w:t>
-        </w:r>
-      </w:hyperlink>
-      <w:r>
-        <w:rPr>
-          <w:lang w:val="en_US" w:bidi="en_US"/>
-        </w:rPr>
-        <w:t>) up the coast, preaching in every town along the way until he came to Caesarea</w:t>
-      </w:r>
-      <w:r>
-        <w:rPr>
-          <w:i/>
-          <w:lang w:val="en_US" w:bidi="en_US"/>
-        </w:rPr>
-        <w:t>,</w:t>
-      </w:r>
-      <w:r>
-        <w:rPr>
-          <w:lang w:val="en_US" w:bidi="en_US"/>
-        </w:rPr>
-        <w:t xml:space="preserve"> where he settled (</w:t>
-      </w:r>
-      <w:hyperlink r:id="rId373">
-        <w:r>
-          <w:rPr>
-            <w:lang w:val="en_US" w:bidi="en_US"/>
-          </w:rPr>
-          <w:rPr>
-            <w:color w:val="0000EE"/>
-            <w:u w:val="single"/>
-          </w:rPr>
-          <w:t>Acts 21:8</w:t>
-        </w:r>
-      </w:hyperlink>
-      <w:r>
-        <w:rPr>
-          <w:lang w:val="en_US" w:bidi="en_US"/>
-        </w:rPr>
-        <w:t>). • Caesarea Maritima, a major seaport on the Mediterranean, was the seat of Roman government in Judea. It was built by Herod the Great about 22–9 BC and was named to honor Caesar Augustus.</w:t>
-      </w:r>
-      <w:r>
-        <w:rPr>
-          <w:lang w:val="en_US" w:bidi="en_US"/>
-        </w:rPr>
-      </w:r>
-      <w:r>
-        <w:rPr>
-          <w:lang w:val="en_US" w:bidi="en_US"/>
-        </w:rPr>
-      </w:r>
-    </w:p>
-    <w:p>
-      <w:pPr/>
-      <w:r>
-        <w:rPr>
-          <w:lang w:val="en_US" w:bidi="en_US"/>
-        </w:rPr>
-      </w:r>
-    </w:p>
-    <w:p>
-      <w:pPr>
-        <w:pStyle w:val="Heading2"/>
-      </w:pPr>
-      <w:r>
-        <w:rPr>
-          <w:lang w:val="en_US" w:bidi="en_US"/>
-        </w:rPr>
-        <w:t>Acts 9:1–19</w:t>
-      </w:r>
-      <w:r>
-        <w:rPr>
-          <w:lang w:val="en_US" w:bidi="en_US"/>
-        </w:rPr>
-      </w:r>
-    </w:p>
-    <w:p>
-      <w:pPr/>
-      <w:r>
-        <w:rPr>
-          <w:lang w:val="en_US" w:bidi="en_US"/>
-        </w:rPr>
-      </w:r>
-      <w:r>
-        <w:rPr>
-          <w:lang w:val="en_US" w:bidi="en_US"/>
-        </w:rPr>
-        <w:t xml:space="preserve">The conversion of Saul of Tarsus on the Damascus road is of central importance to the narrative of Acts—Luke recounts the story three times (also </w:t>
-      </w:r>
-      <w:hyperlink r:id="rId374">
-        <w:r>
-          <w:rPr>
-            <w:lang w:val="en_US" w:bidi="en_US"/>
-          </w:rPr>
-          <w:rPr>
-            <w:color w:val="0000EE"/>
-            <w:u w:val="single"/>
-          </w:rPr>
-          <w:t>22:1–21</w:t>
-        </w:r>
-      </w:hyperlink>
-      <w:r>
-        <w:rPr>
-          <w:lang w:val="en_US" w:bidi="en_US"/>
-        </w:rPr>
-        <w:t xml:space="preserve">; </w:t>
-      </w:r>
-      <w:hyperlink r:id="rId375">
-        <w:r>
-          <w:rPr>
-            <w:lang w:val="en_US" w:bidi="en_US"/>
-          </w:rPr>
-          <w:rPr>
-            <w:color w:val="0000EE"/>
-            <w:u w:val="single"/>
-          </w:rPr>
-          <w:t>26:1–29</w:t>
-        </w:r>
-      </w:hyperlink>
-      <w:r>
-        <w:rPr>
-          <w:lang w:val="en_US" w:bidi="en_US"/>
-        </w:rPr>
-        <w:t>). Paul (Saul) also alludes to this experience several times in his letters (</w:t>
-      </w:r>
-      <w:hyperlink r:id="rId376">
-        <w:r>
-          <w:rPr>
-            <w:lang w:val="en_US" w:bidi="en_US"/>
-          </w:rPr>
-          <w:rPr>
-            <w:color w:val="0000EE"/>
-            <w:u w:val="single"/>
-          </w:rPr>
-          <w:t>1 Cor 15:8–10</w:t>
-        </w:r>
-      </w:hyperlink>
-      <w:r>
-        <w:rPr>
-          <w:lang w:val="en_US" w:bidi="en_US"/>
-        </w:rPr>
-        <w:t xml:space="preserve">; </w:t>
-      </w:r>
-      <w:hyperlink r:id="rId377">
-        <w:r>
-          <w:rPr>
-            <w:lang w:val="en_US" w:bidi="en_US"/>
-          </w:rPr>
-          <w:rPr>
-            <w:color w:val="0000EE"/>
-            <w:u w:val="single"/>
-          </w:rPr>
-          <w:t>Gal 1:11–17</w:t>
-        </w:r>
-      </w:hyperlink>
-      <w:r>
-        <w:rPr>
-          <w:lang w:val="en_US" w:bidi="en_US"/>
-        </w:rPr>
-        <w:t xml:space="preserve">; </w:t>
-      </w:r>
-      <w:hyperlink r:id="rId378">
-        <w:r>
-          <w:rPr>
-            <w:lang w:val="en_US" w:bidi="en_US"/>
-          </w:rPr>
-          <w:rPr>
-            <w:color w:val="0000EE"/>
-            <w:u w:val="single"/>
-          </w:rPr>
-          <w:t>Phil 3:4–11</w:t>
-        </w:r>
-      </w:hyperlink>
-      <w:r>
-        <w:rPr>
-          <w:lang w:val="en_US" w:bidi="en_US"/>
-        </w:rPr>
-        <w:t xml:space="preserve">; see </w:t>
-      </w:r>
-      <w:hyperlink r:id="rId379">
-        <w:r>
-          <w:rPr>
-            <w:lang w:val="en_US" w:bidi="en_US"/>
-          </w:rPr>
-          <w:rPr>
-            <w:color w:val="0000EE"/>
-            <w:u w:val="single"/>
-          </w:rPr>
-          <w:t>1 Tim 1:12–17</w:t>
-        </w:r>
-      </w:hyperlink>
-      <w:r>
-        <w:rPr>
-          <w:lang w:val="en_US" w:bidi="en_US"/>
-        </w:rPr>
-        <w:t>). Saul’s conversion was his prophetic call and commission as an apostle (</w:t>
-      </w:r>
-      <w:hyperlink r:id="rId44">
-        <w:r>
-          <w:rPr>
-            <w:lang w:val="en_US" w:bidi="en_US"/>
-          </w:rPr>
-          <w:rPr>
-            <w:color w:val="0000EE"/>
-            <w:u w:val="single"/>
-          </w:rPr>
-          <w:t>Acts 9:15</w:t>
-        </w:r>
-      </w:hyperlink>
-      <w:r>
-        <w:rPr>
-          <w:lang w:val="en_US" w:bidi="en_US"/>
-        </w:rPr>
-        <w:t xml:space="preserve">; </w:t>
-      </w:r>
-      <w:hyperlink r:id="rId380">
-        <w:r>
-          <w:rPr>
-            <w:lang w:val="en_US" w:bidi="en_US"/>
-          </w:rPr>
-          <w:rPr>
-            <w:color w:val="0000EE"/>
-            <w:u w:val="single"/>
-          </w:rPr>
-          <w:t>22:15</w:t>
-        </w:r>
-      </w:hyperlink>
-      <w:r>
-        <w:rPr>
-          <w:lang w:val="en_US" w:bidi="en_US"/>
-        </w:rPr>
-        <w:t xml:space="preserve">, </w:t>
-      </w:r>
-      <w:hyperlink r:id="rId381">
-        <w:r>
-          <w:rPr>
-            <w:lang w:val="en_US" w:bidi="en_US"/>
-          </w:rPr>
-          <w:rPr>
-            <w:color w:val="0000EE"/>
-            <w:u w:val="single"/>
-          </w:rPr>
-          <w:t>21</w:t>
-        </w:r>
-      </w:hyperlink>
-      <w:r>
-        <w:rPr>
-          <w:lang w:val="en_US" w:bidi="en_US"/>
-        </w:rPr>
-        <w:t xml:space="preserve">; </w:t>
-      </w:r>
-      <w:hyperlink r:id="rId382">
-        <w:r>
-          <w:rPr>
-            <w:lang w:val="en_US" w:bidi="en_US"/>
-          </w:rPr>
-          <w:rPr>
-            <w:color w:val="0000EE"/>
-            <w:u w:val="single"/>
-          </w:rPr>
-          <w:t>26:15–18</w:t>
-        </w:r>
-      </w:hyperlink>
-      <w:r>
-        <w:rPr>
-          <w:lang w:val="en_US" w:bidi="en_US"/>
-        </w:rPr>
-        <w:t>). No one is beyond the power of God to reach, redeem, and use for holy purposes—nothing is impossible with God (</w:t>
-      </w:r>
-      <w:hyperlink r:id="rId383">
-        <w:r>
-          <w:rPr>
-            <w:lang w:val="en_US" w:bidi="en_US"/>
-          </w:rPr>
-          <w:rPr>
-            <w:color w:val="0000EE"/>
-            <w:u w:val="single"/>
-          </w:rPr>
-          <w:t>Luke 1:37</w:t>
-        </w:r>
-      </w:hyperlink>
-      <w:r>
-        <w:rPr>
-          <w:lang w:val="en_US" w:bidi="en_US"/>
-        </w:rPr>
-        <w:t>). Paul was prepared through his training, upbringing, and experience to play a unique role in taking the gospel into the broader world as the “apostle to the Gentiles” (</w:t>
-      </w:r>
-      <w:hyperlink r:id="rId384">
-        <w:r>
-          <w:rPr>
-            <w:lang w:val="en_US" w:bidi="en_US"/>
-          </w:rPr>
-          <w:rPr>
-            <w:color w:val="0000EE"/>
-            <w:u w:val="single"/>
-          </w:rPr>
-          <w:t>Rom 11:13</w:t>
-        </w:r>
-      </w:hyperlink>
-      <w:r>
-        <w:rPr>
-          <w:lang w:val="en_US" w:bidi="en_US"/>
-        </w:rPr>
-        <w:t xml:space="preserve">; see </w:t>
-      </w:r>
       <w:hyperlink r:id="rId385">
         <w:r>
           <w:rPr>
@@ -13440,7 +13817,7 @@
             <w:color w:val="0000EE"/>
             <w:u w:val="single"/>
           </w:rPr>
-          <w:t>1 Cor 15:9</w:t>
+          <w:t>1 Corinthians 15:9</w:t>
         </w:r>
       </w:hyperlink>
       <w:r>
@@ -13458,7 +13835,7 @@
             <w:color w:val="0000EE"/>
             <w:u w:val="single"/>
           </w:rPr>
-          <w:t>2 Cor 12:11–12</w:t>
+          <w:t>2 Corinthians 12:11–12</w:t>
         </w:r>
       </w:hyperlink>
       <w:r>
@@ -13476,7 +13853,7 @@
             <w:color w:val="0000EE"/>
             <w:u w:val="single"/>
           </w:rPr>
-          <w:t>Gal 1:1</w:t>
+          <w:t>Galatians 1:1</w:t>
         </w:r>
       </w:hyperlink>
       <w:r>
@@ -13494,7 +13871,7 @@
             <w:color w:val="0000EE"/>
             <w:u w:val="single"/>
           </w:rPr>
-          <w:t>Eph 3:8</w:t>
+          <w:t>Ephesians 3:8</w:t>
         </w:r>
       </w:hyperlink>
       <w:r>
@@ -46248,6 +46625,12 @@
     <w:abstractNumId w:val="11"/>
   </w:num>
   <w:num w:numId="14">
+    <w:abstractNumId w:val="3"/>
+    <w:lvlOverride w:ilvl="0">
+      <w:startOverride w:val="1"/>
+    </w:lvlOverride>
+  </w:num>
+  <w:num w:numId="15">
     <w:abstractNumId w:val="3"/>
     <w:lvlOverride w:ilvl="0">
       <w:startOverride w:val="1"/>

--- a/eng/docx/44.content.docx
+++ b/eng/docx/44.content.docx
@@ -19,7 +19,7 @@
         <w:rPr>
           <w:lang w:val="en_US" w:bidi="en_US"/>
         </w:rPr>
-        <w:t>Resource: Study Notes (Tyndale)</w:t>
+        <w:t>Resource: Tyndale Open Study Notes</w:t>
       </w:r>
       <w:r>
         <w:rPr>
@@ -112,7 +112,7 @@
         <w:rPr>
           <w:lang w:val="en_US" w:bidi="en_US"/>
         </w:rPr>
-        <w:t>Study Notes (Tyndale)</w:t>
+        <w:t>Tyndale Open Study Notes</w:t>
       </w:r>
     </w:p>
     <w:p>
@@ -13916,17 +13916,41 @@
       </w:r>
     </w:p>
     <w:p>
-      <w:pPr/>
-      <w:r>
-        <w:rPr>
-          <w:lang w:val="en_US" w:bidi="en_US"/>
-        </w:rPr>
-      </w:r>
-      <w:r>
-        <w:rPr>
-          <w:lang w:val="en_US" w:bidi="en_US"/>
-        </w:rPr>
-        <w:t xml:space="preserve">The synagogues (Greek sunagōgē, “gathering place”) were local Jewish meeting places. After the Exile, Jews began to meet in local synagogues as places of instruction and centers of worship. Synagogue services consisted of the reading of the Law and the Prophets, exposition of the Scriptures, prayer, praise, and thanksgiving (see </w:t>
+      <w:pPr>
+        <w:pStyle w:val="ListBullet"/>
+        <w:spacing w:line="240" w:lineRule="auto"/>
+        <w:ind w:left="720"/>
+      </w:pPr>
+      <w:r>
+        <w:rPr>
+          <w:lang w:val="en_US" w:bidi="en_US"/>
+        </w:rPr>
+      </w:r>
+      <w:r>
+        <w:rPr>
+          <w:lang w:val="en_US" w:bidi="en_US"/>
+        </w:rPr>
+        <w:t xml:space="preserve">A synagogue (Greek </w:t>
+      </w:r>
+      <w:r>
+        <w:rPr>
+          <w:i/>
+          <w:lang w:val="en_US" w:bidi="en_US"/>
+        </w:rPr>
+        <w:t>sunagōgē</w:t>
+      </w:r>
+      <w:r>
+        <w:rPr>
+          <w:lang w:val="en_US" w:bidi="en_US"/>
+        </w:rPr>
+        <w:t xml:space="preserve">, meaning “gathering place”) was a local Jewish meeting place. After the exile to Babylon, Jewish people began to meet in synagogues in their towns. These places became centers for teaching and worship. After Israel returned from exile in Babylon, Jews began using synagogues for instruction and worship. </w:t>
+        <w:br/>
+      </w:r>
+      <w:r>
+        <w:rPr>
+          <w:lang w:val="en_US" w:bidi="en_US"/>
+        </w:rPr>
+        <w:t xml:space="preserve">In the synagogue, people read from the Law and the Prophets. Leaders explained the meaning of the Scriptures. The people also prayed and gave praise and thanks to God (see </w:t>
       </w:r>
       <w:hyperlink r:id="rId167">
         <w:r>
@@ -13973,7 +13997,7 @@
             <w:color w:val="0000EE"/>
             <w:u w:val="single"/>
           </w:rPr>
-          <w:t>Neh 9:5</w:t>
+          <w:t>Nehemiah 9:5</w:t>
         </w:r>
       </w:hyperlink>
       <w:r>
@@ -13991,7 +14015,7 @@
             <w:color w:val="0000EE"/>
             <w:u w:val="single"/>
           </w:rPr>
-          <w:t>Matt 6:5</w:t>
+          <w:t>Matthew 6:5</w:t>
         </w:r>
       </w:hyperlink>
       <w:r>
@@ -14027,7 +14051,7 @@
             <w:color w:val="0000EE"/>
             <w:u w:val="single"/>
           </w:rPr>
-          <w:t>Matt 12:9–10</w:t>
+          <w:t>Matthew 12:9–10</w:t>
         </w:r>
       </w:hyperlink>
       <w:r>
@@ -14142,7 +14166,7 @@
         <w:rPr>
           <w:lang w:val="en_US" w:bidi="en_US"/>
         </w:rPr>
-        <w:t xml:space="preserve">), as did the apostles (see </w:t>
+        <w:t xml:space="preserve">). His apostles did as well (see </w:t>
       </w:r>
       <w:hyperlink r:id="rId105">
         <w:r>
@@ -14322,20 +14346,32 @@
         <w:rPr>
           <w:lang w:val="en_US" w:bidi="en_US"/>
         </w:rPr>
-        <w:t>). • Damascus</w:t>
+        <w:t>).</w:t>
+      </w:r>
+    </w:p>
+    <w:p>
+      <w:pPr>
+        <w:pStyle w:val="ListBullet"/>
+        <w:spacing w:line="240" w:lineRule="auto"/>
+        <w:ind w:left="720"/>
+      </w:pPr>
+      <w:r>
+        <w:rPr>
+          <w:lang w:val="en_US" w:bidi="en_US"/>
+        </w:rPr>
       </w:r>
       <w:r>
         <w:rPr>
           <w:i/>
           <w:lang w:val="en_US" w:bidi="en_US"/>
         </w:rPr>
-        <w:t>,</w:t>
-      </w:r>
-      <w:r>
-        <w:rPr>
-          <w:lang w:val="en_US" w:bidi="en_US"/>
-        </w:rPr>
-        <w:t xml:space="preserve"> the capital of Syria, was an important center with a long and distinguished past and the nearest major city outside of Palestine. It took from four to six days to reach Damascus from Jerusalem, a fact that highlights Saul’s earnestness (</w:t>
+        <w:t>Damascus:</w:t>
+      </w:r>
+      <w:r>
+        <w:rPr>
+          <w:lang w:val="en_US" w:bidi="en_US"/>
+        </w:rPr>
+        <w:t xml:space="preserve"> Damascus, the capital of Syria, was an important center with a long history. It was the nearest major city outside of Palestine. It took four to six days to travel from Jerusalem to Damascus. This emphasizes Saul’s determination (</w:t>
       </w:r>
       <w:hyperlink r:id="rId409">
         <w:r>
@@ -14389,7 +14425,45 @@
         <w:rPr>
           <w:lang w:val="en_US" w:bidi="en_US"/>
         </w:rPr>
-        <w:t xml:space="preserve">). • The expression the Way is used in Acts for Christianity (see </w:t>
+        <w:t>).</w:t>
+      </w:r>
+    </w:p>
+    <w:p>
+      <w:pPr>
+        <w:pStyle w:val="ListBullet"/>
+        <w:spacing w:line="240" w:lineRule="auto"/>
+        <w:ind w:left="720"/>
+      </w:pPr>
+      <w:r>
+        <w:rPr>
+          <w:lang w:val="en_US" w:bidi="en_US"/>
+        </w:rPr>
+      </w:r>
+      <w:r>
+        <w:rPr>
+          <w:i/>
+          <w:lang w:val="en_US" w:bidi="en_US"/>
+        </w:rPr>
+        <w:t>the Way</w:t>
+      </w:r>
+      <w:r>
+        <w:rPr>
+          <w:lang w:val="en_US" w:bidi="en_US"/>
+        </w:rPr>
+        <w:t xml:space="preserve">: The term </w:t>
+      </w:r>
+      <w:r>
+        <w:rPr>
+          <w:i/>
+          <w:lang w:val="en_US" w:bidi="en_US"/>
+        </w:rPr>
+        <w:t>the Way</w:t>
+      </w:r>
+      <w:r>
+        <w:rPr>
+          <w:lang w:val="en_US" w:bidi="en_US"/>
+        </w:rPr>
+        <w:t xml:space="preserve"> in the book of Acts refers to Christianity (see </w:t>
       </w:r>
       <w:hyperlink r:id="rId412">
         <w:r>
@@ -14461,7 +14535,19 @@
         <w:rPr>
           <w:lang w:val="en_US" w:bidi="en_US"/>
         </w:rPr>
-        <w:t>)—it is “the way of God” (</w:t>
+        <w:t>). It is “the way of God” that teaches people “</w:t>
+      </w:r>
+      <w:r>
+        <w:rPr>
+          <w:lang w:val="en_US" w:bidi="en_US"/>
+        </w:rPr>
+        <w:t>the way of salvation</w:t>
+      </w:r>
+      <w:r>
+        <w:rPr>
+          <w:lang w:val="en_US" w:bidi="en_US"/>
+        </w:rPr>
+        <w:t>” (</w:t>
       </w:r>
       <w:hyperlink r:id="rId408">
         <w:r>
@@ -14479,7 +14565,7 @@
         <w:rPr>
           <w:lang w:val="en_US" w:bidi="en_US"/>
         </w:rPr>
-        <w:t>) that tells people “how to be saved” (</w:t>
+        <w:t xml:space="preserve">; </w:t>
       </w:r>
       <w:hyperlink r:id="rId416">
         <w:r>
@@ -14497,104 +14583,102 @@
         <w:rPr>
           <w:lang w:val="en_US" w:bidi="en_US"/>
         </w:rPr>
-        <w:t xml:space="preserve">, literally </w:t>
+        <w:t xml:space="preserve">). See also </w:t>
+      </w:r>
+      <w:hyperlink r:id="rId417">
+        <w:r>
+          <w:rPr>
+            <w:lang w:val="en_US" w:bidi="en_US"/>
+          </w:rPr>
+          <w:rPr>
+            <w:color w:val="0000EE"/>
+            <w:u w:val="single"/>
+          </w:rPr>
+          <w:t>John 14:6</w:t>
+        </w:r>
+      </w:hyperlink>
+      <w:r>
+        <w:rPr>
+          <w:lang w:val="en_US" w:bidi="en_US"/>
+        </w:rPr>
+        <w:t xml:space="preserve">; </w:t>
+      </w:r>
+      <w:hyperlink r:id="rId418">
+        <w:r>
+          <w:rPr>
+            <w:lang w:val="en_US" w:bidi="en_US"/>
+          </w:rPr>
+          <w:rPr>
+            <w:color w:val="0000EE"/>
+            <w:u w:val="single"/>
+          </w:rPr>
+          <w:t>2 Peter 2:2</w:t>
+        </w:r>
+      </w:hyperlink>
+      <w:r>
+        <w:rPr>
+          <w:lang w:val="en_US" w:bidi="en_US"/>
+        </w:rPr>
+        <w:t>.</w:t>
+      </w:r>
+      <w:r>
+        <w:rPr>
+          <w:lang w:val="en_US" w:bidi="en_US"/>
+        </w:rPr>
+      </w:r>
+      <w:r>
+        <w:rPr>
+          <w:lang w:val="en_US" w:bidi="en_US"/>
+        </w:rPr>
+      </w:r>
+    </w:p>
+    <w:p>
+      <w:pPr/>
+      <w:r>
+        <w:rPr>
+          <w:lang w:val="en_US" w:bidi="en_US"/>
+        </w:rPr>
+      </w:r>
+    </w:p>
+    <w:p>
+      <w:pPr>
+        <w:pStyle w:val="Heading2"/>
+      </w:pPr>
+      <w:r>
+        <w:rPr>
+          <w:lang w:val="en_US" w:bidi="en_US"/>
+        </w:rPr>
+        <w:t>Acts 9:10</w:t>
+      </w:r>
+      <w:r>
+        <w:rPr>
+          <w:lang w:val="en_US" w:bidi="en_US"/>
+        </w:rPr>
+      </w:r>
+    </w:p>
+    <w:p>
+      <w:pPr>
+        <w:pStyle w:val="ListBullet"/>
+        <w:spacing w:line="240" w:lineRule="auto"/>
+        <w:ind w:left="720"/>
+      </w:pPr>
+      <w:r>
+        <w:rPr>
+          <w:lang w:val="en_US" w:bidi="en_US"/>
+        </w:rPr>
       </w:r>
       <w:r>
         <w:rPr>
           <w:i/>
           <w:lang w:val="en_US" w:bidi="en_US"/>
         </w:rPr>
-        <w:t>the way of salvation</w:t>
-      </w:r>
-      <w:r>
-        <w:rPr>
-          <w:lang w:val="en_US" w:bidi="en_US"/>
-        </w:rPr>
-        <w:t xml:space="preserve">). See also </w:t>
-      </w:r>
-      <w:hyperlink r:id="rId417">
-        <w:r>
-          <w:rPr>
-            <w:lang w:val="en_US" w:bidi="en_US"/>
-          </w:rPr>
-          <w:rPr>
-            <w:color w:val="0000EE"/>
-            <w:u w:val="single"/>
-          </w:rPr>
-          <w:t>John 14:6</w:t>
-        </w:r>
-      </w:hyperlink>
-      <w:r>
-        <w:rPr>
-          <w:lang w:val="en_US" w:bidi="en_US"/>
-        </w:rPr>
-        <w:t xml:space="preserve">; </w:t>
-      </w:r>
-      <w:hyperlink r:id="rId418">
-        <w:r>
-          <w:rPr>
-            <w:lang w:val="en_US" w:bidi="en_US"/>
-          </w:rPr>
-          <w:rPr>
-            <w:color w:val="0000EE"/>
-            <w:u w:val="single"/>
-          </w:rPr>
-          <w:t>2 Pet 2:2</w:t>
-        </w:r>
-      </w:hyperlink>
-      <w:r>
-        <w:rPr>
-          <w:lang w:val="en_US" w:bidi="en_US"/>
-        </w:rPr>
-        <w:t>.</w:t>
-      </w:r>
-      <w:r>
-        <w:rPr>
-          <w:lang w:val="en_US" w:bidi="en_US"/>
-        </w:rPr>
-      </w:r>
-      <w:r>
-        <w:rPr>
-          <w:lang w:val="en_US" w:bidi="en_US"/>
-        </w:rPr>
-      </w:r>
-    </w:p>
-    <w:p>
-      <w:pPr/>
-      <w:r>
-        <w:rPr>
-          <w:lang w:val="en_US" w:bidi="en_US"/>
-        </w:rPr>
-      </w:r>
-    </w:p>
-    <w:p>
-      <w:pPr>
-        <w:pStyle w:val="Heading2"/>
-      </w:pPr>
-      <w:r>
-        <w:rPr>
-          <w:lang w:val="en_US" w:bidi="en_US"/>
-        </w:rPr>
-        <w:t>Acts 9:10</w:t>
-      </w:r>
-      <w:r>
-        <w:rPr>
-          <w:lang w:val="en_US" w:bidi="en_US"/>
-        </w:rPr>
-      </w:r>
-    </w:p>
-    <w:p>
-      <w:pPr/>
-      <w:r>
-        <w:rPr>
-          <w:lang w:val="en_US" w:bidi="en_US"/>
-        </w:rPr>
-      </w:r>
-      <w:r>
-        <w:rPr>
-          <w:lang w:val="en_US" w:bidi="en_US"/>
-        </w:rPr>
-        <w:t xml:space="preserve">Ananias: See also </w:t>
+        <w:t>Ananias</w:t>
+      </w:r>
+      <w:r>
+        <w:rPr>
+          <w:lang w:val="en_US" w:bidi="en_US"/>
+        </w:rPr>
+        <w:t xml:space="preserve">: See also </w:t>
       </w:r>
       <w:hyperlink r:id="rId419">
         <w:r>
@@ -14612,7 +14696,7 @@
         <w:rPr>
           <w:lang w:val="en_US" w:bidi="en_US"/>
         </w:rPr>
-        <w:t xml:space="preserve">. The name Ananias was quite common (note the husband of Sapphira, </w:t>
+        <w:t xml:space="preserve">. Ananias was a common name (consider the husband of Sapphira, </w:t>
       </w:r>
       <w:hyperlink r:id="rId420">
         <w:r>
@@ -14648,7 +14732,32 @@
         <w:rPr>
           <w:lang w:val="en_US" w:bidi="en_US"/>
         </w:rPr>
-        <w:t>). • a vision: See “</w:t>
+        <w:t>).</w:t>
+      </w:r>
+    </w:p>
+    <w:p>
+      <w:pPr>
+        <w:pStyle w:val="ListBullet"/>
+        <w:spacing w:line="240" w:lineRule="auto"/>
+        <w:ind w:left="720"/>
+      </w:pPr>
+      <w:r>
+        <w:rPr>
+          <w:lang w:val="en_US" w:bidi="en_US"/>
+        </w:rPr>
+      </w:r>
+      <w:r>
+        <w:rPr>
+          <w:i/>
+          <w:lang w:val="en_US" w:bidi="en_US"/>
+        </w:rPr>
+        <w:t>a vision</w:t>
+      </w:r>
+      <w:r>
+        <w:rPr>
+          <w:lang w:val="en_US" w:bidi="en_US"/>
+        </w:rPr>
+        <w:t>: See “</w:t>
       </w:r>
       <w:r>
         <w:rPr>

--- a/eng/docx/44.content.docx
+++ b/eng/docx/44.content.docx
@@ -18890,17 +18890,28 @@
       </w:r>
     </w:p>
     <w:p>
-      <w:pPr/>
-      <w:r>
-        <w:rPr>
-          <w:lang w:val="en_US" w:bidi="en_US"/>
-        </w:rPr>
-      </w:r>
-      <w:r>
-        <w:rPr>
-          <w:lang w:val="en_US" w:bidi="en_US"/>
-        </w:rPr>
-        <w:t>some prophets: See “</w:t>
+      <w:pPr>
+        <w:pStyle w:val="ListBullet"/>
+        <w:spacing w:line="240" w:lineRule="auto"/>
+        <w:ind w:left="720"/>
+      </w:pPr>
+      <w:r>
+        <w:rPr>
+          <w:lang w:val="en_US" w:bidi="en_US"/>
+        </w:rPr>
+      </w:r>
+      <w:r>
+        <w:rPr>
+          <w:i/>
+          <w:lang w:val="en_US" w:bidi="en_US"/>
+        </w:rPr>
+        <w:t>some prophets</w:t>
+      </w:r>
+      <w:r>
+        <w:rPr>
+          <w:lang w:val="en_US" w:bidi="en_US"/>
+        </w:rPr>
+        <w:t>: See “</w:t>
       </w:r>
       <w:r>
         <w:rPr>
@@ -18912,7 +18923,32 @@
         <w:rPr>
           <w:lang w:val="en_US" w:bidi="en_US"/>
         </w:rPr>
-        <w:t xml:space="preserve">” Theme Note. • Agabus: See also </w:t>
+        <w:t xml:space="preserve">” Theme Note. </w:t>
+      </w:r>
+    </w:p>
+    <w:p>
+      <w:pPr>
+        <w:pStyle w:val="ListBullet"/>
+        <w:spacing w:line="240" w:lineRule="auto"/>
+        <w:ind w:left="720"/>
+      </w:pPr>
+      <w:r>
+        <w:rPr>
+          <w:lang w:val="en_US" w:bidi="en_US"/>
+        </w:rPr>
+      </w:r>
+      <w:r>
+        <w:rPr>
+          <w:i/>
+          <w:lang w:val="en_US" w:bidi="en_US"/>
+        </w:rPr>
+        <w:t>Agabus</w:t>
+      </w:r>
+      <w:r>
+        <w:rPr>
+          <w:lang w:val="en_US" w:bidi="en_US"/>
+        </w:rPr>
+        <w:t xml:space="preserve">: See also </w:t>
       </w:r>
       <w:hyperlink r:id="rId535">
         <w:r>
@@ -18978,7 +19014,7 @@
         <w:rPr>
           <w:lang w:val="en_US" w:bidi="en_US"/>
         </w:rPr>
-        <w:t>Claudius, nephew of Tiberius Caesar (</w:t>
+        <w:t>Claudius was the nephew of Tiberius Caesar (</w:t>
       </w:r>
       <w:hyperlink r:id="rId536">
         <w:r>
@@ -18996,7 +19032,21 @@
         <w:rPr>
           <w:lang w:val="en_US" w:bidi="en_US"/>
         </w:rPr>
-        <w:t>), was the Roman emperor in AD 41–54. His last wife was his niece Agrippina, whose son Nero he adopted.</w:t>
+        <w:t>). He ruled as Roman emperor from AD 41 to AD 54.</w:t>
+      </w:r>
+    </w:p>
+    <w:p>
+      <w:pPr/>
+      <w:r>
+        <w:rPr>
+          <w:lang w:val="en_US" w:bidi="en_US"/>
+        </w:rPr>
+      </w:r>
+      <w:r>
+        <w:rPr>
+          <w:lang w:val="en_US" w:bidi="en_US"/>
+        </w:rPr>
+        <w:t>His last wife was his niece Agrippina. Claudius adopted her son, Nero.</w:t>
       </w:r>
       <w:r>
         <w:rPr>

--- a/eng/docx/44.content.docx
+++ b/eng/docx/44.content.docx
@@ -14815,9 +14815,22 @@
       </w:r>
       <w:r>
         <w:rPr>
-          <w:lang w:val="en_US" w:bidi="en_US"/>
-        </w:rPr>
-        <w:t xml:space="preserve">Saul is my chosen instrument to take my message to the Gentiles: In God’s plan for spreading the Good News, the Gentiles were the next step (see </w:t>
+          <w:i/>
+          <w:lang w:val="en_US" w:bidi="en_US"/>
+        </w:rPr>
+        <w:t>This man is My chosen instrument to carry My name before the Gentiles</w:t>
+      </w:r>
+      <w:r>
+        <w:rPr>
+          <w:lang w:val="en_US" w:bidi="en_US"/>
+        </w:rPr>
+        <w:t>:</w:t>
+      </w:r>
+      <w:r>
+        <w:rPr>
+          <w:lang w:val="en_US" w:bidi="en_US"/>
+        </w:rPr>
+        <w:t xml:space="preserve"> In God’s plan to spread the good news, the next step was to reach the Gentiles, that is, people from other nations (see </w:t>
       </w:r>
       <w:hyperlink r:id="rId100">
         <w:r>
@@ -14835,7 +14848,7 @@
         <w:rPr>
           <w:lang w:val="en_US" w:bidi="en_US"/>
         </w:rPr>
-        <w:t xml:space="preserve">; cp. chs </w:t>
+        <w:t xml:space="preserve">; compare chapters </w:t>
       </w:r>
       <w:hyperlink r:id="rId422">
         <w:r>
@@ -14853,7 +14866,35 @@
         <w:rPr>
           <w:lang w:val="en_US" w:bidi="en_US"/>
         </w:rPr>
-        <w:t xml:space="preserve">). Saul of Tarsus (Paul) was God’s choice to spearhead this expansive missionary effort to bring the Christian message to the Gentiles and to kings, as well as to the people of Israel. The rest of Acts illustrates Saul’s (Paul’s) faithfulness in carrying out this divine commission (e.g., </w:t>
+        <w:t xml:space="preserve">). </w:t>
+      </w:r>
+    </w:p>
+    <w:p>
+      <w:pPr/>
+      <w:r>
+        <w:rPr>
+          <w:lang w:val="en_US" w:bidi="en_US"/>
+        </w:rPr>
+      </w:r>
+      <w:r>
+        <w:rPr>
+          <w:lang w:val="en_US" w:bidi="en_US"/>
+        </w:rPr>
+        <w:t>Saul of Tarsus, also called Paul, was the one God chose for this task. God sent him to bring the message about Jesus to Gentiles, to kings, and also to the people of Israel.</w:t>
+      </w:r>
+    </w:p>
+    <w:p>
+      <w:pPr/>
+      <w:r>
+        <w:rPr>
+          <w:lang w:val="en_US" w:bidi="en_US"/>
+        </w:rPr>
+      </w:r>
+      <w:r>
+        <w:rPr>
+          <w:lang w:val="en_US" w:bidi="en_US"/>
+        </w:rPr>
+        <w:t xml:space="preserve">The rest of the book of Acts shows how Paul faithfully carried out this mission from God (for example, </w:t>
       </w:r>
       <w:hyperlink r:id="rId423">
         <w:r>
@@ -14930,7 +14971,7 @@
             <w:color w:val="0000EE"/>
             <w:u w:val="single"/>
           </w:rPr>
-          <w:t>2 Cor 11:23–27</w:t>
+          <w:t>2 Corinthians 11:23–27</w:t>
         </w:r>
       </w:hyperlink>
       <w:r>
@@ -15038,7 +15079,7 @@
             <w:color w:val="0000EE"/>
             <w:u w:val="single"/>
           </w:rPr>
-          <w:t>2 Tim 1:11–12</w:t>
+          <w:t>2 Timothy 1:11–12</w:t>
         </w:r>
       </w:hyperlink>
       <w:r>
@@ -15093,7 +15134,21 @@
         <w:rPr>
           <w:lang w:val="en_US" w:bidi="en_US"/>
         </w:rPr>
-        <w:t>Ananias’s God-given role was to welcome Saul into the Christian family, beginning with laying hands on Saul to heal him and fill him with the Holy Spirit.</w:t>
+        <w:t>God gave Ananias a special role. He was to welcome Saul into the Christian community.</w:t>
+      </w:r>
+    </w:p>
+    <w:p>
+      <w:pPr/>
+      <w:r>
+        <w:rPr>
+          <w:lang w:val="en_US" w:bidi="en_US"/>
+        </w:rPr>
+      </w:r>
+      <w:r>
+        <w:rPr>
+          <w:lang w:val="en_US" w:bidi="en_US"/>
+        </w:rPr>
+        <w:t>Ananias began by placing his hands on Saul. Through this act, Saul was healed and filled with the Holy Spirit.</w:t>
       </w:r>
       <w:r>
         <w:rPr>
@@ -15139,9 +15194,22 @@
       </w:r>
       <w:r>
         <w:rPr>
-          <w:lang w:val="en_US" w:bidi="en_US"/>
-        </w:rPr>
-        <w:t>immediately he began preaching about Jesus: The genuineness of Saul’s encounter with the risen Christ is attested by the enthusiasm and boldness of his preaching. Saul’s outspoken declaration provoked astonishment, for he was the very man who had created such devastation among Jesus’ followers in Jerusalem.</w:t>
+          <w:i/>
+          <w:lang w:val="en_US" w:bidi="en_US"/>
+        </w:rPr>
+        <w:t>Saul promptly began to proclaim Jesus</w:t>
+      </w:r>
+      <w:r>
+        <w:rPr>
+          <w:lang w:val="en_US" w:bidi="en_US"/>
+        </w:rPr>
+        <w:t>:</w:t>
+      </w:r>
+      <w:r>
+        <w:rPr>
+          <w:lang w:val="en_US" w:bidi="en_US"/>
+        </w:rPr>
+        <w:t xml:space="preserve"> Saul's encounter with the heavenly Christ was genuine, shown by his enthusiastic and bold preaching. His direct declaration surprised many because he had previously caused great harm to the followers of Jesus in Jerusalem.</w:t>
       </w:r>
       <w:r>
         <w:rPr>
@@ -15189,7 +15257,21 @@
         <w:rPr>
           <w:lang w:val="en_US" w:bidi="en_US"/>
         </w:rPr>
-        <w:t xml:space="preserve">Despite the bewilderment of his hearers, Saul so compellingly presented the evidence for the claims of Jesus as Messiah that the non-believing Jews in Damascus found themselves unable to refute it. Apparently this went on for some time (see </w:t>
+        <w:t>The people who heard Saul were confused and surprised. Even so, Saul clearly showed from the Scriptures that Jesus is the Messiah. His arguments were so strong that the Jews in Damascus who did not believe could not answer him.</w:t>
+      </w:r>
+    </w:p>
+    <w:p>
+      <w:pPr/>
+      <w:r>
+        <w:rPr>
+          <w:lang w:val="en_US" w:bidi="en_US"/>
+        </w:rPr>
+      </w:r>
+      <w:r>
+        <w:rPr>
+          <w:lang w:val="en_US" w:bidi="en_US"/>
+        </w:rPr>
+        <w:t xml:space="preserve">This continued for some time (see </w:t>
       </w:r>
       <w:hyperlink r:id="rId430">
         <w:r>
@@ -15200,14 +15282,28 @@
             <w:color w:val="0000EE"/>
             <w:u w:val="single"/>
           </w:rPr>
-          <w:t>Gal 1:18</w:t>
-        </w:r>
-      </w:hyperlink>
-      <w:r>
-        <w:rPr>
-          <w:lang w:val="en_US" w:bidi="en_US"/>
-        </w:rPr>
-        <w:t xml:space="preserve">), so some of the non-believing Jews launched a plot on his life, but he was spared when some believers let him down out of the city in a large basket. Paul recounts this incident in </w:t>
+          <w:t>Galatians 1:18</w:t>
+        </w:r>
+      </w:hyperlink>
+      <w:r>
+        <w:rPr>
+          <w:lang w:val="en_US" w:bidi="en_US"/>
+        </w:rPr>
+        <w:t>). The people who heard Saul were confused and surprised. Even so, Saul clearly showed from the Scriptures that Jesus is the Messiah. His arguments were so strong that the Jews in Damascus who did not believe could not answer him.</w:t>
+      </w:r>
+    </w:p>
+    <w:p>
+      <w:pPr/>
+      <w:r>
+        <w:rPr>
+          <w:lang w:val="en_US" w:bidi="en_US"/>
+        </w:rPr>
+      </w:r>
+      <w:r>
+        <w:rPr>
+          <w:lang w:val="en_US" w:bidi="en_US"/>
+        </w:rPr>
+        <w:t xml:space="preserve">This continued for some time in </w:t>
       </w:r>
       <w:hyperlink r:id="rId431">
         <w:r>
@@ -15218,7 +15314,7 @@
             <w:color w:val="0000EE"/>
             <w:u w:val="single"/>
           </w:rPr>
-          <w:t>2 Cor 11:32–33</w:t>
+          <w:t>2 Corinthians 11:32–33</w:t>
         </w:r>
       </w:hyperlink>
       <w:r>
@@ -15271,22 +15367,16 @@
       </w:r>
       <w:r>
         <w:rPr>
-          <w:lang w:val="en_US" w:bidi="en_US"/>
-        </w:rPr>
-        <w:t>When Saul arrived in Jerusalem</w:t>
-      </w:r>
-      <w:r>
-        <w:rPr>
           <w:i/>
           <w:lang w:val="en_US" w:bidi="en_US"/>
         </w:rPr>
-        <w:t>,</w:t>
-      </w:r>
-      <w:r>
-        <w:rPr>
-          <w:lang w:val="en_US" w:bidi="en_US"/>
-        </w:rPr>
-        <w:t xml:space="preserve"> the Christian community understandably did not immediately trust him, given his recent history of violently persecuting Christians (</w:t>
+        <w:t>When Saul arrived in Jerusalem:</w:t>
+      </w:r>
+      <w:r>
+        <w:rPr>
+          <w:lang w:val="en_US" w:bidi="en_US"/>
+        </w:rPr>
+        <w:t xml:space="preserve"> The believers did not trust him at first. This was understandable. He had recently attacked and imprisoned Christians (</w:t>
       </w:r>
       <w:hyperlink r:id="rId432">
         <w:r>
@@ -15394,7 +15484,21 @@
         <w:rPr>
           <w:lang w:val="en_US" w:bidi="en_US"/>
         </w:rPr>
-        <w:t>). Fortunately, Barnabas, the “Son of Encouragement” (</w:t>
+        <w:t xml:space="preserve">). </w:t>
+      </w:r>
+    </w:p>
+    <w:p>
+      <w:pPr/>
+      <w:r>
+        <w:rPr>
+          <w:lang w:val="en_US" w:bidi="en_US"/>
+        </w:rPr>
+      </w:r>
+      <w:r>
+        <w:rPr>
+          <w:lang w:val="en_US" w:bidi="en_US"/>
+        </w:rPr>
+        <w:t>Barnabas helped him. Barnabas, whose name means “Son of Encouragement” (</w:t>
       </w:r>
       <w:hyperlink r:id="rId435">
         <w:r>
@@ -15412,20 +15516,35 @@
         <w:rPr>
           <w:lang w:val="en_US" w:bidi="en_US"/>
         </w:rPr>
-        <w:t>), introduced the changed man to the apostles and explained his encounter with the Lord at Damascus</w:t>
-      </w:r>
-      <w:r>
-        <w:rPr>
-          <w:i/>
-          <w:lang w:val="en_US" w:bidi="en_US"/>
-        </w:rPr>
-        <w:t>,</w:t>
-      </w:r>
-      <w:r>
-        <w:rPr>
-          <w:lang w:val="en_US" w:bidi="en_US"/>
-        </w:rPr>
-        <w:t xml:space="preserve"> his sense of calling, and his subsequent boldness in preaching in the name of Jesus in Damascus. Barnabas was able to convince the apostles that Saul’s conversion was genuine, so Saul remained with the apostles in Jerusalem, where he preached boldly for his Lord. Paul recalls this visit in </w:t>
+        <w:t>), brought Saul to the apostles. He told them how Saul had seen the Lord on the road to Damascus. He also explained how Saul had preached boldly in the name of Jesus there.</w:t>
+      </w:r>
+    </w:p>
+    <w:p>
+      <w:pPr/>
+      <w:r>
+        <w:rPr>
+          <w:lang w:val="en_US" w:bidi="en_US"/>
+        </w:rPr>
+      </w:r>
+      <w:r>
+        <w:rPr>
+          <w:lang w:val="en_US" w:bidi="en_US"/>
+        </w:rPr>
+        <w:t>Barnabas convinced the apostles that Saul’s conversion was real. So Saul stayed with them in Jerusalem. There, he continued to preach boldly about the Lord.</w:t>
+      </w:r>
+    </w:p>
+    <w:p>
+      <w:pPr/>
+      <w:r>
+        <w:rPr>
+          <w:lang w:val="en_US" w:bidi="en_US"/>
+        </w:rPr>
+      </w:r>
+      <w:r>
+        <w:rPr>
+          <w:lang w:val="en_US" w:bidi="en_US"/>
+        </w:rPr>
+        <w:t xml:space="preserve">Paul later spoke about this visit in </w:t>
       </w:r>
       <w:hyperlink r:id="rId436">
         <w:r>
@@ -15436,7 +15555,7 @@
             <w:color w:val="0000EE"/>
             <w:u w:val="single"/>
           </w:rPr>
-          <w:t>Gal 1:18–19</w:t>
+          <w:t>Galatians 1:18–19</w:t>
         </w:r>
       </w:hyperlink>
       <w:r>
@@ -15491,20 +15610,21 @@
         <w:rPr>
           <w:lang w:val="en_US" w:bidi="en_US"/>
         </w:rPr>
-        <w:t>Again Saul debated with some Greek-speaking Jews</w:t>
-      </w:r>
-      <w:r>
-        <w:rPr>
-          <w:i/>
-          <w:lang w:val="en_US" w:bidi="en_US"/>
-        </w:rPr>
-        <w:t>,</w:t>
-      </w:r>
-      <w:r>
-        <w:rPr>
-          <w:lang w:val="en_US" w:bidi="en_US"/>
-        </w:rPr>
-        <w:t xml:space="preserve"> and again an assassination was planned (cp. </w:t>
+        <w:t>Once again, Saul debated with some Greek-speaking Jews. He spoke boldly and explained why Jesus is the Messiah.</w:t>
+      </w:r>
+    </w:p>
+    <w:p>
+      <w:pPr/>
+      <w:r>
+        <w:rPr>
+          <w:lang w:val="en_US" w:bidi="en_US"/>
+        </w:rPr>
+      </w:r>
+      <w:r>
+        <w:rPr>
+          <w:lang w:val="en_US" w:bidi="en_US"/>
+        </w:rPr>
+        <w:t xml:space="preserve">Again, some people became angry and made a plan to kill him (see </w:t>
       </w:r>
       <w:hyperlink r:id="rId437">
         <w:r>
@@ -15570,7 +15690,7 @@
         <w:rPr>
           <w:lang w:val="en_US" w:bidi="en_US"/>
         </w:rPr>
-        <w:t xml:space="preserve">After the believers heard about the plot, Saul was once again sent away (cp. </w:t>
+        <w:t xml:space="preserve">After the Christians heard about the plot, they sent Saul away again (see </w:t>
       </w:r>
       <w:hyperlink r:id="rId438">
         <w:r>
@@ -15588,20 +15708,7 @@
         <w:rPr>
           <w:lang w:val="en_US" w:bidi="en_US"/>
         </w:rPr>
-        <w:t>), this time to Tarsus, his hometown</w:t>
-      </w:r>
-      <w:r>
-        <w:rPr>
-          <w:i/>
-          <w:lang w:val="en_US" w:bidi="en_US"/>
-        </w:rPr>
-        <w:t>,</w:t>
-      </w:r>
-      <w:r>
-        <w:rPr>
-          <w:lang w:val="en_US" w:bidi="en_US"/>
-        </w:rPr>
-        <w:t xml:space="preserve"> the capital of Cilicia (see </w:t>
+        <w:t xml:space="preserve">). This time he went to Tarsus, his hometown, the capital of Cilicia (see </w:t>
       </w:r>
       <w:hyperlink r:id="rId439">
         <w:r>
@@ -15655,7 +15762,7 @@
         <w:rPr>
           <w:lang w:val="en_US" w:bidi="en_US"/>
         </w:rPr>
-        <w:t xml:space="preserve">; cp. </w:t>
+        <w:t xml:space="preserve">; compare </w:t>
       </w:r>
       <w:hyperlink r:id="rId441">
         <w:r>
@@ -15666,7 +15773,7 @@
             <w:color w:val="0000EE"/>
             <w:u w:val="single"/>
           </w:rPr>
-          <w:t>Gal 1:21</w:t>
+          <w:t>Galatians 1:21</w:t>
         </w:r>
       </w:hyperlink>
       <w:r>
@@ -15703,3185 +15810,6 @@
           <w:lang w:val="en_US" w:bidi="en_US"/>
         </w:rPr>
         <w:t>Acts 9:31</w:t>
-      </w:r>
-      <w:r>
-        <w:rPr>
-          <w:lang w:val="en_US" w:bidi="en_US"/>
-        </w:rPr>
-      </w:r>
-    </w:p>
-    <w:p>
-      <w:pPr/>
-      <w:r>
-        <w:rPr>
-          <w:lang w:val="en_US" w:bidi="en_US"/>
-        </w:rPr>
-      </w:r>
-      <w:r>
-        <w:rPr>
-          <w:lang w:val="en_US" w:bidi="en_US"/>
-        </w:rPr>
-        <w:t xml:space="preserve">This verse is one of several in Acts that detail the numerical and spiritual growth of the church (see also </w:t>
-      </w:r>
-      <w:hyperlink r:id="rId442">
-        <w:r>
-          <w:rPr>
-            <w:lang w:val="en_US" w:bidi="en_US"/>
-          </w:rPr>
-          <w:rPr>
-            <w:color w:val="0000EE"/>
-            <w:u w:val="single"/>
-          </w:rPr>
-          <w:t>2:41</w:t>
-        </w:r>
-      </w:hyperlink>
-      <w:r>
-        <w:rPr>
-          <w:lang w:val="en_US" w:bidi="en_US"/>
-        </w:rPr>
-        <w:t xml:space="preserve">; </w:t>
-      </w:r>
-      <w:hyperlink r:id="rId443">
-        <w:r>
-          <w:rPr>
-            <w:lang w:val="en_US" w:bidi="en_US"/>
-          </w:rPr>
-          <w:rPr>
-            <w:color w:val="0000EE"/>
-            <w:u w:val="single"/>
-          </w:rPr>
-          <w:t>4:4</w:t>
-        </w:r>
-      </w:hyperlink>
-      <w:r>
-        <w:rPr>
-          <w:lang w:val="en_US" w:bidi="en_US"/>
-        </w:rPr>
-        <w:t xml:space="preserve">; </w:t>
-      </w:r>
-      <w:hyperlink r:id="rId262">
-        <w:r>
-          <w:rPr>
-            <w:lang w:val="en_US" w:bidi="en_US"/>
-          </w:rPr>
-          <w:rPr>
-            <w:color w:val="0000EE"/>
-            <w:u w:val="single"/>
-          </w:rPr>
-          <w:t>5:14</w:t>
-        </w:r>
-      </w:hyperlink>
-      <w:r>
-        <w:rPr>
-          <w:lang w:val="en_US" w:bidi="en_US"/>
-        </w:rPr>
-        <w:t xml:space="preserve">; </w:t>
-      </w:r>
-      <w:hyperlink r:id="rId255">
-        <w:r>
-          <w:rPr>
-            <w:lang w:val="en_US" w:bidi="en_US"/>
-          </w:rPr>
-          <w:rPr>
-            <w:color w:val="0000EE"/>
-            <w:u w:val="single"/>
-          </w:rPr>
-          <w:t>6:1</w:t>
-        </w:r>
-      </w:hyperlink>
-      <w:r>
-        <w:rPr>
-          <w:lang w:val="en_US" w:bidi="en_US"/>
-        </w:rPr>
-        <w:t xml:space="preserve">, </w:t>
-      </w:r>
-      <w:hyperlink r:id="rId444">
-        <w:r>
-          <w:rPr>
-            <w:lang w:val="en_US" w:bidi="en_US"/>
-          </w:rPr>
-          <w:rPr>
-            <w:color w:val="0000EE"/>
-            <w:u w:val="single"/>
-          </w:rPr>
-          <w:t>7</w:t>
-        </w:r>
-      </w:hyperlink>
-      <w:r>
-        <w:rPr>
-          <w:lang w:val="en_US" w:bidi="en_US"/>
-        </w:rPr>
-        <w:t xml:space="preserve">; </w:t>
-      </w:r>
-      <w:hyperlink r:id="rId288">
-        <w:r>
-          <w:rPr>
-            <w:lang w:val="en_US" w:bidi="en_US"/>
-          </w:rPr>
-          <w:rPr>
-            <w:color w:val="0000EE"/>
-            <w:u w:val="single"/>
-          </w:rPr>
-          <w:t>12:24</w:t>
-        </w:r>
-      </w:hyperlink>
-      <w:r>
-        <w:rPr>
-          <w:lang w:val="en_US" w:bidi="en_US"/>
-        </w:rPr>
-        <w:t xml:space="preserve">; </w:t>
-      </w:r>
-      <w:hyperlink r:id="rId265">
-        <w:r>
-          <w:rPr>
-            <w:lang w:val="en_US" w:bidi="en_US"/>
-          </w:rPr>
-          <w:rPr>
-            <w:color w:val="0000EE"/>
-            <w:u w:val="single"/>
-          </w:rPr>
-          <w:t>21:20</w:t>
-        </w:r>
-      </w:hyperlink>
-      <w:r>
-        <w:rPr>
-          <w:lang w:val="en_US" w:bidi="en_US"/>
-        </w:rPr>
-        <w:t>). • The first Christians were discovering the truth of the principle, “the fear of the Lord is the foundation of true knowledge” (</w:t>
-      </w:r>
-      <w:hyperlink r:id="rId445">
-        <w:r>
-          <w:rPr>
-            <w:lang w:val="en_US" w:bidi="en_US"/>
-          </w:rPr>
-          <w:rPr>
-            <w:color w:val="0000EE"/>
-            <w:u w:val="single"/>
-          </w:rPr>
-          <w:t>Prov 1:7</w:t>
-        </w:r>
-      </w:hyperlink>
-      <w:r>
-        <w:rPr>
-          <w:lang w:val="en_US" w:bidi="en_US"/>
-        </w:rPr>
-        <w:t xml:space="preserve">; </w:t>
-      </w:r>
-      <w:hyperlink r:id="rId446">
-        <w:r>
-          <w:rPr>
-            <w:lang w:val="en_US" w:bidi="en_US"/>
-          </w:rPr>
-          <w:rPr>
-            <w:color w:val="0000EE"/>
-            <w:u w:val="single"/>
-          </w:rPr>
-          <w:t>9:10</w:t>
-        </w:r>
-      </w:hyperlink>
-      <w:r>
-        <w:rPr>
-          <w:lang w:val="en_US" w:bidi="en_US"/>
-        </w:rPr>
-        <w:t xml:space="preserve">; cp. </w:t>
-      </w:r>
-      <w:hyperlink r:id="rId447">
-        <w:r>
-          <w:rPr>
-            <w:lang w:val="en_US" w:bidi="en_US"/>
-          </w:rPr>
-          <w:rPr>
-            <w:color w:val="0000EE"/>
-            <w:u w:val="single"/>
-          </w:rPr>
-          <w:t>Job 28:28</w:t>
-        </w:r>
-      </w:hyperlink>
-      <w:r>
-        <w:rPr>
-          <w:lang w:val="en_US" w:bidi="en_US"/>
-        </w:rPr>
-        <w:t xml:space="preserve">; </w:t>
-      </w:r>
-      <w:hyperlink r:id="rId448">
-        <w:r>
-          <w:rPr>
-            <w:lang w:val="en_US" w:bidi="en_US"/>
-          </w:rPr>
-          <w:rPr>
-            <w:color w:val="0000EE"/>
-            <w:u w:val="single"/>
-          </w:rPr>
-          <w:t>Ps 111:10</w:t>
-        </w:r>
-      </w:hyperlink>
-      <w:r>
-        <w:rPr>
-          <w:lang w:val="en_US" w:bidi="en_US"/>
-        </w:rPr>
-        <w:t xml:space="preserve">; </w:t>
-      </w:r>
-      <w:hyperlink r:id="rId449">
-        <w:r>
-          <w:rPr>
-            <w:lang w:val="en_US" w:bidi="en_US"/>
-          </w:rPr>
-          <w:rPr>
-            <w:color w:val="0000EE"/>
-            <w:u w:val="single"/>
-          </w:rPr>
-          <w:t>Eccl 12:13</w:t>
-        </w:r>
-      </w:hyperlink>
-      <w:r>
-        <w:rPr>
-          <w:lang w:val="en_US" w:bidi="en_US"/>
-        </w:rPr>
-        <w:t xml:space="preserve">; see </w:t>
-      </w:r>
-      <w:hyperlink r:id="rId450">
-        <w:r>
-          <w:rPr>
-            <w:lang w:val="en_US" w:bidi="en_US"/>
-          </w:rPr>
-          <w:rPr>
-            <w:color w:val="0000EE"/>
-            <w:u w:val="single"/>
-          </w:rPr>
-          <w:t>Luke 7:16</w:t>
-        </w:r>
-      </w:hyperlink>
-      <w:r>
-        <w:rPr>
-          <w:lang w:val="en_US" w:bidi="en_US"/>
-        </w:rPr>
-        <w:t xml:space="preserve">), and they were growing in their faith (cp. </w:t>
-      </w:r>
-      <w:hyperlink r:id="rId102">
-        <w:r>
-          <w:rPr>
-            <w:lang w:val="en_US" w:bidi="en_US"/>
-          </w:rPr>
-          <w:rPr>
-            <w:color w:val="0000EE"/>
-            <w:u w:val="single"/>
-          </w:rPr>
-          <w:t>Acts 2:43</w:t>
-        </w:r>
-      </w:hyperlink>
-      <w:r>
-        <w:rPr>
-          <w:lang w:val="en_US" w:bidi="en_US"/>
-        </w:rPr>
-        <w:t xml:space="preserve">; </w:t>
-      </w:r>
-      <w:hyperlink r:id="rId451">
-        <w:r>
-          <w:rPr>
-            <w:lang w:val="en_US" w:bidi="en_US"/>
-          </w:rPr>
-          <w:rPr>
-            <w:color w:val="0000EE"/>
-            <w:u w:val="single"/>
-          </w:rPr>
-          <w:t>19:17</w:t>
-        </w:r>
-      </w:hyperlink>
-      <w:r>
-        <w:rPr>
-          <w:lang w:val="en_US" w:bidi="en_US"/>
-        </w:rPr>
-        <w:t>).</w:t>
-      </w:r>
-      <w:r>
-        <w:rPr>
-          <w:lang w:val="en_US" w:bidi="en_US"/>
-        </w:rPr>
-      </w:r>
-      <w:r>
-        <w:rPr>
-          <w:lang w:val="en_US" w:bidi="en_US"/>
-        </w:rPr>
-      </w:r>
-    </w:p>
-    <w:p>
-      <w:pPr/>
-      <w:r>
-        <w:rPr>
-          <w:lang w:val="en_US" w:bidi="en_US"/>
-        </w:rPr>
-      </w:r>
-    </w:p>
-    <w:p>
-      <w:pPr>
-        <w:pStyle w:val="Heading2"/>
-      </w:pPr>
-      <w:r>
-        <w:rPr>
-          <w:lang w:val="en_US" w:bidi="en_US"/>
-        </w:rPr>
-        <w:t>Acts 9:32–43</w:t>
-      </w:r>
-      <w:r>
-        <w:rPr>
-          <w:lang w:val="en_US" w:bidi="en_US"/>
-        </w:rPr>
-      </w:r>
-    </w:p>
-    <w:p>
-      <w:pPr/>
-      <w:r>
-        <w:rPr>
-          <w:lang w:val="en_US" w:bidi="en_US"/>
-        </w:rPr>
-      </w:r>
-      <w:r>
-        <w:rPr>
-          <w:lang w:val="en_US" w:bidi="en_US"/>
-        </w:rPr>
-        <w:t>These verses describe Peter’s itinerant ministry in Judea, particularly along the seacoast. Exercising spiritual powers given to him by God, Peter performed wonderful works, including the healing of Aeneas and the raising of Dorcas. Jesus had promised such signs and wonders to the disciples (</w:t>
-      </w:r>
-      <w:hyperlink r:id="rId138">
-        <w:r>
-          <w:rPr>
-            <w:lang w:val="en_US" w:bidi="en_US"/>
-          </w:rPr>
-          <w:rPr>
-            <w:color w:val="0000EE"/>
-            <w:u w:val="single"/>
-          </w:rPr>
-          <w:t>John 14:12</w:t>
-        </w:r>
-      </w:hyperlink>
-      <w:r>
-        <w:rPr>
-          <w:lang w:val="en_US" w:bidi="en_US"/>
-        </w:rPr>
-        <w:t xml:space="preserve">). • Typical of Luke’s writing, the healing of a man is matched by the healing of a woman (see </w:t>
-      </w:r>
-      <w:hyperlink r:id="rId452">
-        <w:r>
-          <w:rPr>
-            <w:lang w:val="en_US" w:bidi="en_US"/>
-          </w:rPr>
-          <w:rPr>
-            <w:color w:val="0000EE"/>
-            <w:u w:val="single"/>
-          </w:rPr>
-          <w:t>Luke 13:10–17</w:t>
-        </w:r>
-      </w:hyperlink>
-      <w:r>
-        <w:rPr>
-          <w:lang w:val="en_US" w:bidi="en_US"/>
-        </w:rPr>
-        <w:t xml:space="preserve">; </w:t>
-      </w:r>
-      <w:hyperlink r:id="rId453">
-        <w:r>
-          <w:rPr>
-            <w:lang w:val="en_US" w:bidi="en_US"/>
-          </w:rPr>
-          <w:rPr>
-            <w:color w:val="0000EE"/>
-            <w:u w:val="single"/>
-          </w:rPr>
-          <w:t>14:1–6</w:t>
-        </w:r>
-      </w:hyperlink>
-      <w:r>
-        <w:rPr>
-          <w:lang w:val="en_US" w:bidi="en_US"/>
-        </w:rPr>
-        <w:t>). The people in the area were deeply moved by these miracles, and many were drawn into the faith (</w:t>
-      </w:r>
-      <w:hyperlink r:id="rId454">
-        <w:r>
-          <w:rPr>
-            <w:lang w:val="en_US" w:bidi="en_US"/>
-          </w:rPr>
-          <w:rPr>
-            <w:color w:val="0000EE"/>
-            <w:u w:val="single"/>
-          </w:rPr>
-          <w:t>Acts 9:35</w:t>
-        </w:r>
-      </w:hyperlink>
-      <w:r>
-        <w:rPr>
-          <w:lang w:val="en_US" w:bidi="en_US"/>
-        </w:rPr>
-        <w:t xml:space="preserve">, </w:t>
-      </w:r>
-      <w:hyperlink r:id="rId455">
-        <w:r>
-          <w:rPr>
-            <w:lang w:val="en_US" w:bidi="en_US"/>
-          </w:rPr>
-          <w:rPr>
-            <w:color w:val="0000EE"/>
-            <w:u w:val="single"/>
-          </w:rPr>
-          <w:t>42</w:t>
-        </w:r>
-      </w:hyperlink>
-      <w:r>
-        <w:rPr>
-          <w:lang w:val="en_US" w:bidi="en_US"/>
-        </w:rPr>
-        <w:t>).</w:t>
-      </w:r>
-      <w:r>
-        <w:rPr>
-          <w:lang w:val="en_US" w:bidi="en_US"/>
-        </w:rPr>
-      </w:r>
-      <w:r>
-        <w:rPr>
-          <w:lang w:val="en_US" w:bidi="en_US"/>
-        </w:rPr>
-      </w:r>
-    </w:p>
-    <w:p>
-      <w:pPr/>
-      <w:r>
-        <w:rPr>
-          <w:lang w:val="en_US" w:bidi="en_US"/>
-        </w:rPr>
-      </w:r>
-    </w:p>
-    <w:p>
-      <w:pPr>
-        <w:pStyle w:val="Heading2"/>
-      </w:pPr>
-      <w:r>
-        <w:rPr>
-          <w:lang w:val="en_US" w:bidi="en_US"/>
-        </w:rPr>
-        <w:t>Acts 9:43</w:t>
-      </w:r>
-      <w:r>
-        <w:rPr>
-          <w:lang w:val="en_US" w:bidi="en_US"/>
-        </w:rPr>
-      </w:r>
-    </w:p>
-    <w:p>
-      <w:pPr/>
-      <w:r>
-        <w:rPr>
-          <w:lang w:val="en_US" w:bidi="en_US"/>
-        </w:rPr>
-      </w:r>
-      <w:r>
-        <w:rPr>
-          <w:lang w:val="en_US" w:bidi="en_US"/>
-        </w:rPr>
-        <w:t xml:space="preserve">living with Simon, a tanner of hides: Tanning was an unclean business in Jewish eyes, which might suggest that Peter was not scrupulous in observing Jewish traditions (cp. </w:t>
-      </w:r>
-      <w:hyperlink r:id="rId456">
-        <w:r>
-          <w:rPr>
-            <w:lang w:val="en_US" w:bidi="en_US"/>
-          </w:rPr>
-          <w:rPr>
-            <w:color w:val="0000EE"/>
-            <w:u w:val="single"/>
-          </w:rPr>
-          <w:t>Gal 2:11–14</w:t>
-        </w:r>
-      </w:hyperlink>
-      <w:r>
-        <w:rPr>
-          <w:lang w:val="en_US" w:bidi="en_US"/>
-        </w:rPr>
-        <w:t>).</w:t>
-      </w:r>
-      <w:r>
-        <w:rPr>
-          <w:lang w:val="en_US" w:bidi="en_US"/>
-        </w:rPr>
-      </w:r>
-      <w:r>
-        <w:rPr>
-          <w:lang w:val="en_US" w:bidi="en_US"/>
-        </w:rPr>
-      </w:r>
-    </w:p>
-    <w:p>
-      <w:pPr/>
-      <w:r>
-        <w:rPr>
-          <w:lang w:val="en_US" w:bidi="en_US"/>
-        </w:rPr>
-      </w:r>
-    </w:p>
-    <w:p>
-      <w:pPr>
-        <w:pStyle w:val="Heading2"/>
-      </w:pPr>
-      <w:r>
-        <w:rPr>
-          <w:lang w:val="en_US" w:bidi="en_US"/>
-        </w:rPr>
-        <w:t>Acts 10:1–8</w:t>
-      </w:r>
-      <w:r>
-        <w:rPr>
-          <w:lang w:val="en_US" w:bidi="en_US"/>
-        </w:rPr>
-      </w:r>
-    </w:p>
-    <w:p>
-      <w:pPr/>
-      <w:r>
-        <w:rPr>
-          <w:lang w:val="en_US" w:bidi="en_US"/>
-        </w:rPr>
-      </w:r>
-      <w:r>
-        <w:rPr>
-          <w:lang w:val="en_US" w:bidi="en_US"/>
-        </w:rPr>
-        <w:t xml:space="preserve">a Roman army officer: Literally </w:t>
-      </w:r>
-      <w:r>
-        <w:rPr>
-          <w:i/>
-          <w:lang w:val="en_US" w:bidi="en_US"/>
-        </w:rPr>
-        <w:t>a centurion</w:t>
-      </w:r>
-      <w:r>
-        <w:rPr>
-          <w:lang w:val="en_US" w:bidi="en_US"/>
-        </w:rPr>
-        <w:t xml:space="preserve">, the highest-ranking non-commissioned officer in the Roman army, in command of a </w:t>
-      </w:r>
-      <w:r>
-        <w:rPr>
-          <w:i/>
-          <w:lang w:val="en_US" w:bidi="en_US"/>
-        </w:rPr>
-        <w:t>century,</w:t>
-      </w:r>
-      <w:r>
-        <w:rPr>
-          <w:lang w:val="en_US" w:bidi="en_US"/>
-        </w:rPr>
-        <w:t xml:space="preserve"> a subdivision of roughly 100 men. Luke often describes centurions in favorable terms (</w:t>
-      </w:r>
-      <w:hyperlink r:id="rId275">
-        <w:r>
-          <w:rPr>
-            <w:lang w:val="en_US" w:bidi="en_US"/>
-          </w:rPr>
-          <w:rPr>
-            <w:color w:val="0000EE"/>
-            <w:u w:val="single"/>
-          </w:rPr>
-          <w:t>10:22</w:t>
-        </w:r>
-      </w:hyperlink>
-      <w:r>
-        <w:rPr>
-          <w:lang w:val="en_US" w:bidi="en_US"/>
-        </w:rPr>
-        <w:t xml:space="preserve">; </w:t>
-      </w:r>
-      <w:hyperlink r:id="rId457">
-        <w:r>
-          <w:rPr>
-            <w:lang w:val="en_US" w:bidi="en_US"/>
-          </w:rPr>
-          <w:rPr>
-            <w:color w:val="0000EE"/>
-            <w:u w:val="single"/>
-          </w:rPr>
-          <w:t>21:32</w:t>
-        </w:r>
-      </w:hyperlink>
-      <w:r>
-        <w:rPr>
-          <w:lang w:val="en_US" w:bidi="en_US"/>
-        </w:rPr>
-        <w:t xml:space="preserve">; </w:t>
-      </w:r>
-      <w:hyperlink r:id="rId458">
-        <w:r>
-          <w:rPr>
-            <w:lang w:val="en_US" w:bidi="en_US"/>
-          </w:rPr>
-          <w:rPr>
-            <w:color w:val="0000EE"/>
-            <w:u w:val="single"/>
-          </w:rPr>
-          <w:t>22:25–26</w:t>
-        </w:r>
-      </w:hyperlink>
-      <w:r>
-        <w:rPr>
-          <w:lang w:val="en_US" w:bidi="en_US"/>
-        </w:rPr>
-        <w:t xml:space="preserve">; </w:t>
-      </w:r>
-      <w:hyperlink r:id="rId459">
-        <w:r>
-          <w:rPr>
-            <w:lang w:val="en_US" w:bidi="en_US"/>
-          </w:rPr>
-          <w:rPr>
-            <w:color w:val="0000EE"/>
-            <w:u w:val="single"/>
-          </w:rPr>
-          <w:t>23:17</w:t>
-        </w:r>
-      </w:hyperlink>
-      <w:r>
-        <w:rPr>
-          <w:lang w:val="en_US" w:bidi="en_US"/>
-        </w:rPr>
-        <w:t xml:space="preserve">, </w:t>
-      </w:r>
-      <w:hyperlink r:id="rId460">
-        <w:r>
-          <w:rPr>
-            <w:lang w:val="en_US" w:bidi="en_US"/>
-          </w:rPr>
-          <w:rPr>
-            <w:color w:val="0000EE"/>
-            <w:u w:val="single"/>
-          </w:rPr>
-          <w:t>23</w:t>
-        </w:r>
-      </w:hyperlink>
-      <w:r>
-        <w:rPr>
-          <w:lang w:val="en_US" w:bidi="en_US"/>
-        </w:rPr>
-        <w:t xml:space="preserve">; </w:t>
-      </w:r>
-      <w:hyperlink r:id="rId461">
-        <w:r>
-          <w:rPr>
-            <w:lang w:val="en_US" w:bidi="en_US"/>
-          </w:rPr>
-          <w:rPr>
-            <w:color w:val="0000EE"/>
-            <w:u w:val="single"/>
-          </w:rPr>
-          <w:t>27:6</w:t>
-        </w:r>
-      </w:hyperlink>
-      <w:r>
-        <w:rPr>
-          <w:lang w:val="en_US" w:bidi="en_US"/>
-        </w:rPr>
-        <w:t xml:space="preserve">, </w:t>
-      </w:r>
-      <w:hyperlink r:id="rId462">
-        <w:r>
-          <w:rPr>
-            <w:lang w:val="en_US" w:bidi="en_US"/>
-          </w:rPr>
-          <w:rPr>
-            <w:color w:val="0000EE"/>
-            <w:u w:val="single"/>
-          </w:rPr>
-          <w:t>11</w:t>
-        </w:r>
-      </w:hyperlink>
-      <w:r>
-        <w:rPr>
-          <w:lang w:val="en_US" w:bidi="en_US"/>
-        </w:rPr>
-        <w:t xml:space="preserve">, </w:t>
-      </w:r>
-      <w:hyperlink r:id="rId463">
-        <w:r>
-          <w:rPr>
-            <w:lang w:val="en_US" w:bidi="en_US"/>
-          </w:rPr>
-          <w:rPr>
-            <w:color w:val="0000EE"/>
-            <w:u w:val="single"/>
-          </w:rPr>
-          <w:t>43</w:t>
-        </w:r>
-      </w:hyperlink>
-      <w:r>
-        <w:rPr>
-          <w:lang w:val="en_US" w:bidi="en_US"/>
-        </w:rPr>
-        <w:t xml:space="preserve">; </w:t>
-      </w:r>
-      <w:hyperlink r:id="rId464">
-        <w:r>
-          <w:rPr>
-            <w:lang w:val="en_US" w:bidi="en_US"/>
-          </w:rPr>
-          <w:rPr>
-            <w:color w:val="0000EE"/>
-            <w:u w:val="single"/>
-          </w:rPr>
-          <w:t>28:16</w:t>
-        </w:r>
-      </w:hyperlink>
-      <w:r>
-        <w:rPr>
-          <w:lang w:val="en_US" w:bidi="en_US"/>
-        </w:rPr>
-        <w:t xml:space="preserve">; </w:t>
-      </w:r>
-      <w:hyperlink r:id="rId465">
-        <w:r>
-          <w:rPr>
-            <w:lang w:val="en_US" w:bidi="en_US"/>
-          </w:rPr>
-          <w:rPr>
-            <w:color w:val="0000EE"/>
-            <w:u w:val="single"/>
-          </w:rPr>
-          <w:t>Luke 7:1–10</w:t>
-        </w:r>
-      </w:hyperlink>
-      <w:r>
-        <w:rPr>
-          <w:lang w:val="en_US" w:bidi="en_US"/>
-        </w:rPr>
-        <w:t xml:space="preserve">; </w:t>
-      </w:r>
-      <w:hyperlink r:id="rId466">
-        <w:r>
-          <w:rPr>
-            <w:lang w:val="en_US" w:bidi="en_US"/>
-          </w:rPr>
-          <w:rPr>
-            <w:color w:val="0000EE"/>
-            <w:u w:val="single"/>
-          </w:rPr>
-          <w:t>23:47</w:t>
-        </w:r>
-      </w:hyperlink>
-      <w:r>
-        <w:rPr>
-          <w:lang w:val="en_US" w:bidi="en_US"/>
-        </w:rPr>
-        <w:t xml:space="preserve">). It was important for Luke to show that Christianity was not hostile to Roman officials or institutions and could, like Judaism, be permitted in the Roman Empire (see </w:t>
-      </w:r>
-      <w:r>
-        <w:rPr>
-          <w:lang w:val="en_US" w:bidi="en_US"/>
-        </w:rPr>
-        <w:t>Acts Book Introduction</w:t>
-      </w:r>
-      <w:r>
-        <w:rPr>
-          <w:lang w:val="en_US" w:bidi="en_US"/>
-        </w:rPr>
-        <w:t>, “Purposes of Acts: Politics”). • a captain of the Italian Regiment: A regiment included six centuries; a Roman legion was usually divided into ten regiments. The New Testament mentions the Italian Regiment and the Imperial Regiment (</w:t>
-      </w:r>
-      <w:hyperlink r:id="rId467">
-        <w:r>
-          <w:rPr>
-            <w:lang w:val="en_US" w:bidi="en_US"/>
-          </w:rPr>
-          <w:rPr>
-            <w:color w:val="0000EE"/>
-            <w:u w:val="single"/>
-          </w:rPr>
-          <w:t>Acts 27:1</w:t>
-        </w:r>
-      </w:hyperlink>
-      <w:r>
-        <w:rPr>
-          <w:lang w:val="en_US" w:bidi="en_US"/>
-        </w:rPr>
-        <w:t>).</w:t>
-      </w:r>
-      <w:r>
-        <w:rPr>
-          <w:lang w:val="en_US" w:bidi="en_US"/>
-        </w:rPr>
-      </w:r>
-      <w:r>
-        <w:rPr>
-          <w:lang w:val="en_US" w:bidi="en_US"/>
-        </w:rPr>
-      </w:r>
-    </w:p>
-    <w:p>
-      <w:pPr/>
-      <w:r>
-        <w:rPr>
-          <w:lang w:val="en_US" w:bidi="en_US"/>
-        </w:rPr>
-      </w:r>
-    </w:p>
-    <w:p>
-      <w:pPr>
-        <w:pStyle w:val="Heading2"/>
-      </w:pPr>
-      <w:r>
-        <w:rPr>
-          <w:lang w:val="en_US" w:bidi="en_US"/>
-        </w:rPr>
-        <w:t>Acts 10:2</w:t>
-      </w:r>
-      <w:r>
-        <w:rPr>
-          <w:lang w:val="en_US" w:bidi="en_US"/>
-        </w:rPr>
-      </w:r>
-    </w:p>
-    <w:p>
-      <w:pPr/>
-      <w:r>
-        <w:rPr>
-          <w:lang w:val="en_US" w:bidi="en_US"/>
-        </w:rPr>
-      </w:r>
-      <w:r>
-        <w:rPr>
-          <w:lang w:val="en_US" w:bidi="en_US"/>
-        </w:rPr>
-        <w:t xml:space="preserve">a devout, God-fearing man: Gentiles who are described as </w:t>
-      </w:r>
-      <w:r>
-        <w:rPr>
-          <w:i/>
-          <w:lang w:val="en_US" w:bidi="en_US"/>
-        </w:rPr>
-        <w:t>God-fearing</w:t>
-      </w:r>
-      <w:r>
-        <w:rPr>
-          <w:lang w:val="en_US" w:bidi="en_US"/>
-        </w:rPr>
-        <w:t xml:space="preserve"> were attracted to the high ethical standards of Judaism but were not prepared to accept the rite of circumcision or the full implications of the Jewish law by becoming full converts to Judaism (cp. </w:t>
-      </w:r>
-      <w:hyperlink r:id="rId468">
-        <w:r>
-          <w:rPr>
-            <w:lang w:val="en_US" w:bidi="en_US"/>
-          </w:rPr>
-          <w:rPr>
-            <w:color w:val="0000EE"/>
-            <w:u w:val="single"/>
-          </w:rPr>
-          <w:t>13:43</w:t>
-        </w:r>
-      </w:hyperlink>
-      <w:r>
-        <w:rPr>
-          <w:lang w:val="en_US" w:bidi="en_US"/>
-        </w:rPr>
-        <w:t>). Christianity was an attractive option to Gentiles who worshiped God (</w:t>
-      </w:r>
-      <w:hyperlink r:id="rId469">
-        <w:r>
-          <w:rPr>
-            <w:lang w:val="en_US" w:bidi="en_US"/>
-          </w:rPr>
-          <w:rPr>
-            <w:color w:val="0000EE"/>
-            <w:u w:val="single"/>
-          </w:rPr>
-          <w:t>18:7</w:t>
-        </w:r>
-      </w:hyperlink>
-      <w:r>
-        <w:rPr>
-          <w:lang w:val="en_US" w:bidi="en_US"/>
-        </w:rPr>
-        <w:t xml:space="preserve">; see </w:t>
-      </w:r>
-      <w:hyperlink r:id="rId470">
-        <w:r>
-          <w:rPr>
-            <w:lang w:val="en_US" w:bidi="en_US"/>
-          </w:rPr>
-          <w:rPr>
-            <w:color w:val="0000EE"/>
-            <w:u w:val="single"/>
-          </w:rPr>
-          <w:t>13:48</w:t>
-        </w:r>
-      </w:hyperlink>
-      <w:r>
-        <w:rPr>
-          <w:lang w:val="en_US" w:bidi="en_US"/>
-        </w:rPr>
-        <w:t xml:space="preserve">; </w:t>
-      </w:r>
-      <w:hyperlink r:id="rId471">
-        <w:r>
-          <w:rPr>
-            <w:lang w:val="en_US" w:bidi="en_US"/>
-          </w:rPr>
-          <w:rPr>
-            <w:color w:val="0000EE"/>
-            <w:u w:val="single"/>
-          </w:rPr>
-          <w:t>16:30</w:t>
-        </w:r>
-      </w:hyperlink>
-      <w:r>
-        <w:rPr>
-          <w:lang w:val="en_US" w:bidi="en_US"/>
-        </w:rPr>
-        <w:t xml:space="preserve">; </w:t>
-      </w:r>
-      <w:hyperlink r:id="rId472">
-        <w:r>
-          <w:rPr>
-            <w:lang w:val="en_US" w:bidi="en_US"/>
-          </w:rPr>
-          <w:rPr>
-            <w:color w:val="0000EE"/>
-            <w:u w:val="single"/>
-          </w:rPr>
-          <w:t>17:4</w:t>
-        </w:r>
-      </w:hyperlink>
-      <w:r>
-        <w:rPr>
-          <w:lang w:val="en_US" w:bidi="en_US"/>
-        </w:rPr>
-        <w:t xml:space="preserve">, </w:t>
-      </w:r>
-      <w:hyperlink r:id="rId473">
-        <w:r>
-          <w:rPr>
-            <w:lang w:val="en_US" w:bidi="en_US"/>
-          </w:rPr>
-          <w:rPr>
-            <w:color w:val="0000EE"/>
-            <w:u w:val="single"/>
-          </w:rPr>
-          <w:t>12</w:t>
-        </w:r>
-      </w:hyperlink>
-      <w:r>
-        <w:rPr>
-          <w:lang w:val="en_US" w:bidi="en_US"/>
-        </w:rPr>
-        <w:t xml:space="preserve">, </w:t>
-      </w:r>
-      <w:hyperlink r:id="rId405">
-        <w:r>
-          <w:rPr>
-            <w:lang w:val="en_US" w:bidi="en_US"/>
-          </w:rPr>
-          <w:rPr>
-            <w:color w:val="0000EE"/>
-            <w:u w:val="single"/>
-          </w:rPr>
-          <w:t>17</w:t>
-        </w:r>
-      </w:hyperlink>
-      <w:r>
-        <w:rPr>
-          <w:lang w:val="en_US" w:bidi="en_US"/>
-        </w:rPr>
-        <w:t>). These people would be wide open to the message of the gospel that announced that “there is peace with God through Jesus Christ” (</w:t>
-      </w:r>
-      <w:hyperlink r:id="rId162">
-        <w:r>
-          <w:rPr>
-            <w:lang w:val="en_US" w:bidi="en_US"/>
-          </w:rPr>
-          <w:rPr>
-            <w:color w:val="0000EE"/>
-            <w:u w:val="single"/>
-          </w:rPr>
-          <w:t>10:36</w:t>
-        </w:r>
-      </w:hyperlink>
-      <w:r>
-        <w:rPr>
-          <w:lang w:val="en_US" w:bidi="en_US"/>
-        </w:rPr>
-        <w:t>).</w:t>
-      </w:r>
-      <w:r>
-        <w:rPr>
-          <w:lang w:val="en_US" w:bidi="en_US"/>
-        </w:rPr>
-      </w:r>
-      <w:r>
-        <w:rPr>
-          <w:lang w:val="en_US" w:bidi="en_US"/>
-        </w:rPr>
-      </w:r>
-    </w:p>
-    <w:p>
-      <w:pPr/>
-      <w:r>
-        <w:rPr>
-          <w:lang w:val="en_US" w:bidi="en_US"/>
-        </w:rPr>
-      </w:r>
-    </w:p>
-    <w:p>
-      <w:pPr>
-        <w:pStyle w:val="Heading2"/>
-      </w:pPr>
-      <w:r>
-        <w:rPr>
-          <w:lang w:val="en_US" w:bidi="en_US"/>
-        </w:rPr>
-        <w:t>Acts 10:3</w:t>
-      </w:r>
-      <w:r>
-        <w:rPr>
-          <w:lang w:val="en_US" w:bidi="en_US"/>
-        </w:rPr>
-      </w:r>
-    </w:p>
-    <w:p>
-      <w:pPr/>
-      <w:r>
-        <w:rPr>
-          <w:lang w:val="en_US" w:bidi="en_US"/>
-        </w:rPr>
-      </w:r>
-      <w:r>
-        <w:rPr>
-          <w:lang w:val="en_US" w:bidi="en_US"/>
-        </w:rPr>
-        <w:t>In Acts, visions are usually related to prayer (</w:t>
-      </w:r>
-      <w:hyperlink r:id="rId474">
-        <w:r>
-          <w:rPr>
-            <w:lang w:val="en_US" w:bidi="en_US"/>
-          </w:rPr>
-          <w:rPr>
-            <w:color w:val="0000EE"/>
-            <w:u w:val="single"/>
-          </w:rPr>
-          <w:t>9:3–6</w:t>
-        </w:r>
-      </w:hyperlink>
-      <w:r>
-        <w:rPr>
-          <w:lang w:val="en_US" w:bidi="en_US"/>
-        </w:rPr>
-        <w:t xml:space="preserve">, </w:t>
-      </w:r>
-      <w:hyperlink r:id="rId475">
-        <w:r>
-          <w:rPr>
-            <w:lang w:val="en_US" w:bidi="en_US"/>
-          </w:rPr>
-          <w:rPr>
-            <w:color w:val="0000EE"/>
-            <w:u w:val="single"/>
-          </w:rPr>
-          <w:t>10–16</w:t>
-        </w:r>
-      </w:hyperlink>
-      <w:r>
-        <w:rPr>
-          <w:lang w:val="en_US" w:bidi="en_US"/>
-        </w:rPr>
-        <w:t xml:space="preserve">; </w:t>
-      </w:r>
-      <w:hyperlink r:id="rId476">
-        <w:r>
-          <w:rPr>
-            <w:lang w:val="en_US" w:bidi="en_US"/>
-          </w:rPr>
-          <w:rPr>
-            <w:color w:val="0000EE"/>
-            <w:u w:val="single"/>
-          </w:rPr>
-          <w:t>10:2–6</w:t>
-        </w:r>
-      </w:hyperlink>
-      <w:r>
-        <w:rPr>
-          <w:lang w:val="en_US" w:bidi="en_US"/>
-        </w:rPr>
-        <w:t xml:space="preserve">, </w:t>
-      </w:r>
-      <w:hyperlink r:id="rId477">
-        <w:r>
-          <w:rPr>
-            <w:lang w:val="en_US" w:bidi="en_US"/>
-          </w:rPr>
-          <w:rPr>
-            <w:color w:val="0000EE"/>
-            <w:u w:val="single"/>
-          </w:rPr>
-          <w:t>9–12</w:t>
-        </w:r>
-      </w:hyperlink>
-      <w:r>
-        <w:rPr>
-          <w:lang w:val="en_US" w:bidi="en_US"/>
-        </w:rPr>
-        <w:t xml:space="preserve">; </w:t>
-      </w:r>
-      <w:hyperlink r:id="rId478">
-        <w:r>
-          <w:rPr>
-            <w:lang w:val="en_US" w:bidi="en_US"/>
-          </w:rPr>
-          <w:rPr>
-            <w:color w:val="0000EE"/>
-            <w:u w:val="single"/>
-          </w:rPr>
-          <w:t>11:5–9</w:t>
-        </w:r>
-      </w:hyperlink>
-      <w:r>
-        <w:rPr>
-          <w:lang w:val="en_US" w:bidi="en_US"/>
-        </w:rPr>
-        <w:t xml:space="preserve">; </w:t>
-      </w:r>
-      <w:hyperlink r:id="rId479">
-        <w:r>
-          <w:rPr>
-            <w:lang w:val="en_US" w:bidi="en_US"/>
-          </w:rPr>
-          <w:rPr>
-            <w:color w:val="0000EE"/>
-            <w:u w:val="single"/>
-          </w:rPr>
-          <w:t>12:9–17</w:t>
-        </w:r>
-      </w:hyperlink>
-      <w:r>
-        <w:rPr>
-          <w:lang w:val="en_US" w:bidi="en_US"/>
-        </w:rPr>
-        <w:t xml:space="preserve">; </w:t>
-      </w:r>
-      <w:hyperlink r:id="rId480">
-        <w:r>
-          <w:rPr>
-            <w:lang w:val="en_US" w:bidi="en_US"/>
-          </w:rPr>
-          <w:rPr>
-            <w:color w:val="0000EE"/>
-            <w:u w:val="single"/>
-          </w:rPr>
-          <w:t>18:9–10</w:t>
-        </w:r>
-      </w:hyperlink>
-      <w:r>
-        <w:rPr>
-          <w:lang w:val="en_US" w:bidi="en_US"/>
-        </w:rPr>
-        <w:t xml:space="preserve">; </w:t>
-      </w:r>
-      <w:hyperlink r:id="rId481">
-        <w:r>
-          <w:rPr>
-            <w:lang w:val="en_US" w:bidi="en_US"/>
-          </w:rPr>
-          <w:rPr>
-            <w:color w:val="0000EE"/>
-            <w:u w:val="single"/>
-          </w:rPr>
-          <w:t>22:17–21</w:t>
-        </w:r>
-      </w:hyperlink>
-      <w:r>
-        <w:rPr>
-          <w:lang w:val="en_US" w:bidi="en_US"/>
-        </w:rPr>
-        <w:t xml:space="preserve">; </w:t>
-      </w:r>
-      <w:hyperlink r:id="rId482">
-        <w:r>
-          <w:rPr>
-            <w:lang w:val="en_US" w:bidi="en_US"/>
-          </w:rPr>
-          <w:rPr>
-            <w:color w:val="0000EE"/>
-            <w:u w:val="single"/>
-          </w:rPr>
-          <w:t>23:11</w:t>
-        </w:r>
-      </w:hyperlink>
-      <w:r>
-        <w:rPr>
-          <w:lang w:val="en_US" w:bidi="en_US"/>
-        </w:rPr>
-        <w:t>). These visions are not chance coincidences, but expressions of God’s saving work, providing divine direction and encouragement.</w:t>
-      </w:r>
-      <w:r>
-        <w:rPr>
-          <w:lang w:val="en_US" w:bidi="en_US"/>
-        </w:rPr>
-      </w:r>
-      <w:r>
-        <w:rPr>
-          <w:lang w:val="en_US" w:bidi="en_US"/>
-        </w:rPr>
-      </w:r>
-    </w:p>
-    <w:p>
-      <w:pPr/>
-      <w:r>
-        <w:rPr>
-          <w:lang w:val="en_US" w:bidi="en_US"/>
-        </w:rPr>
-      </w:r>
-    </w:p>
-    <w:p>
-      <w:pPr>
-        <w:pStyle w:val="Heading2"/>
-      </w:pPr>
-      <w:r>
-        <w:rPr>
-          <w:lang w:val="en_US" w:bidi="en_US"/>
-        </w:rPr>
-        <w:t>Acts 10:9–16</w:t>
-      </w:r>
-      <w:r>
-        <w:rPr>
-          <w:lang w:val="en_US" w:bidi="en_US"/>
-        </w:rPr>
-      </w:r>
-    </w:p>
-    <w:p>
-      <w:pPr/>
-      <w:r>
-        <w:rPr>
-          <w:lang w:val="en_US" w:bidi="en_US"/>
-        </w:rPr>
-      </w:r>
-      <w:r>
-        <w:rPr>
-          <w:lang w:val="en_US" w:bidi="en_US"/>
-        </w:rPr>
-        <w:t xml:space="preserve">Peter received the same vision three times to confirm its truthfulness (see </w:t>
-      </w:r>
-      <w:hyperlink r:id="rId483">
-        <w:r>
-          <w:rPr>
-            <w:lang w:val="en_US" w:bidi="en_US"/>
-          </w:rPr>
-          <w:rPr>
-            <w:color w:val="0000EE"/>
-            <w:u w:val="single"/>
-          </w:rPr>
-          <w:t>Gen 41:32</w:t>
-        </w:r>
-      </w:hyperlink>
-      <w:r>
-        <w:rPr>
-          <w:lang w:val="en_US" w:bidi="en_US"/>
-        </w:rPr>
-        <w:t xml:space="preserve">; </w:t>
-      </w:r>
-      <w:hyperlink r:id="rId484">
-        <w:r>
-          <w:rPr>
-            <w:lang w:val="en_US" w:bidi="en_US"/>
-          </w:rPr>
-          <w:rPr>
-            <w:color w:val="0000EE"/>
-            <w:u w:val="single"/>
-          </w:rPr>
-          <w:t>2 Cor 13:1</w:t>
-        </w:r>
-      </w:hyperlink>
-      <w:r>
-        <w:rPr>
-          <w:lang w:val="en_US" w:bidi="en_US"/>
-        </w:rPr>
-        <w:t>).</w:t>
-      </w:r>
-      <w:r>
-        <w:rPr>
-          <w:lang w:val="en_US" w:bidi="en_US"/>
-        </w:rPr>
-      </w:r>
-      <w:r>
-        <w:rPr>
-          <w:lang w:val="en_US" w:bidi="en_US"/>
-        </w:rPr>
-      </w:r>
-    </w:p>
-    <w:p>
-      <w:pPr/>
-      <w:r>
-        <w:rPr>
-          <w:lang w:val="en_US" w:bidi="en_US"/>
-        </w:rPr>
-      </w:r>
-    </w:p>
-    <w:p>
-      <w:pPr>
-        <w:pStyle w:val="Heading2"/>
-      </w:pPr>
-      <w:r>
-        <w:rPr>
-          <w:lang w:val="en_US" w:bidi="en_US"/>
-        </w:rPr>
-        <w:t>Acts 10:14</w:t>
-      </w:r>
-      <w:r>
-        <w:rPr>
-          <w:lang w:val="en_US" w:bidi="en_US"/>
-        </w:rPr>
-      </w:r>
-    </w:p>
-    <w:p>
-      <w:pPr/>
-      <w:r>
-        <w:rPr>
-          <w:lang w:val="en_US" w:bidi="en_US"/>
-        </w:rPr>
-      </w:r>
-      <w:r>
-        <w:rPr>
-          <w:lang w:val="en_US" w:bidi="en_US"/>
-        </w:rPr>
-        <w:t xml:space="preserve">See </w:t>
-      </w:r>
-      <w:hyperlink r:id="rId485">
-        <w:r>
-          <w:rPr>
-            <w:lang w:val="en_US" w:bidi="en_US"/>
-          </w:rPr>
-          <w:rPr>
-            <w:color w:val="0000EE"/>
-            <w:u w:val="single"/>
-          </w:rPr>
-          <w:t>Lev 11</w:t>
-        </w:r>
-      </w:hyperlink>
-      <w:r>
-        <w:rPr>
-          <w:lang w:val="en_US" w:bidi="en_US"/>
-        </w:rPr>
-        <w:t xml:space="preserve"> for a description of animals that Jewish laws have declared impure and unclean.</w:t>
-      </w:r>
-      <w:r>
-        <w:rPr>
-          <w:lang w:val="en_US" w:bidi="en_US"/>
-        </w:rPr>
-      </w:r>
-      <w:r>
-        <w:rPr>
-          <w:lang w:val="en_US" w:bidi="en_US"/>
-        </w:rPr>
-      </w:r>
-    </w:p>
-    <w:p>
-      <w:pPr/>
-      <w:r>
-        <w:rPr>
-          <w:lang w:val="en_US" w:bidi="en_US"/>
-        </w:rPr>
-      </w:r>
-    </w:p>
-    <w:p>
-      <w:pPr>
-        <w:pStyle w:val="Heading2"/>
-      </w:pPr>
-      <w:r>
-        <w:rPr>
-          <w:lang w:val="en_US" w:bidi="en_US"/>
-        </w:rPr>
-        <w:t>Acts 10:17</w:t>
-      </w:r>
-      <w:r>
-        <w:rPr>
-          <w:lang w:val="en_US" w:bidi="en_US"/>
-        </w:rPr>
-      </w:r>
-    </w:p>
-    <w:p>
-      <w:pPr/>
-      <w:r>
-        <w:rPr>
-          <w:lang w:val="en_US" w:bidi="en_US"/>
-        </w:rPr>
-      </w:r>
-      <w:r>
-        <w:rPr>
-          <w:lang w:val="en_US" w:bidi="en_US"/>
-        </w:rPr>
-        <w:t>Peter was very perplexed: The meaning of the vision would become clear through the events that followed (</w:t>
-      </w:r>
-      <w:hyperlink r:id="rId486">
-        <w:r>
-          <w:rPr>
-            <w:lang w:val="en_US" w:bidi="en_US"/>
-          </w:rPr>
-          <w:rPr>
-            <w:color w:val="0000EE"/>
-            <w:u w:val="single"/>
-          </w:rPr>
-          <w:t>10:17–48</w:t>
-        </w:r>
-      </w:hyperlink>
-      <w:r>
-        <w:rPr>
-          <w:lang w:val="en_US" w:bidi="en_US"/>
-        </w:rPr>
-        <w:t xml:space="preserve">; see </w:t>
-      </w:r>
-      <w:hyperlink r:id="rId487">
-        <w:r>
-          <w:rPr>
-            <w:lang w:val="en_US" w:bidi="en_US"/>
-          </w:rPr>
-          <w:rPr>
-            <w:color w:val="0000EE"/>
-            <w:u w:val="single"/>
-          </w:rPr>
-          <w:t>11:1–18</w:t>
-        </w:r>
-      </w:hyperlink>
-      <w:r>
-        <w:rPr>
-          <w:lang w:val="en_US" w:bidi="en_US"/>
-        </w:rPr>
-        <w:t>): Peter should not hesitate to enter or even eat in the home of a Gentile because God has accepted Gentiles and cleansed them.</w:t>
-      </w:r>
-      <w:r>
-        <w:rPr>
-          <w:lang w:val="en_US" w:bidi="en_US"/>
-        </w:rPr>
-      </w:r>
-      <w:r>
-        <w:rPr>
-          <w:lang w:val="en_US" w:bidi="en_US"/>
-        </w:rPr>
-      </w:r>
-    </w:p>
-    <w:p>
-      <w:pPr/>
-      <w:r>
-        <w:rPr>
-          <w:lang w:val="en_US" w:bidi="en_US"/>
-        </w:rPr>
-      </w:r>
-    </w:p>
-    <w:p>
-      <w:pPr>
-        <w:pStyle w:val="Heading2"/>
-      </w:pPr>
-      <w:r>
-        <w:rPr>
-          <w:lang w:val="en_US" w:bidi="en_US"/>
-        </w:rPr>
-        <w:t>Acts 10:25–26</w:t>
-      </w:r>
-      <w:r>
-        <w:rPr>
-          <w:lang w:val="en_US" w:bidi="en_US"/>
-        </w:rPr>
-      </w:r>
-    </w:p>
-    <w:p>
-      <w:pPr/>
-      <w:r>
-        <w:rPr>
-          <w:lang w:val="en_US" w:bidi="en_US"/>
-        </w:rPr>
-      </w:r>
-      <w:r>
-        <w:rPr>
-          <w:lang w:val="en_US" w:bidi="en_US"/>
-        </w:rPr>
-        <w:t xml:space="preserve">Cornelius . . . worshiped him: This act must have been more than traditional obeisance to a high-ranking person. The Bible restricts worship to God alone (see </w:t>
-      </w:r>
-      <w:hyperlink r:id="rId488">
-        <w:r>
-          <w:rPr>
-            <w:lang w:val="en_US" w:bidi="en_US"/>
-          </w:rPr>
-          <w:rPr>
-            <w:color w:val="0000EE"/>
-            <w:u w:val="single"/>
-          </w:rPr>
-          <w:t>14:11–17</w:t>
-        </w:r>
-      </w:hyperlink>
-      <w:r>
-        <w:rPr>
-          <w:lang w:val="en_US" w:bidi="en_US"/>
-        </w:rPr>
-        <w:t xml:space="preserve">; </w:t>
-      </w:r>
-      <w:hyperlink r:id="rId489">
-        <w:r>
-          <w:rPr>
-            <w:lang w:val="en_US" w:bidi="en_US"/>
-          </w:rPr>
-          <w:rPr>
-            <w:color w:val="0000EE"/>
-            <w:u w:val="single"/>
-          </w:rPr>
-          <w:t>Exod 20:3</w:t>
-        </w:r>
-      </w:hyperlink>
-      <w:r>
-        <w:rPr>
-          <w:lang w:val="en_US" w:bidi="en_US"/>
-        </w:rPr>
-        <w:t xml:space="preserve">; </w:t>
-      </w:r>
-      <w:hyperlink r:id="rId490">
-        <w:r>
-          <w:rPr>
-            <w:lang w:val="en_US" w:bidi="en_US"/>
-          </w:rPr>
-          <w:rPr>
-            <w:color w:val="0000EE"/>
-            <w:u w:val="single"/>
-          </w:rPr>
-          <w:t>Deut 5:7</w:t>
-        </w:r>
-      </w:hyperlink>
-      <w:r>
-        <w:rPr>
-          <w:lang w:val="en_US" w:bidi="en_US"/>
-        </w:rPr>
-        <w:t xml:space="preserve">; </w:t>
-      </w:r>
-      <w:hyperlink r:id="rId491">
-        <w:r>
-          <w:rPr>
-            <w:lang w:val="en_US" w:bidi="en_US"/>
-          </w:rPr>
-          <w:rPr>
-            <w:color w:val="0000EE"/>
-            <w:u w:val="single"/>
-          </w:rPr>
-          <w:t>Matt 22:37–38</w:t>
-        </w:r>
-      </w:hyperlink>
-      <w:r>
-        <w:rPr>
-          <w:lang w:val="en_US" w:bidi="en_US"/>
-        </w:rPr>
-        <w:t xml:space="preserve">; </w:t>
-      </w:r>
-      <w:hyperlink r:id="rId492">
-        <w:r>
-          <w:rPr>
-            <w:lang w:val="en_US" w:bidi="en_US"/>
-          </w:rPr>
-          <w:rPr>
-            <w:color w:val="0000EE"/>
-            <w:u w:val="single"/>
-          </w:rPr>
-          <w:t>Mark 12:29–30</w:t>
-        </w:r>
-      </w:hyperlink>
-      <w:r>
-        <w:rPr>
-          <w:lang w:val="en_US" w:bidi="en_US"/>
-        </w:rPr>
-        <w:t xml:space="preserve">; </w:t>
-      </w:r>
-      <w:hyperlink r:id="rId493">
-        <w:r>
-          <w:rPr>
-            <w:lang w:val="en_US" w:bidi="en_US"/>
-          </w:rPr>
-          <w:rPr>
-            <w:color w:val="0000EE"/>
-            <w:u w:val="single"/>
-          </w:rPr>
-          <w:t>Luke 10:27</w:t>
-        </w:r>
-      </w:hyperlink>
-      <w:r>
-        <w:rPr>
-          <w:lang w:val="en_US" w:bidi="en_US"/>
-        </w:rPr>
-        <w:t xml:space="preserve">; </w:t>
-      </w:r>
-      <w:hyperlink r:id="rId494">
-        <w:r>
-          <w:rPr>
-            <w:lang w:val="en_US" w:bidi="en_US"/>
-          </w:rPr>
-          <w:rPr>
-            <w:color w:val="0000EE"/>
-            <w:u w:val="single"/>
-          </w:rPr>
-          <w:t>1 Cor 10:14</w:t>
-        </w:r>
-      </w:hyperlink>
-      <w:r>
-        <w:rPr>
-          <w:lang w:val="en_US" w:bidi="en_US"/>
-        </w:rPr>
-        <w:t xml:space="preserve">; </w:t>
-      </w:r>
-      <w:hyperlink r:id="rId495">
-        <w:r>
-          <w:rPr>
-            <w:lang w:val="en_US" w:bidi="en_US"/>
-          </w:rPr>
-          <w:rPr>
-            <w:color w:val="0000EE"/>
-            <w:u w:val="single"/>
-          </w:rPr>
-          <w:t>Col 3:5</w:t>
-        </w:r>
-      </w:hyperlink>
-      <w:r>
-        <w:rPr>
-          <w:lang w:val="en_US" w:bidi="en_US"/>
-        </w:rPr>
-        <w:t xml:space="preserve">; </w:t>
-      </w:r>
-      <w:hyperlink r:id="rId496">
-        <w:r>
-          <w:rPr>
-            <w:lang w:val="en_US" w:bidi="en_US"/>
-          </w:rPr>
-          <w:rPr>
-            <w:color w:val="0000EE"/>
-            <w:u w:val="single"/>
-          </w:rPr>
-          <w:t>1 Pet 4:3</w:t>
-        </w:r>
-      </w:hyperlink>
-      <w:r>
-        <w:rPr>
-          <w:lang w:val="en_US" w:bidi="en_US"/>
-        </w:rPr>
-        <w:t xml:space="preserve">; </w:t>
-      </w:r>
-      <w:hyperlink r:id="rId497">
-        <w:r>
-          <w:rPr>
-            <w:lang w:val="en_US" w:bidi="en_US"/>
-          </w:rPr>
-          <w:rPr>
-            <w:color w:val="0000EE"/>
-            <w:u w:val="single"/>
-          </w:rPr>
-          <w:t>1 Jn 5:21</w:t>
-        </w:r>
-      </w:hyperlink>
-      <w:r>
-        <w:rPr>
-          <w:lang w:val="en_US" w:bidi="en_US"/>
-        </w:rPr>
-        <w:t xml:space="preserve">; </w:t>
-      </w:r>
-      <w:hyperlink r:id="rId498">
-        <w:r>
-          <w:rPr>
-            <w:lang w:val="en_US" w:bidi="en_US"/>
-          </w:rPr>
-          <w:rPr>
-            <w:color w:val="0000EE"/>
-            <w:u w:val="single"/>
-          </w:rPr>
-          <w:t>Rev 4:10</w:t>
-        </w:r>
-      </w:hyperlink>
-      <w:r>
-        <w:rPr>
-          <w:lang w:val="en_US" w:bidi="en_US"/>
-        </w:rPr>
-        <w:t xml:space="preserve">; </w:t>
-      </w:r>
-      <w:hyperlink r:id="rId499">
-        <w:r>
-          <w:rPr>
-            <w:lang w:val="en_US" w:bidi="en_US"/>
-          </w:rPr>
-          <w:rPr>
-            <w:color w:val="0000EE"/>
-            <w:u w:val="single"/>
-          </w:rPr>
-          <w:t>9:20</w:t>
-        </w:r>
-      </w:hyperlink>
-      <w:r>
-        <w:rPr>
-          <w:lang w:val="en_US" w:bidi="en_US"/>
-        </w:rPr>
-        <w:t xml:space="preserve">; </w:t>
-      </w:r>
-      <w:hyperlink r:id="rId500">
-        <w:r>
-          <w:rPr>
-            <w:lang w:val="en_US" w:bidi="en_US"/>
-          </w:rPr>
-          <w:rPr>
-            <w:color w:val="0000EE"/>
-            <w:u w:val="single"/>
-          </w:rPr>
-          <w:t>22:8–9</w:t>
-        </w:r>
-      </w:hyperlink>
-      <w:r>
-        <w:rPr>
-          <w:lang w:val="en_US" w:bidi="en_US"/>
-        </w:rPr>
-        <w:t>). Peter was just a fellow human being whom Cornelius should not worship.</w:t>
-      </w:r>
-      <w:r>
-        <w:rPr>
-          <w:lang w:val="en_US" w:bidi="en_US"/>
-        </w:rPr>
-      </w:r>
-      <w:r>
-        <w:rPr>
-          <w:lang w:val="en_US" w:bidi="en_US"/>
-        </w:rPr>
-      </w:r>
-    </w:p>
-    <w:p>
-      <w:pPr/>
-      <w:r>
-        <w:rPr>
-          <w:lang w:val="en_US" w:bidi="en_US"/>
-        </w:rPr>
-      </w:r>
-    </w:p>
-    <w:p>
-      <w:pPr>
-        <w:pStyle w:val="Heading2"/>
-      </w:pPr>
-      <w:r>
-        <w:rPr>
-          <w:lang w:val="en_US" w:bidi="en_US"/>
-        </w:rPr>
-        <w:t>Acts 10:34–35</w:t>
-      </w:r>
-      <w:r>
-        <w:rPr>
-          <w:lang w:val="en_US" w:bidi="en_US"/>
-        </w:rPr>
-      </w:r>
-    </w:p>
-    <w:p>
-      <w:pPr/>
-      <w:r>
-        <w:rPr>
-          <w:lang w:val="en_US" w:bidi="en_US"/>
-        </w:rPr>
-      </w:r>
-      <w:r>
-        <w:rPr>
-          <w:lang w:val="en_US" w:bidi="en_US"/>
-        </w:rPr>
-        <w:t xml:space="preserve">God shows no favoritism: See </w:t>
-      </w:r>
-      <w:hyperlink r:id="rId501">
-        <w:r>
-          <w:rPr>
-            <w:lang w:val="en_US" w:bidi="en_US"/>
-          </w:rPr>
-          <w:rPr>
-            <w:color w:val="0000EE"/>
-            <w:u w:val="single"/>
-          </w:rPr>
-          <w:t>Deut 10:17</w:t>
-        </w:r>
-      </w:hyperlink>
-      <w:r>
-        <w:rPr>
-          <w:lang w:val="en_US" w:bidi="en_US"/>
-        </w:rPr>
-        <w:t xml:space="preserve">; </w:t>
-      </w:r>
-      <w:hyperlink r:id="rId502">
-        <w:r>
-          <w:rPr>
-            <w:lang w:val="en_US" w:bidi="en_US"/>
-          </w:rPr>
-          <w:rPr>
-            <w:color w:val="0000EE"/>
-            <w:u w:val="single"/>
-          </w:rPr>
-          <w:t>2 Chr 19:7</w:t>
-        </w:r>
-      </w:hyperlink>
-      <w:r>
-        <w:rPr>
-          <w:lang w:val="en_US" w:bidi="en_US"/>
-        </w:rPr>
-        <w:t xml:space="preserve">; </w:t>
-      </w:r>
-      <w:hyperlink r:id="rId503">
-        <w:r>
-          <w:rPr>
-            <w:lang w:val="en_US" w:bidi="en_US"/>
-          </w:rPr>
-          <w:rPr>
-            <w:color w:val="0000EE"/>
-            <w:u w:val="single"/>
-          </w:rPr>
-          <w:t>Job 34:19</w:t>
-        </w:r>
-      </w:hyperlink>
-      <w:r>
-        <w:rPr>
-          <w:lang w:val="en_US" w:bidi="en_US"/>
-        </w:rPr>
-        <w:t xml:space="preserve">; </w:t>
-      </w:r>
-      <w:hyperlink r:id="rId504">
-        <w:r>
-          <w:rPr>
-            <w:lang w:val="en_US" w:bidi="en_US"/>
-          </w:rPr>
-          <w:rPr>
-            <w:color w:val="0000EE"/>
-            <w:u w:val="single"/>
-          </w:rPr>
-          <w:t>Luke 20:21</w:t>
-        </w:r>
-      </w:hyperlink>
-      <w:r>
-        <w:rPr>
-          <w:lang w:val="en_US" w:bidi="en_US"/>
-        </w:rPr>
-        <w:t xml:space="preserve">; </w:t>
-      </w:r>
-      <w:hyperlink r:id="rId505">
-        <w:r>
-          <w:rPr>
-            <w:lang w:val="en_US" w:bidi="en_US"/>
-          </w:rPr>
-          <w:rPr>
-            <w:color w:val="0000EE"/>
-            <w:u w:val="single"/>
-          </w:rPr>
-          <w:t>Rom 2:11</w:t>
-        </w:r>
-      </w:hyperlink>
-      <w:r>
-        <w:rPr>
-          <w:lang w:val="en_US" w:bidi="en_US"/>
-        </w:rPr>
-        <w:t xml:space="preserve">; </w:t>
-      </w:r>
-      <w:hyperlink r:id="rId506">
-        <w:r>
-          <w:rPr>
-            <w:lang w:val="en_US" w:bidi="en_US"/>
-          </w:rPr>
-          <w:rPr>
-            <w:color w:val="0000EE"/>
-            <w:u w:val="single"/>
-          </w:rPr>
-          <w:t>Gal 2:6</w:t>
-        </w:r>
-      </w:hyperlink>
-      <w:r>
-        <w:rPr>
-          <w:lang w:val="en_US" w:bidi="en_US"/>
-        </w:rPr>
-        <w:t xml:space="preserve">; </w:t>
-      </w:r>
-      <w:hyperlink r:id="rId507">
-        <w:r>
-          <w:rPr>
-            <w:lang w:val="en_US" w:bidi="en_US"/>
-          </w:rPr>
-          <w:rPr>
-            <w:color w:val="0000EE"/>
-            <w:u w:val="single"/>
-          </w:rPr>
-          <w:t>Col 3:25</w:t>
-        </w:r>
-      </w:hyperlink>
-      <w:r>
-        <w:rPr>
-          <w:lang w:val="en_US" w:bidi="en_US"/>
-        </w:rPr>
-        <w:t xml:space="preserve">; </w:t>
-      </w:r>
-      <w:hyperlink r:id="rId508">
-        <w:r>
-          <w:rPr>
-            <w:lang w:val="en_US" w:bidi="en_US"/>
-          </w:rPr>
-          <w:rPr>
-            <w:color w:val="0000EE"/>
-            <w:u w:val="single"/>
-          </w:rPr>
-          <w:t>1 Pet 1:17</w:t>
-        </w:r>
-      </w:hyperlink>
-      <w:r>
-        <w:rPr>
-          <w:lang w:val="en_US" w:bidi="en_US"/>
-        </w:rPr>
-        <w:t>. The application of this principle is the meaning of Peter’s vision (</w:t>
-      </w:r>
-      <w:hyperlink r:id="rId509">
-        <w:r>
-          <w:rPr>
-            <w:lang w:val="en_US" w:bidi="en_US"/>
-          </w:rPr>
-          <w:rPr>
-            <w:color w:val="0000EE"/>
-            <w:u w:val="single"/>
-          </w:rPr>
-          <w:t>10:9–16</w:t>
-        </w:r>
-      </w:hyperlink>
-      <w:r>
-        <w:rPr>
-          <w:lang w:val="en_US" w:bidi="en_US"/>
-        </w:rPr>
-        <w:t xml:space="preserve">). • In every nation he accepts those who fear him and do what is right: See </w:t>
-      </w:r>
-      <w:hyperlink r:id="rId510">
-        <w:r>
-          <w:rPr>
-            <w:lang w:val="en_US" w:bidi="en_US"/>
-          </w:rPr>
-          <w:rPr>
-            <w:color w:val="0000EE"/>
-            <w:u w:val="single"/>
-          </w:rPr>
-          <w:t>Rom 10:11–13</w:t>
-        </w:r>
-      </w:hyperlink>
-      <w:r>
-        <w:rPr>
-          <w:lang w:val="en_US" w:bidi="en_US"/>
-        </w:rPr>
-        <w:t>.</w:t>
-      </w:r>
-      <w:r>
-        <w:rPr>
-          <w:lang w:val="en_US" w:bidi="en_US"/>
-        </w:rPr>
-      </w:r>
-      <w:r>
-        <w:rPr>
-          <w:lang w:val="en_US" w:bidi="en_US"/>
-        </w:rPr>
-      </w:r>
-    </w:p>
-    <w:p>
-      <w:pPr/>
-      <w:r>
-        <w:rPr>
-          <w:lang w:val="en_US" w:bidi="en_US"/>
-        </w:rPr>
-      </w:r>
-    </w:p>
-    <w:p>
-      <w:pPr>
-        <w:pStyle w:val="Heading2"/>
-      </w:pPr>
-      <w:r>
-        <w:rPr>
-          <w:lang w:val="en_US" w:bidi="en_US"/>
-        </w:rPr>
-        <w:t>Acts 10:36–43</w:t>
-      </w:r>
-      <w:r>
-        <w:rPr>
-          <w:lang w:val="en_US" w:bidi="en_US"/>
-        </w:rPr>
-      </w:r>
-    </w:p>
-    <w:p>
-      <w:pPr/>
-      <w:r>
-        <w:rPr>
-          <w:lang w:val="en_US" w:bidi="en_US"/>
-        </w:rPr>
-      </w:r>
-      <w:r>
-        <w:rPr>
-          <w:lang w:val="en_US" w:bidi="en_US"/>
-        </w:rPr>
-        <w:t xml:space="preserve">Peter repeatedly underscores the importance of the apostolic witnesses to the message of Good News. The apostles ate and drank with Jesus (see </w:t>
-      </w:r>
-      <w:hyperlink r:id="rId511">
-        <w:r>
-          <w:rPr>
-            <w:lang w:val="en_US" w:bidi="en_US"/>
-          </w:rPr>
-          <w:rPr>
-            <w:color w:val="0000EE"/>
-            <w:u w:val="single"/>
-          </w:rPr>
-          <w:t>Luke 24:41–43</w:t>
-        </w:r>
-      </w:hyperlink>
-      <w:r>
-        <w:rPr>
-          <w:lang w:val="en_US" w:bidi="en_US"/>
-        </w:rPr>
-        <w:t xml:space="preserve">) and were eyewitnesses of his resurrection, so they could attest that he had conquered death (see </w:t>
-      </w:r>
-      <w:hyperlink r:id="rId131">
-        <w:r>
-          <w:rPr>
-            <w:lang w:val="en_US" w:bidi="en_US"/>
-          </w:rPr>
-          <w:rPr>
-            <w:color w:val="0000EE"/>
-            <w:u w:val="single"/>
-          </w:rPr>
-          <w:t>Acts 3:15</w:t>
-        </w:r>
-      </w:hyperlink>
-      <w:r>
-        <w:rPr>
-          <w:lang w:val="en_US" w:bidi="en_US"/>
-        </w:rPr>
-        <w:t xml:space="preserve">; </w:t>
-      </w:r>
-      <w:hyperlink r:id="rId132">
-        <w:r>
-          <w:rPr>
-            <w:lang w:val="en_US" w:bidi="en_US"/>
-          </w:rPr>
-          <w:rPr>
-            <w:color w:val="0000EE"/>
-            <w:u w:val="single"/>
-          </w:rPr>
-          <w:t>4:33</w:t>
-        </w:r>
-      </w:hyperlink>
-      <w:r>
-        <w:rPr>
-          <w:lang w:val="en_US" w:bidi="en_US"/>
-        </w:rPr>
-        <w:t xml:space="preserve">; </w:t>
-      </w:r>
-      <w:hyperlink r:id="rId512">
-        <w:r>
-          <w:rPr>
-            <w:lang w:val="en_US" w:bidi="en_US"/>
-          </w:rPr>
-          <w:rPr>
-            <w:color w:val="0000EE"/>
-            <w:u w:val="single"/>
-          </w:rPr>
-          <w:t>13:30–31</w:t>
-        </w:r>
-      </w:hyperlink>
-      <w:r>
-        <w:rPr>
-          <w:lang w:val="en_US" w:bidi="en_US"/>
-        </w:rPr>
-        <w:t xml:space="preserve">). The original apostles were chosen in advance to be his witnesses (see </w:t>
-      </w:r>
-      <w:hyperlink r:id="rId513">
-        <w:r>
-          <w:rPr>
-            <w:lang w:val="en_US" w:bidi="en_US"/>
-          </w:rPr>
-          <w:rPr>
-            <w:color w:val="0000EE"/>
-            <w:u w:val="single"/>
-          </w:rPr>
-          <w:t>1:12–26</w:t>
-        </w:r>
-      </w:hyperlink>
-      <w:r>
-        <w:rPr>
-          <w:lang w:val="en_US" w:bidi="en_US"/>
-        </w:rPr>
-        <w:t>); gradually, others such as Paul and Barnabas carried on this powerful preaching and teaching in the name of Jesus Christ (</w:t>
-      </w:r>
-      <w:hyperlink r:id="rId44">
-        <w:r>
-          <w:rPr>
-            <w:lang w:val="en_US" w:bidi="en_US"/>
-          </w:rPr>
-          <w:rPr>
-            <w:color w:val="0000EE"/>
-            <w:u w:val="single"/>
-          </w:rPr>
-          <w:t>9:15</w:t>
-        </w:r>
-      </w:hyperlink>
-      <w:r>
-        <w:rPr>
-          <w:lang w:val="en_US" w:bidi="en_US"/>
-        </w:rPr>
-        <w:t xml:space="preserve">; </w:t>
-      </w:r>
-      <w:hyperlink r:id="rId514">
-        <w:r>
-          <w:rPr>
-            <w:lang w:val="en_US" w:bidi="en_US"/>
-          </w:rPr>
-          <w:rPr>
-            <w:color w:val="0000EE"/>
-            <w:u w:val="single"/>
-          </w:rPr>
-          <w:t>14:1–3</w:t>
-        </w:r>
-      </w:hyperlink>
-      <w:r>
-        <w:rPr>
-          <w:lang w:val="en_US" w:bidi="en_US"/>
-        </w:rPr>
-        <w:t xml:space="preserve">; </w:t>
-      </w:r>
-      <w:hyperlink r:id="rId515">
-        <w:r>
-          <w:rPr>
-            <w:lang w:val="en_US" w:bidi="en_US"/>
-          </w:rPr>
-          <w:rPr>
-            <w:color w:val="0000EE"/>
-            <w:u w:val="single"/>
-          </w:rPr>
-          <w:t>26:16</w:t>
-        </w:r>
-      </w:hyperlink>
-      <w:r>
-        <w:rPr>
-          <w:lang w:val="en_US" w:bidi="en_US"/>
-        </w:rPr>
-        <w:t>).</w:t>
-      </w:r>
-      <w:r>
-        <w:rPr>
-          <w:lang w:val="en_US" w:bidi="en_US"/>
-        </w:rPr>
-      </w:r>
-      <w:r>
-        <w:rPr>
-          <w:lang w:val="en_US" w:bidi="en_US"/>
-        </w:rPr>
-      </w:r>
-    </w:p>
-    <w:p>
-      <w:pPr/>
-      <w:r>
-        <w:rPr>
-          <w:lang w:val="en_US" w:bidi="en_US"/>
-        </w:rPr>
-      </w:r>
-    </w:p>
-    <w:p>
-      <w:pPr>
-        <w:pStyle w:val="Heading2"/>
-      </w:pPr>
-      <w:r>
-        <w:rPr>
-          <w:lang w:val="en_US" w:bidi="en_US"/>
-        </w:rPr>
-        <w:t>Acts 10:43</w:t>
-      </w:r>
-      <w:r>
-        <w:rPr>
-          <w:lang w:val="en_US" w:bidi="en_US"/>
-        </w:rPr>
-      </w:r>
-    </w:p>
-    <w:p>
-      <w:pPr/>
-      <w:r>
-        <w:rPr>
-          <w:lang w:val="en_US" w:bidi="en_US"/>
-        </w:rPr>
-      </w:r>
-      <w:r>
-        <w:rPr>
-          <w:lang w:val="en_US" w:bidi="en_US"/>
-        </w:rPr>
-        <w:t>Based on what they had seen and heard (</w:t>
-      </w:r>
-      <w:hyperlink r:id="rId516">
-        <w:r>
-          <w:rPr>
-            <w:lang w:val="en_US" w:bidi="en_US"/>
-          </w:rPr>
-          <w:rPr>
-            <w:color w:val="0000EE"/>
-            <w:u w:val="single"/>
-          </w:rPr>
-          <w:t>10:39–42</w:t>
-        </w:r>
-      </w:hyperlink>
-      <w:r>
-        <w:rPr>
-          <w:lang w:val="en_US" w:bidi="en_US"/>
-        </w:rPr>
-        <w:t xml:space="preserve">), the apostles could proclaim that Jesus of Nazareth was indeed the one all the prophets testified about. The whole plan of the Scriptures is profoundly centered in Christ (see </w:t>
-      </w:r>
-      <w:hyperlink r:id="rId183">
-        <w:r>
-          <w:rPr>
-            <w:lang w:val="en_US" w:bidi="en_US"/>
-          </w:rPr>
-          <w:rPr>
-            <w:color w:val="0000EE"/>
-            <w:u w:val="single"/>
-          </w:rPr>
-          <w:t>Luke 24:25–27</w:t>
-        </w:r>
-      </w:hyperlink>
-      <w:r>
-        <w:rPr>
-          <w:lang w:val="en_US" w:bidi="en_US"/>
-        </w:rPr>
-        <w:t xml:space="preserve">, </w:t>
-      </w:r>
-      <w:hyperlink r:id="rId517">
-        <w:r>
-          <w:rPr>
-            <w:lang w:val="en_US" w:bidi="en_US"/>
-          </w:rPr>
-          <w:rPr>
-            <w:color w:val="0000EE"/>
-            <w:u w:val="single"/>
-          </w:rPr>
-          <w:t>44–47</w:t>
-        </w:r>
-      </w:hyperlink>
-      <w:r>
-        <w:rPr>
-          <w:lang w:val="en_US" w:bidi="en_US"/>
-        </w:rPr>
-        <w:t xml:space="preserve">; </w:t>
-      </w:r>
-      <w:hyperlink r:id="rId518">
-        <w:r>
-          <w:rPr>
-            <w:lang w:val="en_US" w:bidi="en_US"/>
-          </w:rPr>
-          <w:rPr>
-            <w:color w:val="0000EE"/>
-            <w:u w:val="single"/>
-          </w:rPr>
-          <w:t>John 5:39</w:t>
-        </w:r>
-      </w:hyperlink>
-      <w:r>
-        <w:rPr>
-          <w:lang w:val="en_US" w:bidi="en_US"/>
-        </w:rPr>
-        <w:t xml:space="preserve">). • The major point of their message was that everyone who believes in him will have their sins forgiven through his name (see </w:t>
-      </w:r>
-      <w:hyperlink r:id="rId519">
-        <w:r>
-          <w:rPr>
-            <w:lang w:val="en_US" w:bidi="en_US"/>
-          </w:rPr>
-          <w:rPr>
-            <w:color w:val="0000EE"/>
-            <w:u w:val="single"/>
-          </w:rPr>
-          <w:t>Luke 24:47</w:t>
-        </w:r>
-      </w:hyperlink>
-      <w:r>
-        <w:rPr>
-          <w:lang w:val="en_US" w:bidi="en_US"/>
-        </w:rPr>
-        <w:t>).</w:t>
-      </w:r>
-      <w:r>
-        <w:rPr>
-          <w:lang w:val="en_US" w:bidi="en_US"/>
-        </w:rPr>
-      </w:r>
-      <w:r>
-        <w:rPr>
-          <w:lang w:val="en_US" w:bidi="en_US"/>
-        </w:rPr>
-      </w:r>
-    </w:p>
-    <w:p>
-      <w:pPr/>
-      <w:r>
-        <w:rPr>
-          <w:lang w:val="en_US" w:bidi="en_US"/>
-        </w:rPr>
-      </w:r>
-    </w:p>
-    <w:p>
-      <w:pPr>
-        <w:pStyle w:val="Heading2"/>
-      </w:pPr>
-      <w:r>
-        <w:rPr>
-          <w:lang w:val="en_US" w:bidi="en_US"/>
-        </w:rPr>
-        <w:t>Acts 10:44–48</w:t>
-      </w:r>
-      <w:r>
-        <w:rPr>
-          <w:lang w:val="en_US" w:bidi="en_US"/>
-        </w:rPr>
-      </w:r>
-    </w:p>
-    <w:p>
-      <w:pPr/>
-      <w:r>
-        <w:rPr>
-          <w:lang w:val="en_US" w:bidi="en_US"/>
-        </w:rPr>
-      </w:r>
-      <w:r>
-        <w:rPr>
-          <w:lang w:val="en_US" w:bidi="en_US"/>
-        </w:rPr>
-        <w:t>On the day of Pentecost, Peter told the assembly that if they would repent, turn to God, and be baptized in the name of Jesus for the forgiveness of sins, they would receive “the gift of the Holy Spirit” (</w:t>
-      </w:r>
-      <w:hyperlink r:id="rId157">
-        <w:r>
-          <w:rPr>
-            <w:lang w:val="en_US" w:bidi="en_US"/>
-          </w:rPr>
-          <w:rPr>
-            <w:color w:val="0000EE"/>
-            <w:u w:val="single"/>
-          </w:rPr>
-          <w:t>2:38</w:t>
-        </w:r>
-      </w:hyperlink>
-      <w:r>
-        <w:rPr>
-          <w:lang w:val="en_US" w:bidi="en_US"/>
-        </w:rPr>
-        <w:t xml:space="preserve">; cp. </w:t>
-      </w:r>
-      <w:hyperlink r:id="rId520">
-        <w:r>
-          <w:rPr>
-            <w:lang w:val="en_US" w:bidi="en_US"/>
-          </w:rPr>
-          <w:rPr>
-            <w:color w:val="0000EE"/>
-            <w:u w:val="single"/>
-          </w:rPr>
-          <w:t>19:1–7</w:t>
-        </w:r>
-      </w:hyperlink>
-      <w:r>
-        <w:rPr>
-          <w:lang w:val="en_US" w:bidi="en_US"/>
-        </w:rPr>
-        <w:t>). As Cornelius and his household listened to Peter’s message, the Holy Spirit fell upon them, too, and they were baptized. They received the Holy Spirit just as the Jews did, so clearly God had shown no partiality (</w:t>
-      </w:r>
-      <w:hyperlink r:id="rId521">
-        <w:r>
-          <w:rPr>
-            <w:lang w:val="en_US" w:bidi="en_US"/>
-          </w:rPr>
-          <w:rPr>
-            <w:color w:val="0000EE"/>
-            <w:u w:val="single"/>
-          </w:rPr>
-          <w:t>10:34–35</w:t>
-        </w:r>
-      </w:hyperlink>
-      <w:r>
-        <w:rPr>
-          <w:lang w:val="en_US" w:bidi="en_US"/>
-        </w:rPr>
-        <w:t>). This event parallels the day of Pentecost in Jerusalem (</w:t>
-      </w:r>
-      <w:hyperlink r:id="rId354">
-        <w:r>
-          <w:rPr>
-            <w:lang w:val="en_US" w:bidi="en_US"/>
-          </w:rPr>
-          <w:rPr>
-            <w:color w:val="0000EE"/>
-            <w:u w:val="single"/>
-          </w:rPr>
-          <w:t>2:1–47</w:t>
-        </w:r>
-      </w:hyperlink>
-      <w:r>
-        <w:rPr>
-          <w:lang w:val="en_US" w:bidi="en_US"/>
-        </w:rPr>
-        <w:t>) and marks the spread of the Holy Spirit’s power to Gentiles (</w:t>
-      </w:r>
-      <w:hyperlink r:id="rId100">
-        <w:r>
-          <w:rPr>
-            <w:lang w:val="en_US" w:bidi="en_US"/>
-          </w:rPr>
-          <w:rPr>
-            <w:color w:val="0000EE"/>
-            <w:u w:val="single"/>
-          </w:rPr>
-          <w:t>1:8</w:t>
-        </w:r>
-      </w:hyperlink>
-      <w:r>
-        <w:rPr>
-          <w:lang w:val="en_US" w:bidi="en_US"/>
-        </w:rPr>
-        <w:t xml:space="preserve">; </w:t>
-      </w:r>
-      <w:hyperlink r:id="rId522">
-        <w:r>
-          <w:rPr>
-            <w:lang w:val="en_US" w:bidi="en_US"/>
-          </w:rPr>
-          <w:rPr>
-            <w:color w:val="0000EE"/>
-            <w:u w:val="single"/>
-          </w:rPr>
-          <w:t>2:39</w:t>
-        </w:r>
-      </w:hyperlink>
-      <w:r>
-        <w:rPr>
-          <w:lang w:val="en_US" w:bidi="en_US"/>
-        </w:rPr>
-        <w:t>).</w:t>
-      </w:r>
-      <w:r>
-        <w:rPr>
-          <w:lang w:val="en_US" w:bidi="en_US"/>
-        </w:rPr>
-      </w:r>
-      <w:r>
-        <w:rPr>
-          <w:lang w:val="en_US" w:bidi="en_US"/>
-        </w:rPr>
-      </w:r>
-    </w:p>
-    <w:p>
-      <w:pPr/>
-      <w:r>
-        <w:rPr>
-          <w:lang w:val="en_US" w:bidi="en_US"/>
-        </w:rPr>
-      </w:r>
-    </w:p>
-    <w:p>
-      <w:pPr>
-        <w:pStyle w:val="Heading2"/>
-      </w:pPr>
-      <w:r>
-        <w:rPr>
-          <w:lang w:val="en_US" w:bidi="en_US"/>
-        </w:rPr>
-        <w:t>Acts 10:48</w:t>
-      </w:r>
-      <w:r>
-        <w:rPr>
-          <w:lang w:val="en_US" w:bidi="en_US"/>
-        </w:rPr>
-      </w:r>
-    </w:p>
-    <w:p>
-      <w:pPr/>
-      <w:r>
-        <w:rPr>
-          <w:lang w:val="en_US" w:bidi="en_US"/>
-        </w:rPr>
-      </w:r>
-      <w:r>
-        <w:rPr>
-          <w:lang w:val="en_US" w:bidi="en_US"/>
-        </w:rPr>
-        <w:t>Cornelius asked Peter to stay with them for several days</w:t>
-      </w:r>
-      <w:r>
-        <w:rPr>
-          <w:i/>
-          <w:lang w:val="en_US" w:bidi="en_US"/>
-        </w:rPr>
-        <w:t>,</w:t>
-      </w:r>
-      <w:r>
-        <w:rPr>
-          <w:lang w:val="en_US" w:bidi="en_US"/>
-        </w:rPr>
-        <w:t xml:space="preserve"> perhaps because of his need for instruction in the Christian way.</w:t>
-      </w:r>
-      <w:r>
-        <w:rPr>
-          <w:lang w:val="en_US" w:bidi="en_US"/>
-        </w:rPr>
-      </w:r>
-      <w:r>
-        <w:rPr>
-          <w:lang w:val="en_US" w:bidi="en_US"/>
-        </w:rPr>
-      </w:r>
-    </w:p>
-    <w:p>
-      <w:pPr/>
-      <w:r>
-        <w:rPr>
-          <w:lang w:val="en_US" w:bidi="en_US"/>
-        </w:rPr>
-      </w:r>
-    </w:p>
-    <w:p>
-      <w:pPr>
-        <w:pStyle w:val="Heading2"/>
-      </w:pPr>
-      <w:r>
-        <w:rPr>
-          <w:lang w:val="en_US" w:bidi="en_US"/>
-        </w:rPr>
-        <w:t>Acts 11:1–18</w:t>
-      </w:r>
-      <w:r>
-        <w:rPr>
-          <w:lang w:val="en_US" w:bidi="en_US"/>
-        </w:rPr>
-      </w:r>
-    </w:p>
-    <w:p>
-      <w:pPr/>
-      <w:r>
-        <w:rPr>
-          <w:lang w:val="en_US" w:bidi="en_US"/>
-        </w:rPr>
-      </w:r>
-      <w:r>
-        <w:rPr>
-          <w:lang w:val="en_US" w:bidi="en_US"/>
-        </w:rPr>
-        <w:t>Jews traditionally kept themselves separate and did not eat or associate socially with Gentiles (</w:t>
-      </w:r>
-      <w:hyperlink r:id="rId523">
-        <w:r>
-          <w:rPr>
-            <w:lang w:val="en_US" w:bidi="en_US"/>
-          </w:rPr>
-          <w:rPr>
-            <w:color w:val="0000EE"/>
-            <w:u w:val="single"/>
-          </w:rPr>
-          <w:t>10:28</w:t>
-        </w:r>
-      </w:hyperlink>
-      <w:r>
-        <w:rPr>
-          <w:lang w:val="en_US" w:bidi="en_US"/>
-        </w:rPr>
-        <w:t xml:space="preserve">; </w:t>
-      </w:r>
-      <w:hyperlink r:id="rId524">
-        <w:r>
-          <w:rPr>
-            <w:lang w:val="en_US" w:bidi="en_US"/>
-          </w:rPr>
-          <w:rPr>
-            <w:color w:val="0000EE"/>
-            <w:u w:val="single"/>
-          </w:rPr>
-          <w:t>22:21–22</w:t>
-        </w:r>
-      </w:hyperlink>
-      <w:r>
-        <w:rPr>
-          <w:lang w:val="en_US" w:bidi="en_US"/>
-        </w:rPr>
-        <w:t xml:space="preserve">; see </w:t>
-      </w:r>
-      <w:hyperlink r:id="rId352">
-        <w:r>
-          <w:rPr>
-            <w:lang w:val="en_US" w:bidi="en_US"/>
-          </w:rPr>
-          <w:rPr>
-            <w:color w:val="0000EE"/>
-            <w:u w:val="single"/>
-          </w:rPr>
-          <w:t>John 4:9</w:t>
-        </w:r>
-      </w:hyperlink>
-      <w:r>
-        <w:rPr>
-          <w:lang w:val="en_US" w:bidi="en_US"/>
-        </w:rPr>
-        <w:t xml:space="preserve">, </w:t>
-      </w:r>
-      <w:hyperlink r:id="rId525">
-        <w:r>
-          <w:rPr>
-            <w:lang w:val="en_US" w:bidi="en_US"/>
-          </w:rPr>
-          <w:rPr>
-            <w:color w:val="0000EE"/>
-            <w:u w:val="single"/>
-          </w:rPr>
-          <w:t>27</w:t>
-        </w:r>
-      </w:hyperlink>
-      <w:r>
-        <w:rPr>
-          <w:lang w:val="en_US" w:bidi="en_US"/>
-        </w:rPr>
-        <w:t xml:space="preserve">; </w:t>
-      </w:r>
-      <w:hyperlink r:id="rId526">
-        <w:r>
-          <w:rPr>
-            <w:lang w:val="en_US" w:bidi="en_US"/>
-          </w:rPr>
-          <w:rPr>
-            <w:color w:val="0000EE"/>
-            <w:u w:val="single"/>
-          </w:rPr>
-          <w:t>18:28</w:t>
-        </w:r>
-      </w:hyperlink>
-      <w:r>
-        <w:rPr>
-          <w:lang w:val="en_US" w:bidi="en_US"/>
-        </w:rPr>
-        <w:t xml:space="preserve">; </w:t>
-      </w:r>
-      <w:hyperlink r:id="rId527">
-        <w:r>
-          <w:rPr>
-            <w:lang w:val="en_US" w:bidi="en_US"/>
-          </w:rPr>
-          <w:rPr>
-            <w:color w:val="0000EE"/>
-            <w:u w:val="single"/>
-          </w:rPr>
-          <w:t>Gal 2:12–14</w:t>
-        </w:r>
-      </w:hyperlink>
-      <w:r>
-        <w:rPr>
-          <w:lang w:val="en_US" w:bidi="en_US"/>
-        </w:rPr>
-        <w:t>). Therefore, when the Jewish believers in Jerusalem learned that Gentiles had received the word of God</w:t>
-      </w:r>
-      <w:r>
-        <w:rPr>
-          <w:i/>
-          <w:lang w:val="en_US" w:bidi="en_US"/>
-        </w:rPr>
-        <w:t>,</w:t>
-      </w:r>
-      <w:r>
-        <w:rPr>
-          <w:lang w:val="en_US" w:bidi="en_US"/>
-        </w:rPr>
-        <w:t xml:space="preserve"> they criticized Peter’s unconventional actions and wanted an explanation, which Peter provided.</w:t>
-      </w:r>
-      <w:r>
-        <w:rPr>
-          <w:lang w:val="en_US" w:bidi="en_US"/>
-        </w:rPr>
-      </w:r>
-      <w:r>
-        <w:rPr>
-          <w:lang w:val="en_US" w:bidi="en_US"/>
-        </w:rPr>
-      </w:r>
-    </w:p>
-    <w:p>
-      <w:pPr/>
-      <w:r>
-        <w:rPr>
-          <w:lang w:val="en_US" w:bidi="en_US"/>
-        </w:rPr>
-      </w:r>
-    </w:p>
-    <w:p>
-      <w:pPr>
-        <w:pStyle w:val="Heading2"/>
-      </w:pPr>
-      <w:r>
-        <w:rPr>
-          <w:lang w:val="en_US" w:bidi="en_US"/>
-        </w:rPr>
-        <w:t>Acts 11:4–17</w:t>
-      </w:r>
-      <w:r>
-        <w:rPr>
-          <w:lang w:val="en_US" w:bidi="en_US"/>
-        </w:rPr>
-      </w:r>
-    </w:p>
-    <w:p>
-      <w:pPr/>
-      <w:r>
-        <w:rPr>
-          <w:lang w:val="en_US" w:bidi="en_US"/>
-        </w:rPr>
-      </w:r>
-      <w:r>
-        <w:rPr>
-          <w:lang w:val="en_US" w:bidi="en_US"/>
-        </w:rPr>
-        <w:t>Peter reviewed the sequence of events, explaining that the whole development was the result of God’s initiative (</w:t>
-      </w:r>
-      <w:hyperlink r:id="rId366">
-        <w:r>
-          <w:rPr>
-            <w:lang w:val="en_US" w:bidi="en_US"/>
-          </w:rPr>
-          <w:rPr>
-            <w:color w:val="0000EE"/>
-            <w:u w:val="single"/>
-          </w:rPr>
-          <w:t>11:12</w:t>
-        </w:r>
-      </w:hyperlink>
-      <w:r>
-        <w:rPr>
-          <w:lang w:val="en_US" w:bidi="en_US"/>
-        </w:rPr>
-        <w:t>). Peter had eaten with Gentiles because God had made it clear that he should (</w:t>
-      </w:r>
-      <w:hyperlink r:id="rId528">
-        <w:r>
-          <w:rPr>
-            <w:lang w:val="en_US" w:bidi="en_US"/>
-          </w:rPr>
-          <w:rPr>
-            <w:color w:val="0000EE"/>
-            <w:u w:val="single"/>
-          </w:rPr>
-          <w:t>11:4–12</w:t>
-        </w:r>
-      </w:hyperlink>
-      <w:r>
-        <w:rPr>
-          <w:lang w:val="en_US" w:bidi="en_US"/>
-        </w:rPr>
-        <w:t>). Peter had then observed the Holy Spirit’s definite action of coming upon Gentiles, and he realized that they were being accepted and blessed by God just as Jewish believers had been (</w:t>
-      </w:r>
-      <w:hyperlink r:id="rId529">
-        <w:r>
-          <w:rPr>
-            <w:lang w:val="en_US" w:bidi="en_US"/>
-          </w:rPr>
-          <w:rPr>
-            <w:color w:val="0000EE"/>
-            <w:u w:val="single"/>
-          </w:rPr>
-          <w:t>11:15–17</w:t>
-        </w:r>
-      </w:hyperlink>
-      <w:r>
-        <w:rPr>
-          <w:lang w:val="en_US" w:bidi="en_US"/>
-        </w:rPr>
-        <w:t xml:space="preserve">; see </w:t>
-      </w:r>
-      <w:hyperlink r:id="rId530">
-        <w:r>
-          <w:rPr>
-            <w:lang w:val="en_US" w:bidi="en_US"/>
-          </w:rPr>
-          <w:rPr>
-            <w:color w:val="0000EE"/>
-            <w:u w:val="single"/>
-          </w:rPr>
-          <w:t>1:5</w:t>
-        </w:r>
-      </w:hyperlink>
-      <w:r>
-        <w:rPr>
-          <w:lang w:val="en_US" w:bidi="en_US"/>
-        </w:rPr>
-        <w:t>). Peter was submitting to God’s will in admitting Gentiles to the church.</w:t>
-      </w:r>
-      <w:r>
-        <w:rPr>
-          <w:lang w:val="en_US" w:bidi="en_US"/>
-        </w:rPr>
-      </w:r>
-      <w:r>
-        <w:rPr>
-          <w:lang w:val="en_US" w:bidi="en_US"/>
-        </w:rPr>
-      </w:r>
-    </w:p>
-    <w:p>
-      <w:pPr/>
-      <w:r>
-        <w:rPr>
-          <w:lang w:val="en_US" w:bidi="en_US"/>
-        </w:rPr>
-      </w:r>
-    </w:p>
-    <w:p>
-      <w:pPr>
-        <w:pStyle w:val="Heading2"/>
-      </w:pPr>
-      <w:r>
-        <w:rPr>
-          <w:lang w:val="en_US" w:bidi="en_US"/>
-        </w:rPr>
-        <w:t>Acts 11:18</w:t>
-      </w:r>
-      <w:r>
-        <w:rPr>
-          <w:lang w:val="en_US" w:bidi="en_US"/>
-        </w:rPr>
-      </w:r>
-    </w:p>
-    <w:p>
-      <w:pPr/>
-      <w:r>
-        <w:rPr>
-          <w:lang w:val="en_US" w:bidi="en_US"/>
-        </w:rPr>
-      </w:r>
-      <w:r>
-        <w:rPr>
-          <w:lang w:val="en_US" w:bidi="en_US"/>
-        </w:rPr>
-        <w:t>Peter’s logical, straightforward explanation convinced those who had objected—they recognized God’s hand at work in the conversion of the Gentiles and their receiving eternal life. However, issues relating to the inclusion of Gentiles would soon provoke a major crisis (</w:t>
-      </w:r>
-      <w:hyperlink r:id="rId531">
-        <w:r>
-          <w:rPr>
-            <w:lang w:val="en_US" w:bidi="en_US"/>
-          </w:rPr>
-          <w:rPr>
-            <w:color w:val="0000EE"/>
-            <w:u w:val="single"/>
-          </w:rPr>
-          <w:t>15:1–35</w:t>
-        </w:r>
-      </w:hyperlink>
-      <w:r>
-        <w:rPr>
-          <w:lang w:val="en_US" w:bidi="en_US"/>
-        </w:rPr>
-        <w:t>; Paul’s letter to the Galatians).</w:t>
-      </w:r>
-      <w:r>
-        <w:rPr>
-          <w:lang w:val="en_US" w:bidi="en_US"/>
-        </w:rPr>
-      </w:r>
-      <w:r>
-        <w:rPr>
-          <w:lang w:val="en_US" w:bidi="en_US"/>
-        </w:rPr>
-      </w:r>
-    </w:p>
-    <w:p>
-      <w:pPr/>
-      <w:r>
-        <w:rPr>
-          <w:lang w:val="en_US" w:bidi="en_US"/>
-        </w:rPr>
-      </w:r>
-    </w:p>
-    <w:p>
-      <w:pPr>
-        <w:pStyle w:val="Heading2"/>
-      </w:pPr>
-      <w:r>
-        <w:rPr>
-          <w:lang w:val="en_US" w:bidi="en_US"/>
-        </w:rPr>
-        <w:t>Acts 11:19–26</w:t>
-      </w:r>
-      <w:r>
-        <w:rPr>
-          <w:lang w:val="en_US" w:bidi="en_US"/>
-        </w:rPr>
-      </w:r>
-    </w:p>
-    <w:p>
-      <w:pPr/>
-      <w:r>
-        <w:rPr>
-          <w:lang w:val="en_US" w:bidi="en_US"/>
-        </w:rPr>
-      </w:r>
-      <w:r>
-        <w:rPr>
-          <w:lang w:val="en_US" w:bidi="en_US"/>
-        </w:rPr>
-        <w:t>The persecution that followed Stephen’s death forced believers into other areas (</w:t>
-      </w:r>
-      <w:hyperlink r:id="rId532">
-        <w:r>
-          <w:rPr>
-            <w:lang w:val="en_US" w:bidi="en_US"/>
-          </w:rPr>
-          <w:rPr>
-            <w:color w:val="0000EE"/>
-            <w:u w:val="single"/>
-          </w:rPr>
-          <w:t>8:1–3</w:t>
-        </w:r>
-      </w:hyperlink>
-      <w:r>
-        <w:rPr>
-          <w:lang w:val="en_US" w:bidi="en_US"/>
-        </w:rPr>
-        <w:t>), and they traveled as far as Phoenicia, Cyprus, and Antioch. • Antioch of Syria was a thriving cosmopolitan city, the third-largest in the Roman Empire after Rome and Alexandria. Antioch was of central importance in the spread of the Christian message to the Gentile world.</w:t>
-      </w:r>
-      <w:r>
-        <w:rPr>
-          <w:lang w:val="en_US" w:bidi="en_US"/>
-        </w:rPr>
-      </w:r>
-      <w:r>
-        <w:rPr>
-          <w:lang w:val="en_US" w:bidi="en_US"/>
-        </w:rPr>
-      </w:r>
-    </w:p>
-    <w:p>
-      <w:pPr/>
-      <w:r>
-        <w:rPr>
-          <w:lang w:val="en_US" w:bidi="en_US"/>
-        </w:rPr>
-      </w:r>
-    </w:p>
-    <w:p>
-      <w:pPr>
-        <w:pStyle w:val="Heading2"/>
-      </w:pPr>
-      <w:r>
-        <w:rPr>
-          <w:lang w:val="en_US" w:bidi="en_US"/>
-        </w:rPr>
-        <w:t>Acts 11:20</w:t>
-      </w:r>
-      <w:r>
-        <w:rPr>
-          <w:lang w:val="en_US" w:bidi="en_US"/>
-        </w:rPr>
-      </w:r>
-    </w:p>
-    <w:p>
-      <w:pPr/>
-      <w:r>
-        <w:rPr>
-          <w:lang w:val="en_US" w:bidi="en_US"/>
-        </w:rPr>
-      </w:r>
-      <w:r>
-        <w:rPr>
-          <w:lang w:val="en_US" w:bidi="en_US"/>
-        </w:rPr>
-        <w:t>This outreach effort on the part of Jewish believers . . . from Cyprus and Cyrene was the first systematic attempt to preach to Gentiles about the Lord Jesus.</w:t>
-      </w:r>
-      <w:r>
-        <w:rPr>
-          <w:lang w:val="en_US" w:bidi="en_US"/>
-        </w:rPr>
-      </w:r>
-      <w:r>
-        <w:rPr>
-          <w:lang w:val="en_US" w:bidi="en_US"/>
-        </w:rPr>
-      </w:r>
-    </w:p>
-    <w:p>
-      <w:pPr/>
-      <w:r>
-        <w:rPr>
-          <w:lang w:val="en_US" w:bidi="en_US"/>
-        </w:rPr>
-      </w:r>
-    </w:p>
-    <w:p>
-      <w:pPr>
-        <w:pStyle w:val="Heading2"/>
-      </w:pPr>
-      <w:r>
-        <w:rPr>
-          <w:lang w:val="en_US" w:bidi="en_US"/>
-        </w:rPr>
-        <w:t>Acts 11:21–24</w:t>
-      </w:r>
-      <w:r>
-        <w:rPr>
-          <w:lang w:val="en_US" w:bidi="en_US"/>
-        </w:rPr>
-      </w:r>
-    </w:p>
-    <w:p>
-      <w:pPr/>
-      <w:r>
-        <w:rPr>
-          <w:lang w:val="en_US" w:bidi="en_US"/>
-        </w:rPr>
-      </w:r>
-      <w:r>
-        <w:rPr>
-          <w:lang w:val="en_US" w:bidi="en_US"/>
-        </w:rPr>
-        <w:t>Once again, as had happened in the household of Cornelius, Gentiles turned to the Lord in considerable numbers. The explosion of Christian faith into the Gentile world had to remain in harmony with the church at Jerusalem, so the Jerusalem church sent Barnabas to Antioch to oversee developments there. He could see that God’s blessing was on what was happening, so he endorsed it with joy.</w:t>
-      </w:r>
-      <w:r>
-        <w:rPr>
-          <w:lang w:val="en_US" w:bidi="en_US"/>
-        </w:rPr>
-      </w:r>
-      <w:r>
-        <w:rPr>
-          <w:lang w:val="en_US" w:bidi="en_US"/>
-        </w:rPr>
-      </w:r>
-    </w:p>
-    <w:p>
-      <w:pPr/>
-      <w:r>
-        <w:rPr>
-          <w:lang w:val="en_US" w:bidi="en_US"/>
-        </w:rPr>
-      </w:r>
-    </w:p>
-    <w:p>
-      <w:pPr>
-        <w:pStyle w:val="Heading2"/>
-      </w:pPr>
-      <w:r>
-        <w:rPr>
-          <w:lang w:val="en_US" w:bidi="en_US"/>
-        </w:rPr>
-        <w:t>Acts 11:25–26</w:t>
-      </w:r>
-      <w:r>
-        <w:rPr>
-          <w:lang w:val="en_US" w:bidi="en_US"/>
-        </w:rPr>
-      </w:r>
-    </w:p>
-    <w:p>
-      <w:pPr/>
-      <w:r>
-        <w:rPr>
-          <w:lang w:val="en_US" w:bidi="en_US"/>
-        </w:rPr>
-      </w:r>
-      <w:r>
-        <w:rPr>
-          <w:lang w:val="en_US" w:bidi="en_US"/>
-        </w:rPr>
-        <w:t>Barnabas recognized the special gifts that Saul possessed for preaching and teaching. His assessment of Saul’s gifts was wise, and it resulted in a fruitful team ministry in Antioch.</w:t>
-      </w:r>
-      <w:r>
-        <w:rPr>
-          <w:lang w:val="en_US" w:bidi="en_US"/>
-        </w:rPr>
-      </w:r>
-      <w:r>
-        <w:rPr>
-          <w:lang w:val="en_US" w:bidi="en_US"/>
-        </w:rPr>
-      </w:r>
-    </w:p>
-    <w:p>
-      <w:pPr/>
-      <w:r>
-        <w:rPr>
-          <w:lang w:val="en_US" w:bidi="en_US"/>
-        </w:rPr>
-      </w:r>
-    </w:p>
-    <w:p>
-      <w:pPr>
-        <w:pStyle w:val="Heading2"/>
-      </w:pPr>
-      <w:r>
-        <w:rPr>
-          <w:lang w:val="en_US" w:bidi="en_US"/>
-        </w:rPr>
-        <w:t>Acts 11:26</w:t>
-      </w:r>
-      <w:r>
-        <w:rPr>
-          <w:lang w:val="en_US" w:bidi="en_US"/>
-        </w:rPr>
-      </w:r>
-    </w:p>
-    <w:p>
-      <w:pPr/>
-      <w:r>
-        <w:rPr>
-          <w:lang w:val="en_US" w:bidi="en_US"/>
-        </w:rPr>
-      </w:r>
-      <w:r>
-        <w:rPr>
-          <w:lang w:val="en_US" w:bidi="en_US"/>
-        </w:rPr>
-        <w:t>Christians was possibly a term of derision. The Greek text uses this term in only two other New Testament passages (</w:t>
-      </w:r>
-      <w:hyperlink r:id="rId533">
-        <w:r>
-          <w:rPr>
-            <w:lang w:val="en_US" w:bidi="en_US"/>
-          </w:rPr>
-          <w:rPr>
-            <w:color w:val="0000EE"/>
-            <w:u w:val="single"/>
-          </w:rPr>
-          <w:t>26:28</w:t>
-        </w:r>
-      </w:hyperlink>
-      <w:r>
-        <w:rPr>
-          <w:lang w:val="en_US" w:bidi="en_US"/>
-        </w:rPr>
-        <w:t xml:space="preserve">; </w:t>
-      </w:r>
-      <w:hyperlink r:id="rId534">
-        <w:r>
-          <w:rPr>
-            <w:lang w:val="en_US" w:bidi="en_US"/>
-          </w:rPr>
-          <w:rPr>
-            <w:color w:val="0000EE"/>
-            <w:u w:val="single"/>
-          </w:rPr>
-          <w:t>1 Pet 4:16</w:t>
-        </w:r>
-      </w:hyperlink>
-      <w:r>
-        <w:rPr>
-          <w:lang w:val="en_US" w:bidi="en_US"/>
-        </w:rPr>
-        <w:t>).</w:t>
-      </w:r>
-      <w:r>
-        <w:rPr>
-          <w:lang w:val="en_US" w:bidi="en_US"/>
-        </w:rPr>
-      </w:r>
-      <w:r>
-        <w:rPr>
-          <w:lang w:val="en_US" w:bidi="en_US"/>
-        </w:rPr>
-      </w:r>
-    </w:p>
-    <w:p>
-      <w:pPr/>
-      <w:r>
-        <w:rPr>
-          <w:lang w:val="en_US" w:bidi="en_US"/>
-        </w:rPr>
-      </w:r>
-    </w:p>
-    <w:p>
-      <w:pPr>
-        <w:pStyle w:val="Heading2"/>
-      </w:pPr>
-      <w:r>
-        <w:rPr>
-          <w:lang w:val="en_US" w:bidi="en_US"/>
-        </w:rPr>
-        <w:t>Acts 11:27–28</w:t>
       </w:r>
       <w:r>
         <w:rPr>
@@ -18902,28 +15830,135 @@
       </w:r>
       <w:r>
         <w:rPr>
-          <w:i/>
-          <w:lang w:val="en_US" w:bidi="en_US"/>
-        </w:rPr>
-        <w:t>some prophets</w:t>
-      </w:r>
-      <w:r>
-        <w:rPr>
-          <w:lang w:val="en_US" w:bidi="en_US"/>
-        </w:rPr>
-        <w:t>: See “</w:t>
-      </w:r>
-      <w:r>
-        <w:rPr>
-          <w:lang w:val="en_US" w:bidi="en_US"/>
-        </w:rPr>
-        <w:t>The Gift of Prophecy</w:t>
-      </w:r>
-      <w:r>
-        <w:rPr>
-          <w:lang w:val="en_US" w:bidi="en_US"/>
-        </w:rPr>
-        <w:t xml:space="preserve">” Theme Note. </w:t>
+          <w:lang w:val="en_US" w:bidi="en_US"/>
+        </w:rPr>
+        <w:t xml:space="preserve">This verse is one of several in Acts that describe how the church grew in numbers and in faithfulness (see also </w:t>
+      </w:r>
+      <w:hyperlink r:id="rId442">
+        <w:r>
+          <w:rPr>
+            <w:lang w:val="en_US" w:bidi="en_US"/>
+          </w:rPr>
+          <w:rPr>
+            <w:color w:val="0000EE"/>
+            <w:u w:val="single"/>
+          </w:rPr>
+          <w:t>2:41</w:t>
+        </w:r>
+      </w:hyperlink>
+      <w:r>
+        <w:rPr>
+          <w:lang w:val="en_US" w:bidi="en_US"/>
+        </w:rPr>
+        <w:t xml:space="preserve">; </w:t>
+      </w:r>
+      <w:hyperlink r:id="rId443">
+        <w:r>
+          <w:rPr>
+            <w:lang w:val="en_US" w:bidi="en_US"/>
+          </w:rPr>
+          <w:rPr>
+            <w:color w:val="0000EE"/>
+            <w:u w:val="single"/>
+          </w:rPr>
+          <w:t>4:4</w:t>
+        </w:r>
+      </w:hyperlink>
+      <w:r>
+        <w:rPr>
+          <w:lang w:val="en_US" w:bidi="en_US"/>
+        </w:rPr>
+        <w:t xml:space="preserve">; </w:t>
+      </w:r>
+      <w:hyperlink r:id="rId262">
+        <w:r>
+          <w:rPr>
+            <w:lang w:val="en_US" w:bidi="en_US"/>
+          </w:rPr>
+          <w:rPr>
+            <w:color w:val="0000EE"/>
+            <w:u w:val="single"/>
+          </w:rPr>
+          <w:t>5:14</w:t>
+        </w:r>
+      </w:hyperlink>
+      <w:r>
+        <w:rPr>
+          <w:lang w:val="en_US" w:bidi="en_US"/>
+        </w:rPr>
+        <w:t xml:space="preserve">; </w:t>
+      </w:r>
+      <w:hyperlink r:id="rId255">
+        <w:r>
+          <w:rPr>
+            <w:lang w:val="en_US" w:bidi="en_US"/>
+          </w:rPr>
+          <w:rPr>
+            <w:color w:val="0000EE"/>
+            <w:u w:val="single"/>
+          </w:rPr>
+          <w:t>6:1</w:t>
+        </w:r>
+      </w:hyperlink>
+      <w:r>
+        <w:rPr>
+          <w:lang w:val="en_US" w:bidi="en_US"/>
+        </w:rPr>
+        <w:t xml:space="preserve">, </w:t>
+      </w:r>
+      <w:hyperlink r:id="rId444">
+        <w:r>
+          <w:rPr>
+            <w:lang w:val="en_US" w:bidi="en_US"/>
+          </w:rPr>
+          <w:rPr>
+            <w:color w:val="0000EE"/>
+            <w:u w:val="single"/>
+          </w:rPr>
+          <w:t>7</w:t>
+        </w:r>
+      </w:hyperlink>
+      <w:r>
+        <w:rPr>
+          <w:lang w:val="en_US" w:bidi="en_US"/>
+        </w:rPr>
+        <w:t xml:space="preserve">; </w:t>
+      </w:r>
+      <w:hyperlink r:id="rId288">
+        <w:r>
+          <w:rPr>
+            <w:lang w:val="en_US" w:bidi="en_US"/>
+          </w:rPr>
+          <w:rPr>
+            <w:color w:val="0000EE"/>
+            <w:u w:val="single"/>
+          </w:rPr>
+          <w:t>12:24</w:t>
+        </w:r>
+      </w:hyperlink>
+      <w:r>
+        <w:rPr>
+          <w:lang w:val="en_US" w:bidi="en_US"/>
+        </w:rPr>
+        <w:t xml:space="preserve">; </w:t>
+      </w:r>
+      <w:hyperlink r:id="rId265">
+        <w:r>
+          <w:rPr>
+            <w:lang w:val="en_US" w:bidi="en_US"/>
+          </w:rPr>
+          <w:rPr>
+            <w:color w:val="0000EE"/>
+            <w:u w:val="single"/>
+          </w:rPr>
+          <w:t>21:20</w:t>
+        </w:r>
+      </w:hyperlink>
+      <w:r>
+        <w:rPr>
+          <w:lang w:val="en_US" w:bidi="en_US"/>
+        </w:rPr>
+        <w:t>).</w:t>
       </w:r>
     </w:p>
     <w:p>
@@ -18939,9 +15974,3405 @@
       </w:r>
       <w:r>
         <w:rPr>
+          <w:lang w:val="en_US" w:bidi="en_US"/>
+        </w:rPr>
+        <w:t>The first Christians were learning an important truth: “The fear of the LORD is the beginning of wisdom.” This means that true knowledge starts with honoring and respecting God (</w:t>
+      </w:r>
+      <w:hyperlink r:id="rId445">
+        <w:r>
+          <w:rPr>
+            <w:lang w:val="en_US" w:bidi="en_US"/>
+          </w:rPr>
+          <w:rPr>
+            <w:color w:val="0000EE"/>
+            <w:u w:val="single"/>
+          </w:rPr>
+          <w:t>Proverbs 1:7</w:t>
+        </w:r>
+      </w:hyperlink>
+      <w:r>
+        <w:rPr>
+          <w:lang w:val="en_US" w:bidi="en_US"/>
+        </w:rPr>
+        <w:t xml:space="preserve">; </w:t>
+      </w:r>
+      <w:hyperlink r:id="rId446">
+        <w:r>
+          <w:rPr>
+            <w:lang w:val="en_US" w:bidi="en_US"/>
+          </w:rPr>
+          <w:rPr>
+            <w:color w:val="0000EE"/>
+            <w:u w:val="single"/>
+          </w:rPr>
+          <w:t>9:10</w:t>
+        </w:r>
+      </w:hyperlink>
+      <w:r>
+        <w:rPr>
+          <w:lang w:val="en_US" w:bidi="en_US"/>
+        </w:rPr>
+        <w:t xml:space="preserve">; compare </w:t>
+      </w:r>
+      <w:hyperlink r:id="rId447">
+        <w:r>
+          <w:rPr>
+            <w:lang w:val="en_US" w:bidi="en_US"/>
+          </w:rPr>
+          <w:rPr>
+            <w:color w:val="0000EE"/>
+            <w:u w:val="single"/>
+          </w:rPr>
+          <w:t>Job 28:28</w:t>
+        </w:r>
+      </w:hyperlink>
+      <w:r>
+        <w:rPr>
+          <w:lang w:val="en_US" w:bidi="en_US"/>
+        </w:rPr>
+        <w:t xml:space="preserve">; </w:t>
+      </w:r>
+      <w:hyperlink r:id="rId448">
+        <w:r>
+          <w:rPr>
+            <w:lang w:val="en_US" w:bidi="en_US"/>
+          </w:rPr>
+          <w:rPr>
+            <w:color w:val="0000EE"/>
+            <w:u w:val="single"/>
+          </w:rPr>
+          <w:t>Psalm 111:10</w:t>
+        </w:r>
+      </w:hyperlink>
+      <w:r>
+        <w:rPr>
+          <w:lang w:val="en_US" w:bidi="en_US"/>
+        </w:rPr>
+        <w:t xml:space="preserve">; </w:t>
+      </w:r>
+      <w:hyperlink r:id="rId449">
+        <w:r>
+          <w:rPr>
+            <w:lang w:val="en_US" w:bidi="en_US"/>
+          </w:rPr>
+          <w:rPr>
+            <w:color w:val="0000EE"/>
+            <w:u w:val="single"/>
+          </w:rPr>
+          <w:t>Ecclesiastes 12:13</w:t>
+        </w:r>
+      </w:hyperlink>
+      <w:r>
+        <w:rPr>
+          <w:lang w:val="en_US" w:bidi="en_US"/>
+        </w:rPr>
+        <w:t xml:space="preserve">; see </w:t>
+      </w:r>
+      <w:hyperlink r:id="rId450">
+        <w:r>
+          <w:rPr>
+            <w:lang w:val="en_US" w:bidi="en_US"/>
+          </w:rPr>
+          <w:rPr>
+            <w:color w:val="0000EE"/>
+            <w:u w:val="single"/>
+          </w:rPr>
+          <w:t>Luke 7:16</w:t>
+        </w:r>
+      </w:hyperlink>
+      <w:r>
+        <w:rPr>
+          <w:lang w:val="en_US" w:bidi="en_US"/>
+        </w:rPr>
+        <w:t xml:space="preserve">). </w:t>
+        <w:br/>
+      </w:r>
+      <w:r>
+        <w:rPr>
+          <w:lang w:val="en_US" w:bidi="en_US"/>
+        </w:rPr>
+        <w:t xml:space="preserve">As they learned to honor God, they grew stronger in their faith. Their reverence for the Lord helped the church grow (compare </w:t>
+      </w:r>
+      <w:hyperlink r:id="rId102">
+        <w:r>
+          <w:rPr>
+            <w:lang w:val="en_US" w:bidi="en_US"/>
+          </w:rPr>
+          <w:rPr>
+            <w:color w:val="0000EE"/>
+            <w:u w:val="single"/>
+          </w:rPr>
+          <w:t>Acts 2:43</w:t>
+        </w:r>
+      </w:hyperlink>
+      <w:r>
+        <w:rPr>
+          <w:lang w:val="en_US" w:bidi="en_US"/>
+        </w:rPr>
+        <w:t xml:space="preserve">; </w:t>
+      </w:r>
+      <w:hyperlink r:id="rId451">
+        <w:r>
+          <w:rPr>
+            <w:lang w:val="en_US" w:bidi="en_US"/>
+          </w:rPr>
+          <w:rPr>
+            <w:color w:val="0000EE"/>
+            <w:u w:val="single"/>
+          </w:rPr>
+          <w:t>19:17</w:t>
+        </w:r>
+      </w:hyperlink>
+      <w:r>
+        <w:rPr>
+          <w:lang w:val="en_US" w:bidi="en_US"/>
+        </w:rPr>
+        <w:t>).</w:t>
+      </w:r>
+      <w:r>
+        <w:rPr>
+          <w:lang w:val="en_US" w:bidi="en_US"/>
+        </w:rPr>
+      </w:r>
+      <w:r>
+        <w:rPr>
+          <w:lang w:val="en_US" w:bidi="en_US"/>
+        </w:rPr>
+      </w:r>
+    </w:p>
+    <w:p>
+      <w:pPr/>
+      <w:r>
+        <w:rPr>
+          <w:lang w:val="en_US" w:bidi="en_US"/>
+        </w:rPr>
+      </w:r>
+    </w:p>
+    <w:p>
+      <w:pPr>
+        <w:pStyle w:val="Heading2"/>
+      </w:pPr>
+      <w:r>
+        <w:rPr>
+          <w:lang w:val="en_US" w:bidi="en_US"/>
+        </w:rPr>
+        <w:t>Acts 9:32–43</w:t>
+      </w:r>
+      <w:r>
+        <w:rPr>
+          <w:lang w:val="en_US" w:bidi="en_US"/>
+        </w:rPr>
+      </w:r>
+    </w:p>
+    <w:p>
+      <w:pPr>
+        <w:pStyle w:val="ListBullet"/>
+        <w:spacing w:line="240" w:lineRule="auto"/>
+        <w:ind w:left="720"/>
+      </w:pPr>
+      <w:r>
+        <w:rPr>
+          <w:lang w:val="en_US" w:bidi="en_US"/>
+        </w:rPr>
+      </w:r>
+      <w:r>
+        <w:rPr>
+          <w:lang w:val="en_US" w:bidi="en_US"/>
+        </w:rPr>
+        <w:t>These verses describe Peter’s traveling ministry in Judea, especially in towns along the seacoast. As he traveled, God gave him power to do miracles. Peter healed a man named Aeneas and raised a woman named Dorcas from the dead.</w:t>
+        <w:br/>
+      </w:r>
+      <w:r>
+        <w:rPr>
+          <w:lang w:val="en_US" w:bidi="en_US"/>
+        </w:rPr>
+        <w:t>Jesus had promised that his disciples would do such works (</w:t>
+      </w:r>
+      <w:hyperlink r:id="rId138">
+        <w:r>
+          <w:rPr>
+            <w:lang w:val="en_US" w:bidi="en_US"/>
+          </w:rPr>
+          <w:rPr>
+            <w:color w:val="0000EE"/>
+            <w:u w:val="single"/>
+          </w:rPr>
+          <w:t>John 14:12</w:t>
+        </w:r>
+      </w:hyperlink>
+      <w:r>
+        <w:rPr>
+          <w:lang w:val="en_US" w:bidi="en_US"/>
+        </w:rPr>
+        <w:t xml:space="preserve">). </w:t>
+      </w:r>
+    </w:p>
+    <w:p>
+      <w:pPr>
+        <w:pStyle w:val="ListBullet"/>
+        <w:spacing w:line="240" w:lineRule="auto"/>
+        <w:ind w:left="720"/>
+      </w:pPr>
+      <w:r>
+        <w:rPr>
+          <w:lang w:val="en_US" w:bidi="en_US"/>
+        </w:rPr>
+      </w:r>
+      <w:r>
+        <w:rPr>
+          <w:lang w:val="en_US" w:bidi="en_US"/>
+        </w:rPr>
+        <w:t xml:space="preserve">Luke often tells stories in pairs. For example, he tells of a man being healed and then a woman being healed (see </w:t>
+      </w:r>
+      <w:hyperlink r:id="rId452">
+        <w:r>
+          <w:rPr>
+            <w:lang w:val="en_US" w:bidi="en_US"/>
+          </w:rPr>
+          <w:rPr>
+            <w:color w:val="0000EE"/>
+            <w:u w:val="single"/>
+          </w:rPr>
+          <w:t>Luke 13:10–17</w:t>
+        </w:r>
+      </w:hyperlink>
+      <w:r>
+        <w:rPr>
+          <w:lang w:val="en_US" w:bidi="en_US"/>
+        </w:rPr>
+        <w:t xml:space="preserve">; </w:t>
+      </w:r>
+      <w:hyperlink r:id="rId453">
+        <w:r>
+          <w:rPr>
+            <w:lang w:val="en_US" w:bidi="en_US"/>
+          </w:rPr>
+          <w:rPr>
+            <w:color w:val="0000EE"/>
+            <w:u w:val="single"/>
+          </w:rPr>
+          <w:t>14:1–6</w:t>
+        </w:r>
+      </w:hyperlink>
+      <w:r>
+        <w:rPr>
+          <w:lang w:val="en_US" w:bidi="en_US"/>
+        </w:rPr>
+        <w:t>). In this passage, Peter heals both a man and a woman.</w:t>
+        <w:br/>
+      </w:r>
+      <w:r>
+        <w:rPr>
+          <w:lang w:val="en_US" w:bidi="en_US"/>
+        </w:rPr>
+        <w:t>The people in that area were deeply affected by these miracles. Many people turned to the Lord and believed (</w:t>
+      </w:r>
+      <w:hyperlink r:id="rId454">
+        <w:r>
+          <w:rPr>
+            <w:lang w:val="en_US" w:bidi="en_US"/>
+          </w:rPr>
+          <w:rPr>
+            <w:color w:val="0000EE"/>
+            <w:u w:val="single"/>
+          </w:rPr>
+          <w:t>Acts 9:35</w:t>
+        </w:r>
+      </w:hyperlink>
+      <w:r>
+        <w:rPr>
+          <w:lang w:val="en_US" w:bidi="en_US"/>
+        </w:rPr>
+        <w:t xml:space="preserve">, </w:t>
+      </w:r>
+      <w:hyperlink r:id="rId455">
+        <w:r>
+          <w:rPr>
+            <w:lang w:val="en_US" w:bidi="en_US"/>
+          </w:rPr>
+          <w:rPr>
+            <w:color w:val="0000EE"/>
+            <w:u w:val="single"/>
+          </w:rPr>
+          <w:t>42</w:t>
+        </w:r>
+      </w:hyperlink>
+      <w:r>
+        <w:rPr>
+          <w:lang w:val="en_US" w:bidi="en_US"/>
+        </w:rPr>
+        <w:t>).</w:t>
+      </w:r>
+      <w:r>
+        <w:rPr>
+          <w:lang w:val="en_US" w:bidi="en_US"/>
+        </w:rPr>
+      </w:r>
+      <w:r>
+        <w:rPr>
+          <w:lang w:val="en_US" w:bidi="en_US"/>
+        </w:rPr>
+      </w:r>
+    </w:p>
+    <w:p>
+      <w:pPr/>
+      <w:r>
+        <w:rPr>
+          <w:lang w:val="en_US" w:bidi="en_US"/>
+        </w:rPr>
+      </w:r>
+    </w:p>
+    <w:p>
+      <w:pPr>
+        <w:pStyle w:val="Heading2"/>
+      </w:pPr>
+      <w:r>
+        <w:rPr>
+          <w:lang w:val="en_US" w:bidi="en_US"/>
+        </w:rPr>
+        <w:t>Acts 9:43</w:t>
+      </w:r>
+      <w:r>
+        <w:rPr>
+          <w:lang w:val="en_US" w:bidi="en_US"/>
+        </w:rPr>
+      </w:r>
+    </w:p>
+    <w:p>
+      <w:pPr/>
+      <w:r>
+        <w:rPr>
+          <w:lang w:val="en_US" w:bidi="en_US"/>
+        </w:rPr>
+      </w:r>
+      <w:r>
+        <w:rPr>
           <w:i/>
           <w:lang w:val="en_US" w:bidi="en_US"/>
         </w:rPr>
+        <w:t>stayed for several days in Joppa with a tanner named Simon</w:t>
+      </w:r>
+      <w:r>
+        <w:rPr>
+          <w:lang w:val="en_US" w:bidi="en_US"/>
+        </w:rPr>
+        <w:t>: A tanner worked with animal skins to make leather. This job required contact with dead animals.</w:t>
+      </w:r>
+    </w:p>
+    <w:p>
+      <w:pPr/>
+      <w:r>
+        <w:rPr>
+          <w:lang w:val="en_US" w:bidi="en_US"/>
+        </w:rPr>
+      </w:r>
+      <w:r>
+        <w:rPr>
+          <w:lang w:val="en_US" w:bidi="en_US"/>
+        </w:rPr>
+        <w:t xml:space="preserve">Many Jews considered this kind of work unclean. Because Peter stayed in the home of a tanner, it may show that he was not strict about some Jewish traditions (see </w:t>
+      </w:r>
+      <w:hyperlink r:id="rId456">
+        <w:r>
+          <w:rPr>
+            <w:lang w:val="en_US" w:bidi="en_US"/>
+          </w:rPr>
+          <w:rPr>
+            <w:color w:val="0000EE"/>
+            <w:u w:val="single"/>
+          </w:rPr>
+          <w:t>Galatians 2:11–14</w:t>
+        </w:r>
+      </w:hyperlink>
+      <w:r>
+        <w:rPr>
+          <w:lang w:val="en_US" w:bidi="en_US"/>
+        </w:rPr>
+        <w:t>).</w:t>
+      </w:r>
+      <w:r>
+        <w:rPr>
+          <w:lang w:val="en_US" w:bidi="en_US"/>
+        </w:rPr>
+      </w:r>
+      <w:r>
+        <w:rPr>
+          <w:lang w:val="en_US" w:bidi="en_US"/>
+        </w:rPr>
+      </w:r>
+    </w:p>
+    <w:p>
+      <w:pPr/>
+      <w:r>
+        <w:rPr>
+          <w:lang w:val="en_US" w:bidi="en_US"/>
+        </w:rPr>
+      </w:r>
+    </w:p>
+    <w:p>
+      <w:pPr>
+        <w:pStyle w:val="Heading2"/>
+      </w:pPr>
+      <w:r>
+        <w:rPr>
+          <w:lang w:val="en_US" w:bidi="en_US"/>
+        </w:rPr>
+        <w:t>Acts 10:1–8</w:t>
+      </w:r>
+      <w:r>
+        <w:rPr>
+          <w:lang w:val="en_US" w:bidi="en_US"/>
+        </w:rPr>
+      </w:r>
+    </w:p>
+    <w:p>
+      <w:pPr>
+        <w:pStyle w:val="ListBullet"/>
+        <w:spacing w:line="240" w:lineRule="auto"/>
+        <w:ind w:left="720"/>
+      </w:pPr>
+      <w:r>
+        <w:rPr>
+          <w:lang w:val="en_US" w:bidi="en_US"/>
+        </w:rPr>
+      </w:r>
+      <w:r>
+        <w:rPr>
+          <w:i/>
+          <w:lang w:val="en_US" w:bidi="en_US"/>
+        </w:rPr>
+        <w:t>a centurion</w:t>
+      </w:r>
+      <w:r>
+        <w:rPr>
+          <w:lang w:val="en_US" w:bidi="en_US"/>
+        </w:rPr>
+        <w:t xml:space="preserve">: This was the highest rank for an officer in the Roman army who was not commissioned. He led a </w:t>
+      </w:r>
+      <w:r>
+        <w:rPr>
+          <w:i/>
+          <w:lang w:val="en_US" w:bidi="en_US"/>
+        </w:rPr>
+        <w:t>century,</w:t>
+      </w:r>
+      <w:r>
+        <w:rPr>
+          <w:lang w:val="en_US" w:bidi="en_US"/>
+        </w:rPr>
+        <w:t xml:space="preserve"> a group of about 100 men. Luke often describes centurions positively (</w:t>
+      </w:r>
+      <w:hyperlink r:id="rId275">
+        <w:r>
+          <w:rPr>
+            <w:lang w:val="en_US" w:bidi="en_US"/>
+          </w:rPr>
+          <w:rPr>
+            <w:color w:val="0000EE"/>
+            <w:u w:val="single"/>
+          </w:rPr>
+          <w:t>10:22</w:t>
+        </w:r>
+      </w:hyperlink>
+      <w:r>
+        <w:rPr>
+          <w:lang w:val="en_US" w:bidi="en_US"/>
+        </w:rPr>
+        <w:t xml:space="preserve">; </w:t>
+      </w:r>
+      <w:hyperlink r:id="rId457">
+        <w:r>
+          <w:rPr>
+            <w:lang w:val="en_US" w:bidi="en_US"/>
+          </w:rPr>
+          <w:rPr>
+            <w:color w:val="0000EE"/>
+            <w:u w:val="single"/>
+          </w:rPr>
+          <w:t>21:32</w:t>
+        </w:r>
+      </w:hyperlink>
+      <w:r>
+        <w:rPr>
+          <w:lang w:val="en_US" w:bidi="en_US"/>
+        </w:rPr>
+        <w:t xml:space="preserve">; </w:t>
+      </w:r>
+      <w:hyperlink r:id="rId458">
+        <w:r>
+          <w:rPr>
+            <w:lang w:val="en_US" w:bidi="en_US"/>
+          </w:rPr>
+          <w:rPr>
+            <w:color w:val="0000EE"/>
+            <w:u w:val="single"/>
+          </w:rPr>
+          <w:t>22:25–26</w:t>
+        </w:r>
+      </w:hyperlink>
+      <w:r>
+        <w:rPr>
+          <w:lang w:val="en_US" w:bidi="en_US"/>
+        </w:rPr>
+        <w:t xml:space="preserve">; </w:t>
+      </w:r>
+      <w:hyperlink r:id="rId459">
+        <w:r>
+          <w:rPr>
+            <w:lang w:val="en_US" w:bidi="en_US"/>
+          </w:rPr>
+          <w:rPr>
+            <w:color w:val="0000EE"/>
+            <w:u w:val="single"/>
+          </w:rPr>
+          <w:t>23:17</w:t>
+        </w:r>
+      </w:hyperlink>
+      <w:r>
+        <w:rPr>
+          <w:lang w:val="en_US" w:bidi="en_US"/>
+        </w:rPr>
+        <w:t xml:space="preserve">, </w:t>
+      </w:r>
+      <w:hyperlink r:id="rId460">
+        <w:r>
+          <w:rPr>
+            <w:lang w:val="en_US" w:bidi="en_US"/>
+          </w:rPr>
+          <w:rPr>
+            <w:color w:val="0000EE"/>
+            <w:u w:val="single"/>
+          </w:rPr>
+          <w:t>23</w:t>
+        </w:r>
+      </w:hyperlink>
+      <w:r>
+        <w:rPr>
+          <w:lang w:val="en_US" w:bidi="en_US"/>
+        </w:rPr>
+        <w:t xml:space="preserve">; </w:t>
+      </w:r>
+      <w:hyperlink r:id="rId461">
+        <w:r>
+          <w:rPr>
+            <w:lang w:val="en_US" w:bidi="en_US"/>
+          </w:rPr>
+          <w:rPr>
+            <w:color w:val="0000EE"/>
+            <w:u w:val="single"/>
+          </w:rPr>
+          <w:t>27:6</w:t>
+        </w:r>
+      </w:hyperlink>
+      <w:r>
+        <w:rPr>
+          <w:lang w:val="en_US" w:bidi="en_US"/>
+        </w:rPr>
+        <w:t xml:space="preserve">, </w:t>
+      </w:r>
+      <w:hyperlink r:id="rId462">
+        <w:r>
+          <w:rPr>
+            <w:lang w:val="en_US" w:bidi="en_US"/>
+          </w:rPr>
+          <w:rPr>
+            <w:color w:val="0000EE"/>
+            <w:u w:val="single"/>
+          </w:rPr>
+          <w:t>11</w:t>
+        </w:r>
+      </w:hyperlink>
+      <w:r>
+        <w:rPr>
+          <w:lang w:val="en_US" w:bidi="en_US"/>
+        </w:rPr>
+        <w:t xml:space="preserve">, </w:t>
+      </w:r>
+      <w:hyperlink r:id="rId463">
+        <w:r>
+          <w:rPr>
+            <w:lang w:val="en_US" w:bidi="en_US"/>
+          </w:rPr>
+          <w:rPr>
+            <w:color w:val="0000EE"/>
+            <w:u w:val="single"/>
+          </w:rPr>
+          <w:t>43</w:t>
+        </w:r>
+      </w:hyperlink>
+      <w:r>
+        <w:rPr>
+          <w:lang w:val="en_US" w:bidi="en_US"/>
+        </w:rPr>
+        <w:t xml:space="preserve">; </w:t>
+      </w:r>
+      <w:hyperlink r:id="rId464">
+        <w:r>
+          <w:rPr>
+            <w:lang w:val="en_US" w:bidi="en_US"/>
+          </w:rPr>
+          <w:rPr>
+            <w:color w:val="0000EE"/>
+            <w:u w:val="single"/>
+          </w:rPr>
+          <w:t>28:16</w:t>
+        </w:r>
+      </w:hyperlink>
+      <w:r>
+        <w:rPr>
+          <w:lang w:val="en_US" w:bidi="en_US"/>
+        </w:rPr>
+        <w:t xml:space="preserve">; </w:t>
+      </w:r>
+      <w:hyperlink r:id="rId465">
+        <w:r>
+          <w:rPr>
+            <w:lang w:val="en_US" w:bidi="en_US"/>
+          </w:rPr>
+          <w:rPr>
+            <w:color w:val="0000EE"/>
+            <w:u w:val="single"/>
+          </w:rPr>
+          <w:t>Luke 7:1–10</w:t>
+        </w:r>
+      </w:hyperlink>
+      <w:r>
+        <w:rPr>
+          <w:lang w:val="en_US" w:bidi="en_US"/>
+        </w:rPr>
+        <w:t xml:space="preserve">; </w:t>
+      </w:r>
+      <w:hyperlink r:id="rId466">
+        <w:r>
+          <w:rPr>
+            <w:lang w:val="en_US" w:bidi="en_US"/>
+          </w:rPr>
+          <w:rPr>
+            <w:color w:val="0000EE"/>
+            <w:u w:val="single"/>
+          </w:rPr>
+          <w:t>23:47</w:t>
+        </w:r>
+      </w:hyperlink>
+      <w:r>
+        <w:rPr>
+          <w:lang w:val="en_US" w:bidi="en_US"/>
+        </w:rPr>
+        <w:t xml:space="preserve">). </w:t>
+        <w:br/>
+      </w:r>
+      <w:r>
+        <w:rPr>
+          <w:lang w:val="en_US" w:bidi="en_US"/>
+        </w:rPr>
+        <w:t xml:space="preserve">Luke wanted to show that Christianity was not against Roman officials or institutions. It could, like Judaism, be permitted in the Roman Empire (see </w:t>
+      </w:r>
+      <w:r>
+        <w:rPr>
+          <w:lang w:val="en_US" w:bidi="en_US"/>
+        </w:rPr>
+        <w:t>Acts Book Introduction</w:t>
+      </w:r>
+      <w:r>
+        <w:rPr>
+          <w:lang w:val="en_US" w:bidi="en_US"/>
+        </w:rPr>
+        <w:t>, “Purposes of Acts: Politics”).</w:t>
+      </w:r>
+    </w:p>
+    <w:p>
+      <w:pPr>
+        <w:pStyle w:val="ListBullet"/>
+        <w:spacing w:line="240" w:lineRule="auto"/>
+        <w:ind w:left="720"/>
+      </w:pPr>
+      <w:r>
+        <w:rPr>
+          <w:lang w:val="en_US" w:bidi="en_US"/>
+        </w:rPr>
+      </w:r>
+      <w:r>
+        <w:rPr>
+          <w:i/>
+          <w:lang w:val="en_US" w:bidi="en_US"/>
+        </w:rPr>
+        <w:t>in what was called the Italian Regiment</w:t>
+      </w:r>
+      <w:r>
+        <w:rPr>
+          <w:lang w:val="en_US" w:bidi="en_US"/>
+        </w:rPr>
+        <w:t>: A regiment included six centuries; a Roman legion was usually divided into ten regiments. The New Testament mentions the Italian Regiment and the Imperial Regiment (</w:t>
+      </w:r>
+      <w:hyperlink r:id="rId467">
+        <w:r>
+          <w:rPr>
+            <w:lang w:val="en_US" w:bidi="en_US"/>
+          </w:rPr>
+          <w:rPr>
+            <w:color w:val="0000EE"/>
+            <w:u w:val="single"/>
+          </w:rPr>
+          <w:t>Acts 27:1</w:t>
+        </w:r>
+      </w:hyperlink>
+      <w:r>
+        <w:rPr>
+          <w:lang w:val="en_US" w:bidi="en_US"/>
+        </w:rPr>
+        <w:t>).</w:t>
+      </w:r>
+      <w:r>
+        <w:rPr>
+          <w:lang w:val="en_US" w:bidi="en_US"/>
+        </w:rPr>
+      </w:r>
+      <w:r>
+        <w:rPr>
+          <w:lang w:val="en_US" w:bidi="en_US"/>
+        </w:rPr>
+      </w:r>
+    </w:p>
+    <w:p>
+      <w:pPr/>
+      <w:r>
+        <w:rPr>
+          <w:lang w:val="en_US" w:bidi="en_US"/>
+        </w:rPr>
+      </w:r>
+    </w:p>
+    <w:p>
+      <w:pPr>
+        <w:pStyle w:val="Heading2"/>
+      </w:pPr>
+      <w:r>
+        <w:rPr>
+          <w:lang w:val="en_US" w:bidi="en_US"/>
+        </w:rPr>
+        <w:t>Acts 10:2</w:t>
+      </w:r>
+      <w:r>
+        <w:rPr>
+          <w:lang w:val="en_US" w:bidi="en_US"/>
+        </w:rPr>
+      </w:r>
+    </w:p>
+    <w:p>
+      <w:pPr/>
+      <w:r>
+        <w:rPr>
+          <w:lang w:val="en_US" w:bidi="en_US"/>
+        </w:rPr>
+      </w:r>
+      <w:r>
+        <w:rPr>
+          <w:i/>
+          <w:lang w:val="en_US" w:bidi="en_US"/>
+        </w:rPr>
+        <w:t>devout and God-fearing</w:t>
+      </w:r>
+      <w:r>
+        <w:rPr>
+          <w:lang w:val="en_US" w:bidi="en_US"/>
+        </w:rPr>
+        <w:t xml:space="preserve">: Gentiles described as God-fearing admired Judaism's high ethical standards. However, they were not ready to undergo circumcision or fully convert to Judaism (see </w:t>
+      </w:r>
+      <w:hyperlink r:id="rId468">
+        <w:r>
+          <w:rPr>
+            <w:lang w:val="en_US" w:bidi="en_US"/>
+          </w:rPr>
+          <w:rPr>
+            <w:color w:val="0000EE"/>
+            <w:u w:val="single"/>
+          </w:rPr>
+          <w:t>13:43</w:t>
+        </w:r>
+      </w:hyperlink>
+      <w:r>
+        <w:rPr>
+          <w:lang w:val="en_US" w:bidi="en_US"/>
+        </w:rPr>
+        <w:t xml:space="preserve">). </w:t>
+      </w:r>
+    </w:p>
+    <w:p>
+      <w:pPr/>
+      <w:r>
+        <w:rPr>
+          <w:lang w:val="en_US" w:bidi="en_US"/>
+        </w:rPr>
+      </w:r>
+      <w:r>
+        <w:rPr>
+          <w:lang w:val="en_US" w:bidi="en_US"/>
+        </w:rPr>
+        <w:t>Christianity appealed to these Gentiles who worshiped God (</w:t>
+      </w:r>
+      <w:hyperlink r:id="rId469">
+        <w:r>
+          <w:rPr>
+            <w:lang w:val="en_US" w:bidi="en_US"/>
+          </w:rPr>
+          <w:rPr>
+            <w:color w:val="0000EE"/>
+            <w:u w:val="single"/>
+          </w:rPr>
+          <w:t>18:7</w:t>
+        </w:r>
+      </w:hyperlink>
+      <w:r>
+        <w:rPr>
+          <w:lang w:val="en_US" w:bidi="en_US"/>
+        </w:rPr>
+        <w:t xml:space="preserve">; see </w:t>
+      </w:r>
+      <w:hyperlink r:id="rId470">
+        <w:r>
+          <w:rPr>
+            <w:lang w:val="en_US" w:bidi="en_US"/>
+          </w:rPr>
+          <w:rPr>
+            <w:color w:val="0000EE"/>
+            <w:u w:val="single"/>
+          </w:rPr>
+          <w:t>13:48</w:t>
+        </w:r>
+      </w:hyperlink>
+      <w:r>
+        <w:rPr>
+          <w:lang w:val="en_US" w:bidi="en_US"/>
+        </w:rPr>
+        <w:t xml:space="preserve">; </w:t>
+      </w:r>
+      <w:hyperlink r:id="rId471">
+        <w:r>
+          <w:rPr>
+            <w:lang w:val="en_US" w:bidi="en_US"/>
+          </w:rPr>
+          <w:rPr>
+            <w:color w:val="0000EE"/>
+            <w:u w:val="single"/>
+          </w:rPr>
+          <w:t>16:30</w:t>
+        </w:r>
+      </w:hyperlink>
+      <w:r>
+        <w:rPr>
+          <w:lang w:val="en_US" w:bidi="en_US"/>
+        </w:rPr>
+        <w:t xml:space="preserve">; </w:t>
+      </w:r>
+      <w:hyperlink r:id="rId472">
+        <w:r>
+          <w:rPr>
+            <w:lang w:val="en_US" w:bidi="en_US"/>
+          </w:rPr>
+          <w:rPr>
+            <w:color w:val="0000EE"/>
+            <w:u w:val="single"/>
+          </w:rPr>
+          <w:t>17:4</w:t>
+        </w:r>
+      </w:hyperlink>
+      <w:r>
+        <w:rPr>
+          <w:lang w:val="en_US" w:bidi="en_US"/>
+        </w:rPr>
+        <w:t xml:space="preserve">, </w:t>
+      </w:r>
+      <w:hyperlink r:id="rId473">
+        <w:r>
+          <w:rPr>
+            <w:lang w:val="en_US" w:bidi="en_US"/>
+          </w:rPr>
+          <w:rPr>
+            <w:color w:val="0000EE"/>
+            <w:u w:val="single"/>
+          </w:rPr>
+          <w:t>12</w:t>
+        </w:r>
+      </w:hyperlink>
+      <w:r>
+        <w:rPr>
+          <w:lang w:val="en_US" w:bidi="en_US"/>
+        </w:rPr>
+        <w:t xml:space="preserve">, </w:t>
+      </w:r>
+      <w:hyperlink r:id="rId405">
+        <w:r>
+          <w:rPr>
+            <w:lang w:val="en_US" w:bidi="en_US"/>
+          </w:rPr>
+          <w:rPr>
+            <w:color w:val="0000EE"/>
+            <w:u w:val="single"/>
+          </w:rPr>
+          <w:t>17</w:t>
+        </w:r>
+      </w:hyperlink>
+      <w:r>
+        <w:rPr>
+          <w:lang w:val="en_US" w:bidi="en_US"/>
+        </w:rPr>
+        <w:t xml:space="preserve">). These individuals were open to the message of the gospel that announced that “there is </w:t>
+      </w:r>
+      <w:r>
+        <w:rPr>
+          <w:lang w:val="en_US" w:bidi="en_US"/>
+        </w:rPr>
+        <w:t>peace with God through Jesus Christ</w:t>
+      </w:r>
+      <w:r>
+        <w:rPr>
+          <w:lang w:val="en_US" w:bidi="en_US"/>
+        </w:rPr>
+        <w:t>” (</w:t>
+      </w:r>
+      <w:hyperlink r:id="rId162">
+        <w:r>
+          <w:rPr>
+            <w:lang w:val="en_US" w:bidi="en_US"/>
+          </w:rPr>
+          <w:rPr>
+            <w:color w:val="0000EE"/>
+            <w:u w:val="single"/>
+          </w:rPr>
+          <w:t>10:36</w:t>
+        </w:r>
+      </w:hyperlink>
+      <w:r>
+        <w:rPr>
+          <w:lang w:val="en_US" w:bidi="en_US"/>
+        </w:rPr>
+        <w:t>).</w:t>
+      </w:r>
+      <w:r>
+        <w:rPr>
+          <w:lang w:val="en_US" w:bidi="en_US"/>
+        </w:rPr>
+      </w:r>
+      <w:r>
+        <w:rPr>
+          <w:lang w:val="en_US" w:bidi="en_US"/>
+        </w:rPr>
+      </w:r>
+    </w:p>
+    <w:p>
+      <w:pPr/>
+      <w:r>
+        <w:rPr>
+          <w:lang w:val="en_US" w:bidi="en_US"/>
+        </w:rPr>
+      </w:r>
+    </w:p>
+    <w:p>
+      <w:pPr>
+        <w:pStyle w:val="Heading2"/>
+      </w:pPr>
+      <w:r>
+        <w:rPr>
+          <w:lang w:val="en_US" w:bidi="en_US"/>
+        </w:rPr>
+        <w:t>Acts 10:3</w:t>
+      </w:r>
+      <w:r>
+        <w:rPr>
+          <w:lang w:val="en_US" w:bidi="en_US"/>
+        </w:rPr>
+      </w:r>
+    </w:p>
+    <w:p>
+      <w:pPr/>
+      <w:r>
+        <w:rPr>
+          <w:lang w:val="en_US" w:bidi="en_US"/>
+        </w:rPr>
+      </w:r>
+      <w:r>
+        <w:rPr>
+          <w:lang w:val="en_US" w:bidi="en_US"/>
+        </w:rPr>
+        <w:t>In Acts, visions often happen while people are praying (</w:t>
+      </w:r>
+      <w:hyperlink r:id="rId474">
+        <w:r>
+          <w:rPr>
+            <w:lang w:val="en_US" w:bidi="en_US"/>
+          </w:rPr>
+          <w:rPr>
+            <w:color w:val="0000EE"/>
+            <w:u w:val="single"/>
+          </w:rPr>
+          <w:t>9:3–6</w:t>
+        </w:r>
+      </w:hyperlink>
+      <w:r>
+        <w:rPr>
+          <w:lang w:val="en_US" w:bidi="en_US"/>
+        </w:rPr>
+        <w:t xml:space="preserve">, </w:t>
+      </w:r>
+      <w:hyperlink r:id="rId475">
+        <w:r>
+          <w:rPr>
+            <w:lang w:val="en_US" w:bidi="en_US"/>
+          </w:rPr>
+          <w:rPr>
+            <w:color w:val="0000EE"/>
+            <w:u w:val="single"/>
+          </w:rPr>
+          <w:t>10–16</w:t>
+        </w:r>
+      </w:hyperlink>
+      <w:r>
+        <w:rPr>
+          <w:lang w:val="en_US" w:bidi="en_US"/>
+        </w:rPr>
+        <w:t xml:space="preserve">; </w:t>
+      </w:r>
+      <w:hyperlink r:id="rId476">
+        <w:r>
+          <w:rPr>
+            <w:lang w:val="en_US" w:bidi="en_US"/>
+          </w:rPr>
+          <w:rPr>
+            <w:color w:val="0000EE"/>
+            <w:u w:val="single"/>
+          </w:rPr>
+          <w:t>10:2–6</w:t>
+        </w:r>
+      </w:hyperlink>
+      <w:r>
+        <w:rPr>
+          <w:lang w:val="en_US" w:bidi="en_US"/>
+        </w:rPr>
+        <w:t xml:space="preserve">, </w:t>
+      </w:r>
+      <w:hyperlink r:id="rId477">
+        <w:r>
+          <w:rPr>
+            <w:lang w:val="en_US" w:bidi="en_US"/>
+          </w:rPr>
+          <w:rPr>
+            <w:color w:val="0000EE"/>
+            <w:u w:val="single"/>
+          </w:rPr>
+          <w:t>9–12</w:t>
+        </w:r>
+      </w:hyperlink>
+      <w:r>
+        <w:rPr>
+          <w:lang w:val="en_US" w:bidi="en_US"/>
+        </w:rPr>
+        <w:t xml:space="preserve">; </w:t>
+      </w:r>
+      <w:hyperlink r:id="rId478">
+        <w:r>
+          <w:rPr>
+            <w:lang w:val="en_US" w:bidi="en_US"/>
+          </w:rPr>
+          <w:rPr>
+            <w:color w:val="0000EE"/>
+            <w:u w:val="single"/>
+          </w:rPr>
+          <w:t>11:5–9</w:t>
+        </w:r>
+      </w:hyperlink>
+      <w:r>
+        <w:rPr>
+          <w:lang w:val="en_US" w:bidi="en_US"/>
+        </w:rPr>
+        <w:t xml:space="preserve">; </w:t>
+      </w:r>
+      <w:hyperlink r:id="rId479">
+        <w:r>
+          <w:rPr>
+            <w:lang w:val="en_US" w:bidi="en_US"/>
+          </w:rPr>
+          <w:rPr>
+            <w:color w:val="0000EE"/>
+            <w:u w:val="single"/>
+          </w:rPr>
+          <w:t>12:9–17</w:t>
+        </w:r>
+      </w:hyperlink>
+      <w:r>
+        <w:rPr>
+          <w:lang w:val="en_US" w:bidi="en_US"/>
+        </w:rPr>
+        <w:t xml:space="preserve">; </w:t>
+      </w:r>
+      <w:hyperlink r:id="rId480">
+        <w:r>
+          <w:rPr>
+            <w:lang w:val="en_US" w:bidi="en_US"/>
+          </w:rPr>
+          <w:rPr>
+            <w:color w:val="0000EE"/>
+            <w:u w:val="single"/>
+          </w:rPr>
+          <w:t>18:9–10</w:t>
+        </w:r>
+      </w:hyperlink>
+      <w:r>
+        <w:rPr>
+          <w:lang w:val="en_US" w:bidi="en_US"/>
+        </w:rPr>
+        <w:t xml:space="preserve">; </w:t>
+      </w:r>
+      <w:hyperlink r:id="rId481">
+        <w:r>
+          <w:rPr>
+            <w:lang w:val="en_US" w:bidi="en_US"/>
+          </w:rPr>
+          <w:rPr>
+            <w:color w:val="0000EE"/>
+            <w:u w:val="single"/>
+          </w:rPr>
+          <w:t>22:17–21</w:t>
+        </w:r>
+      </w:hyperlink>
+      <w:r>
+        <w:rPr>
+          <w:lang w:val="en_US" w:bidi="en_US"/>
+        </w:rPr>
+        <w:t xml:space="preserve">; </w:t>
+      </w:r>
+      <w:hyperlink r:id="rId482">
+        <w:r>
+          <w:rPr>
+            <w:lang w:val="en_US" w:bidi="en_US"/>
+          </w:rPr>
+          <w:rPr>
+            <w:color w:val="0000EE"/>
+            <w:u w:val="single"/>
+          </w:rPr>
+          <w:t>23:11</w:t>
+        </w:r>
+      </w:hyperlink>
+      <w:r>
+        <w:rPr>
+          <w:lang w:val="en_US" w:bidi="en_US"/>
+        </w:rPr>
+        <w:t>). These visions are not random. They show God's saving work and give divine guidance and encouragement.</w:t>
+      </w:r>
+      <w:r>
+        <w:rPr>
+          <w:lang w:val="en_US" w:bidi="en_US"/>
+        </w:rPr>
+      </w:r>
+      <w:r>
+        <w:rPr>
+          <w:lang w:val="en_US" w:bidi="en_US"/>
+        </w:rPr>
+      </w:r>
+    </w:p>
+    <w:p>
+      <w:pPr/>
+      <w:r>
+        <w:rPr>
+          <w:lang w:val="en_US" w:bidi="en_US"/>
+        </w:rPr>
+      </w:r>
+    </w:p>
+    <w:p>
+      <w:pPr>
+        <w:pStyle w:val="Heading2"/>
+      </w:pPr>
+      <w:r>
+        <w:rPr>
+          <w:lang w:val="en_US" w:bidi="en_US"/>
+        </w:rPr>
+        <w:t>Acts 10:9–16</w:t>
+      </w:r>
+      <w:r>
+        <w:rPr>
+          <w:lang w:val="en_US" w:bidi="en_US"/>
+        </w:rPr>
+      </w:r>
+    </w:p>
+    <w:p>
+      <w:pPr/>
+      <w:r>
+        <w:rPr>
+          <w:lang w:val="en_US" w:bidi="en_US"/>
+        </w:rPr>
+      </w:r>
+      <w:r>
+        <w:rPr>
+          <w:lang w:val="en_US" w:bidi="en_US"/>
+        </w:rPr>
+        <w:t xml:space="preserve">God gave Peter the same vision three times to confirm it was true (see </w:t>
+      </w:r>
+      <w:hyperlink r:id="rId483">
+        <w:r>
+          <w:rPr>
+            <w:lang w:val="en_US" w:bidi="en_US"/>
+          </w:rPr>
+          <w:rPr>
+            <w:color w:val="0000EE"/>
+            <w:u w:val="single"/>
+          </w:rPr>
+          <w:t>Genesis 41:32</w:t>
+        </w:r>
+      </w:hyperlink>
+      <w:r>
+        <w:rPr>
+          <w:lang w:val="en_US" w:bidi="en_US"/>
+        </w:rPr>
+        <w:t xml:space="preserve">; </w:t>
+      </w:r>
+      <w:hyperlink r:id="rId484">
+        <w:r>
+          <w:rPr>
+            <w:lang w:val="en_US" w:bidi="en_US"/>
+          </w:rPr>
+          <w:rPr>
+            <w:color w:val="0000EE"/>
+            <w:u w:val="single"/>
+          </w:rPr>
+          <w:t>2 Corinthians 13:1</w:t>
+        </w:r>
+      </w:hyperlink>
+      <w:r>
+        <w:rPr>
+          <w:lang w:val="en_US" w:bidi="en_US"/>
+        </w:rPr>
+        <w:t>).</w:t>
+      </w:r>
+      <w:r>
+        <w:rPr>
+          <w:lang w:val="en_US" w:bidi="en_US"/>
+        </w:rPr>
+      </w:r>
+      <w:r>
+        <w:rPr>
+          <w:lang w:val="en_US" w:bidi="en_US"/>
+        </w:rPr>
+      </w:r>
+    </w:p>
+    <w:p>
+      <w:pPr/>
+      <w:r>
+        <w:rPr>
+          <w:lang w:val="en_US" w:bidi="en_US"/>
+        </w:rPr>
+      </w:r>
+    </w:p>
+    <w:p>
+      <w:pPr>
+        <w:pStyle w:val="Heading2"/>
+      </w:pPr>
+      <w:r>
+        <w:rPr>
+          <w:lang w:val="en_US" w:bidi="en_US"/>
+        </w:rPr>
+        <w:t>Acts 10:14</w:t>
+      </w:r>
+      <w:r>
+        <w:rPr>
+          <w:lang w:val="en_US" w:bidi="en_US"/>
+        </w:rPr>
+      </w:r>
+    </w:p>
+    <w:p>
+      <w:pPr/>
+      <w:r>
+        <w:rPr>
+          <w:lang w:val="en_US" w:bidi="en_US"/>
+        </w:rPr>
+      </w:r>
+      <w:r>
+        <w:rPr>
+          <w:lang w:val="en_US" w:bidi="en_US"/>
+        </w:rPr>
+        <w:t xml:space="preserve">See </w:t>
+      </w:r>
+      <w:hyperlink r:id="rId485">
+        <w:r>
+          <w:rPr>
+            <w:lang w:val="en_US" w:bidi="en_US"/>
+          </w:rPr>
+          <w:rPr>
+            <w:color w:val="0000EE"/>
+            <w:u w:val="single"/>
+          </w:rPr>
+          <w:t>Leviticus 11</w:t>
+        </w:r>
+      </w:hyperlink>
+      <w:r>
+        <w:rPr>
+          <w:lang w:val="en_US" w:bidi="en_US"/>
+        </w:rPr>
+        <w:t xml:space="preserve"> for a list of animals that Jewish laws have declared impure and ceremonially unclean.</w:t>
+      </w:r>
+      <w:r>
+        <w:rPr>
+          <w:lang w:val="en_US" w:bidi="en_US"/>
+        </w:rPr>
+      </w:r>
+      <w:r>
+        <w:rPr>
+          <w:lang w:val="en_US" w:bidi="en_US"/>
+        </w:rPr>
+      </w:r>
+    </w:p>
+    <w:p>
+      <w:pPr/>
+      <w:r>
+        <w:rPr>
+          <w:lang w:val="en_US" w:bidi="en_US"/>
+        </w:rPr>
+      </w:r>
+    </w:p>
+    <w:p>
+      <w:pPr>
+        <w:pStyle w:val="Heading2"/>
+      </w:pPr>
+      <w:r>
+        <w:rPr>
+          <w:lang w:val="en_US" w:bidi="en_US"/>
+        </w:rPr>
+        <w:t>Acts 10:17</w:t>
+      </w:r>
+      <w:r>
+        <w:rPr>
+          <w:lang w:val="en_US" w:bidi="en_US"/>
+        </w:rPr>
+      </w:r>
+    </w:p>
+    <w:p>
+      <w:pPr/>
+      <w:r>
+        <w:rPr>
+          <w:lang w:val="en_US" w:bidi="en_US"/>
+        </w:rPr>
+      </w:r>
+      <w:r>
+        <w:rPr>
+          <w:i/>
+          <w:lang w:val="en_US" w:bidi="en_US"/>
+        </w:rPr>
+        <w:t>Peter was puzzling over</w:t>
+      </w:r>
+      <w:r>
+        <w:rPr>
+          <w:lang w:val="en_US" w:bidi="en_US"/>
+        </w:rPr>
+        <w:t>:</w:t>
+      </w:r>
+      <w:r>
+        <w:rPr>
+          <w:lang w:val="en_US" w:bidi="en_US"/>
+        </w:rPr>
+        <w:t xml:space="preserve"> The events that followed would clarify the meaning of the vision (</w:t>
+      </w:r>
+      <w:hyperlink r:id="rId486">
+        <w:r>
+          <w:rPr>
+            <w:lang w:val="en_US" w:bidi="en_US"/>
+          </w:rPr>
+          <w:rPr>
+            <w:color w:val="0000EE"/>
+            <w:u w:val="single"/>
+          </w:rPr>
+          <w:t>10:17–48</w:t>
+        </w:r>
+      </w:hyperlink>
+      <w:r>
+        <w:rPr>
+          <w:lang w:val="en_US" w:bidi="en_US"/>
+        </w:rPr>
+        <w:t xml:space="preserve">; see </w:t>
+      </w:r>
+      <w:hyperlink r:id="rId487">
+        <w:r>
+          <w:rPr>
+            <w:lang w:val="en_US" w:bidi="en_US"/>
+          </w:rPr>
+          <w:rPr>
+            <w:color w:val="0000EE"/>
+            <w:u w:val="single"/>
+          </w:rPr>
+          <w:t>11:1–18</w:t>
+        </w:r>
+      </w:hyperlink>
+      <w:r>
+        <w:rPr>
+          <w:lang w:val="en_US" w:bidi="en_US"/>
+        </w:rPr>
+        <w:t>). Peter should not hesitate to enter or eat in a non-Jewish (Gentile) home because God has accepted and cleansed them.</w:t>
+      </w:r>
+      <w:r>
+        <w:rPr>
+          <w:lang w:val="en_US" w:bidi="en_US"/>
+        </w:rPr>
+      </w:r>
+      <w:r>
+        <w:rPr>
+          <w:lang w:val="en_US" w:bidi="en_US"/>
+        </w:rPr>
+      </w:r>
+    </w:p>
+    <w:p>
+      <w:pPr/>
+      <w:r>
+        <w:rPr>
+          <w:lang w:val="en_US" w:bidi="en_US"/>
+        </w:rPr>
+      </w:r>
+    </w:p>
+    <w:p>
+      <w:pPr>
+        <w:pStyle w:val="Heading2"/>
+      </w:pPr>
+      <w:r>
+        <w:rPr>
+          <w:lang w:val="en_US" w:bidi="en_US"/>
+        </w:rPr>
+        <w:t>Acts 10:25–26</w:t>
+      </w:r>
+      <w:r>
+        <w:rPr>
+          <w:lang w:val="en_US" w:bidi="en_US"/>
+        </w:rPr>
+      </w:r>
+    </w:p>
+    <w:p>
+      <w:pPr/>
+      <w:r>
+        <w:rPr>
+          <w:lang w:val="en_US" w:bidi="en_US"/>
+        </w:rPr>
+      </w:r>
+      <w:r>
+        <w:rPr>
+          <w:i/>
+          <w:lang w:val="en_US" w:bidi="en_US"/>
+        </w:rPr>
+        <w:t>Cornelius … fell at his feet to worship him</w:t>
+      </w:r>
+      <w:r>
+        <w:rPr>
+          <w:lang w:val="en_US" w:bidi="en_US"/>
+        </w:rPr>
+        <w:t xml:space="preserve">: This act was probably more than just bowing to an important person of rank. The Bible says worship is for God alone (see </w:t>
+      </w:r>
+      <w:hyperlink r:id="rId488">
+        <w:r>
+          <w:rPr>
+            <w:lang w:val="en_US" w:bidi="en_US"/>
+          </w:rPr>
+          <w:rPr>
+            <w:color w:val="0000EE"/>
+            <w:u w:val="single"/>
+          </w:rPr>
+          <w:t>14:11–17</w:t>
+        </w:r>
+      </w:hyperlink>
+      <w:r>
+        <w:rPr>
+          <w:lang w:val="en_US" w:bidi="en_US"/>
+        </w:rPr>
+        <w:t xml:space="preserve">; </w:t>
+      </w:r>
+      <w:hyperlink r:id="rId489">
+        <w:r>
+          <w:rPr>
+            <w:lang w:val="en_US" w:bidi="en_US"/>
+          </w:rPr>
+          <w:rPr>
+            <w:color w:val="0000EE"/>
+            <w:u w:val="single"/>
+          </w:rPr>
+          <w:t>Exodus 20:3</w:t>
+        </w:r>
+      </w:hyperlink>
+      <w:r>
+        <w:rPr>
+          <w:lang w:val="en_US" w:bidi="en_US"/>
+        </w:rPr>
+        <w:t xml:space="preserve">; </w:t>
+      </w:r>
+      <w:hyperlink r:id="rId490">
+        <w:r>
+          <w:rPr>
+            <w:lang w:val="en_US" w:bidi="en_US"/>
+          </w:rPr>
+          <w:rPr>
+            <w:color w:val="0000EE"/>
+            <w:u w:val="single"/>
+          </w:rPr>
+          <w:t>Deuteronomy 5:7</w:t>
+        </w:r>
+      </w:hyperlink>
+      <w:r>
+        <w:rPr>
+          <w:lang w:val="en_US" w:bidi="en_US"/>
+        </w:rPr>
+        <w:t xml:space="preserve">; </w:t>
+      </w:r>
+      <w:hyperlink r:id="rId491">
+        <w:r>
+          <w:rPr>
+            <w:lang w:val="en_US" w:bidi="en_US"/>
+          </w:rPr>
+          <w:rPr>
+            <w:color w:val="0000EE"/>
+            <w:u w:val="single"/>
+          </w:rPr>
+          <w:t>Matthew 22:37–38</w:t>
+        </w:r>
+      </w:hyperlink>
+      <w:r>
+        <w:rPr>
+          <w:lang w:val="en_US" w:bidi="en_US"/>
+        </w:rPr>
+        <w:t xml:space="preserve">; </w:t>
+      </w:r>
+      <w:hyperlink r:id="rId492">
+        <w:r>
+          <w:rPr>
+            <w:lang w:val="en_US" w:bidi="en_US"/>
+          </w:rPr>
+          <w:rPr>
+            <w:color w:val="0000EE"/>
+            <w:u w:val="single"/>
+          </w:rPr>
+          <w:t>Mark 12:29–30</w:t>
+        </w:r>
+      </w:hyperlink>
+      <w:r>
+        <w:rPr>
+          <w:lang w:val="en_US" w:bidi="en_US"/>
+        </w:rPr>
+        <w:t xml:space="preserve">; </w:t>
+      </w:r>
+      <w:hyperlink r:id="rId493">
+        <w:r>
+          <w:rPr>
+            <w:lang w:val="en_US" w:bidi="en_US"/>
+          </w:rPr>
+          <w:rPr>
+            <w:color w:val="0000EE"/>
+            <w:u w:val="single"/>
+          </w:rPr>
+          <w:t>Luke 10:27</w:t>
+        </w:r>
+      </w:hyperlink>
+      <w:r>
+        <w:rPr>
+          <w:lang w:val="en_US" w:bidi="en_US"/>
+        </w:rPr>
+        <w:t xml:space="preserve">; </w:t>
+      </w:r>
+      <w:hyperlink r:id="rId494">
+        <w:r>
+          <w:rPr>
+            <w:lang w:val="en_US" w:bidi="en_US"/>
+          </w:rPr>
+          <w:rPr>
+            <w:color w:val="0000EE"/>
+            <w:u w:val="single"/>
+          </w:rPr>
+          <w:t>1 Corinthians 10:14</w:t>
+        </w:r>
+      </w:hyperlink>
+      <w:r>
+        <w:rPr>
+          <w:lang w:val="en_US" w:bidi="en_US"/>
+        </w:rPr>
+        <w:t xml:space="preserve">; </w:t>
+      </w:r>
+      <w:hyperlink r:id="rId495">
+        <w:r>
+          <w:rPr>
+            <w:lang w:val="en_US" w:bidi="en_US"/>
+          </w:rPr>
+          <w:rPr>
+            <w:color w:val="0000EE"/>
+            <w:u w:val="single"/>
+          </w:rPr>
+          <w:t>Colossians 3:5</w:t>
+        </w:r>
+      </w:hyperlink>
+      <w:r>
+        <w:rPr>
+          <w:lang w:val="en_US" w:bidi="en_US"/>
+        </w:rPr>
+        <w:t xml:space="preserve">; </w:t>
+      </w:r>
+      <w:hyperlink r:id="rId496">
+        <w:r>
+          <w:rPr>
+            <w:lang w:val="en_US" w:bidi="en_US"/>
+          </w:rPr>
+          <w:rPr>
+            <w:color w:val="0000EE"/>
+            <w:u w:val="single"/>
+          </w:rPr>
+          <w:t>1 Peter 4:3</w:t>
+        </w:r>
+      </w:hyperlink>
+      <w:r>
+        <w:rPr>
+          <w:lang w:val="en_US" w:bidi="en_US"/>
+        </w:rPr>
+        <w:t xml:space="preserve">; </w:t>
+      </w:r>
+      <w:hyperlink r:id="rId497">
+        <w:r>
+          <w:rPr>
+            <w:lang w:val="en_US" w:bidi="en_US"/>
+          </w:rPr>
+          <w:rPr>
+            <w:color w:val="0000EE"/>
+            <w:u w:val="single"/>
+          </w:rPr>
+          <w:t>1 John 5:21</w:t>
+        </w:r>
+      </w:hyperlink>
+      <w:r>
+        <w:rPr>
+          <w:lang w:val="en_US" w:bidi="en_US"/>
+        </w:rPr>
+        <w:t xml:space="preserve">; </w:t>
+      </w:r>
+      <w:hyperlink r:id="rId498">
+        <w:r>
+          <w:rPr>
+            <w:lang w:val="en_US" w:bidi="en_US"/>
+          </w:rPr>
+          <w:rPr>
+            <w:color w:val="0000EE"/>
+            <w:u w:val="single"/>
+          </w:rPr>
+          <w:t>Revelation 4:10</w:t>
+        </w:r>
+      </w:hyperlink>
+      <w:r>
+        <w:rPr>
+          <w:lang w:val="en_US" w:bidi="en_US"/>
+        </w:rPr>
+        <w:t xml:space="preserve">; </w:t>
+      </w:r>
+      <w:hyperlink r:id="rId499">
+        <w:r>
+          <w:rPr>
+            <w:lang w:val="en_US" w:bidi="en_US"/>
+          </w:rPr>
+          <w:rPr>
+            <w:color w:val="0000EE"/>
+            <w:u w:val="single"/>
+          </w:rPr>
+          <w:t>9:20</w:t>
+        </w:r>
+      </w:hyperlink>
+      <w:r>
+        <w:rPr>
+          <w:lang w:val="en_US" w:bidi="en_US"/>
+        </w:rPr>
+        <w:t xml:space="preserve">; </w:t>
+      </w:r>
+      <w:hyperlink r:id="rId500">
+        <w:r>
+          <w:rPr>
+            <w:lang w:val="en_US" w:bidi="en_US"/>
+          </w:rPr>
+          <w:rPr>
+            <w:color w:val="0000EE"/>
+            <w:u w:val="single"/>
+          </w:rPr>
+          <w:t>22:8–9</w:t>
+        </w:r>
+      </w:hyperlink>
+      <w:r>
+        <w:rPr>
+          <w:lang w:val="en_US" w:bidi="en_US"/>
+        </w:rPr>
+        <w:t xml:space="preserve">). </w:t>
+      </w:r>
+    </w:p>
+    <w:p>
+      <w:pPr/>
+      <w:r>
+        <w:rPr>
+          <w:lang w:val="en_US" w:bidi="en_US"/>
+        </w:rPr>
+      </w:r>
+      <w:r>
+        <w:rPr>
+          <w:lang w:val="en_US" w:bidi="en_US"/>
+        </w:rPr>
+        <w:t>Peter was just a fellow human being whom Cornelius should not worship.</w:t>
+      </w:r>
+      <w:r>
+        <w:rPr>
+          <w:lang w:val="en_US" w:bidi="en_US"/>
+        </w:rPr>
+      </w:r>
+      <w:r>
+        <w:rPr>
+          <w:lang w:val="en_US" w:bidi="en_US"/>
+        </w:rPr>
+      </w:r>
+    </w:p>
+    <w:p>
+      <w:pPr/>
+      <w:r>
+        <w:rPr>
+          <w:lang w:val="en_US" w:bidi="en_US"/>
+        </w:rPr>
+      </w:r>
+    </w:p>
+    <w:p>
+      <w:pPr>
+        <w:pStyle w:val="Heading2"/>
+      </w:pPr>
+      <w:r>
+        <w:rPr>
+          <w:lang w:val="en_US" w:bidi="en_US"/>
+        </w:rPr>
+        <w:t>Acts 10:34–35</w:t>
+      </w:r>
+      <w:r>
+        <w:rPr>
+          <w:lang w:val="en_US" w:bidi="en_US"/>
+        </w:rPr>
+      </w:r>
+    </w:p>
+    <w:p>
+      <w:pPr>
+        <w:pStyle w:val="ListBullet"/>
+        <w:spacing w:line="240" w:lineRule="auto"/>
+        <w:ind w:left="720"/>
+      </w:pPr>
+      <w:r>
+        <w:rPr>
+          <w:lang w:val="en_US" w:bidi="en_US"/>
+        </w:rPr>
+      </w:r>
+      <w:r>
+        <w:rPr>
+          <w:i/>
+          <w:lang w:val="en_US" w:bidi="en_US"/>
+        </w:rPr>
+        <w:t>God does not show favoritism</w:t>
+      </w:r>
+      <w:r>
+        <w:rPr>
+          <w:lang w:val="en_US" w:bidi="en_US"/>
+        </w:rPr>
+        <w:t xml:space="preserve">: See </w:t>
+      </w:r>
+      <w:hyperlink r:id="rId501">
+        <w:r>
+          <w:rPr>
+            <w:lang w:val="en_US" w:bidi="en_US"/>
+          </w:rPr>
+          <w:rPr>
+            <w:color w:val="0000EE"/>
+            <w:u w:val="single"/>
+          </w:rPr>
+          <w:t>Deuteronomy 10:17</w:t>
+        </w:r>
+      </w:hyperlink>
+      <w:r>
+        <w:rPr>
+          <w:lang w:val="en_US" w:bidi="en_US"/>
+        </w:rPr>
+        <w:t xml:space="preserve">; </w:t>
+      </w:r>
+      <w:hyperlink r:id="rId502">
+        <w:r>
+          <w:rPr>
+            <w:lang w:val="en_US" w:bidi="en_US"/>
+          </w:rPr>
+          <w:rPr>
+            <w:color w:val="0000EE"/>
+            <w:u w:val="single"/>
+          </w:rPr>
+          <w:t>2 Chronicles 19:7</w:t>
+        </w:r>
+      </w:hyperlink>
+      <w:r>
+        <w:rPr>
+          <w:lang w:val="en_US" w:bidi="en_US"/>
+        </w:rPr>
+        <w:t xml:space="preserve">; </w:t>
+      </w:r>
+      <w:hyperlink r:id="rId503">
+        <w:r>
+          <w:rPr>
+            <w:lang w:val="en_US" w:bidi="en_US"/>
+          </w:rPr>
+          <w:rPr>
+            <w:color w:val="0000EE"/>
+            <w:u w:val="single"/>
+          </w:rPr>
+          <w:t>Job 34:19</w:t>
+        </w:r>
+      </w:hyperlink>
+      <w:r>
+        <w:rPr>
+          <w:lang w:val="en_US" w:bidi="en_US"/>
+        </w:rPr>
+        <w:t xml:space="preserve">; </w:t>
+      </w:r>
+      <w:hyperlink r:id="rId504">
+        <w:r>
+          <w:rPr>
+            <w:lang w:val="en_US" w:bidi="en_US"/>
+          </w:rPr>
+          <w:rPr>
+            <w:color w:val="0000EE"/>
+            <w:u w:val="single"/>
+          </w:rPr>
+          <w:t>Luke 20:21</w:t>
+        </w:r>
+      </w:hyperlink>
+      <w:r>
+        <w:rPr>
+          <w:lang w:val="en_US" w:bidi="en_US"/>
+        </w:rPr>
+        <w:t xml:space="preserve">; </w:t>
+      </w:r>
+      <w:hyperlink r:id="rId505">
+        <w:r>
+          <w:rPr>
+            <w:lang w:val="en_US" w:bidi="en_US"/>
+          </w:rPr>
+          <w:rPr>
+            <w:color w:val="0000EE"/>
+            <w:u w:val="single"/>
+          </w:rPr>
+          <w:t>Romans 2:11</w:t>
+        </w:r>
+      </w:hyperlink>
+      <w:r>
+        <w:rPr>
+          <w:lang w:val="en_US" w:bidi="en_US"/>
+        </w:rPr>
+        <w:t xml:space="preserve">; </w:t>
+      </w:r>
+      <w:hyperlink r:id="rId506">
+        <w:r>
+          <w:rPr>
+            <w:lang w:val="en_US" w:bidi="en_US"/>
+          </w:rPr>
+          <w:rPr>
+            <w:color w:val="0000EE"/>
+            <w:u w:val="single"/>
+          </w:rPr>
+          <w:t>Galatians 2:6</w:t>
+        </w:r>
+      </w:hyperlink>
+      <w:r>
+        <w:rPr>
+          <w:lang w:val="en_US" w:bidi="en_US"/>
+        </w:rPr>
+        <w:t xml:space="preserve">; </w:t>
+      </w:r>
+      <w:hyperlink r:id="rId507">
+        <w:r>
+          <w:rPr>
+            <w:lang w:val="en_US" w:bidi="en_US"/>
+          </w:rPr>
+          <w:rPr>
+            <w:color w:val="0000EE"/>
+            <w:u w:val="single"/>
+          </w:rPr>
+          <w:t>Colossians 3:25</w:t>
+        </w:r>
+      </w:hyperlink>
+      <w:r>
+        <w:rPr>
+          <w:lang w:val="en_US" w:bidi="en_US"/>
+        </w:rPr>
+        <w:t xml:space="preserve">; </w:t>
+      </w:r>
+      <w:hyperlink r:id="rId508">
+        <w:r>
+          <w:rPr>
+            <w:lang w:val="en_US" w:bidi="en_US"/>
+          </w:rPr>
+          <w:rPr>
+            <w:color w:val="0000EE"/>
+            <w:u w:val="single"/>
+          </w:rPr>
+          <w:t>1 Peter 1:17</w:t>
+        </w:r>
+      </w:hyperlink>
+      <w:r>
+        <w:rPr>
+          <w:lang w:val="en_US" w:bidi="en_US"/>
+        </w:rPr>
+        <w:t xml:space="preserve">. </w:t>
+        <w:br/>
+      </w:r>
+      <w:r>
+        <w:rPr>
+          <w:lang w:val="en_US" w:bidi="en_US"/>
+        </w:rPr>
+        <w:t>The application of this principle is the meaning of Peter’s vision (</w:t>
+      </w:r>
+      <w:hyperlink r:id="rId509">
+        <w:r>
+          <w:rPr>
+            <w:lang w:val="en_US" w:bidi="en_US"/>
+          </w:rPr>
+          <w:rPr>
+            <w:color w:val="0000EE"/>
+            <w:u w:val="single"/>
+          </w:rPr>
+          <w:t>10:9–16</w:t>
+        </w:r>
+      </w:hyperlink>
+      <w:r>
+        <w:rPr>
+          <w:lang w:val="en_US" w:bidi="en_US"/>
+        </w:rPr>
+        <w:t>).</w:t>
+      </w:r>
+    </w:p>
+    <w:p>
+      <w:pPr>
+        <w:pStyle w:val="ListBullet"/>
+        <w:spacing w:line="240" w:lineRule="auto"/>
+        <w:ind w:left="720"/>
+      </w:pPr>
+      <w:r>
+        <w:rPr>
+          <w:lang w:val="en_US" w:bidi="en_US"/>
+        </w:rPr>
+      </w:r>
+      <w:r>
+        <w:rPr>
+          <w:i/>
+          <w:lang w:val="en_US" w:bidi="en_US"/>
+        </w:rPr>
+        <w:t>welcomes those from every nation who fear Him and do what is right</w:t>
+      </w:r>
+      <w:r>
+        <w:rPr>
+          <w:lang w:val="en_US" w:bidi="en_US"/>
+        </w:rPr>
+        <w:t xml:space="preserve">: See </w:t>
+      </w:r>
+      <w:hyperlink r:id="rId510">
+        <w:r>
+          <w:rPr>
+            <w:lang w:val="en_US" w:bidi="en_US"/>
+          </w:rPr>
+          <w:rPr>
+            <w:color w:val="0000EE"/>
+            <w:u w:val="single"/>
+          </w:rPr>
+          <w:t>Romans 10:11–13</w:t>
+        </w:r>
+      </w:hyperlink>
+      <w:r>
+        <w:rPr>
+          <w:lang w:val="en_US" w:bidi="en_US"/>
+        </w:rPr>
+        <w:t>.</w:t>
+      </w:r>
+      <w:r>
+        <w:rPr>
+          <w:lang w:val="en_US" w:bidi="en_US"/>
+        </w:rPr>
+      </w:r>
+      <w:r>
+        <w:rPr>
+          <w:lang w:val="en_US" w:bidi="en_US"/>
+        </w:rPr>
+      </w:r>
+    </w:p>
+    <w:p>
+      <w:pPr/>
+      <w:r>
+        <w:rPr>
+          <w:lang w:val="en_US" w:bidi="en_US"/>
+        </w:rPr>
+      </w:r>
+    </w:p>
+    <w:p>
+      <w:pPr>
+        <w:pStyle w:val="Heading2"/>
+      </w:pPr>
+      <w:r>
+        <w:rPr>
+          <w:lang w:val="en_US" w:bidi="en_US"/>
+        </w:rPr>
+        <w:t>Acts 10:36–43</w:t>
+      </w:r>
+      <w:r>
+        <w:rPr>
+          <w:lang w:val="en_US" w:bidi="en_US"/>
+        </w:rPr>
+      </w:r>
+    </w:p>
+    <w:p>
+      <w:pPr/>
+      <w:r>
+        <w:rPr>
+          <w:lang w:val="en_US" w:bidi="en_US"/>
+        </w:rPr>
+      </w:r>
+      <w:r>
+        <w:rPr>
+          <w:lang w:val="en_US" w:bidi="en_US"/>
+        </w:rPr>
+        <w:t>Peter often emphasizes the role of the apostles as witnesses to the good news (the message about Jesus’s life, death, and resurrection). He reminds his listeners that they had direct contact with Jesus.</w:t>
+      </w:r>
+    </w:p>
+    <w:p>
+      <w:pPr/>
+      <w:r>
+        <w:rPr>
+          <w:lang w:val="en_US" w:bidi="en_US"/>
+        </w:rPr>
+      </w:r>
+      <w:r>
+        <w:rPr>
+          <w:lang w:val="en_US" w:bidi="en_US"/>
+        </w:rPr>
+        <w:t xml:space="preserve">The apostles ate and drank with Jesus after he rose from the dead (see </w:t>
+      </w:r>
+      <w:hyperlink r:id="rId511">
+        <w:r>
+          <w:rPr>
+            <w:lang w:val="en_US" w:bidi="en_US"/>
+          </w:rPr>
+          <w:rPr>
+            <w:color w:val="0000EE"/>
+            <w:u w:val="single"/>
+          </w:rPr>
+          <w:t>Luke 24:41–43</w:t>
+        </w:r>
+      </w:hyperlink>
+      <w:r>
+        <w:rPr>
+          <w:lang w:val="en_US" w:bidi="en_US"/>
+        </w:rPr>
+        <w:t xml:space="preserve">). They saw him alive again. Because they were eyewitnesses of his resurrection, they could testify that Jesus had defeated death (see </w:t>
+      </w:r>
+      <w:hyperlink r:id="rId131">
+        <w:r>
+          <w:rPr>
+            <w:lang w:val="en_US" w:bidi="en_US"/>
+          </w:rPr>
+          <w:rPr>
+            <w:color w:val="0000EE"/>
+            <w:u w:val="single"/>
+          </w:rPr>
+          <w:t>Acts 3:15</w:t>
+        </w:r>
+      </w:hyperlink>
+      <w:r>
+        <w:rPr>
+          <w:lang w:val="en_US" w:bidi="en_US"/>
+        </w:rPr>
+        <w:t xml:space="preserve">; </w:t>
+      </w:r>
+      <w:hyperlink r:id="rId132">
+        <w:r>
+          <w:rPr>
+            <w:lang w:val="en_US" w:bidi="en_US"/>
+          </w:rPr>
+          <w:rPr>
+            <w:color w:val="0000EE"/>
+            <w:u w:val="single"/>
+          </w:rPr>
+          <w:t>4:33</w:t>
+        </w:r>
+      </w:hyperlink>
+      <w:r>
+        <w:rPr>
+          <w:lang w:val="en_US" w:bidi="en_US"/>
+        </w:rPr>
+        <w:t xml:space="preserve">; </w:t>
+      </w:r>
+      <w:hyperlink r:id="rId512">
+        <w:r>
+          <w:rPr>
+            <w:lang w:val="en_US" w:bidi="en_US"/>
+          </w:rPr>
+          <w:rPr>
+            <w:color w:val="0000EE"/>
+            <w:u w:val="single"/>
+          </w:rPr>
+          <w:t>13:30–31</w:t>
+        </w:r>
+      </w:hyperlink>
+      <w:r>
+        <w:rPr>
+          <w:lang w:val="en_US" w:bidi="en_US"/>
+        </w:rPr>
+        <w:t xml:space="preserve">). </w:t>
+      </w:r>
+    </w:p>
+    <w:p>
+      <w:pPr/>
+      <w:r>
+        <w:rPr>
+          <w:lang w:val="en_US" w:bidi="en_US"/>
+        </w:rPr>
+      </w:r>
+      <w:r>
+        <w:rPr>
+          <w:lang w:val="en_US" w:bidi="en_US"/>
+        </w:rPr>
+        <w:t xml:space="preserve">Jesus chose the original apostles ahead of time to be his witnesses (see </w:t>
+      </w:r>
+      <w:hyperlink r:id="rId513">
+        <w:r>
+          <w:rPr>
+            <w:lang w:val="en_US" w:bidi="en_US"/>
+          </w:rPr>
+          <w:rPr>
+            <w:color w:val="0000EE"/>
+            <w:u w:val="single"/>
+          </w:rPr>
+          <w:t>1:12–26</w:t>
+        </w:r>
+      </w:hyperlink>
+      <w:r>
+        <w:rPr>
+          <w:lang w:val="en_US" w:bidi="en_US"/>
+        </w:rPr>
+        <w:t xml:space="preserve">). Later, others continued this work. For example, Paul and Barnabas preached and taught in the name of Jesus Christ (see </w:t>
+      </w:r>
+      <w:hyperlink r:id="rId44">
+        <w:r>
+          <w:rPr>
+            <w:lang w:val="en_US" w:bidi="en_US"/>
+          </w:rPr>
+          <w:rPr>
+            <w:color w:val="0000EE"/>
+            <w:u w:val="single"/>
+          </w:rPr>
+          <w:t>9:15</w:t>
+        </w:r>
+      </w:hyperlink>
+      <w:r>
+        <w:rPr>
+          <w:lang w:val="en_US" w:bidi="en_US"/>
+        </w:rPr>
+        <w:t xml:space="preserve">; </w:t>
+      </w:r>
+      <w:hyperlink r:id="rId514">
+        <w:r>
+          <w:rPr>
+            <w:lang w:val="en_US" w:bidi="en_US"/>
+          </w:rPr>
+          <w:rPr>
+            <w:color w:val="0000EE"/>
+            <w:u w:val="single"/>
+          </w:rPr>
+          <w:t>14:1–3</w:t>
+        </w:r>
+      </w:hyperlink>
+      <w:r>
+        <w:rPr>
+          <w:lang w:val="en_US" w:bidi="en_US"/>
+        </w:rPr>
+        <w:t xml:space="preserve">; </w:t>
+      </w:r>
+      <w:hyperlink r:id="rId515">
+        <w:r>
+          <w:rPr>
+            <w:lang w:val="en_US" w:bidi="en_US"/>
+          </w:rPr>
+          <w:rPr>
+            <w:color w:val="0000EE"/>
+            <w:u w:val="single"/>
+          </w:rPr>
+          <w:t>26:16</w:t>
+        </w:r>
+      </w:hyperlink>
+      <w:r>
+        <w:rPr>
+          <w:lang w:val="en_US" w:bidi="en_US"/>
+        </w:rPr>
+        <w:t>).</w:t>
+      </w:r>
+      <w:r>
+        <w:rPr>
+          <w:lang w:val="en_US" w:bidi="en_US"/>
+        </w:rPr>
+      </w:r>
+      <w:r>
+        <w:rPr>
+          <w:lang w:val="en_US" w:bidi="en_US"/>
+        </w:rPr>
+      </w:r>
+    </w:p>
+    <w:p>
+      <w:pPr/>
+      <w:r>
+        <w:rPr>
+          <w:lang w:val="en_US" w:bidi="en_US"/>
+        </w:rPr>
+      </w:r>
+    </w:p>
+    <w:p>
+      <w:pPr>
+        <w:pStyle w:val="Heading2"/>
+      </w:pPr>
+      <w:r>
+        <w:rPr>
+          <w:lang w:val="en_US" w:bidi="en_US"/>
+        </w:rPr>
+        <w:t>Acts 10:43</w:t>
+      </w:r>
+      <w:r>
+        <w:rPr>
+          <w:lang w:val="en_US" w:bidi="en_US"/>
+        </w:rPr>
+      </w:r>
+    </w:p>
+    <w:p>
+      <w:pPr>
+        <w:pStyle w:val="ListBullet"/>
+        <w:spacing w:line="240" w:lineRule="auto"/>
+        <w:ind w:left="720"/>
+      </w:pPr>
+      <w:r>
+        <w:rPr>
+          <w:lang w:val="en_US" w:bidi="en_US"/>
+        </w:rPr>
+      </w:r>
+      <w:r>
+        <w:rPr>
+          <w:lang w:val="en_US" w:bidi="en_US"/>
+        </w:rPr>
+        <w:t>Based on what they saw and heard, the apostles could declare that Jesus of Nazareth was the one about whom all the prophets spoke (</w:t>
+      </w:r>
+      <w:hyperlink r:id="rId516">
+        <w:r>
+          <w:rPr>
+            <w:lang w:val="en_US" w:bidi="en_US"/>
+          </w:rPr>
+          <w:rPr>
+            <w:color w:val="0000EE"/>
+            <w:u w:val="single"/>
+          </w:rPr>
+          <w:t>10:39–42</w:t>
+        </w:r>
+      </w:hyperlink>
+      <w:r>
+        <w:rPr>
+          <w:lang w:val="en_US" w:bidi="en_US"/>
+        </w:rPr>
+        <w:t xml:space="preserve">). The whole message and purpose of Scripture center on Christ (see </w:t>
+      </w:r>
+      <w:hyperlink r:id="rId183">
+        <w:r>
+          <w:rPr>
+            <w:lang w:val="en_US" w:bidi="en_US"/>
+          </w:rPr>
+          <w:rPr>
+            <w:color w:val="0000EE"/>
+            <w:u w:val="single"/>
+          </w:rPr>
+          <w:t>Luke 24:25–27</w:t>
+        </w:r>
+      </w:hyperlink>
+      <w:r>
+        <w:rPr>
+          <w:lang w:val="en_US" w:bidi="en_US"/>
+        </w:rPr>
+        <w:t xml:space="preserve">, </w:t>
+      </w:r>
+      <w:hyperlink r:id="rId517">
+        <w:r>
+          <w:rPr>
+            <w:lang w:val="en_US" w:bidi="en_US"/>
+          </w:rPr>
+          <w:rPr>
+            <w:color w:val="0000EE"/>
+            <w:u w:val="single"/>
+          </w:rPr>
+          <w:t>44–47</w:t>
+        </w:r>
+      </w:hyperlink>
+      <w:r>
+        <w:rPr>
+          <w:lang w:val="en_US" w:bidi="en_US"/>
+        </w:rPr>
+        <w:t xml:space="preserve">; </w:t>
+      </w:r>
+      <w:hyperlink r:id="rId518">
+        <w:r>
+          <w:rPr>
+            <w:lang w:val="en_US" w:bidi="en_US"/>
+          </w:rPr>
+          <w:rPr>
+            <w:color w:val="0000EE"/>
+            <w:u w:val="single"/>
+          </w:rPr>
+          <w:t>John 5:39</w:t>
+        </w:r>
+      </w:hyperlink>
+      <w:r>
+        <w:rPr>
+          <w:lang w:val="en_US" w:bidi="en_US"/>
+        </w:rPr>
+        <w:t>).</w:t>
+      </w:r>
+    </w:p>
+    <w:p>
+      <w:pPr>
+        <w:pStyle w:val="ListBullet"/>
+        <w:spacing w:line="240" w:lineRule="auto"/>
+        <w:ind w:left="720"/>
+      </w:pPr>
+      <w:r>
+        <w:rPr>
+          <w:lang w:val="en_US" w:bidi="en_US"/>
+        </w:rPr>
+      </w:r>
+      <w:r>
+        <w:rPr>
+          <w:lang w:val="en_US" w:bidi="en_US"/>
+        </w:rPr>
+        <w:t xml:space="preserve">The main point of their message was that everyone who believes in Jesus will have </w:t>
+      </w:r>
+      <w:r>
+        <w:rPr>
+          <w:lang w:val="en_US" w:bidi="en_US"/>
+        </w:rPr>
+        <w:t>sins forgiven through his name</w:t>
+      </w:r>
+      <w:r>
+        <w:rPr>
+          <w:lang w:val="en_US" w:bidi="en_US"/>
+        </w:rPr>
+        <w:t xml:space="preserve"> (see </w:t>
+      </w:r>
+      <w:hyperlink r:id="rId519">
+        <w:r>
+          <w:rPr>
+            <w:lang w:val="en_US" w:bidi="en_US"/>
+          </w:rPr>
+          <w:rPr>
+            <w:color w:val="0000EE"/>
+            <w:u w:val="single"/>
+          </w:rPr>
+          <w:t>Luke 24:47</w:t>
+        </w:r>
+      </w:hyperlink>
+      <w:r>
+        <w:rPr>
+          <w:lang w:val="en_US" w:bidi="en_US"/>
+        </w:rPr>
+        <w:t>).</w:t>
+      </w:r>
+      <w:r>
+        <w:rPr>
+          <w:lang w:val="en_US" w:bidi="en_US"/>
+        </w:rPr>
+      </w:r>
+      <w:r>
+        <w:rPr>
+          <w:lang w:val="en_US" w:bidi="en_US"/>
+        </w:rPr>
+      </w:r>
+    </w:p>
+    <w:p>
+      <w:pPr/>
+      <w:r>
+        <w:rPr>
+          <w:lang w:val="en_US" w:bidi="en_US"/>
+        </w:rPr>
+      </w:r>
+    </w:p>
+    <w:p>
+      <w:pPr>
+        <w:pStyle w:val="Heading2"/>
+      </w:pPr>
+      <w:r>
+        <w:rPr>
+          <w:lang w:val="en_US" w:bidi="en_US"/>
+        </w:rPr>
+        <w:t>Acts 10:44–48</w:t>
+      </w:r>
+      <w:r>
+        <w:rPr>
+          <w:lang w:val="en_US" w:bidi="en_US"/>
+        </w:rPr>
+      </w:r>
+    </w:p>
+    <w:p>
+      <w:pPr/>
+      <w:r>
+        <w:rPr>
+          <w:lang w:val="en_US" w:bidi="en_US"/>
+        </w:rPr>
+      </w:r>
+      <w:r>
+        <w:rPr>
+          <w:lang w:val="en_US" w:bidi="en_US"/>
+        </w:rPr>
+        <w:t>On the day of Pentecost, Peter told the people that if they stopped sinning, repented, asked forgiveness from God, and received baptism i</w:t>
+      </w:r>
+      <w:r>
+        <w:rPr>
+          <w:lang w:val="en_US" w:bidi="en_US"/>
+        </w:rPr>
+        <w:t>n the name of Jesus Christ, they would "receive the gift of the Holy Spirit</w:t>
+      </w:r>
+      <w:r>
+        <w:rPr>
+          <w:lang w:val="en_US" w:bidi="en_US"/>
+        </w:rPr>
+        <w:t>" (</w:t>
+      </w:r>
+      <w:hyperlink r:id="rId157">
+        <w:r>
+          <w:rPr>
+            <w:lang w:val="en_US" w:bidi="en_US"/>
+          </w:rPr>
+          <w:rPr>
+            <w:color w:val="0000EE"/>
+            <w:u w:val="single"/>
+          </w:rPr>
+          <w:t>2:38</w:t>
+        </w:r>
+      </w:hyperlink>
+      <w:r>
+        <w:rPr>
+          <w:lang w:val="en_US" w:bidi="en_US"/>
+        </w:rPr>
+        <w:t xml:space="preserve">; see also </w:t>
+      </w:r>
+      <w:hyperlink r:id="rId520">
+        <w:r>
+          <w:rPr>
+            <w:lang w:val="en_US" w:bidi="en_US"/>
+          </w:rPr>
+          <w:rPr>
+            <w:color w:val="0000EE"/>
+            <w:u w:val="single"/>
+          </w:rPr>
+          <w:t>19:1–7</w:t>
+        </w:r>
+      </w:hyperlink>
+      <w:r>
+        <w:rPr>
+          <w:lang w:val="en_US" w:bidi="en_US"/>
+        </w:rPr>
+        <w:t xml:space="preserve">). </w:t>
+      </w:r>
+    </w:p>
+    <w:p>
+      <w:pPr/>
+      <w:r>
+        <w:rPr>
+          <w:lang w:val="en_US" w:bidi="en_US"/>
+        </w:rPr>
+      </w:r>
+      <w:r>
+        <w:rPr>
+          <w:lang w:val="en_US" w:bidi="en_US"/>
+        </w:rPr>
+        <w:t>As Cornelius and his household listened to Peter's message, they received the Holy Spirit just like the Jews had earlier. This event confirmed again that God did not favor one group over another (</w:t>
+      </w:r>
+      <w:hyperlink r:id="rId521">
+        <w:r>
+          <w:rPr>
+            <w:lang w:val="en_US" w:bidi="en_US"/>
+          </w:rPr>
+          <w:rPr>
+            <w:color w:val="0000EE"/>
+            <w:u w:val="single"/>
+          </w:rPr>
+          <w:t>10:34–35</w:t>
+        </w:r>
+      </w:hyperlink>
+      <w:r>
+        <w:rPr>
+          <w:lang w:val="en_US" w:bidi="en_US"/>
+        </w:rPr>
+        <w:t>). This event is similar to the day of Pentecost in Jerusalem (</w:t>
+      </w:r>
+      <w:hyperlink r:id="rId354">
+        <w:r>
+          <w:rPr>
+            <w:lang w:val="en_US" w:bidi="en_US"/>
+          </w:rPr>
+          <w:rPr>
+            <w:color w:val="0000EE"/>
+            <w:u w:val="single"/>
+          </w:rPr>
+          <w:t>2:1–47</w:t>
+        </w:r>
+      </w:hyperlink>
+      <w:r>
+        <w:rPr>
+          <w:lang w:val="en_US" w:bidi="en_US"/>
+        </w:rPr>
+        <w:t>). It shows that the power of the Holy Spirit now came to the Gentiles as well (</w:t>
+      </w:r>
+      <w:hyperlink r:id="rId100">
+        <w:r>
+          <w:rPr>
+            <w:lang w:val="en_US" w:bidi="en_US"/>
+          </w:rPr>
+          <w:rPr>
+            <w:color w:val="0000EE"/>
+            <w:u w:val="single"/>
+          </w:rPr>
+          <w:t>1:8</w:t>
+        </w:r>
+      </w:hyperlink>
+      <w:r>
+        <w:rPr>
+          <w:lang w:val="en_US" w:bidi="en_US"/>
+        </w:rPr>
+        <w:t xml:space="preserve">; </w:t>
+      </w:r>
+      <w:hyperlink r:id="rId522">
+        <w:r>
+          <w:rPr>
+            <w:lang w:val="en_US" w:bidi="en_US"/>
+          </w:rPr>
+          <w:rPr>
+            <w:color w:val="0000EE"/>
+            <w:u w:val="single"/>
+          </w:rPr>
+          <w:t>2:39</w:t>
+        </w:r>
+      </w:hyperlink>
+      <w:r>
+        <w:rPr>
+          <w:lang w:val="en_US" w:bidi="en_US"/>
+        </w:rPr>
+        <w:t>).</w:t>
+      </w:r>
+      <w:r>
+        <w:rPr>
+          <w:lang w:val="en_US" w:bidi="en_US"/>
+        </w:rPr>
+      </w:r>
+      <w:r>
+        <w:rPr>
+          <w:lang w:val="en_US" w:bidi="en_US"/>
+        </w:rPr>
+      </w:r>
+    </w:p>
+    <w:p>
+      <w:pPr/>
+      <w:r>
+        <w:rPr>
+          <w:lang w:val="en_US" w:bidi="en_US"/>
+        </w:rPr>
+      </w:r>
+    </w:p>
+    <w:p>
+      <w:pPr>
+        <w:pStyle w:val="Heading2"/>
+      </w:pPr>
+      <w:r>
+        <w:rPr>
+          <w:lang w:val="en_US" w:bidi="en_US"/>
+        </w:rPr>
+        <w:t>Acts 10:48</w:t>
+      </w:r>
+      <w:r>
+        <w:rPr>
+          <w:lang w:val="en_US" w:bidi="en_US"/>
+        </w:rPr>
+      </w:r>
+    </w:p>
+    <w:p>
+      <w:pPr/>
+      <w:r>
+        <w:rPr>
+          <w:lang w:val="en_US" w:bidi="en_US"/>
+        </w:rPr>
+      </w:r>
+      <w:r>
+        <w:rPr>
+          <w:lang w:val="en_US" w:bidi="en_US"/>
+        </w:rPr>
+        <w:t>Cornelius asked Peter to stay for a few days with them, possibly because he needed more instruction in the Christian faith.</w:t>
+      </w:r>
+      <w:r>
+        <w:rPr>
+          <w:lang w:val="en_US" w:bidi="en_US"/>
+        </w:rPr>
+      </w:r>
+      <w:r>
+        <w:rPr>
+          <w:lang w:val="en_US" w:bidi="en_US"/>
+        </w:rPr>
+      </w:r>
+    </w:p>
+    <w:p>
+      <w:pPr/>
+      <w:r>
+        <w:rPr>
+          <w:lang w:val="en_US" w:bidi="en_US"/>
+        </w:rPr>
+      </w:r>
+    </w:p>
+    <w:p>
+      <w:pPr>
+        <w:pStyle w:val="Heading2"/>
+      </w:pPr>
+      <w:r>
+        <w:rPr>
+          <w:lang w:val="en_US" w:bidi="en_US"/>
+        </w:rPr>
+        <w:t>Acts 11:1–18</w:t>
+      </w:r>
+      <w:r>
+        <w:rPr>
+          <w:lang w:val="en_US" w:bidi="en_US"/>
+        </w:rPr>
+      </w:r>
+    </w:p>
+    <w:p>
+      <w:pPr/>
+      <w:r>
+        <w:rPr>
+          <w:lang w:val="en_US" w:bidi="en_US"/>
+        </w:rPr>
+      </w:r>
+      <w:r>
+        <w:rPr>
+          <w:lang w:val="en_US" w:bidi="en_US"/>
+        </w:rPr>
+        <w:t>Jews traditionally kept themselves separate and did not eat or interact in a social setting with Gentiles (</w:t>
+      </w:r>
+      <w:hyperlink r:id="rId523">
+        <w:r>
+          <w:rPr>
+            <w:lang w:val="en_US" w:bidi="en_US"/>
+          </w:rPr>
+          <w:rPr>
+            <w:color w:val="0000EE"/>
+            <w:u w:val="single"/>
+          </w:rPr>
+          <w:t>10:28</w:t>
+        </w:r>
+      </w:hyperlink>
+      <w:r>
+        <w:rPr>
+          <w:lang w:val="en_US" w:bidi="en_US"/>
+        </w:rPr>
+        <w:t xml:space="preserve">; </w:t>
+      </w:r>
+      <w:hyperlink r:id="rId524">
+        <w:r>
+          <w:rPr>
+            <w:lang w:val="en_US" w:bidi="en_US"/>
+          </w:rPr>
+          <w:rPr>
+            <w:color w:val="0000EE"/>
+            <w:u w:val="single"/>
+          </w:rPr>
+          <w:t>22:21–22</w:t>
+        </w:r>
+      </w:hyperlink>
+      <w:r>
+        <w:rPr>
+          <w:lang w:val="en_US" w:bidi="en_US"/>
+        </w:rPr>
+        <w:t xml:space="preserve">; see </w:t>
+      </w:r>
+      <w:hyperlink r:id="rId352">
+        <w:r>
+          <w:rPr>
+            <w:lang w:val="en_US" w:bidi="en_US"/>
+          </w:rPr>
+          <w:rPr>
+            <w:color w:val="0000EE"/>
+            <w:u w:val="single"/>
+          </w:rPr>
+          <w:t>John 4:9</w:t>
+        </w:r>
+      </w:hyperlink>
+      <w:r>
+        <w:rPr>
+          <w:lang w:val="en_US" w:bidi="en_US"/>
+        </w:rPr>
+        <w:t xml:space="preserve">, </w:t>
+      </w:r>
+      <w:hyperlink r:id="rId525">
+        <w:r>
+          <w:rPr>
+            <w:lang w:val="en_US" w:bidi="en_US"/>
+          </w:rPr>
+          <w:rPr>
+            <w:color w:val="0000EE"/>
+            <w:u w:val="single"/>
+          </w:rPr>
+          <w:t>27</w:t>
+        </w:r>
+      </w:hyperlink>
+      <w:r>
+        <w:rPr>
+          <w:lang w:val="en_US" w:bidi="en_US"/>
+        </w:rPr>
+        <w:t xml:space="preserve">; </w:t>
+      </w:r>
+      <w:hyperlink r:id="rId526">
+        <w:r>
+          <w:rPr>
+            <w:lang w:val="en_US" w:bidi="en_US"/>
+          </w:rPr>
+          <w:rPr>
+            <w:color w:val="0000EE"/>
+            <w:u w:val="single"/>
+          </w:rPr>
+          <w:t>18:28</w:t>
+        </w:r>
+      </w:hyperlink>
+      <w:r>
+        <w:rPr>
+          <w:lang w:val="en_US" w:bidi="en_US"/>
+        </w:rPr>
+        <w:t xml:space="preserve">; </w:t>
+      </w:r>
+      <w:hyperlink r:id="rId527">
+        <w:r>
+          <w:rPr>
+            <w:lang w:val="en_US" w:bidi="en_US"/>
+          </w:rPr>
+          <w:rPr>
+            <w:color w:val="0000EE"/>
+            <w:u w:val="single"/>
+          </w:rPr>
+          <w:t>Galatians 2:12–14</w:t>
+        </w:r>
+      </w:hyperlink>
+      <w:r>
+        <w:rPr>
+          <w:lang w:val="en_US" w:bidi="en_US"/>
+        </w:rPr>
+        <w:t>). The Jewish Christians in Jerusalem learned that Gentiles had received the word of God. Then they criticized Peter's unusual actions and asked for an explanation, which Peter provided.</w:t>
+      </w:r>
+      <w:r>
+        <w:rPr>
+          <w:lang w:val="en_US" w:bidi="en_US"/>
+        </w:rPr>
+      </w:r>
+      <w:r>
+        <w:rPr>
+          <w:lang w:val="en_US" w:bidi="en_US"/>
+        </w:rPr>
+      </w:r>
+    </w:p>
+    <w:p>
+      <w:pPr/>
+      <w:r>
+        <w:rPr>
+          <w:lang w:val="en_US" w:bidi="en_US"/>
+        </w:rPr>
+      </w:r>
+    </w:p>
+    <w:p>
+      <w:pPr>
+        <w:pStyle w:val="Heading2"/>
+      </w:pPr>
+      <w:r>
+        <w:rPr>
+          <w:lang w:val="en_US" w:bidi="en_US"/>
+        </w:rPr>
+        <w:t>Acts 11:4–17</w:t>
+      </w:r>
+      <w:r>
+        <w:rPr>
+          <w:lang w:val="en_US" w:bidi="en_US"/>
+        </w:rPr>
+      </w:r>
+    </w:p>
+    <w:p>
+      <w:pPr/>
+      <w:r>
+        <w:rPr>
+          <w:lang w:val="en_US" w:bidi="en_US"/>
+        </w:rPr>
+      </w:r>
+      <w:r>
+        <w:rPr>
+          <w:lang w:val="en_US" w:bidi="en_US"/>
+        </w:rPr>
+        <w:t>Peter reviewed what had happened. He explained that God had directed the whole series of events (</w:t>
+      </w:r>
+      <w:hyperlink r:id="rId366">
+        <w:r>
+          <w:rPr>
+            <w:lang w:val="en_US" w:bidi="en_US"/>
+          </w:rPr>
+          <w:rPr>
+            <w:color w:val="0000EE"/>
+            <w:u w:val="single"/>
+          </w:rPr>
+          <w:t>11:12</w:t>
+        </w:r>
+      </w:hyperlink>
+      <w:r>
+        <w:rPr>
+          <w:lang w:val="en_US" w:bidi="en_US"/>
+        </w:rPr>
+        <w:t>). Peter ate with Gentiles (non-Jews) because God made it evident that he should (</w:t>
+      </w:r>
+      <w:hyperlink r:id="rId528">
+        <w:r>
+          <w:rPr>
+            <w:lang w:val="en_US" w:bidi="en_US"/>
+          </w:rPr>
+          <w:rPr>
+            <w:color w:val="0000EE"/>
+            <w:u w:val="single"/>
+          </w:rPr>
+          <w:t>11:4–12</w:t>
+        </w:r>
+      </w:hyperlink>
+      <w:r>
+        <w:rPr>
+          <w:lang w:val="en_US" w:bidi="en_US"/>
+        </w:rPr>
+        <w:t>). Peter then saw the Holy Spirit come upon the Gentiles, realizing God accepted and blessed them like Jews who trusted in Jesus (</w:t>
+      </w:r>
+      <w:hyperlink r:id="rId529">
+        <w:r>
+          <w:rPr>
+            <w:lang w:val="en_US" w:bidi="en_US"/>
+          </w:rPr>
+          <w:rPr>
+            <w:color w:val="0000EE"/>
+            <w:u w:val="single"/>
+          </w:rPr>
+          <w:t>11:15–17</w:t>
+        </w:r>
+      </w:hyperlink>
+      <w:r>
+        <w:rPr>
+          <w:lang w:val="en_US" w:bidi="en_US"/>
+        </w:rPr>
+        <w:t xml:space="preserve">; see </w:t>
+      </w:r>
+      <w:hyperlink r:id="rId530">
+        <w:r>
+          <w:rPr>
+            <w:lang w:val="en_US" w:bidi="en_US"/>
+          </w:rPr>
+          <w:rPr>
+            <w:color w:val="0000EE"/>
+            <w:u w:val="single"/>
+          </w:rPr>
+          <w:t>1:5</w:t>
+        </w:r>
+      </w:hyperlink>
+      <w:r>
+        <w:rPr>
+          <w:lang w:val="en_US" w:bidi="en_US"/>
+        </w:rPr>
+        <w:t>). Peter followed God's will by admitting Gentiles to the church.</w:t>
+      </w:r>
+      <w:r>
+        <w:rPr>
+          <w:lang w:val="en_US" w:bidi="en_US"/>
+        </w:rPr>
+      </w:r>
+      <w:r>
+        <w:rPr>
+          <w:lang w:val="en_US" w:bidi="en_US"/>
+        </w:rPr>
+      </w:r>
+    </w:p>
+    <w:p>
+      <w:pPr/>
+      <w:r>
+        <w:rPr>
+          <w:lang w:val="en_US" w:bidi="en_US"/>
+        </w:rPr>
+      </w:r>
+    </w:p>
+    <w:p>
+      <w:pPr>
+        <w:pStyle w:val="Heading2"/>
+      </w:pPr>
+      <w:r>
+        <w:rPr>
+          <w:lang w:val="en_US" w:bidi="en_US"/>
+        </w:rPr>
+        <w:t>Acts 11:18</w:t>
+      </w:r>
+      <w:r>
+        <w:rPr>
+          <w:lang w:val="en_US" w:bidi="en_US"/>
+        </w:rPr>
+      </w:r>
+    </w:p>
+    <w:p>
+      <w:pPr/>
+      <w:r>
+        <w:rPr>
+          <w:lang w:val="en_US" w:bidi="en_US"/>
+        </w:rPr>
+      </w:r>
+      <w:r>
+        <w:rPr>
+          <w:lang w:val="en_US" w:bidi="en_US"/>
+        </w:rPr>
+        <w:t>Peter gave a clear and careful explanation. Those who had objected were convinced. They saw that God was at work in the Gentiles' believing in Jesus and in their receiving eternal life.</w:t>
+      </w:r>
+    </w:p>
+    <w:p>
+      <w:pPr/>
+      <w:r>
+        <w:rPr>
+          <w:lang w:val="en_US" w:bidi="en_US"/>
+        </w:rPr>
+      </w:r>
+      <w:r>
+        <w:rPr>
+          <w:lang w:val="en_US" w:bidi="en_US"/>
+        </w:rPr>
+        <w:t>However, the question of including Gentiles was not finished. Soon it would lead to a serious crisis in the church (</w:t>
+      </w:r>
+      <w:hyperlink r:id="rId531">
+        <w:r>
+          <w:rPr>
+            <w:lang w:val="en_US" w:bidi="en_US"/>
+          </w:rPr>
+          <w:rPr>
+            <w:color w:val="0000EE"/>
+            <w:u w:val="single"/>
+          </w:rPr>
+          <w:t>15:1–35</w:t>
+        </w:r>
+      </w:hyperlink>
+      <w:r>
+        <w:rPr>
+          <w:lang w:val="en_US" w:bidi="en_US"/>
+        </w:rPr>
+        <w:t>; see also Paul's letter to the Galatians).</w:t>
+      </w:r>
+      <w:r>
+        <w:rPr>
+          <w:lang w:val="en_US" w:bidi="en_US"/>
+        </w:rPr>
+      </w:r>
+      <w:r>
+        <w:rPr>
+          <w:lang w:val="en_US" w:bidi="en_US"/>
+        </w:rPr>
+      </w:r>
+    </w:p>
+    <w:p>
+      <w:pPr/>
+      <w:r>
+        <w:rPr>
+          <w:lang w:val="en_US" w:bidi="en_US"/>
+        </w:rPr>
+      </w:r>
+    </w:p>
+    <w:p>
+      <w:pPr>
+        <w:pStyle w:val="Heading2"/>
+      </w:pPr>
+      <w:r>
+        <w:rPr>
+          <w:lang w:val="en_US" w:bidi="en_US"/>
+        </w:rPr>
+        <w:t>Acts 11:19–26</w:t>
+      </w:r>
+      <w:r>
+        <w:rPr>
+          <w:lang w:val="en_US" w:bidi="en_US"/>
+        </w:rPr>
+      </w:r>
+    </w:p>
+    <w:p>
+      <w:pPr>
+        <w:pStyle w:val="ListBullet"/>
+        <w:spacing w:line="240" w:lineRule="auto"/>
+        <w:ind w:left="720"/>
+      </w:pPr>
+      <w:r>
+        <w:rPr>
+          <w:lang w:val="en_US" w:bidi="en_US"/>
+        </w:rPr>
+      </w:r>
+      <w:r>
+        <w:rPr>
+          <w:lang w:val="en_US" w:bidi="en_US"/>
+        </w:rPr>
+        <w:t>After Stephen's death, persecution forced Christians to move to other areas (</w:t>
+      </w:r>
+      <w:hyperlink r:id="rId532">
+        <w:r>
+          <w:rPr>
+            <w:lang w:val="en_US" w:bidi="en_US"/>
+          </w:rPr>
+          <w:rPr>
+            <w:color w:val="0000EE"/>
+            <w:u w:val="single"/>
+          </w:rPr>
+          <w:t>8:1–3</w:t>
+        </w:r>
+      </w:hyperlink>
+      <w:r>
+        <w:rPr>
+          <w:lang w:val="en_US" w:bidi="en_US"/>
+        </w:rPr>
+        <w:t xml:space="preserve">). They traveled as far as Phoenicia, Cyprus, and Antioch. </w:t>
+      </w:r>
+    </w:p>
+    <w:p>
+      <w:pPr>
+        <w:pStyle w:val="ListBullet"/>
+        <w:spacing w:line="240" w:lineRule="auto"/>
+        <w:ind w:left="720"/>
+      </w:pPr>
+      <w:r>
+        <w:rPr>
+          <w:lang w:val="en_US" w:bidi="en_US"/>
+        </w:rPr>
+      </w:r>
+      <w:r>
+        <w:rPr>
+          <w:lang w:val="en_US" w:bidi="en_US"/>
+        </w:rPr>
+        <w:t>Antioch in Syria was a busy, diverse city. It was the third-largest city in the Roman Empire, after Rome and Alexandria. Antioch played a key role in spreading the Christian message to non-Jewish people.</w:t>
+      </w:r>
+      <w:r>
+        <w:rPr>
+          <w:lang w:val="en_US" w:bidi="en_US"/>
+        </w:rPr>
+      </w:r>
+      <w:r>
+        <w:rPr>
+          <w:lang w:val="en_US" w:bidi="en_US"/>
+        </w:rPr>
+      </w:r>
+    </w:p>
+    <w:p>
+      <w:pPr/>
+      <w:r>
+        <w:rPr>
+          <w:lang w:val="en_US" w:bidi="en_US"/>
+        </w:rPr>
+      </w:r>
+    </w:p>
+    <w:p>
+      <w:pPr>
+        <w:pStyle w:val="Heading2"/>
+      </w:pPr>
+      <w:r>
+        <w:rPr>
+          <w:lang w:val="en_US" w:bidi="en_US"/>
+        </w:rPr>
+        <w:t>Acts 11:20</w:t>
+      </w:r>
+      <w:r>
+        <w:rPr>
+          <w:lang w:val="en_US" w:bidi="en_US"/>
+        </w:rPr>
+      </w:r>
+    </w:p>
+    <w:p>
+      <w:pPr/>
+      <w:r>
+        <w:rPr>
+          <w:lang w:val="en_US" w:bidi="en_US"/>
+        </w:rPr>
+      </w:r>
+      <w:r>
+        <w:rPr>
+          <w:lang w:val="en_US" w:bidi="en_US"/>
+        </w:rPr>
+        <w:t>Jewish Christians from Cyprus and Cyrene made the first organized effort to teach Gentiles about Jesus.</w:t>
+      </w:r>
+      <w:r>
+        <w:rPr>
+          <w:lang w:val="en_US" w:bidi="en_US"/>
+        </w:rPr>
+      </w:r>
+      <w:r>
+        <w:rPr>
+          <w:lang w:val="en_US" w:bidi="en_US"/>
+        </w:rPr>
+      </w:r>
+    </w:p>
+    <w:p>
+      <w:pPr/>
+      <w:r>
+        <w:rPr>
+          <w:lang w:val="en_US" w:bidi="en_US"/>
+        </w:rPr>
+      </w:r>
+    </w:p>
+    <w:p>
+      <w:pPr>
+        <w:pStyle w:val="Heading2"/>
+      </w:pPr>
+      <w:r>
+        <w:rPr>
+          <w:lang w:val="en_US" w:bidi="en_US"/>
+        </w:rPr>
+        <w:t>Acts 11:21–24</w:t>
+      </w:r>
+      <w:r>
+        <w:rPr>
+          <w:lang w:val="en_US" w:bidi="en_US"/>
+        </w:rPr>
+      </w:r>
+    </w:p>
+    <w:p>
+      <w:pPr/>
+      <w:r>
+        <w:rPr>
+          <w:lang w:val="en_US" w:bidi="en_US"/>
+        </w:rPr>
+      </w:r>
+      <w:r>
+        <w:rPr>
+          <w:lang w:val="en_US" w:bidi="en_US"/>
+        </w:rPr>
+        <w:t>As with the household of Cornelius, many Gentiles believed in Jesus. The growth of Christian faith among Gentiles had to remain in harmony with the church at Jerusalem. So, the Jerusalem Christians sent Barnabas to Antioch to oversee the developments there. Barnabas could see that God’s blessing was on what was happening, so he supported it with joy.</w:t>
+      </w:r>
+      <w:r>
+        <w:rPr>
+          <w:lang w:val="en_US" w:bidi="en_US"/>
+        </w:rPr>
+      </w:r>
+      <w:r>
+        <w:rPr>
+          <w:lang w:val="en_US" w:bidi="en_US"/>
+        </w:rPr>
+      </w:r>
+    </w:p>
+    <w:p>
+      <w:pPr/>
+      <w:r>
+        <w:rPr>
+          <w:lang w:val="en_US" w:bidi="en_US"/>
+        </w:rPr>
+      </w:r>
+    </w:p>
+    <w:p>
+      <w:pPr>
+        <w:pStyle w:val="Heading2"/>
+      </w:pPr>
+      <w:r>
+        <w:rPr>
+          <w:lang w:val="en_US" w:bidi="en_US"/>
+        </w:rPr>
+        <w:t>Acts 11:25–26</w:t>
+      </w:r>
+      <w:r>
+        <w:rPr>
+          <w:lang w:val="en_US" w:bidi="en_US"/>
+        </w:rPr>
+      </w:r>
+    </w:p>
+    <w:p>
+      <w:pPr/>
+      <w:r>
+        <w:rPr>
+          <w:lang w:val="en_US" w:bidi="en_US"/>
+        </w:rPr>
+      </w:r>
+      <w:r>
+        <w:rPr>
+          <w:lang w:val="en_US" w:bidi="en_US"/>
+        </w:rPr>
+        <w:t>Barnabas saw that Saul had a special gift for preaching and teaching. The wise judgment of Barnabus led to a successful ministry in Antioch.</w:t>
+      </w:r>
+      <w:r>
+        <w:rPr>
+          <w:lang w:val="en_US" w:bidi="en_US"/>
+        </w:rPr>
+      </w:r>
+      <w:r>
+        <w:rPr>
+          <w:lang w:val="en_US" w:bidi="en_US"/>
+        </w:rPr>
+      </w:r>
+    </w:p>
+    <w:p>
+      <w:pPr/>
+      <w:r>
+        <w:rPr>
+          <w:lang w:val="en_US" w:bidi="en_US"/>
+        </w:rPr>
+      </w:r>
+    </w:p>
+    <w:p>
+      <w:pPr>
+        <w:pStyle w:val="Heading2"/>
+      </w:pPr>
+      <w:r>
+        <w:rPr>
+          <w:lang w:val="en_US" w:bidi="en_US"/>
+        </w:rPr>
+        <w:t>Acts 11:26</w:t>
+      </w:r>
+      <w:r>
+        <w:rPr>
+          <w:lang w:val="en_US" w:bidi="en_US"/>
+        </w:rPr>
+      </w:r>
+    </w:p>
+    <w:p>
+      <w:pPr/>
+      <w:r>
+        <w:rPr>
+          <w:lang w:val="en_US" w:bidi="en_US"/>
+        </w:rPr>
+      </w:r>
+      <w:r>
+        <w:rPr>
+          <w:lang w:val="en_US" w:bidi="en_US"/>
+        </w:rPr>
+        <w:t xml:space="preserve">The term </w:t>
+      </w:r>
+      <w:r>
+        <w:rPr>
+          <w:i/>
+          <w:lang w:val="en_US" w:bidi="en_US"/>
+        </w:rPr>
+        <w:t>Christians</w:t>
+      </w:r>
+      <w:r>
+        <w:rPr>
+          <w:lang w:val="en_US" w:bidi="en_US"/>
+        </w:rPr>
+        <w:t xml:space="preserve"> might have first been an insult. The Greek text uses this term in only two other New Testament passages (</w:t>
+      </w:r>
+      <w:hyperlink r:id="rId533">
+        <w:r>
+          <w:rPr>
+            <w:lang w:val="en_US" w:bidi="en_US"/>
+          </w:rPr>
+          <w:rPr>
+            <w:color w:val="0000EE"/>
+            <w:u w:val="single"/>
+          </w:rPr>
+          <w:t>26:28</w:t>
+        </w:r>
+      </w:hyperlink>
+      <w:r>
+        <w:rPr>
+          <w:lang w:val="en_US" w:bidi="en_US"/>
+        </w:rPr>
+        <w:t xml:space="preserve">; </w:t>
+      </w:r>
+      <w:hyperlink r:id="rId534">
+        <w:r>
+          <w:rPr>
+            <w:lang w:val="en_US" w:bidi="en_US"/>
+          </w:rPr>
+          <w:rPr>
+            <w:color w:val="0000EE"/>
+            <w:u w:val="single"/>
+          </w:rPr>
+          <w:t>1 Peter 4:16</w:t>
+        </w:r>
+      </w:hyperlink>
+      <w:r>
+        <w:rPr>
+          <w:lang w:val="en_US" w:bidi="en_US"/>
+        </w:rPr>
+        <w:t>).</w:t>
+      </w:r>
+      <w:r>
+        <w:rPr>
+          <w:lang w:val="en_US" w:bidi="en_US"/>
+        </w:rPr>
+      </w:r>
+      <w:r>
+        <w:rPr>
+          <w:lang w:val="en_US" w:bidi="en_US"/>
+        </w:rPr>
+      </w:r>
+    </w:p>
+    <w:p>
+      <w:pPr/>
+      <w:r>
+        <w:rPr>
+          <w:lang w:val="en_US" w:bidi="en_US"/>
+        </w:rPr>
+      </w:r>
+    </w:p>
+    <w:p>
+      <w:pPr>
+        <w:pStyle w:val="Heading2"/>
+      </w:pPr>
+      <w:r>
+        <w:rPr>
+          <w:lang w:val="en_US" w:bidi="en_US"/>
+        </w:rPr>
+        <w:t>Acts 11:27–28</w:t>
+      </w:r>
+      <w:r>
+        <w:rPr>
+          <w:lang w:val="en_US" w:bidi="en_US"/>
+        </w:rPr>
+      </w:r>
+    </w:p>
+    <w:p>
+      <w:pPr>
+        <w:pStyle w:val="ListBullet"/>
+        <w:spacing w:line="240" w:lineRule="auto"/>
+        <w:ind w:left="720"/>
+      </w:pPr>
+      <w:r>
+        <w:rPr>
+          <w:lang w:val="en_US" w:bidi="en_US"/>
+        </w:rPr>
+      </w:r>
+      <w:r>
+        <w:rPr>
+          <w:i/>
+          <w:lang w:val="en_US" w:bidi="en_US"/>
+        </w:rPr>
+        <w:t>some prophets</w:t>
+      </w:r>
+      <w:r>
+        <w:rPr>
+          <w:lang w:val="en_US" w:bidi="en_US"/>
+        </w:rPr>
+        <w:t>: See “</w:t>
+      </w:r>
+      <w:r>
+        <w:rPr>
+          <w:lang w:val="en_US" w:bidi="en_US"/>
+        </w:rPr>
+        <w:t>The Gift of Prophecy</w:t>
+      </w:r>
+      <w:r>
+        <w:rPr>
+          <w:lang w:val="en_US" w:bidi="en_US"/>
+        </w:rPr>
+        <w:t xml:space="preserve">” Theme Note. </w:t>
+      </w:r>
+    </w:p>
+    <w:p>
+      <w:pPr>
+        <w:pStyle w:val="ListBullet"/>
+        <w:spacing w:line="240" w:lineRule="auto"/>
+        <w:ind w:left="720"/>
+      </w:pPr>
+      <w:r>
+        <w:rPr>
+          <w:lang w:val="en_US" w:bidi="en_US"/>
+        </w:rPr>
+      </w:r>
+      <w:r>
+        <w:rPr>
+          <w:i/>
+          <w:lang w:val="en_US" w:bidi="en_US"/>
+        </w:rPr>
         <w:t>Agabus</w:t>
       </w:r>
       <w:r>
@@ -19094,7 +19525,7 @@
         <w:rPr>
           <w:lang w:val="en_US" w:bidi="en_US"/>
         </w:rPr>
-        <w:t>The upshot of Agabus’s prophecy was that the believers in Antioch decided to make a contribution to the Jewish believers—the brothers and sisters—in Judea. The believers in Antioch gave as generously as they could and committed the responsibility for this financial aid to leaders they trusted, namely, to Barnabas and his fellow worker Saul. This unified love and support of Christians for one another was a tangible demonstration of the difference Christ had made in their lives. Paul describes this visit in his letter to the Galatians (</w:t>
+        <w:t>Agabus's prophecy resulted in the Christians in Antioch helping the Jewish Christians in Judea. They gave as much as they could and trusted the funds to Barnabas and Saul. This act of love and support showed the difference Jesus had made in their lives. Saul (also called Paul) mentions this visit in his letter to the Galatians (</w:t>
       </w:r>
       <w:hyperlink r:id="rId537">
         <w:r>
@@ -19105,7 +19536,7 @@
             <w:color w:val="0000EE"/>
             <w:u w:val="single"/>
           </w:rPr>
-          <w:t>Gal 2:1–10</w:t>
+          <w:t>Galatians 2:1–10</w:t>
         </w:r>
       </w:hyperlink>
       <w:r>
@@ -19160,7 +19591,7 @@
         <w:rPr>
           <w:lang w:val="en_US" w:bidi="en_US"/>
         </w:rPr>
-        <w:t xml:space="preserve">This is the first reference in Acts to elders as officers of the Christian church (see also </w:t>
+        <w:t xml:space="preserve">This is the first mention in the book of Acts of elders as officers in the Christian church (see also </w:t>
       </w:r>
       <w:hyperlink r:id="rId538">
         <w:r>
@@ -19250,7 +19681,7 @@
         <w:rPr>
           <w:lang w:val="en_US" w:bidi="en_US"/>
         </w:rPr>
-        <w:t xml:space="preserve">; cp. </w:t>
+        <w:t xml:space="preserve">; compare </w:t>
       </w:r>
       <w:hyperlink r:id="rId543">
         <w:r>
@@ -19261,7 +19692,7 @@
             <w:color w:val="0000EE"/>
             <w:u w:val="single"/>
           </w:rPr>
-          <w:t>1 Tim 3:1–7</w:t>
+          <w:t>1 Timothy 3:1–7</w:t>
         </w:r>
       </w:hyperlink>
       <w:r>

--- a/eng/docx/44.content.docx
+++ b/eng/docx/44.content.docx
@@ -19755,17 +19755,21 @@
       </w:r>
     </w:p>
     <w:p>
-      <w:pPr/>
-      <w:r>
-        <w:rPr>
-          <w:lang w:val="en_US" w:bidi="en_US"/>
-        </w:rPr>
-      </w:r>
-      <w:r>
-        <w:rPr>
-          <w:lang w:val="en_US" w:bidi="en_US"/>
-        </w:rPr>
-        <w:t>Jesus had clearly predicted persecution and hardship for his followers (</w:t>
+      <w:pPr>
+        <w:pStyle w:val="ListBullet"/>
+        <w:spacing w:line="240" w:lineRule="auto"/>
+        <w:ind w:left="720"/>
+      </w:pPr>
+      <w:r>
+        <w:rPr>
+          <w:lang w:val="en_US" w:bidi="en_US"/>
+        </w:rPr>
+      </w:r>
+      <w:r>
+        <w:rPr>
+          <w:lang w:val="en_US" w:bidi="en_US"/>
+        </w:rPr>
+        <w:t>Jesus had prophesied that his followers would experience persecution and difficulty (</w:t>
       </w:r>
       <w:hyperlink r:id="rId198">
         <w:r>
@@ -19783,104 +19787,524 @@
         <w:rPr>
           <w:lang w:val="en_US" w:bidi="en_US"/>
         </w:rPr>
-        <w:t>). For the first time since Jesus’ death, Roman authorities took direct violent action against the church. James</w:t>
+        <w:t>). For the first time since his death, Roman authorities acted violently against the church. James, the brother of John, was among the first disciples Jesus called (</w:t>
+      </w:r>
+      <w:hyperlink r:id="rId545">
+        <w:r>
+          <w:rPr>
+            <w:lang w:val="en_US" w:bidi="en_US"/>
+          </w:rPr>
+          <w:rPr>
+            <w:color w:val="0000EE"/>
+            <w:u w:val="single"/>
+          </w:rPr>
+          <w:t>Mark 1:16–20</w:t>
+        </w:r>
+      </w:hyperlink>
+      <w:r>
+        <w:rPr>
+          <w:lang w:val="en_US" w:bidi="en_US"/>
+        </w:rPr>
+        <w:t xml:space="preserve">; </w:t>
+      </w:r>
+      <w:hyperlink r:id="rId546">
+        <w:r>
+          <w:rPr>
+            <w:lang w:val="en_US" w:bidi="en_US"/>
+          </w:rPr>
+          <w:rPr>
+            <w:color w:val="0000EE"/>
+            <w:u w:val="single"/>
+          </w:rPr>
+          <w:t>Luke 5:1–11</w:t>
+        </w:r>
+      </w:hyperlink>
+      <w:r>
+        <w:rPr>
+          <w:lang w:val="en_US" w:bidi="en_US"/>
+        </w:rPr>
+        <w:t xml:space="preserve">). He was one of the first Christians killed because of his faith. </w:t>
+      </w:r>
+    </w:p>
+    <w:p>
+      <w:pPr>
+        <w:pStyle w:val="ListBullet"/>
+        <w:spacing w:line="240" w:lineRule="auto"/>
+        <w:ind w:left="720"/>
+      </w:pPr>
+      <w:r>
+        <w:rPr>
+          <w:lang w:val="en_US" w:bidi="en_US"/>
+        </w:rPr>
+      </w:r>
+      <w:r>
+        <w:rPr>
+          <w:lang w:val="en_US" w:bidi="en_US"/>
+        </w:rPr>
+        <w:t>King Herod Agrippa took action to intentionally harm the church (</w:t>
+      </w:r>
+      <w:hyperlink r:id="rId547">
+        <w:r>
+          <w:rPr>
+            <w:lang w:val="en_US" w:bidi="en_US"/>
+          </w:rPr>
+          <w:rPr>
+            <w:color w:val="0000EE"/>
+            <w:u w:val="single"/>
+          </w:rPr>
+          <w:t>Acts 12:20–23</w:t>
+        </w:r>
+      </w:hyperlink>
+      <w:r>
+        <w:rPr>
+          <w:lang w:val="en_US" w:bidi="en_US"/>
+        </w:rPr>
+        <w:t xml:space="preserve">). It is possible that doing this was meant to strengthen his political alignment with the Jewish people. The letter of James, the brother of Jesus, was probably written after this persecution effort to the Christians who were scattered (see </w:t>
+      </w:r>
+      <w:hyperlink r:id="rId548">
+        <w:r>
+          <w:rPr>
+            <w:lang w:val="en_US" w:bidi="en_US"/>
+          </w:rPr>
+          <w:rPr>
+            <w:color w:val="0000EE"/>
+            <w:u w:val="single"/>
+          </w:rPr>
+          <w:t>8:1–4</w:t>
+        </w:r>
+      </w:hyperlink>
+      <w:r>
+        <w:rPr>
+          <w:lang w:val="en_US" w:bidi="en_US"/>
+        </w:rPr>
+        <w:t xml:space="preserve">; </w:t>
+      </w:r>
+      <w:r>
+        <w:rPr>
+          <w:lang w:val="en_US" w:bidi="en_US"/>
+        </w:rPr>
+        <w:t>James Book Introduction</w:t>
+      </w:r>
+      <w:r>
+        <w:rPr>
+          <w:lang w:val="en_US" w:bidi="en_US"/>
+        </w:rPr>
+        <w:t>, “Date of Writing”).</w:t>
+      </w:r>
+      <w:r>
+        <w:rPr>
+          <w:lang w:val="en_US" w:bidi="en_US"/>
+        </w:rPr>
+      </w:r>
+      <w:r>
+        <w:rPr>
+          <w:lang w:val="en_US" w:bidi="en_US"/>
+        </w:rPr>
+      </w:r>
+    </w:p>
+    <w:p>
+      <w:pPr/>
+      <w:r>
+        <w:rPr>
+          <w:lang w:val="en_US" w:bidi="en_US"/>
+        </w:rPr>
+      </w:r>
+    </w:p>
+    <w:p>
+      <w:pPr>
+        <w:pStyle w:val="Heading2"/>
+      </w:pPr>
+      <w:r>
+        <w:rPr>
+          <w:lang w:val="en_US" w:bidi="en_US"/>
+        </w:rPr>
+        <w:t>Acts 12:4</w:t>
+      </w:r>
+      <w:r>
+        <w:rPr>
+          <w:lang w:val="en_US" w:bidi="en_US"/>
+        </w:rPr>
+      </w:r>
+    </w:p>
+    <w:p>
+      <w:pPr/>
+      <w:r>
+        <w:rPr>
+          <w:lang w:val="en_US" w:bidi="en_US"/>
+        </w:rPr>
+      </w:r>
+      <w:r>
+        <w:rPr>
+          <w:lang w:val="en_US" w:bidi="en_US"/>
+        </w:rPr>
+        <w:t xml:space="preserve">Herod had Peter guarded by four squads of soldiers, making it impossible for the apostle to escape (compare </w:t>
+      </w:r>
+      <w:hyperlink r:id="rId549">
+        <w:r>
+          <w:rPr>
+            <w:lang w:val="en_US" w:bidi="en_US"/>
+          </w:rPr>
+          <w:rPr>
+            <w:color w:val="0000EE"/>
+            <w:u w:val="single"/>
+          </w:rPr>
+          <w:t>12:6</w:t>
+        </w:r>
+      </w:hyperlink>
+      <w:r>
+        <w:rPr>
+          <w:lang w:val="en_US" w:bidi="en_US"/>
+        </w:rPr>
+        <w:t xml:space="preserve">). God was in control, even though the circumstances seemed impossible for humans to overcome (compare </w:t>
+      </w:r>
+      <w:hyperlink r:id="rId550">
+        <w:r>
+          <w:rPr>
+            <w:lang w:val="en_US" w:bidi="en_US"/>
+          </w:rPr>
+          <w:rPr>
+            <w:color w:val="0000EE"/>
+            <w:u w:val="single"/>
+          </w:rPr>
+          <w:t>4:27–31</w:t>
+        </w:r>
+      </w:hyperlink>
+      <w:r>
+        <w:rPr>
+          <w:lang w:val="en_US" w:bidi="en_US"/>
+        </w:rPr>
+        <w:t xml:space="preserve">; </w:t>
+      </w:r>
+      <w:hyperlink r:id="rId551">
+        <w:r>
+          <w:rPr>
+            <w:lang w:val="en_US" w:bidi="en_US"/>
+          </w:rPr>
+          <w:rPr>
+            <w:color w:val="0000EE"/>
+            <w:u w:val="single"/>
+          </w:rPr>
+          <w:t>Genesis 18:14</w:t>
+        </w:r>
+      </w:hyperlink>
+      <w:r>
+        <w:rPr>
+          <w:lang w:val="en_US" w:bidi="en_US"/>
+        </w:rPr>
+        <w:t xml:space="preserve">; </w:t>
+      </w:r>
+      <w:hyperlink r:id="rId552">
+        <w:r>
+          <w:rPr>
+            <w:lang w:val="en_US" w:bidi="en_US"/>
+          </w:rPr>
+          <w:rPr>
+            <w:color w:val="0000EE"/>
+            <w:u w:val="single"/>
+          </w:rPr>
+          <w:t>Jeremiah 32:17</w:t>
+        </w:r>
+      </w:hyperlink>
+      <w:r>
+        <w:rPr>
+          <w:lang w:val="en_US" w:bidi="en_US"/>
+        </w:rPr>
+        <w:t xml:space="preserve">, </w:t>
+      </w:r>
+      <w:hyperlink r:id="rId553">
+        <w:r>
+          <w:rPr>
+            <w:lang w:val="en_US" w:bidi="en_US"/>
+          </w:rPr>
+          <w:rPr>
+            <w:color w:val="0000EE"/>
+            <w:u w:val="single"/>
+          </w:rPr>
+          <w:t>27</w:t>
+        </w:r>
+      </w:hyperlink>
+      <w:r>
+        <w:rPr>
+          <w:lang w:val="en_US" w:bidi="en_US"/>
+        </w:rPr>
+        <w:t xml:space="preserve">; </w:t>
+      </w:r>
+      <w:hyperlink r:id="rId554">
+        <w:r>
+          <w:rPr>
+            <w:lang w:val="en_US" w:bidi="en_US"/>
+          </w:rPr>
+          <w:rPr>
+            <w:color w:val="0000EE"/>
+            <w:u w:val="single"/>
+          </w:rPr>
+          <w:t>Matthew 19:26</w:t>
+        </w:r>
+      </w:hyperlink>
+      <w:r>
+        <w:rPr>
+          <w:lang w:val="en_US" w:bidi="en_US"/>
+        </w:rPr>
+        <w:t xml:space="preserve">; </w:t>
+      </w:r>
+      <w:hyperlink r:id="rId555">
+        <w:r>
+          <w:rPr>
+            <w:lang w:val="en_US" w:bidi="en_US"/>
+          </w:rPr>
+          <w:rPr>
+            <w:color w:val="0000EE"/>
+            <w:u w:val="single"/>
+          </w:rPr>
+          <w:t>Mark 10:27</w:t>
+        </w:r>
+      </w:hyperlink>
+      <w:r>
+        <w:rPr>
+          <w:lang w:val="en_US" w:bidi="en_US"/>
+        </w:rPr>
+        <w:t xml:space="preserve">; </w:t>
+      </w:r>
+      <w:hyperlink r:id="rId383">
+        <w:r>
+          <w:rPr>
+            <w:lang w:val="en_US" w:bidi="en_US"/>
+          </w:rPr>
+          <w:rPr>
+            <w:color w:val="0000EE"/>
+            <w:u w:val="single"/>
+          </w:rPr>
+          <w:t>Luke 1:37</w:t>
+        </w:r>
+      </w:hyperlink>
+      <w:r>
+        <w:rPr>
+          <w:lang w:val="en_US" w:bidi="en_US"/>
+        </w:rPr>
+        <w:t xml:space="preserve">; </w:t>
+      </w:r>
+      <w:hyperlink r:id="rId556">
+        <w:r>
+          <w:rPr>
+            <w:lang w:val="en_US" w:bidi="en_US"/>
+          </w:rPr>
+          <w:rPr>
+            <w:color w:val="0000EE"/>
+            <w:u w:val="single"/>
+          </w:rPr>
+          <w:t>18:27</w:t>
+        </w:r>
+      </w:hyperlink>
+      <w:r>
+        <w:rPr>
+          <w:lang w:val="en_US" w:bidi="en_US"/>
+        </w:rPr>
+        <w:t>).</w:t>
+      </w:r>
+      <w:r>
+        <w:rPr>
+          <w:lang w:val="en_US" w:bidi="en_US"/>
+        </w:rPr>
+      </w:r>
+      <w:r>
+        <w:rPr>
+          <w:lang w:val="en_US" w:bidi="en_US"/>
+        </w:rPr>
+      </w:r>
+    </w:p>
+    <w:p>
+      <w:pPr/>
+      <w:r>
+        <w:rPr>
+          <w:lang w:val="en_US" w:bidi="en_US"/>
+        </w:rPr>
+      </w:r>
+    </w:p>
+    <w:p>
+      <w:pPr>
+        <w:pStyle w:val="Heading2"/>
+      </w:pPr>
+      <w:r>
+        <w:rPr>
+          <w:lang w:val="en_US" w:bidi="en_US"/>
+        </w:rPr>
+        <w:t>Acts 12:5</w:t>
+      </w:r>
+      <w:r>
+        <w:rPr>
+          <w:lang w:val="en_US" w:bidi="en_US"/>
+        </w:rPr>
+      </w:r>
+    </w:p>
+    <w:p>
+      <w:pPr/>
+      <w:r>
+        <w:rPr>
+          <w:lang w:val="en_US" w:bidi="en_US"/>
+        </w:rPr>
       </w:r>
       <w:r>
         <w:rPr>
           <w:i/>
           <w:lang w:val="en_US" w:bidi="en_US"/>
         </w:rPr>
-        <w:t>,</w:t>
-      </w:r>
-      <w:r>
-        <w:rPr>
-          <w:lang w:val="en_US" w:bidi="en_US"/>
-        </w:rPr>
-        <w:t xml:space="preserve"> the brother of John, was one of the first called to be a disciple (</w:t>
-      </w:r>
-      <w:hyperlink r:id="rId545">
-        <w:r>
-          <w:rPr>
-            <w:lang w:val="en_US" w:bidi="en_US"/>
-          </w:rPr>
-          <w:rPr>
-            <w:color w:val="0000EE"/>
-            <w:u w:val="single"/>
-          </w:rPr>
-          <w:t>Mark 1:16–20</w:t>
-        </w:r>
-      </w:hyperlink>
-      <w:r>
-        <w:rPr>
-          <w:lang w:val="en_US" w:bidi="en_US"/>
-        </w:rPr>
-        <w:t xml:space="preserve">; </w:t>
-      </w:r>
-      <w:hyperlink r:id="rId546">
-        <w:r>
-          <w:rPr>
-            <w:lang w:val="en_US" w:bidi="en_US"/>
-          </w:rPr>
-          <w:rPr>
-            <w:color w:val="0000EE"/>
-            <w:u w:val="single"/>
-          </w:rPr>
-          <w:t>Luke 5:1–11</w:t>
-        </w:r>
-      </w:hyperlink>
-      <w:r>
-        <w:rPr>
-          <w:lang w:val="en_US" w:bidi="en_US"/>
-        </w:rPr>
-        <w:t xml:space="preserve">), and he was one of the first Christians to be martyred for his faith. • King Herod Agrippa attacked the church (cp. </w:t>
-      </w:r>
-      <w:hyperlink r:id="rId547">
-        <w:r>
-          <w:rPr>
-            <w:lang w:val="en_US" w:bidi="en_US"/>
-          </w:rPr>
-          <w:rPr>
-            <w:color w:val="0000EE"/>
-            <w:u w:val="single"/>
-          </w:rPr>
-          <w:t>Acts 12:20–23</w:t>
-        </w:r>
-      </w:hyperlink>
-      <w:r>
-        <w:rPr>
-          <w:lang w:val="en_US" w:bidi="en_US"/>
-        </w:rPr>
-        <w:t xml:space="preserve">), a move that he found to be politically helpful with the Jewish people. The letter of James, the brother of Jesus, was probably written after this persecution to the scattered Christians (see </w:t>
-      </w:r>
-      <w:hyperlink r:id="rId548">
-        <w:r>
-          <w:rPr>
-            <w:lang w:val="en_US" w:bidi="en_US"/>
-          </w:rPr>
-          <w:rPr>
-            <w:color w:val="0000EE"/>
-            <w:u w:val="single"/>
-          </w:rPr>
-          <w:t>8:1–4</w:t>
-        </w:r>
-      </w:hyperlink>
-      <w:r>
-        <w:rPr>
-          <w:lang w:val="en_US" w:bidi="en_US"/>
-        </w:rPr>
-        <w:t xml:space="preserve">; </w:t>
-      </w:r>
-      <w:r>
-        <w:rPr>
-          <w:lang w:val="en_US" w:bidi="en_US"/>
-        </w:rPr>
-        <w:t>James Book Introduction</w:t>
-      </w:r>
-      <w:r>
-        <w:rPr>
-          <w:lang w:val="en_US" w:bidi="en_US"/>
-        </w:rPr>
-        <w:t>, “Date of Writing”).</w:t>
+        <w:t>the church was fervently praying</w:t>
+      </w:r>
+      <w:r>
+        <w:rPr>
+          <w:lang w:val="en_US" w:bidi="en_US"/>
+        </w:rPr>
+        <w:t>:</w:t>
+      </w:r>
+      <w:r>
+        <w:rPr>
+          <w:lang w:val="en_US" w:bidi="en_US"/>
+        </w:rPr>
+        <w:t xml:space="preserve"> God answers the earnest prayers of his people (</w:t>
+      </w:r>
+      <w:hyperlink r:id="rId557">
+        <w:r>
+          <w:rPr>
+            <w:lang w:val="en_US" w:bidi="en_US"/>
+          </w:rPr>
+          <w:rPr>
+            <w:color w:val="0000EE"/>
+            <w:u w:val="single"/>
+          </w:rPr>
+          <w:t>12:6–17</w:t>
+        </w:r>
+      </w:hyperlink>
+      <w:r>
+        <w:rPr>
+          <w:lang w:val="en_US" w:bidi="en_US"/>
+        </w:rPr>
+        <w:t xml:space="preserve">; see </w:t>
+      </w:r>
+      <w:hyperlink r:id="rId558">
+        <w:r>
+          <w:rPr>
+            <w:lang w:val="en_US" w:bidi="en_US"/>
+          </w:rPr>
+          <w:rPr>
+            <w:color w:val="0000EE"/>
+            <w:u w:val="single"/>
+          </w:rPr>
+          <w:t>Luke 11:1–13</w:t>
+        </w:r>
+      </w:hyperlink>
+      <w:r>
+        <w:rPr>
+          <w:lang w:val="en_US" w:bidi="en_US"/>
+        </w:rPr>
+        <w:t xml:space="preserve">; </w:t>
+      </w:r>
+      <w:hyperlink r:id="rId341">
+        <w:r>
+          <w:rPr>
+            <w:lang w:val="en_US" w:bidi="en_US"/>
+          </w:rPr>
+          <w:rPr>
+            <w:color w:val="0000EE"/>
+            <w:u w:val="single"/>
+          </w:rPr>
+          <w:t>18:1–8</w:t>
+        </w:r>
+      </w:hyperlink>
+      <w:r>
+        <w:rPr>
+          <w:lang w:val="en_US" w:bidi="en_US"/>
+        </w:rPr>
+        <w:t xml:space="preserve">; compare </w:t>
+      </w:r>
+      <w:hyperlink r:id="rId559">
+        <w:r>
+          <w:rPr>
+            <w:lang w:val="en_US" w:bidi="en_US"/>
+          </w:rPr>
+          <w:rPr>
+            <w:color w:val="0000EE"/>
+            <w:u w:val="single"/>
+          </w:rPr>
+          <w:t>Matthew 7:7–11</w:t>
+        </w:r>
+      </w:hyperlink>
+      <w:r>
+        <w:rPr>
+          <w:lang w:val="en_US" w:bidi="en_US"/>
+        </w:rPr>
+        <w:t xml:space="preserve">; </w:t>
+      </w:r>
+      <w:hyperlink r:id="rId560">
+        <w:r>
+          <w:rPr>
+            <w:lang w:val="en_US" w:bidi="en_US"/>
+          </w:rPr>
+          <w:rPr>
+            <w:color w:val="0000EE"/>
+            <w:u w:val="single"/>
+          </w:rPr>
+          <w:t>John 15:7</w:t>
+        </w:r>
+      </w:hyperlink>
+      <w:r>
+        <w:rPr>
+          <w:lang w:val="en_US" w:bidi="en_US"/>
+        </w:rPr>
+        <w:t xml:space="preserve">; </w:t>
+      </w:r>
+      <w:hyperlink r:id="rId561">
+        <w:r>
+          <w:rPr>
+            <w:lang w:val="en_US" w:bidi="en_US"/>
+          </w:rPr>
+          <w:rPr>
+            <w:color w:val="0000EE"/>
+            <w:u w:val="single"/>
+          </w:rPr>
+          <w:t>Philippians 4:6–7</w:t>
+        </w:r>
+      </w:hyperlink>
+      <w:r>
+        <w:rPr>
+          <w:lang w:val="en_US" w:bidi="en_US"/>
+        </w:rPr>
+        <w:t xml:space="preserve">; </w:t>
+      </w:r>
+      <w:hyperlink r:id="rId562">
+        <w:r>
+          <w:rPr>
+            <w:lang w:val="en_US" w:bidi="en_US"/>
+          </w:rPr>
+          <w:rPr>
+            <w:color w:val="0000EE"/>
+            <w:u w:val="single"/>
+          </w:rPr>
+          <w:t>James 5:16</w:t>
+        </w:r>
+      </w:hyperlink>
+      <w:r>
+        <w:rPr>
+          <w:lang w:val="en_US" w:bidi="en_US"/>
+        </w:rPr>
+        <w:t xml:space="preserve">; </w:t>
+      </w:r>
+      <w:hyperlink r:id="rId563">
+        <w:r>
+          <w:rPr>
+            <w:lang w:val="en_US" w:bidi="en_US"/>
+          </w:rPr>
+          <w:rPr>
+            <w:color w:val="0000EE"/>
+            <w:u w:val="single"/>
+          </w:rPr>
+          <w:t>1 John 3:22</w:t>
+        </w:r>
+      </w:hyperlink>
+      <w:r>
+        <w:rPr>
+          <w:lang w:val="en_US" w:bidi="en_US"/>
+        </w:rPr>
+        <w:t>).</w:t>
       </w:r>
       <w:r>
         <w:rPr>
@@ -19909,91 +20333,1284 @@
         <w:rPr>
           <w:lang w:val="en_US" w:bidi="en_US"/>
         </w:rPr>
-        <w:t>Acts 12:4</w:t>
-      </w:r>
-      <w:r>
-        <w:rPr>
-          <w:lang w:val="en_US" w:bidi="en_US"/>
-        </w:rPr>
-      </w:r>
-    </w:p>
-    <w:p>
-      <w:pPr/>
-      <w:r>
-        <w:rPr>
-          <w:lang w:val="en_US" w:bidi="en_US"/>
-        </w:rPr>
-      </w:r>
-      <w:r>
-        <w:rPr>
-          <w:lang w:val="en_US" w:bidi="en_US"/>
-        </w:rPr>
-        <w:t xml:space="preserve">Herod had Peter guarded by four squads of soldiers, making it humanly impossible for the apostle to escape (cp. </w:t>
-      </w:r>
-      <w:hyperlink r:id="rId549">
-        <w:r>
-          <w:rPr>
-            <w:lang w:val="en_US" w:bidi="en_US"/>
-          </w:rPr>
-          <w:rPr>
-            <w:color w:val="0000EE"/>
-            <w:u w:val="single"/>
-          </w:rPr>
-          <w:t>12:6</w:t>
-        </w:r>
-      </w:hyperlink>
-      <w:r>
-        <w:rPr>
-          <w:lang w:val="en_US" w:bidi="en_US"/>
-        </w:rPr>
-        <w:t xml:space="preserve">). However, God was in charge, and nothing is too hard for him (cp. </w:t>
-      </w:r>
-      <w:hyperlink r:id="rId550">
-        <w:r>
-          <w:rPr>
-            <w:lang w:val="en_US" w:bidi="en_US"/>
-          </w:rPr>
-          <w:rPr>
-            <w:color w:val="0000EE"/>
-            <w:u w:val="single"/>
-          </w:rPr>
-          <w:t>4:27–31</w:t>
-        </w:r>
-      </w:hyperlink>
-      <w:r>
-        <w:rPr>
-          <w:lang w:val="en_US" w:bidi="en_US"/>
-        </w:rPr>
-        <w:t xml:space="preserve">; </w:t>
-      </w:r>
-      <w:hyperlink r:id="rId551">
-        <w:r>
-          <w:rPr>
-            <w:lang w:val="en_US" w:bidi="en_US"/>
-          </w:rPr>
-          <w:rPr>
-            <w:color w:val="0000EE"/>
-            <w:u w:val="single"/>
-          </w:rPr>
-          <w:t>Gen 18:14</w:t>
-        </w:r>
-      </w:hyperlink>
-      <w:r>
-        <w:rPr>
-          <w:lang w:val="en_US" w:bidi="en_US"/>
-        </w:rPr>
-        <w:t xml:space="preserve">; </w:t>
-      </w:r>
-      <w:hyperlink r:id="rId552">
-        <w:r>
-          <w:rPr>
-            <w:lang w:val="en_US" w:bidi="en_US"/>
-          </w:rPr>
-          <w:rPr>
-            <w:color w:val="0000EE"/>
-            <w:u w:val="single"/>
-          </w:rPr>
-          <w:t>Jer 32:17</w:t>
+        <w:t>Acts 12:6–19</w:t>
+      </w:r>
+      <w:r>
+        <w:rPr>
+          <w:lang w:val="en_US" w:bidi="en_US"/>
+        </w:rPr>
+      </w:r>
+    </w:p>
+    <w:p>
+      <w:pPr/>
+      <w:r>
+        <w:rPr>
+          <w:lang w:val="en_US" w:bidi="en_US"/>
+        </w:rPr>
+      </w:r>
+      <w:r>
+        <w:rPr>
+          <w:lang w:val="en_US" w:bidi="en_US"/>
+        </w:rPr>
+        <w:t>God, through an angel, guided Peter out of prison. Peter reunited with his praying friends, and God sent him to continue proclaiming the good news about Jesus. The message advanced by God's power, even when the church and apostles faced strong opposition and discouragement.</w:t>
+      </w:r>
+      <w:r>
+        <w:rPr>
+          <w:lang w:val="en_US" w:bidi="en_US"/>
+        </w:rPr>
+      </w:r>
+      <w:r>
+        <w:rPr>
+          <w:lang w:val="en_US" w:bidi="en_US"/>
+        </w:rPr>
+      </w:r>
+    </w:p>
+    <w:p>
+      <w:pPr/>
+      <w:r>
+        <w:rPr>
+          <w:lang w:val="en_US" w:bidi="en_US"/>
+        </w:rPr>
+      </w:r>
+    </w:p>
+    <w:p>
+      <w:pPr>
+        <w:pStyle w:val="Heading2"/>
+      </w:pPr>
+      <w:r>
+        <w:rPr>
+          <w:lang w:val="en_US" w:bidi="en_US"/>
+        </w:rPr>
+        <w:t>Acts 12:7–11</w:t>
+      </w:r>
+      <w:r>
+        <w:rPr>
+          <w:lang w:val="en_US" w:bidi="en_US"/>
+        </w:rPr>
+      </w:r>
+    </w:p>
+    <w:p>
+      <w:pPr/>
+      <w:r>
+        <w:rPr>
+          <w:lang w:val="en_US" w:bidi="en_US"/>
+        </w:rPr>
+      </w:r>
+      <w:r>
+        <w:rPr>
+          <w:lang w:val="en_US" w:bidi="en_US"/>
+        </w:rPr>
+        <w:t>See “</w:t>
+      </w:r>
+      <w:r>
+        <w:rPr>
+          <w:lang w:val="en_US" w:bidi="en_US"/>
+        </w:rPr>
+        <w:t>Angels</w:t>
+      </w:r>
+      <w:r>
+        <w:rPr>
+          <w:lang w:val="en_US" w:bidi="en_US"/>
+        </w:rPr>
+        <w:t>” Theme Note.</w:t>
+      </w:r>
+      <w:r>
+        <w:rPr>
+          <w:lang w:val="en_US" w:bidi="en_US"/>
+        </w:rPr>
+      </w:r>
+      <w:r>
+        <w:rPr>
+          <w:lang w:val="en_US" w:bidi="en_US"/>
+        </w:rPr>
+      </w:r>
+    </w:p>
+    <w:p>
+      <w:pPr/>
+      <w:r>
+        <w:rPr>
+          <w:lang w:val="en_US" w:bidi="en_US"/>
+        </w:rPr>
+      </w:r>
+    </w:p>
+    <w:p>
+      <w:pPr>
+        <w:pStyle w:val="Heading2"/>
+      </w:pPr>
+      <w:r>
+        <w:rPr>
+          <w:lang w:val="en_US" w:bidi="en_US"/>
+        </w:rPr>
+        <w:t>Acts 12:12</w:t>
+      </w:r>
+      <w:r>
+        <w:rPr>
+          <w:lang w:val="en_US" w:bidi="en_US"/>
+        </w:rPr>
+      </w:r>
+    </w:p>
+    <w:p>
+      <w:pPr/>
+      <w:r>
+        <w:rPr>
+          <w:lang w:val="en_US" w:bidi="en_US"/>
+        </w:rPr>
+      </w:r>
+      <w:r>
+        <w:rPr>
+          <w:lang w:val="en_US" w:bidi="en_US"/>
+        </w:rPr>
+        <w:t>Mary, the mother of John Mark, had a home where Christians often gathered. John Mark later worked with Barnabas and Saul to spread the gospel (</w:t>
+      </w:r>
+      <w:hyperlink r:id="rId564">
+        <w:r>
+          <w:rPr>
+            <w:lang w:val="en_US" w:bidi="en_US"/>
+          </w:rPr>
+          <w:rPr>
+            <w:color w:val="0000EE"/>
+            <w:u w:val="single"/>
+          </w:rPr>
+          <w:t>12:25</w:t>
+        </w:r>
+      </w:hyperlink>
+      <w:r>
+        <w:rPr>
+          <w:lang w:val="en_US" w:bidi="en_US"/>
+        </w:rPr>
+        <w:t>).</w:t>
+      </w:r>
+      <w:r>
+        <w:rPr>
+          <w:lang w:val="en_US" w:bidi="en_US"/>
+        </w:rPr>
+      </w:r>
+      <w:r>
+        <w:rPr>
+          <w:lang w:val="en_US" w:bidi="en_US"/>
+        </w:rPr>
+      </w:r>
+    </w:p>
+    <w:p>
+      <w:pPr/>
+      <w:r>
+        <w:rPr>
+          <w:lang w:val="en_US" w:bidi="en_US"/>
+        </w:rPr>
+      </w:r>
+    </w:p>
+    <w:p>
+      <w:pPr>
+        <w:pStyle w:val="Heading2"/>
+      </w:pPr>
+      <w:r>
+        <w:rPr>
+          <w:lang w:val="en_US" w:bidi="en_US"/>
+        </w:rPr>
+        <w:t>Acts 12:13–17</w:t>
+      </w:r>
+      <w:r>
+        <w:rPr>
+          <w:lang w:val="en_US" w:bidi="en_US"/>
+        </w:rPr>
+      </w:r>
+    </w:p>
+    <w:p>
+      <w:pPr/>
+      <w:r>
+        <w:rPr>
+          <w:lang w:val="en_US" w:bidi="en_US"/>
+        </w:rPr>
+      </w:r>
+      <w:r>
+        <w:rPr>
+          <w:lang w:val="en_US" w:bidi="en_US"/>
+        </w:rPr>
+        <w:t>Rhoda was very surprised when Peter appeared, so she left him standing at the closed door. She and the other Christians thought God's answer to their prayers was amazing (</w:t>
+      </w:r>
+      <w:hyperlink r:id="rId67">
+        <w:r>
+          <w:rPr>
+            <w:lang w:val="en_US" w:bidi="en_US"/>
+          </w:rPr>
+          <w:rPr>
+            <w:color w:val="0000EE"/>
+            <w:u w:val="single"/>
+          </w:rPr>
+          <w:t>12:5</w:t>
+        </w:r>
+      </w:hyperlink>
+      <w:r>
+        <w:rPr>
+          <w:lang w:val="en_US" w:bidi="en_US"/>
+        </w:rPr>
+        <w:t>).</w:t>
+      </w:r>
+      <w:r>
+        <w:rPr>
+          <w:lang w:val="en_US" w:bidi="en_US"/>
+        </w:rPr>
+      </w:r>
+      <w:r>
+        <w:rPr>
+          <w:lang w:val="en_US" w:bidi="en_US"/>
+        </w:rPr>
+      </w:r>
+    </w:p>
+    <w:p>
+      <w:pPr/>
+      <w:r>
+        <w:rPr>
+          <w:lang w:val="en_US" w:bidi="en_US"/>
+        </w:rPr>
+      </w:r>
+    </w:p>
+    <w:p>
+      <w:pPr>
+        <w:pStyle w:val="Heading2"/>
+      </w:pPr>
+      <w:r>
+        <w:rPr>
+          <w:lang w:val="en_US" w:bidi="en_US"/>
+        </w:rPr>
+        <w:t>Acts 12:18–23</w:t>
+      </w:r>
+      <w:r>
+        <w:rPr>
+          <w:lang w:val="en_US" w:bidi="en_US"/>
+        </w:rPr>
+      </w:r>
+    </w:p>
+    <w:p>
+      <w:pPr/>
+      <w:r>
+        <w:rPr>
+          <w:lang w:val="en_US" w:bidi="en_US"/>
+        </w:rPr>
+      </w:r>
+      <w:r>
+        <w:rPr>
+          <w:lang w:val="en_US" w:bidi="en_US"/>
+        </w:rPr>
+        <w:t xml:space="preserve">When Peter was missing after a thorough search, Herod questioned the guards and executed them (see </w:t>
+      </w:r>
+      <w:hyperlink r:id="rId565">
+        <w:r>
+          <w:rPr>
+            <w:lang w:val="en_US" w:bidi="en_US"/>
+          </w:rPr>
+          <w:rPr>
+            <w:color w:val="0000EE"/>
+            <w:u w:val="single"/>
+          </w:rPr>
+          <w:t>16:27</w:t>
+        </w:r>
+      </w:hyperlink>
+      <w:r>
+        <w:rPr>
+          <w:lang w:val="en_US" w:bidi="en_US"/>
+        </w:rPr>
+        <w:t xml:space="preserve">). However, Herod himself then experienced a painful death. God punished him for his pride when he accepted the people's worship. The ancient Jewish historian Josephus provides more details about the death of Herod Agrippa I (Josephus, </w:t>
+      </w:r>
+      <w:r>
+        <w:rPr>
+          <w:i/>
+          <w:lang w:val="en_US" w:bidi="en_US"/>
+        </w:rPr>
+        <w:t>Antiquities</w:t>
+      </w:r>
+      <w:r>
+        <w:rPr>
+          <w:lang w:val="en_US" w:bidi="en_US"/>
+        </w:rPr>
+        <w:t xml:space="preserve"> 19.8.1–2).</w:t>
+      </w:r>
+      <w:r>
+        <w:rPr>
+          <w:lang w:val="en_US" w:bidi="en_US"/>
+        </w:rPr>
+      </w:r>
+      <w:r>
+        <w:rPr>
+          <w:lang w:val="en_US" w:bidi="en_US"/>
+        </w:rPr>
+      </w:r>
+    </w:p>
+    <w:p>
+      <w:pPr/>
+      <w:r>
+        <w:rPr>
+          <w:lang w:val="en_US" w:bidi="en_US"/>
+        </w:rPr>
+      </w:r>
+    </w:p>
+    <w:p>
+      <w:pPr>
+        <w:pStyle w:val="Heading2"/>
+      </w:pPr>
+      <w:r>
+        <w:rPr>
+          <w:lang w:val="en_US" w:bidi="en_US"/>
+        </w:rPr>
+        <w:t>Acts 12:24–25</w:t>
+      </w:r>
+      <w:r>
+        <w:rPr>
+          <w:lang w:val="en_US" w:bidi="en_US"/>
+        </w:rPr>
+      </w:r>
+    </w:p>
+    <w:p>
+      <w:pPr/>
+      <w:r>
+        <w:rPr>
+          <w:lang w:val="en_US" w:bidi="en_US"/>
+        </w:rPr>
+      </w:r>
+      <w:r>
+        <w:rPr>
+          <w:lang w:val="en_US" w:bidi="en_US"/>
+        </w:rPr>
+        <w:t>Herod died from a terrible illness (</w:t>
+      </w:r>
+      <w:hyperlink r:id="rId278">
+        <w:r>
+          <w:rPr>
+            <w:lang w:val="en_US" w:bidi="en_US"/>
+          </w:rPr>
+          <w:rPr>
+            <w:color w:val="0000EE"/>
+            <w:u w:val="single"/>
+          </w:rPr>
+          <w:t>12:23</w:t>
+        </w:r>
+      </w:hyperlink>
+      <w:r>
+        <w:rPr>
+          <w:lang w:val="en_US" w:bidi="en_US"/>
+        </w:rPr>
+        <w:t xml:space="preserve">). Meanwhile, the Christian church </w:t>
+      </w:r>
+      <w:r>
+        <w:rPr>
+          <w:lang w:val="en_US" w:bidi="en_US"/>
+        </w:rPr>
+        <w:t>continued to grow and share</w:t>
+      </w:r>
+      <w:r>
+        <w:rPr>
+          <w:lang w:val="en_US" w:bidi="en_US"/>
+        </w:rPr>
+        <w:t xml:space="preserve"> the message of the gospel freely (</w:t>
+      </w:r>
+      <w:hyperlink r:id="rId290">
+        <w:r>
+          <w:rPr>
+            <w:lang w:val="en_US" w:bidi="en_US"/>
+          </w:rPr>
+          <w:rPr>
+            <w:color w:val="0000EE"/>
+            <w:u w:val="single"/>
+          </w:rPr>
+          <w:t>28:31</w:t>
+        </w:r>
+      </w:hyperlink>
+      <w:r>
+        <w:rPr>
+          <w:lang w:val="en_US" w:bidi="en_US"/>
+        </w:rPr>
+        <w:t>).</w:t>
+      </w:r>
+      <w:r>
+        <w:rPr>
+          <w:lang w:val="en_US" w:bidi="en_US"/>
+        </w:rPr>
+      </w:r>
+      <w:r>
+        <w:rPr>
+          <w:lang w:val="en_US" w:bidi="en_US"/>
+        </w:rPr>
+      </w:r>
+    </w:p>
+    <w:p>
+      <w:pPr/>
+      <w:r>
+        <w:rPr>
+          <w:lang w:val="en_US" w:bidi="en_US"/>
+        </w:rPr>
+      </w:r>
+    </w:p>
+    <w:p>
+      <w:pPr>
+        <w:pStyle w:val="Heading2"/>
+      </w:pPr>
+      <w:r>
+        <w:rPr>
+          <w:lang w:val="en_US" w:bidi="en_US"/>
+        </w:rPr>
+        <w:t>Acts 13:1</w:t>
+      </w:r>
+      <w:r>
+        <w:rPr>
+          <w:lang w:val="en_US" w:bidi="en_US"/>
+        </w:rPr>
+      </w:r>
+    </w:p>
+    <w:p>
+      <w:pPr>
+        <w:pStyle w:val="ListBullet"/>
+        <w:spacing w:line="240" w:lineRule="auto"/>
+        <w:ind w:left="720"/>
+      </w:pPr>
+      <w:r>
+        <w:rPr>
+          <w:lang w:val="en_US" w:bidi="en_US"/>
+        </w:rPr>
+      </w:r>
+      <w:r>
+        <w:rPr>
+          <w:i/>
+          <w:lang w:val="en_US" w:bidi="en_US"/>
+        </w:rPr>
+        <w:t>prophets and teachers</w:t>
+      </w:r>
+      <w:r>
+        <w:rPr>
+          <w:lang w:val="en_US" w:bidi="en_US"/>
+        </w:rPr>
+        <w:t>: See “</w:t>
+      </w:r>
+      <w:r>
+        <w:rPr>
+          <w:lang w:val="en_US" w:bidi="en_US"/>
+        </w:rPr>
+        <w:t>The Gift of Prophecy</w:t>
+      </w:r>
+      <w:r>
+        <w:rPr>
+          <w:lang w:val="en_US" w:bidi="en_US"/>
+        </w:rPr>
+        <w:t xml:space="preserve">” Theme Note; also see </w:t>
+      </w:r>
+      <w:hyperlink r:id="rId566">
+        <w:r>
+          <w:rPr>
+            <w:lang w:val="en_US" w:bidi="en_US"/>
+          </w:rPr>
+          <w:rPr>
+            <w:color w:val="0000EE"/>
+            <w:u w:val="single"/>
+          </w:rPr>
+          <w:t>1 Corinthians 12:28–29</w:t>
+        </w:r>
+      </w:hyperlink>
+      <w:r>
+        <w:rPr>
+          <w:lang w:val="en_US" w:bidi="en_US"/>
+        </w:rPr>
+        <w:t xml:space="preserve">; </w:t>
+      </w:r>
+      <w:hyperlink r:id="rId567">
+        <w:r>
+          <w:rPr>
+            <w:lang w:val="en_US" w:bidi="en_US"/>
+          </w:rPr>
+          <w:rPr>
+            <w:color w:val="0000EE"/>
+            <w:u w:val="single"/>
+          </w:rPr>
+          <w:t>Ephesians 4:11</w:t>
+        </w:r>
+      </w:hyperlink>
+      <w:r>
+        <w:rPr>
+          <w:lang w:val="en_US" w:bidi="en_US"/>
+        </w:rPr>
+        <w:t xml:space="preserve">. </w:t>
+      </w:r>
+    </w:p>
+    <w:p>
+      <w:pPr>
+        <w:pStyle w:val="ListBullet"/>
+        <w:spacing w:line="240" w:lineRule="auto"/>
+        <w:ind w:left="720"/>
+      </w:pPr>
+      <w:r>
+        <w:rPr>
+          <w:lang w:val="en_US" w:bidi="en_US"/>
+        </w:rPr>
+      </w:r>
+      <w:r>
+        <w:rPr>
+          <w:lang w:val="en_US" w:bidi="en_US"/>
+        </w:rPr>
+        <w:t xml:space="preserve">The name Simeon suggests a Jewish background (see </w:t>
+      </w:r>
+      <w:hyperlink r:id="rId568">
+        <w:r>
+          <w:rPr>
+            <w:lang w:val="en_US" w:bidi="en_US"/>
+          </w:rPr>
+          <w:rPr>
+            <w:color w:val="0000EE"/>
+            <w:u w:val="single"/>
+          </w:rPr>
+          <w:t>Genesis 29:33</w:t>
+        </w:r>
+      </w:hyperlink>
+      <w:r>
+        <w:rPr>
+          <w:lang w:val="en_US" w:bidi="en_US"/>
+        </w:rPr>
+        <w:t xml:space="preserve">; </w:t>
+      </w:r>
+      <w:hyperlink r:id="rId569">
+        <w:r>
+          <w:rPr>
+            <w:lang w:val="en_US" w:bidi="en_US"/>
+          </w:rPr>
+          <w:rPr>
+            <w:color w:val="0000EE"/>
+            <w:u w:val="single"/>
+          </w:rPr>
+          <w:t>Luke 2:25</w:t>
+        </w:r>
+      </w:hyperlink>
+      <w:r>
+        <w:rPr>
+          <w:lang w:val="en_US" w:bidi="en_US"/>
+        </w:rPr>
+        <w:t xml:space="preserve">; </w:t>
+      </w:r>
+      <w:hyperlink r:id="rId570">
+        <w:r>
+          <w:rPr>
+            <w:lang w:val="en_US" w:bidi="en_US"/>
+          </w:rPr>
+          <w:rPr>
+            <w:color w:val="0000EE"/>
+            <w:u w:val="single"/>
+          </w:rPr>
+          <w:t>3:30</w:t>
+        </w:r>
+      </w:hyperlink>
+      <w:r>
+        <w:rPr>
+          <w:lang w:val="en_US" w:bidi="en_US"/>
+        </w:rPr>
+        <w:t xml:space="preserve">). He is also called Niger (which means "the black mane"). This suggests that he was probably African. </w:t>
+      </w:r>
+    </w:p>
+    <w:p>
+      <w:pPr>
+        <w:pStyle w:val="ListBullet"/>
+        <w:spacing w:line="240" w:lineRule="auto"/>
+        <w:ind w:left="720"/>
+      </w:pPr>
+      <w:r>
+        <w:rPr>
+          <w:lang w:val="en_US" w:bidi="en_US"/>
+        </w:rPr>
+      </w:r>
+      <w:r>
+        <w:rPr>
+          <w:lang w:val="en_US" w:bidi="en_US"/>
+        </w:rPr>
+        <w:t>Lucius is a Latin name. He came from Cyrene, the capital of Libya in North Africa. He was probably one of the preachers from Cyrene who brought the Christian message to Antioch (</w:t>
+      </w:r>
+      <w:hyperlink r:id="rId571">
+        <w:r>
+          <w:rPr>
+            <w:lang w:val="en_US" w:bidi="en_US"/>
+          </w:rPr>
+          <w:rPr>
+            <w:color w:val="0000EE"/>
+            <w:u w:val="single"/>
+          </w:rPr>
+          <w:t>Acts 11:20</w:t>
+        </w:r>
+      </w:hyperlink>
+      <w:r>
+        <w:rPr>
+          <w:lang w:val="en_US" w:bidi="en_US"/>
+        </w:rPr>
+        <w:t xml:space="preserve">). </w:t>
+      </w:r>
+    </w:p>
+    <w:p>
+      <w:pPr>
+        <w:pStyle w:val="ListBullet"/>
+        <w:spacing w:line="240" w:lineRule="auto"/>
+        <w:ind w:left="720"/>
+      </w:pPr>
+      <w:r>
+        <w:rPr>
+          <w:lang w:val="en_US" w:bidi="en_US"/>
+        </w:rPr>
+      </w:r>
+      <w:r>
+        <w:rPr>
+          <w:lang w:val="en_US" w:bidi="en_US"/>
+        </w:rPr>
+        <w:t xml:space="preserve">Manaen grew up with King Herod Antipas. He was probably Luke’s source for understanding Antipas’s thoughts and actions (see </w:t>
+      </w:r>
+      <w:hyperlink r:id="rId572">
+        <w:r>
+          <w:rPr>
+            <w:lang w:val="en_US" w:bidi="en_US"/>
+          </w:rPr>
+          <w:rPr>
+            <w:color w:val="0000EE"/>
+            <w:u w:val="single"/>
+          </w:rPr>
+          <w:t>Luke 9:7–9</w:t>
+        </w:r>
+      </w:hyperlink>
+      <w:r>
+        <w:rPr>
+          <w:lang w:val="en_US" w:bidi="en_US"/>
+        </w:rPr>
+        <w:t xml:space="preserve">). </w:t>
+      </w:r>
+    </w:p>
+    <w:p>
+      <w:pPr>
+        <w:pStyle w:val="ListBullet"/>
+        <w:spacing w:line="240" w:lineRule="auto"/>
+        <w:ind w:left="720"/>
+      </w:pPr>
+      <w:r>
+        <w:rPr>
+          <w:lang w:val="en_US" w:bidi="en_US"/>
+        </w:rPr>
+      </w:r>
+      <w:r>
+        <w:rPr>
+          <w:lang w:val="en_US" w:bidi="en_US"/>
+        </w:rPr>
+        <w:t>Barnabas and Saul play important roles in the following story.</w:t>
+      </w:r>
+      <w:r>
+        <w:rPr>
+          <w:lang w:val="en_US" w:bidi="en_US"/>
+        </w:rPr>
+      </w:r>
+      <w:r>
+        <w:rPr>
+          <w:lang w:val="en_US" w:bidi="en_US"/>
+        </w:rPr>
+      </w:r>
+    </w:p>
+    <w:p>
+      <w:pPr/>
+      <w:r>
+        <w:rPr>
+          <w:lang w:val="en_US" w:bidi="en_US"/>
+        </w:rPr>
+      </w:r>
+    </w:p>
+    <w:p>
+      <w:pPr>
+        <w:pStyle w:val="Heading2"/>
+      </w:pPr>
+      <w:r>
+        <w:rPr>
+          <w:lang w:val="en_US" w:bidi="en_US"/>
+        </w:rPr>
+        <w:t>Acts 13:1–3</w:t>
+      </w:r>
+      <w:r>
+        <w:rPr>
+          <w:lang w:val="en_US" w:bidi="en_US"/>
+        </w:rPr>
+      </w:r>
+    </w:p>
+    <w:p>
+      <w:pPr/>
+      <w:r>
+        <w:rPr>
+          <w:lang w:val="en_US" w:bidi="en_US"/>
+        </w:rPr>
+      </w:r>
+      <w:r>
+        <w:rPr>
+          <w:i/>
+          <w:lang w:val="en_US" w:bidi="en_US"/>
+        </w:rPr>
+        <w:t>prophets and teachers:</w:t>
+      </w:r>
+      <w:r>
+        <w:rPr>
+          <w:lang w:val="en_US" w:bidi="en_US"/>
+        </w:rPr>
+        <w:t xml:space="preserve"> these leaders of the church at Antioch spent a lot of time in worship and prayer. They had an intense desire to do the Lord's will, and they fasted to spiritually prepare themselves to receive guidance from God. As they prayed, the Holy Spirit spoke to them. </w:t>
+      </w:r>
+    </w:p>
+    <w:p>
+      <w:pPr/>
+      <w:r>
+        <w:rPr>
+          <w:lang w:val="en_US" w:bidi="en_US"/>
+        </w:rPr>
+      </w:r>
+      <w:r>
+        <w:rPr>
+          <w:lang w:val="en_US" w:bidi="en_US"/>
+        </w:rPr>
+        <w:t>The church set apart Barnabas and Saul, recognizing God's clear call for them to do a special work in his name. The inner journey these Christians took to pray and listen to God matched their outer journey of service. Their service included proclaiming the Christian faith and performing works of healing and salvation.</w:t>
+      </w:r>
+      <w:r>
+        <w:rPr>
+          <w:lang w:val="en_US" w:bidi="en_US"/>
+        </w:rPr>
+      </w:r>
+      <w:r>
+        <w:rPr>
+          <w:lang w:val="en_US" w:bidi="en_US"/>
+        </w:rPr>
+      </w:r>
+    </w:p>
+    <w:p>
+      <w:pPr/>
+      <w:r>
+        <w:rPr>
+          <w:lang w:val="en_US" w:bidi="en_US"/>
+        </w:rPr>
+      </w:r>
+    </w:p>
+    <w:p>
+      <w:pPr>
+        <w:pStyle w:val="Heading2"/>
+      </w:pPr>
+      <w:r>
+        <w:rPr>
+          <w:lang w:val="en_US" w:bidi="en_US"/>
+        </w:rPr>
+        <w:t>Acts 13:3</w:t>
+      </w:r>
+      <w:r>
+        <w:rPr>
+          <w:lang w:val="en_US" w:bidi="en_US"/>
+        </w:rPr>
+      </w:r>
+    </w:p>
+    <w:p>
+      <w:pPr/>
+      <w:r>
+        <w:rPr>
+          <w:lang w:val="en_US" w:bidi="en_US"/>
+        </w:rPr>
+      </w:r>
+      <w:r>
+        <w:rPr>
+          <w:i/>
+          <w:lang w:val="en_US" w:bidi="en_US"/>
+        </w:rPr>
+        <w:t>they laid their hands on them</w:t>
+      </w:r>
+      <w:r>
+        <w:rPr>
+          <w:lang w:val="en_US" w:bidi="en_US"/>
+        </w:rPr>
+        <w:t>: They performed this holy act only after more fasting and prayer</w:t>
+      </w:r>
+      <w:r>
+        <w:rPr>
+          <w:i/>
+          <w:lang w:val="en_US" w:bidi="en_US"/>
+        </w:rPr>
+        <w:t>.</w:t>
+      </w:r>
+      <w:r>
+        <w:rPr>
+          <w:lang w:val="en_US" w:bidi="en_US"/>
+        </w:rPr>
+        <w:t xml:space="preserve"> The Pastoral Letters (</w:t>
+      </w:r>
+      <w:r>
+        <w:rPr>
+          <w:lang w:val="en_US" w:bidi="en_US"/>
+        </w:rPr>
+        <w:t>1 Timothy, 2 Timothy, and Titus</w:t>
+      </w:r>
+      <w:r>
+        <w:rPr>
+          <w:lang w:val="en_US" w:bidi="en_US"/>
+        </w:rPr>
+        <w:t>) caution against appointing someone as a Christian leader without proper care and background checks (</w:t>
+      </w:r>
+      <w:hyperlink r:id="rId573">
+        <w:r>
+          <w:rPr>
+            <w:lang w:val="en_US" w:bidi="en_US"/>
+          </w:rPr>
+          <w:rPr>
+            <w:color w:val="0000EE"/>
+            <w:u w:val="single"/>
+          </w:rPr>
+          <w:t>1 Timothy 5:22</w:t>
+        </w:r>
+      </w:hyperlink>
+      <w:r>
+        <w:rPr>
+          <w:lang w:val="en_US" w:bidi="en_US"/>
+        </w:rPr>
+        <w:t>). At this point, the church at Antioch sent Barnabas and Saul as its representatives for the mission.</w:t>
+      </w:r>
+      <w:r>
+        <w:rPr>
+          <w:lang w:val="en_US" w:bidi="en_US"/>
+        </w:rPr>
+      </w:r>
+      <w:r>
+        <w:rPr>
+          <w:lang w:val="en_US" w:bidi="en_US"/>
+        </w:rPr>
+      </w:r>
+    </w:p>
+    <w:p>
+      <w:pPr/>
+      <w:r>
+        <w:rPr>
+          <w:lang w:val="en_US" w:bidi="en_US"/>
+        </w:rPr>
+      </w:r>
+    </w:p>
+    <w:p>
+      <w:pPr>
+        <w:pStyle w:val="Heading2"/>
+      </w:pPr>
+      <w:r>
+        <w:rPr>
+          <w:lang w:val="en_US" w:bidi="en_US"/>
+        </w:rPr>
+        <w:t>Acts 13:4</w:t>
+      </w:r>
+      <w:r>
+        <w:rPr>
+          <w:lang w:val="en_US" w:bidi="en_US"/>
+        </w:rPr>
+      </w:r>
+    </w:p>
+    <w:p>
+      <w:pPr>
+        <w:pStyle w:val="ListBullet"/>
+        <w:spacing w:line="240" w:lineRule="auto"/>
+        <w:ind w:left="720"/>
+      </w:pPr>
+      <w:r>
+        <w:rPr>
+          <w:lang w:val="en_US" w:bidi="en_US"/>
+        </w:rPr>
+      </w:r>
+      <w:r>
+        <w:rPr>
+          <w:lang w:val="en_US" w:bidi="en_US"/>
+        </w:rPr>
+        <w:t>Barnabas and Saul were commissioned by the church at Antioch to go on their first missionary journey. They were guided by the Holy Spirit.</w:t>
+      </w:r>
+    </w:p>
+    <w:p>
+      <w:pPr>
+        <w:pStyle w:val="ListBullet"/>
+        <w:spacing w:line="240" w:lineRule="auto"/>
+        <w:ind w:left="720"/>
+      </w:pPr>
+      <w:r>
+        <w:rPr>
+          <w:lang w:val="en_US" w:bidi="en_US"/>
+        </w:rPr>
+      </w:r>
+      <w:r>
+        <w:rPr>
+          <w:lang w:val="en_US" w:bidi="en_US"/>
+        </w:rPr>
+        <w:t>Seleucia was the ancient seaport city of Antioch, about 20 kilometers (12 miles) west of the city at the opening of the Orontes River.</w:t>
+      </w:r>
+    </w:p>
+    <w:p>
+      <w:pPr>
+        <w:pStyle w:val="ListBullet"/>
+        <w:spacing w:line="240" w:lineRule="auto"/>
+        <w:ind w:left="720"/>
+      </w:pPr>
+      <w:r>
+        <w:rPr>
+          <w:lang w:val="en_US" w:bidi="en_US"/>
+        </w:rPr>
+      </w:r>
+      <w:r>
+        <w:rPr>
+          <w:i/>
+          <w:lang w:val="en_US" w:bidi="en_US"/>
+        </w:rPr>
+        <w:t>from there to Cyprus:</w:t>
+      </w:r>
+      <w:r>
+        <w:rPr>
+          <w:lang w:val="en_US" w:bidi="en_US"/>
+        </w:rPr>
+        <w:t xml:space="preserve"> Barnabas was from Cyprus, the next stop on their journey (</w:t>
+      </w:r>
+      <w:hyperlink r:id="rId435">
+        <w:r>
+          <w:rPr>
+            <w:lang w:val="en_US" w:bidi="en_US"/>
+          </w:rPr>
+          <w:rPr>
+            <w:color w:val="0000EE"/>
+            <w:u w:val="single"/>
+          </w:rPr>
+          <w:t>4:36</w:t>
+        </w:r>
+      </w:hyperlink>
+      <w:r>
+        <w:rPr>
+          <w:lang w:val="en_US" w:bidi="en_US"/>
+        </w:rPr>
+        <w:t>).</w:t>
+      </w:r>
+      <w:r>
+        <w:rPr>
+          <w:lang w:val="en_US" w:bidi="en_US"/>
+        </w:rPr>
+      </w:r>
+      <w:r>
+        <w:rPr>
+          <w:lang w:val="en_US" w:bidi="en_US"/>
+        </w:rPr>
+      </w:r>
+    </w:p>
+    <w:p>
+      <w:pPr/>
+      <w:r>
+        <w:rPr>
+          <w:lang w:val="en_US" w:bidi="en_US"/>
+        </w:rPr>
+      </w:r>
+    </w:p>
+    <w:p>
+      <w:pPr>
+        <w:pStyle w:val="Heading2"/>
+      </w:pPr>
+      <w:r>
+        <w:rPr>
+          <w:lang w:val="en_US" w:bidi="en_US"/>
+        </w:rPr>
+        <w:t>Acts 13:5</w:t>
+      </w:r>
+      <w:r>
+        <w:rPr>
+          <w:lang w:val="en_US" w:bidi="en_US"/>
+        </w:rPr>
+      </w:r>
+    </w:p>
+    <w:p>
+      <w:pPr/>
+      <w:r>
+        <w:rPr>
+          <w:lang w:val="en_US" w:bidi="en_US"/>
+        </w:rPr>
+      </w:r>
+      <w:r>
+        <w:rPr>
+          <w:lang w:val="en_US" w:bidi="en_US"/>
+        </w:rPr>
+        <w:t xml:space="preserve">When they arrived in Salamis on the eastern end of Cyprus, they visited the Jewish synagogues (see </w:t>
+      </w:r>
+      <w:r>
+        <w:rPr>
+          <w:lang w:val="en_US" w:bidi="en_US"/>
+        </w:rPr>
+        <w:t>study note on 9:2</w:t>
+      </w:r>
+      <w:r>
+        <w:rPr>
+          <w:lang w:val="en_US" w:bidi="en_US"/>
+        </w:rPr>
+        <w:t xml:space="preserve">). There, Jews could hear and respond to the Christian message. They would also meet people who had converted to Judaism (those who had chosen to follow Israel’s God; see </w:t>
+      </w:r>
+      <w:r>
+        <w:rPr>
+          <w:lang w:val="en_US" w:bidi="en_US"/>
+        </w:rPr>
+        <w:t>study note on 13:43</w:t>
+      </w:r>
+      <w:r>
+        <w:rPr>
+          <w:lang w:val="en_US" w:bidi="en_US"/>
+        </w:rPr>
+        <w:t xml:space="preserve">). They also met Gentiles (non-Jews) who were seeking God. These Gentiles are sometimes called </w:t>
+      </w:r>
+      <w:r>
+        <w:rPr>
+          <w:i/>
+          <w:lang w:val="en_US" w:bidi="en_US"/>
+        </w:rPr>
+        <w:t>God-fearers</w:t>
+      </w:r>
+      <w:r>
+        <w:rPr>
+          <w:lang w:val="en_US" w:bidi="en_US"/>
+        </w:rPr>
+        <w:t xml:space="preserve"> (people who worshiped the God of Israel but had not fully become Jews; see </w:t>
+      </w:r>
+      <w:r>
+        <w:rPr>
+          <w:lang w:val="en_US" w:bidi="en_US"/>
+        </w:rPr>
+        <w:t>study note on 10:2</w:t>
+      </w:r>
+      <w:r>
+        <w:rPr>
+          <w:lang w:val="en_US" w:bidi="en_US"/>
+        </w:rPr>
+        <w:t>).</w:t>
+      </w:r>
+      <w:r>
+        <w:rPr>
+          <w:lang w:val="en_US" w:bidi="en_US"/>
+        </w:rPr>
+      </w:r>
+      <w:r>
+        <w:rPr>
+          <w:lang w:val="en_US" w:bidi="en_US"/>
+        </w:rPr>
+      </w:r>
+    </w:p>
+    <w:p>
+      <w:pPr/>
+      <w:r>
+        <w:rPr>
+          <w:lang w:val="en_US" w:bidi="en_US"/>
+        </w:rPr>
+      </w:r>
+    </w:p>
+    <w:p>
+      <w:pPr>
+        <w:pStyle w:val="Heading2"/>
+      </w:pPr>
+      <w:r>
+        <w:rPr>
+          <w:lang w:val="en_US" w:bidi="en_US"/>
+        </w:rPr>
+        <w:t>Acts 13:6</w:t>
+      </w:r>
+      <w:r>
+        <w:rPr>
+          <w:lang w:val="en_US" w:bidi="en_US"/>
+        </w:rPr>
+      </w:r>
+    </w:p>
+    <w:p>
+      <w:pPr>
+        <w:pStyle w:val="ListBullet"/>
+        <w:spacing w:line="240" w:lineRule="auto"/>
+        <w:ind w:left="720"/>
+      </w:pPr>
+      <w:r>
+        <w:rPr>
+          <w:lang w:val="en_US" w:bidi="en_US"/>
+        </w:rPr>
+      </w:r>
+      <w:r>
+        <w:rPr>
+          <w:i/>
+          <w:lang w:val="en_US" w:bidi="en_US"/>
+        </w:rPr>
+        <w:t xml:space="preserve">Paphos: </w:t>
+      </w:r>
+      <w:r>
+        <w:rPr>
+          <w:lang w:val="en_US" w:bidi="en_US"/>
+        </w:rPr>
+        <w:t>This major city was on the southwest coast of Cyprus, a location that had strategic significance.</w:t>
+      </w:r>
+    </w:p>
+    <w:p>
+      <w:pPr>
+        <w:pStyle w:val="ListBullet"/>
+        <w:spacing w:line="240" w:lineRule="auto"/>
+        <w:ind w:left="720"/>
+      </w:pPr>
+      <w:r>
+        <w:rPr>
+          <w:lang w:val="en_US" w:bidi="en_US"/>
+        </w:rPr>
+      </w:r>
+      <w:r>
+        <w:rPr>
+          <w:i/>
+          <w:lang w:val="en_US" w:bidi="en_US"/>
+        </w:rPr>
+        <w:t>a Jewish sorcerer and false prophet named Bar-Jesus</w:t>
+      </w:r>
+      <w:r>
+        <w:rPr>
+          <w:lang w:val="en_US" w:bidi="en_US"/>
+        </w:rPr>
+        <w:t>: People from the east who practiced magic like this man often had significant power to influence people in the Greek and Roman world.</w:t>
+      </w:r>
+      <w:r>
+        <w:rPr>
+          <w:lang w:val="en_US" w:bidi="en_US"/>
+        </w:rPr>
+      </w:r>
+      <w:r>
+        <w:rPr>
+          <w:lang w:val="en_US" w:bidi="en_US"/>
+        </w:rPr>
+      </w:r>
+    </w:p>
+    <w:p>
+      <w:pPr/>
+      <w:r>
+        <w:rPr>
+          <w:lang w:val="en_US" w:bidi="en_US"/>
+        </w:rPr>
+      </w:r>
+    </w:p>
+    <w:p>
+      <w:pPr>
+        <w:pStyle w:val="Heading2"/>
+      </w:pPr>
+      <w:r>
+        <w:rPr>
+          <w:lang w:val="en_US" w:bidi="en_US"/>
+        </w:rPr>
+        <w:t>Acts 13:6–12</w:t>
+      </w:r>
+      <w:r>
+        <w:rPr>
+          <w:lang w:val="en_US" w:bidi="en_US"/>
+        </w:rPr>
+      </w:r>
+    </w:p>
+    <w:p>
+      <w:pPr/>
+      <w:r>
+        <w:rPr>
+          <w:lang w:val="en_US" w:bidi="en_US"/>
+        </w:rPr>
+      </w:r>
+      <w:r>
+        <w:rPr>
+          <w:lang w:val="en_US" w:bidi="en_US"/>
+        </w:rPr>
+        <w:t>In Paphos, a false prophet caused a power struggle. This resulted in a display of God's power, and the Roman proconsul (governor) became a Christian.</w:t>
+      </w:r>
+      <w:r>
+        <w:rPr>
+          <w:lang w:val="en_US" w:bidi="en_US"/>
+        </w:rPr>
+      </w:r>
+      <w:r>
+        <w:rPr>
+          <w:lang w:val="en_US" w:bidi="en_US"/>
+        </w:rPr>
+      </w:r>
+    </w:p>
+    <w:p>
+      <w:pPr/>
+      <w:r>
+        <w:rPr>
+          <w:lang w:val="en_US" w:bidi="en_US"/>
+        </w:rPr>
+      </w:r>
+    </w:p>
+    <w:p>
+      <w:pPr>
+        <w:pStyle w:val="Heading2"/>
+      </w:pPr>
+      <w:r>
+        <w:rPr>
+          <w:lang w:val="en_US" w:bidi="en_US"/>
+        </w:rPr>
+        <w:t>Acts 13:7–8</w:t>
+      </w:r>
+      <w:r>
+        <w:rPr>
+          <w:lang w:val="en_US" w:bidi="en_US"/>
+        </w:rPr>
+      </w:r>
+    </w:p>
+    <w:p>
+      <w:pPr/>
+      <w:r>
+        <w:rPr>
+          <w:lang w:val="en_US" w:bidi="en_US"/>
+        </w:rPr>
+      </w:r>
+      <w:r>
+        <w:rPr>
+          <w:lang w:val="en_US" w:bidi="en_US"/>
+        </w:rPr>
+        <w:t xml:space="preserve">Sergius Paulus, the proconsul (governor), was an intelligent person. He </w:t>
+      </w:r>
+      <w:r>
+        <w:rPr>
+          <w:lang w:val="en_US" w:bidi="en_US"/>
+        </w:rPr>
+        <w:t>had interest in the teachings of Barnabas and Saul. But Elymas (the sorcerer’s Greco-Roman name) recognized a challenge to his power and strongly opposed the message of Barnabas and Saul.</w:t>
+      </w:r>
+      <w:r>
+        <w:rPr>
+          <w:lang w:val="en_US" w:bidi="en_US"/>
+        </w:rPr>
+      </w:r>
+      <w:r>
+        <w:rPr>
+          <w:lang w:val="en_US" w:bidi="en_US"/>
+        </w:rPr>
+      </w:r>
+    </w:p>
+    <w:p>
+      <w:pPr/>
+      <w:r>
+        <w:rPr>
+          <w:lang w:val="en_US" w:bidi="en_US"/>
+        </w:rPr>
+      </w:r>
+    </w:p>
+    <w:p>
+      <w:pPr>
+        <w:pStyle w:val="Heading2"/>
+      </w:pPr>
+      <w:r>
+        <w:rPr>
+          <w:lang w:val="en_US" w:bidi="en_US"/>
+        </w:rPr>
+        <w:t>Acts 13:9</w:t>
+      </w:r>
+      <w:r>
+        <w:rPr>
+          <w:lang w:val="en_US" w:bidi="en_US"/>
+        </w:rPr>
+      </w:r>
+    </w:p>
+    <w:p>
+      <w:pPr/>
+      <w:r>
+        <w:rPr>
+          <w:lang w:val="en_US" w:bidi="en_US"/>
+        </w:rPr>
+      </w:r>
+      <w:r>
+        <w:rPr>
+          <w:lang w:val="en_US" w:bidi="en_US"/>
+        </w:rPr>
+        <w:t xml:space="preserve">Luke marks an important shift in using the name Saul (a Hebrew name) and Paul (a Greco-Roman name). This may show that Paul is now focusing on his mission to Gentiles (non-Jews). For the rest of Acts, Luke calls him Paul, except when Paul tells the story of his conversion (as in </w:t>
+      </w:r>
+      <w:hyperlink r:id="rId574">
+        <w:r>
+          <w:rPr>
+            <w:lang w:val="en_US" w:bidi="en_US"/>
+          </w:rPr>
+          <w:rPr>
+            <w:color w:val="0000EE"/>
+            <w:u w:val="single"/>
+          </w:rPr>
+          <w:t>22:7</w:t>
         </w:r>
       </w:hyperlink>
       <w:r>
@@ -20002,88 +21619,34 @@
         </w:rPr>
         <w:t xml:space="preserve">, </w:t>
       </w:r>
-      <w:hyperlink r:id="rId553">
-        <w:r>
-          <w:rPr>
-            <w:lang w:val="en_US" w:bidi="en_US"/>
-          </w:rPr>
-          <w:rPr>
-            <w:color w:val="0000EE"/>
-            <w:u w:val="single"/>
-          </w:rPr>
-          <w:t>27</w:t>
-        </w:r>
-      </w:hyperlink>
-      <w:r>
-        <w:rPr>
-          <w:lang w:val="en_US" w:bidi="en_US"/>
-        </w:rPr>
-        <w:t xml:space="preserve">; </w:t>
-      </w:r>
-      <w:hyperlink r:id="rId554">
-        <w:r>
-          <w:rPr>
-            <w:lang w:val="en_US" w:bidi="en_US"/>
-          </w:rPr>
-          <w:rPr>
-            <w:color w:val="0000EE"/>
-            <w:u w:val="single"/>
-          </w:rPr>
-          <w:t>Matt 19:26</w:t>
-        </w:r>
-      </w:hyperlink>
-      <w:r>
-        <w:rPr>
-          <w:lang w:val="en_US" w:bidi="en_US"/>
-        </w:rPr>
-        <w:t xml:space="preserve">; </w:t>
-      </w:r>
-      <w:hyperlink r:id="rId555">
-        <w:r>
-          <w:rPr>
-            <w:lang w:val="en_US" w:bidi="en_US"/>
-          </w:rPr>
-          <w:rPr>
-            <w:color w:val="0000EE"/>
-            <w:u w:val="single"/>
-          </w:rPr>
-          <w:t>Mark 10:27</w:t>
-        </w:r>
-      </w:hyperlink>
-      <w:r>
-        <w:rPr>
-          <w:lang w:val="en_US" w:bidi="en_US"/>
-        </w:rPr>
-        <w:t xml:space="preserve">; </w:t>
-      </w:r>
-      <w:hyperlink r:id="rId383">
-        <w:r>
-          <w:rPr>
-            <w:lang w:val="en_US" w:bidi="en_US"/>
-          </w:rPr>
-          <w:rPr>
-            <w:color w:val="0000EE"/>
-            <w:u w:val="single"/>
-          </w:rPr>
-          <w:t>Luke 1:37</w:t>
-        </w:r>
-      </w:hyperlink>
-      <w:r>
-        <w:rPr>
-          <w:lang w:val="en_US" w:bidi="en_US"/>
-        </w:rPr>
-        <w:t xml:space="preserve">; </w:t>
-      </w:r>
-      <w:hyperlink r:id="rId556">
-        <w:r>
-          <w:rPr>
-            <w:lang w:val="en_US" w:bidi="en_US"/>
-          </w:rPr>
-          <w:rPr>
-            <w:color w:val="0000EE"/>
-            <w:u w:val="single"/>
-          </w:rPr>
-          <w:t>18:27</w:t>
+      <w:hyperlink r:id="rId575">
+        <w:r>
+          <w:rPr>
+            <w:lang w:val="en_US" w:bidi="en_US"/>
+          </w:rPr>
+          <w:rPr>
+            <w:color w:val="0000EE"/>
+            <w:u w:val="single"/>
+          </w:rPr>
+          <w:t>13</w:t>
+        </w:r>
+      </w:hyperlink>
+      <w:r>
+        <w:rPr>
+          <w:lang w:val="en_US" w:bidi="en_US"/>
+        </w:rPr>
+        <w:t xml:space="preserve">; </w:t>
+      </w:r>
+      <w:hyperlink r:id="rId576">
+        <w:r>
+          <w:rPr>
+            <w:lang w:val="en_US" w:bidi="en_US"/>
+          </w:rPr>
+          <w:rPr>
+            <w:color w:val="0000EE"/>
+            <w:u w:val="single"/>
+          </w:rPr>
+          <w:t>26:14</w:t>
         </w:r>
       </w:hyperlink>
       <w:r>
@@ -20119,37 +21682,1069 @@
         <w:rPr>
           <w:lang w:val="en_US" w:bidi="en_US"/>
         </w:rPr>
-        <w:t>Acts 12:5</w:t>
-      </w:r>
-      <w:r>
-        <w:rPr>
-          <w:lang w:val="en_US" w:bidi="en_US"/>
-        </w:rPr>
-      </w:r>
-    </w:p>
-    <w:p>
-      <w:pPr/>
-      <w:r>
-        <w:rPr>
-          <w:lang w:val="en_US" w:bidi="en_US"/>
-        </w:rPr>
-      </w:r>
-      <w:r>
-        <w:rPr>
-          <w:lang w:val="en_US" w:bidi="en_US"/>
-        </w:rPr>
-        <w:t>the church prayed very earnestly: God answers the earnest prayers of his people (</w:t>
-      </w:r>
-      <w:hyperlink r:id="rId557">
-        <w:r>
-          <w:rPr>
-            <w:lang w:val="en_US" w:bidi="en_US"/>
-          </w:rPr>
-          <w:rPr>
-            <w:color w:val="0000EE"/>
-            <w:u w:val="single"/>
-          </w:rPr>
-          <w:t>12:6–17</w:t>
+        <w:t>Acts 13:10–11</w:t>
+      </w:r>
+      <w:r>
+        <w:rPr>
+          <w:lang w:val="en_US" w:bidi="en_US"/>
+        </w:rPr>
+      </w:r>
+    </w:p>
+    <w:p>
+      <w:pPr/>
+      <w:r>
+        <w:rPr>
+          <w:lang w:val="en_US" w:bidi="en_US"/>
+        </w:rPr>
+      </w:r>
+      <w:r>
+        <w:rPr>
+          <w:lang w:val="en_US" w:bidi="en_US"/>
+        </w:rPr>
+        <w:t xml:space="preserve">Paul, who had become the main speaker, confronted the sorcerer. He rebuked his false claims, exposed his deceit, and announced God’s judgment (see </w:t>
+      </w:r>
+      <w:hyperlink r:id="rId577">
+        <w:r>
+          <w:rPr>
+            <w:lang w:val="en_US" w:bidi="en_US"/>
+          </w:rPr>
+          <w:rPr>
+            <w:color w:val="0000EE"/>
+            <w:u w:val="single"/>
+          </w:rPr>
+          <w:t>8:20–24</w:t>
+        </w:r>
+      </w:hyperlink>
+      <w:r>
+        <w:rPr>
+          <w:lang w:val="en_US" w:bidi="en_US"/>
+        </w:rPr>
+        <w:t>). The sorcerer became blind immediately, and this condition lasted for a significant period of time. This event showed the power and truthfulness of the gospel message over the sorcerer's false claims.</w:t>
+      </w:r>
+      <w:r>
+        <w:rPr>
+          <w:lang w:val="en_US" w:bidi="en_US"/>
+        </w:rPr>
+      </w:r>
+      <w:r>
+        <w:rPr>
+          <w:lang w:val="en_US" w:bidi="en_US"/>
+        </w:rPr>
+      </w:r>
+    </w:p>
+    <w:p>
+      <w:pPr/>
+      <w:r>
+        <w:rPr>
+          <w:lang w:val="en_US" w:bidi="en_US"/>
+        </w:rPr>
+      </w:r>
+    </w:p>
+    <w:p>
+      <w:pPr>
+        <w:pStyle w:val="Heading2"/>
+      </w:pPr>
+      <w:r>
+        <w:rPr>
+          <w:lang w:val="en_US" w:bidi="en_US"/>
+        </w:rPr>
+        <w:t>Acts 13:12</w:t>
+      </w:r>
+      <w:r>
+        <w:rPr>
+          <w:lang w:val="en_US" w:bidi="en_US"/>
+        </w:rPr>
+      </w:r>
+    </w:p>
+    <w:p>
+      <w:pPr/>
+      <w:r>
+        <w:rPr>
+          <w:lang w:val="en_US" w:bidi="en_US"/>
+        </w:rPr>
+      </w:r>
+      <w:r>
+        <w:rPr>
+          <w:lang w:val="en_US" w:bidi="en_US"/>
+        </w:rPr>
+        <w:t xml:space="preserve">The teaching about the Lord included a miracle showing divine power (compare </w:t>
+      </w:r>
+      <w:hyperlink r:id="rId578">
+        <w:r>
+          <w:rPr>
+            <w:lang w:val="en_US" w:bidi="en_US"/>
+          </w:rPr>
+          <w:rPr>
+            <w:color w:val="0000EE"/>
+            <w:u w:val="single"/>
+          </w:rPr>
+          <w:t>Mark 1:21–27</w:t>
+        </w:r>
+      </w:hyperlink>
+      <w:r>
+        <w:rPr>
+          <w:lang w:val="en_US" w:bidi="en_US"/>
+        </w:rPr>
+        <w:t xml:space="preserve">). This was because it was a teaching about the living God (see </w:t>
+      </w:r>
+      <w:hyperlink r:id="rId579">
+        <w:r>
+          <w:rPr>
+            <w:lang w:val="en_US" w:bidi="en_US"/>
+          </w:rPr>
+          <w:rPr>
+            <w:color w:val="0000EE"/>
+            <w:u w:val="single"/>
+          </w:rPr>
+          <w:t>Acts 14:15</w:t>
+        </w:r>
+      </w:hyperlink>
+      <w:r>
+        <w:rPr>
+          <w:lang w:val="en_US" w:bidi="en_US"/>
+        </w:rPr>
+        <w:t>).</w:t>
+      </w:r>
+      <w:r>
+        <w:rPr>
+          <w:lang w:val="en_US" w:bidi="en_US"/>
+        </w:rPr>
+      </w:r>
+      <w:r>
+        <w:rPr>
+          <w:lang w:val="en_US" w:bidi="en_US"/>
+        </w:rPr>
+      </w:r>
+    </w:p>
+    <w:p>
+      <w:pPr/>
+      <w:r>
+        <w:rPr>
+          <w:lang w:val="en_US" w:bidi="en_US"/>
+        </w:rPr>
+      </w:r>
+    </w:p>
+    <w:p>
+      <w:pPr>
+        <w:pStyle w:val="Heading2"/>
+      </w:pPr>
+      <w:r>
+        <w:rPr>
+          <w:lang w:val="en_US" w:bidi="en_US"/>
+        </w:rPr>
+        <w:t>Acts 13:13–14</w:t>
+      </w:r>
+      <w:r>
+        <w:rPr>
+          <w:lang w:val="en_US" w:bidi="en_US"/>
+        </w:rPr>
+      </w:r>
+    </w:p>
+    <w:p>
+      <w:pPr>
+        <w:pStyle w:val="ListBullet"/>
+        <w:spacing w:line="240" w:lineRule="auto"/>
+        <w:ind w:left="720"/>
+      </w:pPr>
+      <w:r>
+        <w:rPr>
+          <w:lang w:val="en_US" w:bidi="en_US"/>
+        </w:rPr>
+      </w:r>
+      <w:r>
+        <w:rPr>
+          <w:lang w:val="en_US" w:bidi="en_US"/>
+        </w:rPr>
+        <w:t>They arrived at the port of Perga. From there, major roads led to the interior of the land beyond the Taurus Mountains.</w:t>
+      </w:r>
+    </w:p>
+    <w:p>
+      <w:pPr>
+        <w:pStyle w:val="ListBullet"/>
+        <w:spacing w:line="240" w:lineRule="auto"/>
+        <w:ind w:left="720"/>
+      </w:pPr>
+      <w:r>
+        <w:rPr>
+          <w:lang w:val="en_US" w:bidi="en_US"/>
+        </w:rPr>
+      </w:r>
+      <w:r>
+        <w:rPr>
+          <w:lang w:val="en_US" w:bidi="en_US"/>
+        </w:rPr>
+        <w:t xml:space="preserve">At this point, John Mark left the team for unknown reasons (see </w:t>
+      </w:r>
+      <w:r>
+        <w:rPr>
+          <w:lang w:val="en_US" w:bidi="en_US"/>
+        </w:rPr>
+        <w:t>study note on 15:36–41</w:t>
+      </w:r>
+      <w:r>
+        <w:rPr>
+          <w:lang w:val="en_US" w:bidi="en_US"/>
+        </w:rPr>
+        <w:t>). He might have been unhappy that the gospel was advancing into non-Jewish lands. Perhaps he missed his home or was unable to continue the challenging journey. Whatever the reasons, he returned to the familiar and comfortable Jewish area of Jerusalem.</w:t>
+      </w:r>
+      <w:r>
+        <w:rPr>
+          <w:lang w:val="en_US" w:bidi="en_US"/>
+        </w:rPr>
+      </w:r>
+      <w:r>
+        <w:rPr>
+          <w:lang w:val="en_US" w:bidi="en_US"/>
+        </w:rPr>
+      </w:r>
+    </w:p>
+    <w:p>
+      <w:pPr/>
+      <w:r>
+        <w:rPr>
+          <w:lang w:val="en_US" w:bidi="en_US"/>
+        </w:rPr>
+      </w:r>
+    </w:p>
+    <w:p>
+      <w:pPr>
+        <w:pStyle w:val="Heading2"/>
+      </w:pPr>
+      <w:r>
+        <w:rPr>
+          <w:lang w:val="en_US" w:bidi="en_US"/>
+        </w:rPr>
+        <w:t>Acts 13:14</w:t>
+      </w:r>
+      <w:r>
+        <w:rPr>
+          <w:lang w:val="en_US" w:bidi="en_US"/>
+        </w:rPr>
+      </w:r>
+    </w:p>
+    <w:p>
+      <w:pPr/>
+      <w:r>
+        <w:rPr>
+          <w:lang w:val="en_US" w:bidi="en_US"/>
+        </w:rPr>
+      </w:r>
+      <w:r>
+        <w:rPr>
+          <w:lang w:val="en_US" w:bidi="en_US"/>
+        </w:rPr>
+        <w:t xml:space="preserve">Paul and Barnabas traveled inland to the high country and reached Pisidian Antioch. This Antioch was in the Roman province of Galatia in Asia Minor. This city is not the same one as the city of Antioch in Syria. </w:t>
+      </w:r>
+    </w:p>
+    <w:p>
+      <w:pPr/>
+      <w:r>
+        <w:rPr>
+          <w:lang w:val="en_US" w:bidi="en_US"/>
+        </w:rPr>
+      </w:r>
+      <w:r>
+        <w:rPr>
+          <w:lang w:val="en_US" w:bidi="en_US"/>
+        </w:rPr>
+        <w:t xml:space="preserve">As usual, the apostles began their work at the synagogue (see </w:t>
+      </w:r>
+      <w:r>
+        <w:rPr>
+          <w:lang w:val="en_US" w:bidi="en_US"/>
+        </w:rPr>
+        <w:t>study note on 9:2</w:t>
+      </w:r>
+      <w:r>
+        <w:rPr>
+          <w:lang w:val="en_US" w:bidi="en_US"/>
+        </w:rPr>
+        <w:t xml:space="preserve">; compare </w:t>
+      </w:r>
+      <w:hyperlink r:id="rId400">
+        <w:r>
+          <w:rPr>
+            <w:lang w:val="en_US" w:bidi="en_US"/>
+          </w:rPr>
+          <w:rPr>
+            <w:color w:val="0000EE"/>
+            <w:u w:val="single"/>
+          </w:rPr>
+          <w:t>13:5</w:t>
+        </w:r>
+      </w:hyperlink>
+      <w:r>
+        <w:rPr>
+          <w:lang w:val="en_US" w:bidi="en_US"/>
+        </w:rPr>
+        <w:t xml:space="preserve">; </w:t>
+      </w:r>
+      <w:hyperlink r:id="rId402">
+        <w:r>
+          <w:rPr>
+            <w:lang w:val="en_US" w:bidi="en_US"/>
+          </w:rPr>
+          <w:rPr>
+            <w:color w:val="0000EE"/>
+            <w:u w:val="single"/>
+          </w:rPr>
+          <w:t>14:1</w:t>
+        </w:r>
+      </w:hyperlink>
+      <w:r>
+        <w:rPr>
+          <w:lang w:val="en_US" w:bidi="en_US"/>
+        </w:rPr>
+        <w:t xml:space="preserve">; </w:t>
+      </w:r>
+      <w:hyperlink r:id="rId403">
+        <w:r>
+          <w:rPr>
+            <w:lang w:val="en_US" w:bidi="en_US"/>
+          </w:rPr>
+          <w:rPr>
+            <w:color w:val="0000EE"/>
+            <w:u w:val="single"/>
+          </w:rPr>
+          <w:t>17:1</w:t>
+        </w:r>
+      </w:hyperlink>
+      <w:r>
+        <w:rPr>
+          <w:lang w:val="en_US" w:bidi="en_US"/>
+        </w:rPr>
+        <w:t xml:space="preserve">, </w:t>
+      </w:r>
+      <w:hyperlink r:id="rId580">
+        <w:r>
+          <w:rPr>
+            <w:lang w:val="en_US" w:bidi="en_US"/>
+          </w:rPr>
+          <w:rPr>
+            <w:color w:val="0000EE"/>
+            <w:u w:val="single"/>
+          </w:rPr>
+          <w:t>2</w:t>
+        </w:r>
+      </w:hyperlink>
+      <w:r>
+        <w:rPr>
+          <w:lang w:val="en_US" w:bidi="en_US"/>
+        </w:rPr>
+        <w:t xml:space="preserve">, </w:t>
+      </w:r>
+      <w:hyperlink r:id="rId404">
+        <w:r>
+          <w:rPr>
+            <w:lang w:val="en_US" w:bidi="en_US"/>
+          </w:rPr>
+          <w:rPr>
+            <w:color w:val="0000EE"/>
+            <w:u w:val="single"/>
+          </w:rPr>
+          <w:t>10</w:t>
+        </w:r>
+      </w:hyperlink>
+      <w:r>
+        <w:rPr>
+          <w:lang w:val="en_US" w:bidi="en_US"/>
+        </w:rPr>
+        <w:t xml:space="preserve">, </w:t>
+      </w:r>
+      <w:hyperlink r:id="rId405">
+        <w:r>
+          <w:rPr>
+            <w:lang w:val="en_US" w:bidi="en_US"/>
+          </w:rPr>
+          <w:rPr>
+            <w:color w:val="0000EE"/>
+            <w:u w:val="single"/>
+          </w:rPr>
+          <w:t>17</w:t>
+        </w:r>
+      </w:hyperlink>
+      <w:r>
+        <w:rPr>
+          <w:lang w:val="en_US" w:bidi="en_US"/>
+        </w:rPr>
+        <w:t xml:space="preserve">; </w:t>
+      </w:r>
+      <w:hyperlink r:id="rId406">
+        <w:r>
+          <w:rPr>
+            <w:lang w:val="en_US" w:bidi="en_US"/>
+          </w:rPr>
+          <w:rPr>
+            <w:color w:val="0000EE"/>
+            <w:u w:val="single"/>
+          </w:rPr>
+          <w:t>18:4</w:t>
+        </w:r>
+      </w:hyperlink>
+      <w:r>
+        <w:rPr>
+          <w:lang w:val="en_US" w:bidi="en_US"/>
+        </w:rPr>
+        <w:t xml:space="preserve">, </w:t>
+      </w:r>
+      <w:hyperlink r:id="rId407">
+        <w:r>
+          <w:rPr>
+            <w:lang w:val="en_US" w:bidi="en_US"/>
+          </w:rPr>
+          <w:rPr>
+            <w:color w:val="0000EE"/>
+            <w:u w:val="single"/>
+          </w:rPr>
+          <w:t>19</w:t>
+        </w:r>
+      </w:hyperlink>
+      <w:r>
+        <w:rPr>
+          <w:lang w:val="en_US" w:bidi="en_US"/>
+        </w:rPr>
+        <w:t xml:space="preserve">; </w:t>
+      </w:r>
+      <w:hyperlink r:id="rId581">
+        <w:r>
+          <w:rPr>
+            <w:lang w:val="en_US" w:bidi="en_US"/>
+          </w:rPr>
+          <w:rPr>
+            <w:color w:val="0000EE"/>
+            <w:u w:val="single"/>
+          </w:rPr>
+          <w:t>19:8</w:t>
+        </w:r>
+      </w:hyperlink>
+      <w:r>
+        <w:rPr>
+          <w:lang w:val="en_US" w:bidi="en_US"/>
+        </w:rPr>
+        <w:t>).</w:t>
+      </w:r>
+      <w:r>
+        <w:rPr>
+          <w:lang w:val="en_US" w:bidi="en_US"/>
+        </w:rPr>
+      </w:r>
+      <w:r>
+        <w:rPr>
+          <w:lang w:val="en_US" w:bidi="en_US"/>
+        </w:rPr>
+      </w:r>
+    </w:p>
+    <w:p>
+      <w:pPr/>
+      <w:r>
+        <w:rPr>
+          <w:lang w:val="en_US" w:bidi="en_US"/>
+        </w:rPr>
+      </w:r>
+    </w:p>
+    <w:p>
+      <w:pPr>
+        <w:pStyle w:val="Heading2"/>
+      </w:pPr>
+      <w:r>
+        <w:rPr>
+          <w:lang w:val="en_US" w:bidi="en_US"/>
+        </w:rPr>
+        <w:t>Acts 13:15</w:t>
+      </w:r>
+      <w:r>
+        <w:rPr>
+          <w:lang w:val="en_US" w:bidi="en_US"/>
+        </w:rPr>
+      </w:r>
+    </w:p>
+    <w:p>
+      <w:pPr/>
+      <w:r>
+        <w:rPr>
+          <w:lang w:val="en_US" w:bidi="en_US"/>
+        </w:rPr>
+      </w:r>
+      <w:r>
+        <w:rPr>
+          <w:lang w:val="en_US" w:bidi="en_US"/>
+        </w:rPr>
+        <w:t xml:space="preserve">People chosen to read in the synagogue read the usual Scriptures for the day. This included one passage from the books of Moses and another from the prophets (see </w:t>
+      </w:r>
+      <w:hyperlink r:id="rId582">
+        <w:r>
+          <w:rPr>
+            <w:lang w:val="en_US" w:bidi="en_US"/>
+          </w:rPr>
+          <w:rPr>
+            <w:color w:val="0000EE"/>
+            <w:u w:val="single"/>
+          </w:rPr>
+          <w:t>Luke 4:16–28</w:t>
+        </w:r>
+      </w:hyperlink>
+      <w:r>
+        <w:rPr>
+          <w:lang w:val="en_US" w:bidi="en_US"/>
+        </w:rPr>
+        <w:t>). Then the synagogue leaders invited the visitors to share a word of encouragement for the people.</w:t>
+      </w:r>
+      <w:r>
+        <w:rPr>
+          <w:lang w:val="en_US" w:bidi="en_US"/>
+        </w:rPr>
+      </w:r>
+      <w:r>
+        <w:rPr>
+          <w:lang w:val="en_US" w:bidi="en_US"/>
+        </w:rPr>
+      </w:r>
+    </w:p>
+    <w:p>
+      <w:pPr/>
+      <w:r>
+        <w:rPr>
+          <w:lang w:val="en_US" w:bidi="en_US"/>
+        </w:rPr>
+      </w:r>
+    </w:p>
+    <w:p>
+      <w:pPr>
+        <w:pStyle w:val="Heading2"/>
+      </w:pPr>
+      <w:r>
+        <w:rPr>
+          <w:lang w:val="en_US" w:bidi="en_US"/>
+        </w:rPr>
+        <w:t>Acts 13:16–41</w:t>
+      </w:r>
+      <w:r>
+        <w:rPr>
+          <w:lang w:val="en_US" w:bidi="en_US"/>
+        </w:rPr>
+      </w:r>
+    </w:p>
+    <w:p>
+      <w:pPr/>
+      <w:r>
+        <w:rPr>
+          <w:lang w:val="en_US" w:bidi="en_US"/>
+        </w:rPr>
+      </w:r>
+      <w:r>
+        <w:rPr>
+          <w:lang w:val="en_US" w:bidi="en_US"/>
+        </w:rPr>
+        <w:t xml:space="preserve">Paul accepted the invitation, and signaled for his audience to be quiet (compare </w:t>
+      </w:r>
+      <w:hyperlink r:id="rId583">
+        <w:r>
+          <w:rPr>
+            <w:lang w:val="en_US" w:bidi="en_US"/>
+          </w:rPr>
+          <w:rPr>
+            <w:color w:val="0000EE"/>
+            <w:u w:val="single"/>
+          </w:rPr>
+          <w:t>19:33</w:t>
+        </w:r>
+      </w:hyperlink>
+      <w:r>
+        <w:rPr>
+          <w:lang w:val="en_US" w:bidi="en_US"/>
+        </w:rPr>
+        <w:t xml:space="preserve">; </w:t>
+      </w:r>
+      <w:hyperlink r:id="rId584">
+        <w:r>
+          <w:rPr>
+            <w:lang w:val="en_US" w:bidi="en_US"/>
+          </w:rPr>
+          <w:rPr>
+            <w:color w:val="0000EE"/>
+            <w:u w:val="single"/>
+          </w:rPr>
+          <w:t>21:40</w:t>
+        </w:r>
+      </w:hyperlink>
+      <w:r>
+        <w:rPr>
+          <w:lang w:val="en_US" w:bidi="en_US"/>
+        </w:rPr>
+        <w:t xml:space="preserve">). He began to clearly proclaim the good news about Jesus. This is Paul's first major speech in the book of Acts. It serves as a model of the way he preached to a Jewish audience (see </w:t>
+      </w:r>
+      <w:hyperlink r:id="rId374">
+        <w:r>
+          <w:rPr>
+            <w:lang w:val="en_US" w:bidi="en_US"/>
+          </w:rPr>
+          <w:rPr>
+            <w:color w:val="0000EE"/>
+            <w:u w:val="single"/>
+          </w:rPr>
+          <w:t>22:1–21</w:t>
+        </w:r>
+      </w:hyperlink>
+      <w:r>
+        <w:rPr>
+          <w:lang w:val="en_US" w:bidi="en_US"/>
+        </w:rPr>
+        <w:t>).</w:t>
+      </w:r>
+      <w:r>
+        <w:rPr>
+          <w:lang w:val="en_US" w:bidi="en_US"/>
+        </w:rPr>
+      </w:r>
+      <w:r>
+        <w:rPr>
+          <w:lang w:val="en_US" w:bidi="en_US"/>
+        </w:rPr>
+      </w:r>
+    </w:p>
+    <w:p>
+      <w:pPr/>
+      <w:r>
+        <w:rPr>
+          <w:lang w:val="en_US" w:bidi="en_US"/>
+        </w:rPr>
+      </w:r>
+    </w:p>
+    <w:p>
+      <w:pPr>
+        <w:pStyle w:val="Heading2"/>
+      </w:pPr>
+      <w:r>
+        <w:rPr>
+          <w:lang w:val="en_US" w:bidi="en_US"/>
+        </w:rPr>
+        <w:t>Acts 13:17–22</w:t>
+      </w:r>
+      <w:r>
+        <w:rPr>
+          <w:lang w:val="en_US" w:bidi="en_US"/>
+        </w:rPr>
+      </w:r>
+    </w:p>
+    <w:p>
+      <w:pPr/>
+      <w:r>
+        <w:rPr>
+          <w:lang w:val="en_US" w:bidi="en_US"/>
+        </w:rPr>
+      </w:r>
+      <w:r>
+        <w:rPr>
+          <w:lang w:val="en_US" w:bidi="en_US"/>
+        </w:rPr>
+        <w:t xml:space="preserve">To establish common ground with his audience, Paul traced Jewish history starting from the Israelite exodus from Egypt. He emphasized: </w:t>
+      </w:r>
+    </w:p>
+    <w:p>
+      <w:pPr>
+        <w:pStyle w:val="ListBullet"/>
+        <w:spacing w:line="240" w:lineRule="auto"/>
+        <w:ind w:left="720"/>
+      </w:pPr>
+      <w:r>
+        <w:rPr>
+          <w:lang w:val="en_US" w:bidi="en_US"/>
+        </w:rPr>
+      </w:r>
+      <w:r>
+        <w:rPr>
+          <w:lang w:val="en_US" w:bidi="en_US"/>
+        </w:rPr>
+        <w:t>the Israelites' escape from Egyptian slavery,</w:t>
+      </w:r>
+    </w:p>
+    <w:p>
+      <w:pPr>
+        <w:pStyle w:val="ListBullet"/>
+        <w:spacing w:line="240" w:lineRule="auto"/>
+        <w:ind w:left="720"/>
+      </w:pPr>
+      <w:r>
+        <w:rPr>
+          <w:lang w:val="en_US" w:bidi="en_US"/>
+        </w:rPr>
+      </w:r>
+      <w:r>
+        <w:rPr>
+          <w:lang w:val="en_US" w:bidi="en_US"/>
+        </w:rPr>
+        <w:t xml:space="preserve"> their settlement in Canaan,</w:t>
+      </w:r>
+    </w:p>
+    <w:p>
+      <w:pPr>
+        <w:pStyle w:val="ListBullet"/>
+        <w:spacing w:line="240" w:lineRule="auto"/>
+        <w:ind w:left="720"/>
+      </w:pPr>
+      <w:r>
+        <w:rPr>
+          <w:lang w:val="en_US" w:bidi="en_US"/>
+        </w:rPr>
+      </w:r>
+      <w:r>
+        <w:rPr>
+          <w:lang w:val="en_US" w:bidi="en_US"/>
+        </w:rPr>
+        <w:t>the establishment of the kingdom of Israel,</w:t>
+      </w:r>
+    </w:p>
+    <w:p>
+      <w:pPr>
+        <w:pStyle w:val="ListBullet"/>
+        <w:spacing w:line="240" w:lineRule="auto"/>
+        <w:ind w:left="720"/>
+      </w:pPr>
+      <w:r>
+        <w:rPr>
+          <w:lang w:val="en_US" w:bidi="en_US"/>
+        </w:rPr>
+      </w:r>
+      <w:r>
+        <w:rPr>
+          <w:lang w:val="en_US" w:bidi="en_US"/>
+        </w:rPr>
+        <w:t>the removal of King Saul, and</w:t>
+      </w:r>
+    </w:p>
+    <w:p>
+      <w:pPr>
+        <w:pStyle w:val="ListBullet"/>
+        <w:spacing w:line="240" w:lineRule="auto"/>
+        <w:ind w:left="720"/>
+      </w:pPr>
+      <w:r>
+        <w:rPr>
+          <w:lang w:val="en_US" w:bidi="en_US"/>
+        </w:rPr>
+      </w:r>
+      <w:r>
+        <w:rPr>
+          <w:lang w:val="en_US" w:bidi="en_US"/>
+        </w:rPr>
+        <w:t>the special role of King David.</w:t>
+      </w:r>
+      <w:r>
+        <w:rPr>
+          <w:lang w:val="en_US" w:bidi="en_US"/>
+        </w:rPr>
+      </w:r>
+      <w:r>
+        <w:rPr>
+          <w:lang w:val="en_US" w:bidi="en_US"/>
+        </w:rPr>
+      </w:r>
+    </w:p>
+    <w:p>
+      <w:pPr/>
+      <w:r>
+        <w:rPr>
+          <w:lang w:val="en_US" w:bidi="en_US"/>
+        </w:rPr>
+      </w:r>
+    </w:p>
+    <w:p>
+      <w:pPr>
+        <w:pStyle w:val="Heading2"/>
+      </w:pPr>
+      <w:r>
+        <w:rPr>
+          <w:lang w:val="en_US" w:bidi="en_US"/>
+        </w:rPr>
+        <w:t>Acts 13:22</w:t>
+      </w:r>
+      <w:r>
+        <w:rPr>
+          <w:lang w:val="en_US" w:bidi="en_US"/>
+        </w:rPr>
+      </w:r>
+    </w:p>
+    <w:p>
+      <w:pPr/>
+      <w:r>
+        <w:rPr>
+          <w:lang w:val="en_US" w:bidi="en_US"/>
+        </w:rPr>
+      </w:r>
+      <w:r>
+        <w:rPr>
+          <w:lang w:val="en_US" w:bidi="en_US"/>
+        </w:rPr>
+        <w:t xml:space="preserve">Even though he sinned, David was a man who desired to completely follow God's ways (for example, </w:t>
+      </w:r>
+      <w:hyperlink r:id="rId585">
+        <w:r>
+          <w:rPr>
+            <w:lang w:val="en_US" w:bidi="en_US"/>
+          </w:rPr>
+          <w:rPr>
+            <w:color w:val="0000EE"/>
+            <w:u w:val="single"/>
+          </w:rPr>
+          <w:t>2 Samuel 11–12</w:t>
+        </w:r>
+      </w:hyperlink>
+      <w:r>
+        <w:rPr>
+          <w:lang w:val="en_US" w:bidi="en_US"/>
+        </w:rPr>
+        <w:t>).</w:t>
+      </w:r>
+      <w:r>
+        <w:rPr>
+          <w:lang w:val="en_US" w:bidi="en_US"/>
+        </w:rPr>
+      </w:r>
+      <w:r>
+        <w:rPr>
+          <w:lang w:val="en_US" w:bidi="en_US"/>
+        </w:rPr>
+      </w:r>
+    </w:p>
+    <w:p>
+      <w:pPr/>
+      <w:r>
+        <w:rPr>
+          <w:lang w:val="en_US" w:bidi="en_US"/>
+        </w:rPr>
+      </w:r>
+    </w:p>
+    <w:p>
+      <w:pPr>
+        <w:pStyle w:val="Heading2"/>
+      </w:pPr>
+      <w:r>
+        <w:rPr>
+          <w:lang w:val="en_US" w:bidi="en_US"/>
+        </w:rPr>
+        <w:t>Acts 13:23–25</w:t>
+      </w:r>
+      <w:r>
+        <w:rPr>
+          <w:lang w:val="en_US" w:bidi="en_US"/>
+        </w:rPr>
+      </w:r>
+    </w:p>
+    <w:p>
+      <w:pPr/>
+      <w:r>
+        <w:rPr>
+          <w:lang w:val="en_US" w:bidi="en_US"/>
+        </w:rPr>
+      </w:r>
+      <w:r>
+        <w:rPr>
+          <w:lang w:val="en_US" w:bidi="en_US"/>
+        </w:rPr>
+        <w:t>At this point, Paul shifted to the main point of his message. Jesus, descended from King David's family line, was the Savior God promised to Israel. John the Baptist prepared the way for the Messiah (God's chosen leader). John called Israel to repent and be baptized. John was a humble servant who prepared the way for the one whose coming he announced.</w:t>
+      </w:r>
+      <w:r>
+        <w:rPr>
+          <w:lang w:val="en_US" w:bidi="en_US"/>
+        </w:rPr>
+      </w:r>
+      <w:r>
+        <w:rPr>
+          <w:lang w:val="en_US" w:bidi="en_US"/>
+        </w:rPr>
+      </w:r>
+    </w:p>
+    <w:p>
+      <w:pPr/>
+      <w:r>
+        <w:rPr>
+          <w:lang w:val="en_US" w:bidi="en_US"/>
+        </w:rPr>
+      </w:r>
+    </w:p>
+    <w:p>
+      <w:pPr>
+        <w:pStyle w:val="Heading2"/>
+      </w:pPr>
+      <w:r>
+        <w:rPr>
+          <w:lang w:val="en_US" w:bidi="en_US"/>
+        </w:rPr>
+        <w:t>Acts 13:26–37</w:t>
+      </w:r>
+      <w:r>
+        <w:rPr>
+          <w:lang w:val="en_US" w:bidi="en_US"/>
+        </w:rPr>
+      </w:r>
+    </w:p>
+    <w:p>
+      <w:pPr/>
+      <w:r>
+        <w:rPr>
+          <w:lang w:val="en_US" w:bidi="en_US"/>
+        </w:rPr>
+      </w:r>
+      <w:r>
+        <w:rPr>
+          <w:lang w:val="en_US" w:bidi="en_US"/>
+        </w:rPr>
+        <w:t>Paul reviewed how Jesus had been treated with shame, including an unjust sentence and death. But God raised Jesus from the dead, and many witnesses saw him. This message is good news, because through Jesus people can receive forgiveness of sins. But people must respond with faith, or they will face serious consequences.</w:t>
+      </w:r>
+      <w:r>
+        <w:rPr>
+          <w:lang w:val="en_US" w:bidi="en_US"/>
+        </w:rPr>
+      </w:r>
+      <w:r>
+        <w:rPr>
+          <w:lang w:val="en_US" w:bidi="en_US"/>
+        </w:rPr>
+      </w:r>
+    </w:p>
+    <w:p>
+      <w:pPr/>
+      <w:r>
+        <w:rPr>
+          <w:lang w:val="en_US" w:bidi="en_US"/>
+        </w:rPr>
+      </w:r>
+    </w:p>
+    <w:p>
+      <w:pPr>
+        <w:pStyle w:val="Heading2"/>
+      </w:pPr>
+      <w:r>
+        <w:rPr>
+          <w:lang w:val="en_US" w:bidi="en_US"/>
+        </w:rPr>
+        <w:t>Acts 13:31</w:t>
+      </w:r>
+      <w:r>
+        <w:rPr>
+          <w:lang w:val="en_US" w:bidi="en_US"/>
+        </w:rPr>
+      </w:r>
+    </w:p>
+    <w:p>
+      <w:pPr/>
+      <w:r>
+        <w:rPr>
+          <w:lang w:val="en_US" w:bidi="en_US"/>
+        </w:rPr>
+      </w:r>
+      <w:r>
+        <w:rPr>
+          <w:lang w:val="en_US" w:bidi="en_US"/>
+        </w:rPr>
+        <w:t>The resurrection of Jesus was confirmed by many witnesses.</w:t>
+      </w:r>
+      <w:r>
+        <w:rPr>
+          <w:lang w:val="en_US" w:bidi="en_US"/>
+        </w:rPr>
+      </w:r>
+      <w:r>
+        <w:rPr>
+          <w:lang w:val="en_US" w:bidi="en_US"/>
+        </w:rPr>
+      </w:r>
+    </w:p>
+    <w:p>
+      <w:pPr/>
+      <w:r>
+        <w:rPr>
+          <w:lang w:val="en_US" w:bidi="en_US"/>
+        </w:rPr>
+      </w:r>
+    </w:p>
+    <w:p>
+      <w:pPr>
+        <w:pStyle w:val="Heading2"/>
+      </w:pPr>
+      <w:r>
+        <w:rPr>
+          <w:lang w:val="en_US" w:bidi="en_US"/>
+        </w:rPr>
+        <w:t>Acts 13:38–41</w:t>
+      </w:r>
+      <w:r>
+        <w:rPr>
+          <w:lang w:val="en_US" w:bidi="en_US"/>
+        </w:rPr>
+      </w:r>
+    </w:p>
+    <w:p>
+      <w:pPr/>
+      <w:r>
+        <w:rPr>
+          <w:lang w:val="en_US" w:bidi="en_US"/>
+        </w:rPr>
+      </w:r>
+      <w:r>
+        <w:rPr>
+          <w:lang w:val="en_US" w:bidi="en_US"/>
+        </w:rPr>
+        <w:t>Paul urged his audience to believe the message about Jesus, through whom there is forgiveness for your sins.</w:t>
+      </w:r>
+      <w:r>
+        <w:rPr>
+          <w:lang w:val="en_US" w:bidi="en_US"/>
+        </w:rPr>
+      </w:r>
+      <w:r>
+        <w:rPr>
+          <w:lang w:val="en_US" w:bidi="en_US"/>
+        </w:rPr>
+      </w:r>
+    </w:p>
+    <w:p>
+      <w:pPr/>
+      <w:r>
+        <w:rPr>
+          <w:lang w:val="en_US" w:bidi="en_US"/>
+        </w:rPr>
+      </w:r>
+    </w:p>
+    <w:p>
+      <w:pPr>
+        <w:pStyle w:val="Heading2"/>
+      </w:pPr>
+      <w:r>
+        <w:rPr>
+          <w:lang w:val="en_US" w:bidi="en_US"/>
+        </w:rPr>
+        <w:t>Acts 13:39</w:t>
+      </w:r>
+      <w:r>
+        <w:rPr>
+          <w:lang w:val="en_US" w:bidi="en_US"/>
+        </w:rPr>
+      </w:r>
+    </w:p>
+    <w:p>
+      <w:pPr/>
+      <w:r>
+        <w:rPr>
+          <w:lang w:val="en_US" w:bidi="en_US"/>
+        </w:rPr>
+      </w:r>
+      <w:r>
+        <w:rPr>
+          <w:lang w:val="en_US" w:bidi="en_US"/>
+        </w:rPr>
+        <w:t>A life of faith is necessary to be right with God. The law of Moses alone could not provide this ability to have a right relationship (</w:t>
+      </w:r>
+      <w:hyperlink r:id="rId586">
+        <w:r>
+          <w:rPr>
+            <w:lang w:val="en_US" w:bidi="en_US"/>
+          </w:rPr>
+          <w:rPr>
+            <w:color w:val="0000EE"/>
+            <w:u w:val="single"/>
+          </w:rPr>
+          <w:t>Psalm 14:1–3</w:t>
         </w:r>
       </w:hyperlink>
       <w:r>
@@ -20158,124 +22753,16 @@
         </w:rPr>
         <w:t xml:space="preserve">; see </w:t>
       </w:r>
-      <w:hyperlink r:id="rId558">
-        <w:r>
-          <w:rPr>
-            <w:lang w:val="en_US" w:bidi="en_US"/>
-          </w:rPr>
-          <w:rPr>
-            <w:color w:val="0000EE"/>
-            <w:u w:val="single"/>
-          </w:rPr>
-          <w:t>Luke 11:1–13</w:t>
-        </w:r>
-      </w:hyperlink>
-      <w:r>
-        <w:rPr>
-          <w:lang w:val="en_US" w:bidi="en_US"/>
-        </w:rPr>
-        <w:t xml:space="preserve">; </w:t>
-      </w:r>
-      <w:hyperlink r:id="rId341">
-        <w:r>
-          <w:rPr>
-            <w:lang w:val="en_US" w:bidi="en_US"/>
-          </w:rPr>
-          <w:rPr>
-            <w:color w:val="0000EE"/>
-            <w:u w:val="single"/>
-          </w:rPr>
-          <w:t>18:1–8</w:t>
-        </w:r>
-      </w:hyperlink>
-      <w:r>
-        <w:rPr>
-          <w:lang w:val="en_US" w:bidi="en_US"/>
-        </w:rPr>
-        <w:t xml:space="preserve">; cp. </w:t>
-      </w:r>
-      <w:hyperlink r:id="rId559">
-        <w:r>
-          <w:rPr>
-            <w:lang w:val="en_US" w:bidi="en_US"/>
-          </w:rPr>
-          <w:rPr>
-            <w:color w:val="0000EE"/>
-            <w:u w:val="single"/>
-          </w:rPr>
-          <w:t>Matt 7:7–11</w:t>
-        </w:r>
-      </w:hyperlink>
-      <w:r>
-        <w:rPr>
-          <w:lang w:val="en_US" w:bidi="en_US"/>
-        </w:rPr>
-        <w:t xml:space="preserve">; </w:t>
-      </w:r>
-      <w:hyperlink r:id="rId560">
-        <w:r>
-          <w:rPr>
-            <w:lang w:val="en_US" w:bidi="en_US"/>
-          </w:rPr>
-          <w:rPr>
-            <w:color w:val="0000EE"/>
-            <w:u w:val="single"/>
-          </w:rPr>
-          <w:t>John 15:7</w:t>
-        </w:r>
-      </w:hyperlink>
-      <w:r>
-        <w:rPr>
-          <w:lang w:val="en_US" w:bidi="en_US"/>
-        </w:rPr>
-        <w:t xml:space="preserve">; </w:t>
-      </w:r>
-      <w:hyperlink r:id="rId561">
-        <w:r>
-          <w:rPr>
-            <w:lang w:val="en_US" w:bidi="en_US"/>
-          </w:rPr>
-          <w:rPr>
-            <w:color w:val="0000EE"/>
-            <w:u w:val="single"/>
-          </w:rPr>
-          <w:t>Phil 4:6–7</w:t>
-        </w:r>
-      </w:hyperlink>
-      <w:r>
-        <w:rPr>
-          <w:lang w:val="en_US" w:bidi="en_US"/>
-        </w:rPr>
-        <w:t xml:space="preserve">; </w:t>
-      </w:r>
-      <w:hyperlink r:id="rId562">
-        <w:r>
-          <w:rPr>
-            <w:lang w:val="en_US" w:bidi="en_US"/>
-          </w:rPr>
-          <w:rPr>
-            <w:color w:val="0000EE"/>
-            <w:u w:val="single"/>
-          </w:rPr>
-          <w:t>Jas 5:16</w:t>
-        </w:r>
-      </w:hyperlink>
-      <w:r>
-        <w:rPr>
-          <w:lang w:val="en_US" w:bidi="en_US"/>
-        </w:rPr>
-        <w:t xml:space="preserve">; </w:t>
-      </w:r>
-      <w:hyperlink r:id="rId563">
-        <w:r>
-          <w:rPr>
-            <w:lang w:val="en_US" w:bidi="en_US"/>
-          </w:rPr>
-          <w:rPr>
-            <w:color w:val="0000EE"/>
-            <w:u w:val="single"/>
-          </w:rPr>
-          <w:t>1 Jn 3:22</w:t>
+      <w:hyperlink r:id="rId587">
+        <w:r>
+          <w:rPr>
+            <w:lang w:val="en_US" w:bidi="en_US"/>
+          </w:rPr>
+          <w:rPr>
+            <w:color w:val="0000EE"/>
+            <w:u w:val="single"/>
+          </w:rPr>
+          <w:t>Romans 3:9–20</w:t>
         </w:r>
       </w:hyperlink>
       <w:r>
@@ -20311,2530 +22798,236 @@
         <w:rPr>
           <w:lang w:val="en_US" w:bidi="en_US"/>
         </w:rPr>
-        <w:t>Acts 12:6–19</w:t>
-      </w:r>
-      <w:r>
-        <w:rPr>
-          <w:lang w:val="en_US" w:bidi="en_US"/>
-        </w:rPr>
-      </w:r>
-    </w:p>
-    <w:p>
-      <w:pPr/>
-      <w:r>
-        <w:rPr>
-          <w:lang w:val="en_US" w:bidi="en_US"/>
-        </w:rPr>
-      </w:r>
-      <w:r>
-        <w:rPr>
-          <w:lang w:val="en_US" w:bidi="en_US"/>
-        </w:rPr>
-        <w:t>God, through an angel</w:t>
+        <w:t>Acts 13:40–41</w:t>
+      </w:r>
+      <w:r>
+        <w:rPr>
+          <w:lang w:val="en_US" w:bidi="en_US"/>
+        </w:rPr>
+      </w:r>
+    </w:p>
+    <w:p>
+      <w:pPr/>
+      <w:r>
+        <w:rPr>
+          <w:lang w:val="en_US" w:bidi="en_US"/>
+        </w:rPr>
+      </w:r>
+      <w:r>
+        <w:rPr>
+          <w:lang w:val="en_US" w:bidi="en_US"/>
+        </w:rPr>
+        <w:t xml:space="preserve">Paul ended his message with a strong warning (see </w:t>
+      </w:r>
+      <w:hyperlink r:id="rId588">
+        <w:r>
+          <w:rPr>
+            <w:lang w:val="en_US" w:bidi="en_US"/>
+          </w:rPr>
+          <w:rPr>
+            <w:color w:val="0000EE"/>
+            <w:u w:val="single"/>
+          </w:rPr>
+          <w:t>Hebrews 2:3</w:t>
+        </w:r>
+      </w:hyperlink>
+      <w:r>
+        <w:rPr>
+          <w:lang w:val="en_US" w:bidi="en_US"/>
+        </w:rPr>
+        <w:t>). Do not ignore, neglect, or reject the gospel, or you will encounter serious consequences.</w:t>
+      </w:r>
+      <w:r>
+        <w:rPr>
+          <w:lang w:val="en_US" w:bidi="en_US"/>
+        </w:rPr>
+      </w:r>
+      <w:r>
+        <w:rPr>
+          <w:lang w:val="en_US" w:bidi="en_US"/>
+        </w:rPr>
+      </w:r>
+    </w:p>
+    <w:p>
+      <w:pPr/>
+      <w:r>
+        <w:rPr>
+          <w:lang w:val="en_US" w:bidi="en_US"/>
+        </w:rPr>
+      </w:r>
+    </w:p>
+    <w:p>
+      <w:pPr>
+        <w:pStyle w:val="Heading2"/>
+      </w:pPr>
+      <w:r>
+        <w:rPr>
+          <w:lang w:val="en_US" w:bidi="en_US"/>
+        </w:rPr>
+        <w:t>Acts 13:42–43</w:t>
+      </w:r>
+      <w:r>
+        <w:rPr>
+          <w:lang w:val="en_US" w:bidi="en_US"/>
+        </w:rPr>
+      </w:r>
+    </w:p>
+    <w:p>
+      <w:pPr/>
+      <w:r>
+        <w:rPr>
+          <w:lang w:val="en_US" w:bidi="en_US"/>
+        </w:rPr>
+      </w:r>
+      <w:r>
+        <w:rPr>
+          <w:lang w:val="en_US" w:bidi="en_US"/>
+        </w:rPr>
+        <w:t>The message attracted many people, and many of them chose to believe.</w:t>
+      </w:r>
+      <w:r>
+        <w:rPr>
+          <w:lang w:val="en_US" w:bidi="en_US"/>
+        </w:rPr>
+      </w:r>
+      <w:r>
+        <w:rPr>
+          <w:lang w:val="en_US" w:bidi="en_US"/>
+        </w:rPr>
+      </w:r>
+    </w:p>
+    <w:p>
+      <w:pPr/>
+      <w:r>
+        <w:rPr>
+          <w:lang w:val="en_US" w:bidi="en_US"/>
+        </w:rPr>
+      </w:r>
+    </w:p>
+    <w:p>
+      <w:pPr>
+        <w:pStyle w:val="Heading2"/>
+      </w:pPr>
+      <w:r>
+        <w:rPr>
+          <w:lang w:val="en_US" w:bidi="en_US"/>
+        </w:rPr>
+        <w:t>Acts 13:43</w:t>
+      </w:r>
+      <w:r>
+        <w:rPr>
+          <w:lang w:val="en_US" w:bidi="en_US"/>
+        </w:rPr>
+      </w:r>
+    </w:p>
+    <w:p>
+      <w:pPr>
+        <w:pStyle w:val="ListBullet"/>
+        <w:spacing w:line="240" w:lineRule="auto"/>
+        <w:ind w:left="720"/>
+      </w:pPr>
+      <w:r>
+        <w:rPr>
+          <w:lang w:val="en_US" w:bidi="en_US"/>
+        </w:rPr>
+      </w:r>
+      <w:r>
+        <w:rPr>
+          <w:lang w:val="en_US" w:bidi="en_US"/>
+        </w:rPr>
+        <w:t xml:space="preserve">Full converts to Judaism (also called </w:t>
       </w:r>
       <w:r>
         <w:rPr>
           <w:i/>
           <w:lang w:val="en_US" w:bidi="en_US"/>
         </w:rPr>
-        <w:t>,</w:t>
-      </w:r>
-      <w:r>
-        <w:rPr>
-          <w:lang w:val="en_US" w:bidi="en_US"/>
-        </w:rPr>
-        <w:t xml:space="preserve"> led Peter out, reunited him with his praying friends, and sent him out to carry on the work of spreading the Good News. The message advanced despite determined opposition.</w:t>
-      </w:r>
-      <w:r>
-        <w:rPr>
-          <w:lang w:val="en_US" w:bidi="en_US"/>
-        </w:rPr>
-      </w:r>
-      <w:r>
-        <w:rPr>
-          <w:lang w:val="en_US" w:bidi="en_US"/>
-        </w:rPr>
-      </w:r>
-    </w:p>
-    <w:p>
-      <w:pPr/>
-      <w:r>
-        <w:rPr>
-          <w:lang w:val="en_US" w:bidi="en_US"/>
-        </w:rPr>
-      </w:r>
-    </w:p>
-    <w:p>
-      <w:pPr>
-        <w:pStyle w:val="Heading2"/>
-      </w:pPr>
-      <w:r>
-        <w:rPr>
-          <w:lang w:val="en_US" w:bidi="en_US"/>
-        </w:rPr>
-        <w:t>Acts 12:7–11</w:t>
-      </w:r>
-      <w:r>
-        <w:rPr>
-          <w:lang w:val="en_US" w:bidi="en_US"/>
-        </w:rPr>
-      </w:r>
-    </w:p>
-    <w:p>
-      <w:pPr/>
-      <w:r>
-        <w:rPr>
-          <w:lang w:val="en_US" w:bidi="en_US"/>
-        </w:rPr>
-      </w:r>
-      <w:r>
-        <w:rPr>
-          <w:lang w:val="en_US" w:bidi="en_US"/>
-        </w:rPr>
-        <w:t>See “</w:t>
-      </w:r>
-      <w:r>
-        <w:rPr>
-          <w:lang w:val="en_US" w:bidi="en_US"/>
-        </w:rPr>
-        <w:t>Angels</w:t>
-      </w:r>
-      <w:r>
-        <w:rPr>
-          <w:lang w:val="en_US" w:bidi="en_US"/>
-        </w:rPr>
-        <w:t>” Theme Note.</w:t>
-      </w:r>
-      <w:r>
-        <w:rPr>
-          <w:lang w:val="en_US" w:bidi="en_US"/>
-        </w:rPr>
-      </w:r>
-      <w:r>
-        <w:rPr>
-          <w:lang w:val="en_US" w:bidi="en_US"/>
-        </w:rPr>
-      </w:r>
-    </w:p>
-    <w:p>
-      <w:pPr/>
-      <w:r>
-        <w:rPr>
-          <w:lang w:val="en_US" w:bidi="en_US"/>
-        </w:rPr>
-      </w:r>
-    </w:p>
-    <w:p>
-      <w:pPr>
-        <w:pStyle w:val="Heading2"/>
-      </w:pPr>
-      <w:r>
-        <w:rPr>
-          <w:lang w:val="en_US" w:bidi="en_US"/>
-        </w:rPr>
-        <w:t>Acts 12:12</w:t>
-      </w:r>
-      <w:r>
-        <w:rPr>
-          <w:lang w:val="en_US" w:bidi="en_US"/>
-        </w:rPr>
-      </w:r>
-    </w:p>
-    <w:p>
-      <w:pPr/>
-      <w:r>
-        <w:rPr>
-          <w:lang w:val="en_US" w:bidi="en_US"/>
-        </w:rPr>
-      </w:r>
-      <w:r>
-        <w:rPr>
-          <w:lang w:val="en_US" w:bidi="en_US"/>
-        </w:rPr>
-        <w:t>The home of Mary, the mother of John Mark</w:t>
+        <w:t>proselytes</w:t>
+      </w:r>
+      <w:r>
+        <w:rPr>
+          <w:lang w:val="en_US" w:bidi="en_US"/>
+        </w:rPr>
+        <w:t xml:space="preserve">) were Gentiles who had gone through the rite of circumcision to become full members of the Jewish community, observing the Jewish law (see also </w:t>
+      </w:r>
+      <w:hyperlink r:id="rId589">
+        <w:r>
+          <w:rPr>
+            <w:lang w:val="en_US" w:bidi="en_US"/>
+          </w:rPr>
+          <w:rPr>
+            <w:color w:val="0000EE"/>
+            <w:u w:val="single"/>
+          </w:rPr>
+          <w:t>2:11</w:t>
+        </w:r>
+      </w:hyperlink>
+      <w:r>
+        <w:rPr>
+          <w:lang w:val="en_US" w:bidi="en_US"/>
+        </w:rPr>
+        <w:t xml:space="preserve">; </w:t>
+      </w:r>
+      <w:hyperlink r:id="rId590">
+        <w:r>
+          <w:rPr>
+            <w:lang w:val="en_US" w:bidi="en_US"/>
+          </w:rPr>
+          <w:rPr>
+            <w:color w:val="0000EE"/>
+            <w:u w:val="single"/>
+          </w:rPr>
+          <w:t>6:5</w:t>
+        </w:r>
+      </w:hyperlink>
+      <w:r>
+        <w:rPr>
+          <w:lang w:val="en_US" w:bidi="en_US"/>
+        </w:rPr>
+        <w:t xml:space="preserve">; </w:t>
+      </w:r>
+      <w:hyperlink r:id="rId591">
+        <w:r>
+          <w:rPr>
+            <w:lang w:val="en_US" w:bidi="en_US"/>
+          </w:rPr>
+          <w:rPr>
+            <w:color w:val="0000EE"/>
+            <w:u w:val="single"/>
+          </w:rPr>
+          <w:t>Matthew 23:15</w:t>
+        </w:r>
+      </w:hyperlink>
+      <w:r>
+        <w:rPr>
+          <w:lang w:val="en_US" w:bidi="en_US"/>
+        </w:rPr>
+        <w:t>).</w:t>
+      </w:r>
+    </w:p>
+    <w:p>
+      <w:pPr>
+        <w:pStyle w:val="ListBullet"/>
+        <w:spacing w:line="240" w:lineRule="auto"/>
+        <w:ind w:left="720"/>
+      </w:pPr>
+      <w:r>
+        <w:rPr>
+          <w:lang w:val="en_US" w:bidi="en_US"/>
+        </w:rPr>
       </w:r>
       <w:r>
         <w:rPr>
           <w:i/>
           <w:lang w:val="en_US" w:bidi="en_US"/>
         </w:rPr>
-        <w:t>,</w:t>
-      </w:r>
-      <w:r>
-        <w:rPr>
-          <w:lang w:val="en_US" w:bidi="en_US"/>
-        </w:rPr>
-        <w:t xml:space="preserve"> was evidently a gathering place for believers. John Mark later became a missionary colleague of Barnabas and Saul (</w:t>
-      </w:r>
-      <w:hyperlink r:id="rId564">
-        <w:r>
-          <w:rPr>
-            <w:lang w:val="en_US" w:bidi="en_US"/>
-          </w:rPr>
-          <w:rPr>
-            <w:color w:val="0000EE"/>
-            <w:u w:val="single"/>
-          </w:rPr>
-          <w:t>12:25</w:t>
-        </w:r>
-      </w:hyperlink>
-      <w:r>
-        <w:rPr>
-          <w:lang w:val="en_US" w:bidi="en_US"/>
-        </w:rPr>
-        <w:t>).</w:t>
-      </w:r>
-      <w:r>
-        <w:rPr>
-          <w:lang w:val="en_US" w:bidi="en_US"/>
-        </w:rPr>
-      </w:r>
-      <w:r>
-        <w:rPr>
-          <w:lang w:val="en_US" w:bidi="en_US"/>
-        </w:rPr>
-      </w:r>
-    </w:p>
-    <w:p>
-      <w:pPr/>
-      <w:r>
-        <w:rPr>
-          <w:lang w:val="en_US" w:bidi="en_US"/>
-        </w:rPr>
-      </w:r>
-    </w:p>
-    <w:p>
-      <w:pPr>
-        <w:pStyle w:val="Heading2"/>
-      </w:pPr>
-      <w:r>
-        <w:rPr>
-          <w:lang w:val="en_US" w:bidi="en_US"/>
-        </w:rPr>
-        <w:t>Acts 12:13–17</w:t>
-      </w:r>
-      <w:r>
-        <w:rPr>
-          <w:lang w:val="en_US" w:bidi="en_US"/>
-        </w:rPr>
-      </w:r>
-    </w:p>
-    <w:p>
-      <w:pPr/>
-      <w:r>
-        <w:rPr>
-          <w:lang w:val="en_US" w:bidi="en_US"/>
-        </w:rPr>
-      </w:r>
-      <w:r>
-        <w:rPr>
-          <w:lang w:val="en_US" w:bidi="en_US"/>
-        </w:rPr>
-        <w:t>Rhoda was so surprised when Peter appeared that she left him standing at the closed door. Both she and the other believers were amazed by God’s answer to their prayers (</w:t>
-      </w:r>
-      <w:hyperlink r:id="rId67">
-        <w:r>
-          <w:rPr>
-            <w:lang w:val="en_US" w:bidi="en_US"/>
-          </w:rPr>
-          <w:rPr>
-            <w:color w:val="0000EE"/>
-            <w:u w:val="single"/>
-          </w:rPr>
-          <w:t>12:5</w:t>
-        </w:r>
-      </w:hyperlink>
-      <w:r>
-        <w:rPr>
-          <w:lang w:val="en_US" w:bidi="en_US"/>
-        </w:rPr>
-        <w:t>).</w:t>
-      </w:r>
-      <w:r>
-        <w:rPr>
-          <w:lang w:val="en_US" w:bidi="en_US"/>
-        </w:rPr>
-      </w:r>
-      <w:r>
-        <w:rPr>
-          <w:lang w:val="en_US" w:bidi="en_US"/>
-        </w:rPr>
-      </w:r>
-    </w:p>
-    <w:p>
-      <w:pPr/>
-      <w:r>
-        <w:rPr>
-          <w:lang w:val="en_US" w:bidi="en_US"/>
-        </w:rPr>
-      </w:r>
-    </w:p>
-    <w:p>
-      <w:pPr>
-        <w:pStyle w:val="Heading2"/>
-      </w:pPr>
-      <w:r>
-        <w:rPr>
-          <w:lang w:val="en_US" w:bidi="en_US"/>
-        </w:rPr>
-        <w:t>Acts 12:18–23</w:t>
-      </w:r>
-      <w:r>
-        <w:rPr>
-          <w:lang w:val="en_US" w:bidi="en_US"/>
-        </w:rPr>
-      </w:r>
-    </w:p>
-    <w:p>
-      <w:pPr/>
-      <w:r>
-        <w:rPr>
-          <w:lang w:val="en_US" w:bidi="en_US"/>
-        </w:rPr>
-      </w:r>
-      <w:r>
-        <w:rPr>
-          <w:lang w:val="en_US" w:bidi="en_US"/>
-        </w:rPr>
-        <w:t>When Peter couldn’t be found after a careful search</w:t>
-      </w:r>
-      <w:r>
-        <w:rPr>
-          <w:i/>
-          <w:lang w:val="en_US" w:bidi="en_US"/>
-        </w:rPr>
-        <w:t>,</w:t>
-      </w:r>
-      <w:r>
-        <w:rPr>
-          <w:lang w:val="en_US" w:bidi="en_US"/>
-        </w:rPr>
-        <w:t xml:space="preserve"> Herod interrogated the guards and put them to death (cp. </w:t>
-      </w:r>
-      <w:hyperlink r:id="rId565">
-        <w:r>
-          <w:rPr>
-            <w:lang w:val="en_US" w:bidi="en_US"/>
-          </w:rPr>
-          <w:rPr>
-            <w:color w:val="0000EE"/>
-            <w:u w:val="single"/>
-          </w:rPr>
-          <w:t>16:27</w:t>
-        </w:r>
-      </w:hyperlink>
-      <w:r>
-        <w:rPr>
-          <w:lang w:val="en_US" w:bidi="en_US"/>
-        </w:rPr>
-        <w:t xml:space="preserve">). However, Herod met his own painful end as a divine judgment on his conceit when he accepted the people’s worship. Josephus records the death of Herod Agrippa I in greater detail (Josephus, </w:t>
-      </w:r>
-      <w:r>
-        <w:rPr>
-          <w:i/>
-          <w:lang w:val="en_US" w:bidi="en_US"/>
-        </w:rPr>
-        <w:t>Antiquities</w:t>
-      </w:r>
-      <w:r>
-        <w:rPr>
-          <w:lang w:val="en_US" w:bidi="en_US"/>
-        </w:rPr>
-        <w:t xml:space="preserve"> 19.8.1–2).</w:t>
-      </w:r>
-      <w:r>
-        <w:rPr>
-          <w:lang w:val="en_US" w:bidi="en_US"/>
-        </w:rPr>
-      </w:r>
-      <w:r>
-        <w:rPr>
-          <w:lang w:val="en_US" w:bidi="en_US"/>
-        </w:rPr>
-      </w:r>
-    </w:p>
-    <w:p>
-      <w:pPr/>
-      <w:r>
-        <w:rPr>
-          <w:lang w:val="en_US" w:bidi="en_US"/>
-        </w:rPr>
-      </w:r>
-    </w:p>
-    <w:p>
-      <w:pPr>
-        <w:pStyle w:val="Heading2"/>
-      </w:pPr>
-      <w:r>
-        <w:rPr>
-          <w:lang w:val="en_US" w:bidi="en_US"/>
-        </w:rPr>
-        <w:t>Acts 12:24–25</w:t>
-      </w:r>
-      <w:r>
-        <w:rPr>
-          <w:lang w:val="en_US" w:bidi="en_US"/>
-        </w:rPr>
-      </w:r>
-    </w:p>
-    <w:p>
-      <w:pPr/>
-      <w:r>
-        <w:rPr>
-          <w:lang w:val="en_US" w:bidi="en_US"/>
-        </w:rPr>
-      </w:r>
-      <w:r>
-        <w:rPr>
-          <w:lang w:val="en_US" w:bidi="en_US"/>
-        </w:rPr>
-        <w:t>Herod’s demise from a terrible illness (</w:t>
-      </w:r>
-      <w:hyperlink r:id="rId278">
-        <w:r>
-          <w:rPr>
-            <w:lang w:val="en_US" w:bidi="en_US"/>
-          </w:rPr>
-          <w:rPr>
-            <w:color w:val="0000EE"/>
-            <w:u w:val="single"/>
-          </w:rPr>
-          <w:t>12:23</w:t>
-        </w:r>
-      </w:hyperlink>
-      <w:r>
-        <w:rPr>
-          <w:lang w:val="en_US" w:bidi="en_US"/>
-        </w:rPr>
-        <w:t>) contrasts with the growth of the Christian church and the unhindered message of Good News (</w:t>
-      </w:r>
-      <w:hyperlink r:id="rId290">
-        <w:r>
-          <w:rPr>
-            <w:lang w:val="en_US" w:bidi="en_US"/>
-          </w:rPr>
-          <w:rPr>
-            <w:color w:val="0000EE"/>
-            <w:u w:val="single"/>
-          </w:rPr>
-          <w:t>28:31</w:t>
-        </w:r>
-      </w:hyperlink>
-      <w:r>
-        <w:rPr>
-          <w:lang w:val="en_US" w:bidi="en_US"/>
-        </w:rPr>
-        <w:t>).</w:t>
-      </w:r>
-      <w:r>
-        <w:rPr>
-          <w:lang w:val="en_US" w:bidi="en_US"/>
-        </w:rPr>
-      </w:r>
-      <w:r>
-        <w:rPr>
-          <w:lang w:val="en_US" w:bidi="en_US"/>
-        </w:rPr>
-      </w:r>
-    </w:p>
-    <w:p>
-      <w:pPr/>
-      <w:r>
-        <w:rPr>
-          <w:lang w:val="en_US" w:bidi="en_US"/>
-        </w:rPr>
-      </w:r>
-    </w:p>
-    <w:p>
-      <w:pPr>
-        <w:pStyle w:val="Heading2"/>
-      </w:pPr>
-      <w:r>
-        <w:rPr>
-          <w:lang w:val="en_US" w:bidi="en_US"/>
-        </w:rPr>
-        <w:t>Acts 13:1</w:t>
-      </w:r>
-      <w:r>
-        <w:rPr>
-          <w:lang w:val="en_US" w:bidi="en_US"/>
-        </w:rPr>
-      </w:r>
-    </w:p>
-    <w:p>
-      <w:pPr/>
-      <w:r>
-        <w:rPr>
-          <w:lang w:val="en_US" w:bidi="en_US"/>
-        </w:rPr>
-      </w:r>
-      <w:r>
-        <w:rPr>
-          <w:lang w:val="en_US" w:bidi="en_US"/>
-        </w:rPr>
-        <w:t>prophets and teachers: See “</w:t>
-      </w:r>
-      <w:r>
-        <w:rPr>
-          <w:lang w:val="en_US" w:bidi="en_US"/>
-        </w:rPr>
-        <w:t>The Gift of Prophecy</w:t>
-      </w:r>
-      <w:r>
-        <w:rPr>
-          <w:lang w:val="en_US" w:bidi="en_US"/>
-        </w:rPr>
-        <w:t xml:space="preserve">” Theme Note; see also </w:t>
-      </w:r>
-      <w:hyperlink r:id="rId566">
-        <w:r>
-          <w:rPr>
-            <w:lang w:val="en_US" w:bidi="en_US"/>
-          </w:rPr>
-          <w:rPr>
-            <w:color w:val="0000EE"/>
-            <w:u w:val="single"/>
-          </w:rPr>
-          <w:t>1 Cor 12:28–29</w:t>
-        </w:r>
-      </w:hyperlink>
-      <w:r>
-        <w:rPr>
-          <w:lang w:val="en_US" w:bidi="en_US"/>
-        </w:rPr>
-        <w:t xml:space="preserve">; </w:t>
-      </w:r>
-      <w:hyperlink r:id="rId567">
-        <w:r>
-          <w:rPr>
-            <w:lang w:val="en_US" w:bidi="en_US"/>
-          </w:rPr>
-          <w:rPr>
-            <w:color w:val="0000EE"/>
-            <w:u w:val="single"/>
-          </w:rPr>
-          <w:t>Eph 4:11</w:t>
-        </w:r>
-      </w:hyperlink>
-      <w:r>
-        <w:rPr>
-          <w:lang w:val="en_US" w:bidi="en_US"/>
-        </w:rPr>
-        <w:t xml:space="preserve">. • The name Simeon suggests a Jewish background (see </w:t>
-      </w:r>
-      <w:hyperlink r:id="rId568">
-        <w:r>
-          <w:rPr>
-            <w:lang w:val="en_US" w:bidi="en_US"/>
-          </w:rPr>
-          <w:rPr>
-            <w:color w:val="0000EE"/>
-            <w:u w:val="single"/>
-          </w:rPr>
-          <w:t>Gen 29:33</w:t>
-        </w:r>
-      </w:hyperlink>
-      <w:r>
-        <w:rPr>
-          <w:lang w:val="en_US" w:bidi="en_US"/>
-        </w:rPr>
-        <w:t xml:space="preserve">; </w:t>
-      </w:r>
-      <w:hyperlink r:id="rId569">
-        <w:r>
-          <w:rPr>
-            <w:lang w:val="en_US" w:bidi="en_US"/>
-          </w:rPr>
-          <w:rPr>
-            <w:color w:val="0000EE"/>
-            <w:u w:val="single"/>
-          </w:rPr>
-          <w:t>Luke 2:25</w:t>
-        </w:r>
-      </w:hyperlink>
-      <w:r>
-        <w:rPr>
-          <w:lang w:val="en_US" w:bidi="en_US"/>
-        </w:rPr>
-        <w:t xml:space="preserve">; </w:t>
-      </w:r>
-      <w:hyperlink r:id="rId570">
-        <w:r>
-          <w:rPr>
-            <w:lang w:val="en_US" w:bidi="en_US"/>
-          </w:rPr>
-          <w:rPr>
-            <w:color w:val="0000EE"/>
-            <w:u w:val="single"/>
-          </w:rPr>
-          <w:t>3:30</w:t>
-        </w:r>
-      </w:hyperlink>
-      <w:r>
-        <w:rPr>
-          <w:lang w:val="en_US" w:bidi="en_US"/>
-        </w:rPr>
-        <w:t>); he is also called “the black man”—he was probably of African descent. • Lucius is a Latin name; he came from Cyrene</w:t>
-      </w:r>
-      <w:r>
-        <w:rPr>
-          <w:i/>
-          <w:lang w:val="en_US" w:bidi="en_US"/>
-        </w:rPr>
-        <w:t>,</w:t>
-      </w:r>
-      <w:r>
-        <w:rPr>
-          <w:lang w:val="en_US" w:bidi="en_US"/>
-        </w:rPr>
-        <w:t xml:space="preserve"> the capital of Libya in North Africa. He was probably one of the preachers from Cyrene who had brought the Christian message to Antioch (</w:t>
-      </w:r>
-      <w:hyperlink r:id="rId571">
-        <w:r>
-          <w:rPr>
-            <w:lang w:val="en_US" w:bidi="en_US"/>
-          </w:rPr>
-          <w:rPr>
-            <w:color w:val="0000EE"/>
-            <w:u w:val="single"/>
-          </w:rPr>
-          <w:t>Acts 11:20</w:t>
-        </w:r>
-      </w:hyperlink>
-      <w:r>
-        <w:rPr>
-          <w:lang w:val="en_US" w:bidi="en_US"/>
-        </w:rPr>
-        <w:t xml:space="preserve">). • Manaen had been brought up with King Herod Antipas; he was probably Luke’s source for insight into Antipas’s thoughts and actions (see </w:t>
-      </w:r>
-      <w:hyperlink r:id="rId572">
-        <w:r>
-          <w:rPr>
-            <w:lang w:val="en_US" w:bidi="en_US"/>
-          </w:rPr>
-          <w:rPr>
-            <w:color w:val="0000EE"/>
-            <w:u w:val="single"/>
-          </w:rPr>
-          <w:t>Luke 9:7–9</w:t>
-        </w:r>
-      </w:hyperlink>
-      <w:r>
-        <w:rPr>
-          <w:lang w:val="en_US" w:bidi="en_US"/>
-        </w:rPr>
-        <w:t>). • Barnabas and Saul are prominently featured in the subsequent narrative.</w:t>
-      </w:r>
-      <w:r>
-        <w:rPr>
-          <w:lang w:val="en_US" w:bidi="en_US"/>
-        </w:rPr>
-      </w:r>
-      <w:r>
-        <w:rPr>
-          <w:lang w:val="en_US" w:bidi="en_US"/>
-        </w:rPr>
-      </w:r>
-    </w:p>
-    <w:p>
-      <w:pPr/>
-      <w:r>
-        <w:rPr>
-          <w:lang w:val="en_US" w:bidi="en_US"/>
-        </w:rPr>
-      </w:r>
-    </w:p>
-    <w:p>
-      <w:pPr>
-        <w:pStyle w:val="Heading2"/>
-      </w:pPr>
-      <w:r>
-        <w:rPr>
-          <w:lang w:val="en_US" w:bidi="en_US"/>
-        </w:rPr>
-        <w:t>Acts 13:1–3</w:t>
-      </w:r>
-      <w:r>
-        <w:rPr>
-          <w:lang w:val="en_US" w:bidi="en_US"/>
-        </w:rPr>
-      </w:r>
-    </w:p>
-    <w:p>
-      <w:pPr/>
-      <w:r>
-        <w:rPr>
-          <w:lang w:val="en_US" w:bidi="en_US"/>
-        </w:rPr>
-      </w:r>
-      <w:r>
-        <w:rPr>
-          <w:lang w:val="en_US" w:bidi="en_US"/>
-        </w:rPr>
-        <w:t>The prophets and teachers of the church at Antioch spent significant time in worship and prayer, earnestly seeking the Lord’s will as they fasted and opened themselves to divine direction. As they prayed, the Holy Spirit spoke to them, and they set apart Barnabas and Saul in clear recognition of God’s call for them to carry out a special work in his name. The believers’ inward journey in prayer and listening to God is matched by their outward journey in service, evangelism, and mighty works of healing and salvation.</w:t>
-      </w:r>
-      <w:r>
-        <w:rPr>
-          <w:lang w:val="en_US" w:bidi="en_US"/>
-        </w:rPr>
-      </w:r>
-      <w:r>
-        <w:rPr>
-          <w:lang w:val="en_US" w:bidi="en_US"/>
-        </w:rPr>
-      </w:r>
-    </w:p>
-    <w:p>
-      <w:pPr/>
-      <w:r>
-        <w:rPr>
-          <w:lang w:val="en_US" w:bidi="en_US"/>
-        </w:rPr>
-      </w:r>
-    </w:p>
-    <w:p>
-      <w:pPr>
-        <w:pStyle w:val="Heading2"/>
-      </w:pPr>
-      <w:r>
-        <w:rPr>
-          <w:lang w:val="en_US" w:bidi="en_US"/>
-        </w:rPr>
-        <w:t>Acts 13:3</w:t>
-      </w:r>
-      <w:r>
-        <w:rPr>
-          <w:lang w:val="en_US" w:bidi="en_US"/>
-        </w:rPr>
-      </w:r>
-    </w:p>
-    <w:p>
-      <w:pPr/>
-      <w:r>
-        <w:rPr>
-          <w:lang w:val="en_US" w:bidi="en_US"/>
-        </w:rPr>
-      </w:r>
-      <w:r>
-        <w:rPr>
-          <w:lang w:val="en_US" w:bidi="en_US"/>
-        </w:rPr>
-        <w:t>the men laid their hands on them: This solemn act was only done after more fasting and prayer</w:t>
-      </w:r>
-      <w:r>
-        <w:rPr>
-          <w:i/>
-          <w:lang w:val="en_US" w:bidi="en_US"/>
-        </w:rPr>
-        <w:t>;</w:t>
-      </w:r>
-      <w:r>
-        <w:rPr>
-          <w:lang w:val="en_US" w:bidi="en_US"/>
-        </w:rPr>
-        <w:t xml:space="preserve"> the Pastoral Epistles warn against laying hands on a person to appoint that person as a Christian leader without due care and diligence (</w:t>
-      </w:r>
-      <w:hyperlink r:id="rId573">
-        <w:r>
-          <w:rPr>
-            <w:lang w:val="en_US" w:bidi="en_US"/>
-          </w:rPr>
-          <w:rPr>
-            <w:color w:val="0000EE"/>
-            <w:u w:val="single"/>
-          </w:rPr>
-          <w:t>1 Tim 5:22</w:t>
-        </w:r>
-      </w:hyperlink>
-      <w:r>
-        <w:rPr>
-          <w:lang w:val="en_US" w:bidi="en_US"/>
-        </w:rPr>
-        <w:t>). At this point, Barnabas and Saul were sent . . . on their way as missionaries of the church at Antioch.</w:t>
-      </w:r>
-      <w:r>
-        <w:rPr>
-          <w:lang w:val="en_US" w:bidi="en_US"/>
-        </w:rPr>
-      </w:r>
-      <w:r>
-        <w:rPr>
-          <w:lang w:val="en_US" w:bidi="en_US"/>
-        </w:rPr>
-      </w:r>
-    </w:p>
-    <w:p>
-      <w:pPr/>
-      <w:r>
-        <w:rPr>
-          <w:lang w:val="en_US" w:bidi="en_US"/>
-        </w:rPr>
-      </w:r>
-    </w:p>
-    <w:p>
-      <w:pPr>
-        <w:pStyle w:val="Heading2"/>
-      </w:pPr>
-      <w:r>
-        <w:rPr>
-          <w:lang w:val="en_US" w:bidi="en_US"/>
-        </w:rPr>
-        <w:t>Acts 13:4</w:t>
-      </w:r>
-      <w:r>
-        <w:rPr>
-          <w:lang w:val="en_US" w:bidi="en_US"/>
-        </w:rPr>
-      </w:r>
-    </w:p>
-    <w:p>
-      <w:pPr/>
-      <w:r>
-        <w:rPr>
-          <w:lang w:val="en_US" w:bidi="en_US"/>
-        </w:rPr>
-      </w:r>
-      <w:r>
-        <w:rPr>
-          <w:lang w:val="en_US" w:bidi="en_US"/>
-        </w:rPr>
-        <w:t>Barnabas and Saul’s first missionary journey was undertaken with a strong consciousness of the Holy Spirit as their guide. • Seleucia was Antioch’s ancient seaport</w:t>
-      </w:r>
-      <w:r>
-        <w:rPr>
-          <w:i/>
-          <w:lang w:val="en_US" w:bidi="en_US"/>
-        </w:rPr>
-        <w:t>,</w:t>
-      </w:r>
-      <w:r>
-        <w:rPr>
-          <w:lang w:val="en_US" w:bidi="en_US"/>
-        </w:rPr>
-        <w:t xml:space="preserve"> located about twelve miles (20 km) west of the city at the mouth of the Orontes River. • Their journey took them westward by sea to the island of Cyprus</w:t>
-      </w:r>
-      <w:r>
-        <w:rPr>
-          <w:i/>
-          <w:lang w:val="en_US" w:bidi="en_US"/>
-        </w:rPr>
-        <w:t>,</w:t>
-      </w:r>
-      <w:r>
-        <w:rPr>
-          <w:lang w:val="en_US" w:bidi="en_US"/>
-        </w:rPr>
-        <w:t xml:space="preserve"> which was Barnabas’s homeland (</w:t>
-      </w:r>
-      <w:hyperlink r:id="rId435">
-        <w:r>
-          <w:rPr>
-            <w:lang w:val="en_US" w:bidi="en_US"/>
-          </w:rPr>
-          <w:rPr>
-            <w:color w:val="0000EE"/>
-            <w:u w:val="single"/>
-          </w:rPr>
-          <w:t>4:36</w:t>
-        </w:r>
-      </w:hyperlink>
-      <w:r>
-        <w:rPr>
-          <w:lang w:val="en_US" w:bidi="en_US"/>
-        </w:rPr>
-        <w:t>).</w:t>
-      </w:r>
-      <w:r>
-        <w:rPr>
-          <w:lang w:val="en_US" w:bidi="en_US"/>
-        </w:rPr>
-      </w:r>
-      <w:r>
-        <w:rPr>
-          <w:lang w:val="en_US" w:bidi="en_US"/>
-        </w:rPr>
-      </w:r>
-    </w:p>
-    <w:p>
-      <w:pPr/>
-      <w:r>
-        <w:rPr>
-          <w:lang w:val="en_US" w:bidi="en_US"/>
-        </w:rPr>
-      </w:r>
-    </w:p>
-    <w:p>
-      <w:pPr>
-        <w:pStyle w:val="Heading2"/>
-      </w:pPr>
-      <w:r>
-        <w:rPr>
-          <w:lang w:val="en_US" w:bidi="en_US"/>
-        </w:rPr>
-        <w:t>Acts 13:5</w:t>
-      </w:r>
-      <w:r>
-        <w:rPr>
-          <w:lang w:val="en_US" w:bidi="en_US"/>
-        </w:rPr>
-      </w:r>
-    </w:p>
-    <w:p>
-      <w:pPr/>
-      <w:r>
-        <w:rPr>
-          <w:lang w:val="en_US" w:bidi="en_US"/>
-        </w:rPr>
-      </w:r>
-      <w:r>
-        <w:rPr>
-          <w:lang w:val="en_US" w:bidi="en_US"/>
-        </w:rPr>
-        <w:t xml:space="preserve">Landing in the town of Salamis on the eastern end of Cyprus, they went to the Jewish synagogues (see </w:t>
-      </w:r>
-      <w:r>
-        <w:rPr>
-          <w:lang w:val="en_US" w:bidi="en_US"/>
-        </w:rPr>
-        <w:t>study note on 9:2</w:t>
-      </w:r>
-      <w:r>
-        <w:rPr>
-          <w:lang w:val="en_US" w:bidi="en_US"/>
-        </w:rPr>
-        <w:t xml:space="preserve">), where the Jews could hear and respond to the Christian message. They would also meet converts to Judaism (see </w:t>
-      </w:r>
-      <w:r>
-        <w:rPr>
-          <w:lang w:val="en_US" w:bidi="en_US"/>
-        </w:rPr>
-        <w:t>study note on 13:43</w:t>
-      </w:r>
-      <w:r>
-        <w:rPr>
-          <w:lang w:val="en_US" w:bidi="en_US"/>
-        </w:rPr>
-        <w:t xml:space="preserve">) and spiritually hungry Gentiles who are sometimes described as “God-fearers” (see </w:t>
-      </w:r>
-      <w:r>
-        <w:rPr>
-          <w:lang w:val="en_US" w:bidi="en_US"/>
-        </w:rPr>
-        <w:t>study note on 10:2</w:t>
-      </w:r>
-      <w:r>
-        <w:rPr>
-          <w:lang w:val="en_US" w:bidi="en_US"/>
-        </w:rPr>
-        <w:t>).</w:t>
-      </w:r>
-      <w:r>
-        <w:rPr>
-          <w:lang w:val="en_US" w:bidi="en_US"/>
-        </w:rPr>
-      </w:r>
-      <w:r>
-        <w:rPr>
-          <w:lang w:val="en_US" w:bidi="en_US"/>
-        </w:rPr>
-      </w:r>
-    </w:p>
-    <w:p>
-      <w:pPr/>
-      <w:r>
-        <w:rPr>
-          <w:lang w:val="en_US" w:bidi="en_US"/>
-        </w:rPr>
-      </w:r>
-    </w:p>
-    <w:p>
-      <w:pPr>
-        <w:pStyle w:val="Heading2"/>
-      </w:pPr>
-      <w:r>
-        <w:rPr>
-          <w:lang w:val="en_US" w:bidi="en_US"/>
-        </w:rPr>
-        <w:t>Acts 13:6</w:t>
-      </w:r>
-      <w:r>
-        <w:rPr>
-          <w:lang w:val="en_US" w:bidi="en_US"/>
-        </w:rPr>
-      </w:r>
-    </w:p>
-    <w:p>
-      <w:pPr/>
-      <w:r>
-        <w:rPr>
-          <w:lang w:val="en_US" w:bidi="en_US"/>
-        </w:rPr>
-      </w:r>
-      <w:r>
-        <w:rPr>
-          <w:lang w:val="en_US" w:bidi="en_US"/>
-        </w:rPr>
-        <w:t>Paphos was located on the southwest coast of Cyprus. As the leading city of Cyprus, it was of strategic importance. • a Jewish sorcerer . . . named Bar-Jesus: Such eastern magicians often exercised a tremendous influence in the Greco-Roman world.</w:t>
-      </w:r>
-      <w:r>
-        <w:rPr>
-          <w:lang w:val="en_US" w:bidi="en_US"/>
-        </w:rPr>
-      </w:r>
-      <w:r>
-        <w:rPr>
-          <w:lang w:val="en_US" w:bidi="en_US"/>
-        </w:rPr>
-      </w:r>
-    </w:p>
-    <w:p>
-      <w:pPr/>
-      <w:r>
-        <w:rPr>
-          <w:lang w:val="en_US" w:bidi="en_US"/>
-        </w:rPr>
-      </w:r>
-    </w:p>
-    <w:p>
-      <w:pPr>
-        <w:pStyle w:val="Heading2"/>
-      </w:pPr>
-      <w:r>
-        <w:rPr>
-          <w:lang w:val="en_US" w:bidi="en_US"/>
-        </w:rPr>
-        <w:t>Acts 13:6–12</w:t>
-      </w:r>
-      <w:r>
-        <w:rPr>
-          <w:lang w:val="en_US" w:bidi="en_US"/>
-        </w:rPr>
-      </w:r>
-    </w:p>
-    <w:p>
-      <w:pPr/>
-      <w:r>
-        <w:rPr>
-          <w:lang w:val="en_US" w:bidi="en_US"/>
-        </w:rPr>
-      </w:r>
-      <w:r>
-        <w:rPr>
-          <w:lang w:val="en_US" w:bidi="en_US"/>
-        </w:rPr>
-        <w:t>At Paphos there was a power struggle with a false prophet</w:t>
-      </w:r>
-      <w:r>
-        <w:rPr>
-          <w:i/>
-          <w:lang w:val="en_US" w:bidi="en_US"/>
-        </w:rPr>
-        <w:t>,</w:t>
-      </w:r>
-      <w:r>
-        <w:rPr>
-          <w:lang w:val="en_US" w:bidi="en_US"/>
-        </w:rPr>
-        <w:t xml:space="preserve"> with the result that the power of God was manifested and the Roman governor became a believer.</w:t>
-      </w:r>
-      <w:r>
-        <w:rPr>
-          <w:lang w:val="en_US" w:bidi="en_US"/>
-        </w:rPr>
-      </w:r>
-      <w:r>
-        <w:rPr>
-          <w:lang w:val="en_US" w:bidi="en_US"/>
-        </w:rPr>
-      </w:r>
-    </w:p>
-    <w:p>
-      <w:pPr/>
-      <w:r>
-        <w:rPr>
-          <w:lang w:val="en_US" w:bidi="en_US"/>
-        </w:rPr>
-      </w:r>
-    </w:p>
-    <w:p>
-      <w:pPr>
-        <w:pStyle w:val="Heading2"/>
-      </w:pPr>
-      <w:r>
-        <w:rPr>
-          <w:lang w:val="en_US" w:bidi="en_US"/>
-        </w:rPr>
-        <w:t>Acts 13:7–8</w:t>
-      </w:r>
-      <w:r>
-        <w:rPr>
-          <w:lang w:val="en_US" w:bidi="en_US"/>
-        </w:rPr>
-      </w:r>
-    </w:p>
-    <w:p>
-      <w:pPr/>
-      <w:r>
-        <w:rPr>
-          <w:lang w:val="en_US" w:bidi="en_US"/>
-        </w:rPr>
-      </w:r>
-      <w:r>
-        <w:rPr>
-          <w:lang w:val="en_US" w:bidi="en_US"/>
-        </w:rPr>
-        <w:t>The governor, Sergius Paulus, who was an intelligent man</w:t>
-      </w:r>
-      <w:r>
-        <w:rPr>
-          <w:i/>
-          <w:lang w:val="en_US" w:bidi="en_US"/>
-        </w:rPr>
-        <w:t>,</w:t>
-      </w:r>
-      <w:r>
-        <w:rPr>
-          <w:lang w:val="en_US" w:bidi="en_US"/>
-        </w:rPr>
-        <w:t xml:space="preserve"> was attracted to the teaching of Barnabas and Saul. But Elymas (the sorcerer’s Greco-Roman name) recognized a challenge to his power and strongly opposed the message of Barnabas and Saul.</w:t>
-      </w:r>
-      <w:r>
-        <w:rPr>
-          <w:lang w:val="en_US" w:bidi="en_US"/>
-        </w:rPr>
-      </w:r>
-      <w:r>
-        <w:rPr>
-          <w:lang w:val="en_US" w:bidi="en_US"/>
-        </w:rPr>
-      </w:r>
-    </w:p>
-    <w:p>
-      <w:pPr/>
-      <w:r>
-        <w:rPr>
-          <w:lang w:val="en_US" w:bidi="en_US"/>
-        </w:rPr>
-      </w:r>
-    </w:p>
-    <w:p>
-      <w:pPr>
-        <w:pStyle w:val="Heading2"/>
-      </w:pPr>
-      <w:r>
-        <w:rPr>
-          <w:lang w:val="en_US" w:bidi="en_US"/>
-        </w:rPr>
-        <w:t>Acts 13:9</w:t>
-      </w:r>
-      <w:r>
-        <w:rPr>
-          <w:lang w:val="en_US" w:bidi="en_US"/>
-        </w:rPr>
-      </w:r>
-    </w:p>
-    <w:p>
-      <w:pPr/>
-      <w:r>
-        <w:rPr>
-          <w:lang w:val="en_US" w:bidi="en_US"/>
-        </w:rPr>
-      </w:r>
-      <w:r>
-        <w:rPr>
-          <w:lang w:val="en_US" w:bidi="en_US"/>
-        </w:rPr>
-        <w:t xml:space="preserve">Luke makes the significant transition from the name Saul (a Hebrew name) to Paul (a Greco-Roman name), perhaps indicating that Paul was now on a predominantly Gentile mission. For the rest of the book of Acts, he is called Paul except when he recounts his conversion (as in </w:t>
-      </w:r>
-      <w:hyperlink r:id="rId574">
-        <w:r>
-          <w:rPr>
-            <w:lang w:val="en_US" w:bidi="en_US"/>
-          </w:rPr>
-          <w:rPr>
-            <w:color w:val="0000EE"/>
-            <w:u w:val="single"/>
-          </w:rPr>
-          <w:t>22:7</w:t>
-        </w:r>
-      </w:hyperlink>
-      <w:r>
-        <w:rPr>
-          <w:lang w:val="en_US" w:bidi="en_US"/>
-        </w:rPr>
-        <w:t xml:space="preserve">, </w:t>
-      </w:r>
-      <w:hyperlink r:id="rId575">
-        <w:r>
-          <w:rPr>
-            <w:lang w:val="en_US" w:bidi="en_US"/>
-          </w:rPr>
-          <w:rPr>
-            <w:color w:val="0000EE"/>
-            <w:u w:val="single"/>
-          </w:rPr>
-          <w:t>13</w:t>
-        </w:r>
-      </w:hyperlink>
-      <w:r>
-        <w:rPr>
-          <w:lang w:val="en_US" w:bidi="en_US"/>
-        </w:rPr>
-        <w:t xml:space="preserve">; </w:t>
-      </w:r>
-      <w:hyperlink r:id="rId576">
-        <w:r>
-          <w:rPr>
-            <w:lang w:val="en_US" w:bidi="en_US"/>
-          </w:rPr>
-          <w:rPr>
-            <w:color w:val="0000EE"/>
-            <w:u w:val="single"/>
-          </w:rPr>
-          <w:t>26:14</w:t>
-        </w:r>
-      </w:hyperlink>
-      <w:r>
-        <w:rPr>
-          <w:lang w:val="en_US" w:bidi="en_US"/>
-        </w:rPr>
-        <w:t>).</w:t>
-      </w:r>
-      <w:r>
-        <w:rPr>
-          <w:lang w:val="en_US" w:bidi="en_US"/>
-        </w:rPr>
-      </w:r>
-      <w:r>
-        <w:rPr>
-          <w:lang w:val="en_US" w:bidi="en_US"/>
-        </w:rPr>
-      </w:r>
-    </w:p>
-    <w:p>
-      <w:pPr/>
-      <w:r>
-        <w:rPr>
-          <w:lang w:val="en_US" w:bidi="en_US"/>
-        </w:rPr>
-      </w:r>
-    </w:p>
-    <w:p>
-      <w:pPr>
-        <w:pStyle w:val="Heading2"/>
-      </w:pPr>
-      <w:r>
-        <w:rPr>
-          <w:lang w:val="en_US" w:bidi="en_US"/>
-        </w:rPr>
-        <w:t>Acts 13:10–11</w:t>
-      </w:r>
-      <w:r>
-        <w:rPr>
-          <w:lang w:val="en_US" w:bidi="en_US"/>
-        </w:rPr>
-      </w:r>
-    </w:p>
-    <w:p>
-      <w:pPr/>
-      <w:r>
-        <w:rPr>
-          <w:lang w:val="en_US" w:bidi="en_US"/>
-        </w:rPr>
-      </w:r>
-      <w:r>
-        <w:rPr>
-          <w:lang w:val="en_US" w:bidi="en_US"/>
-        </w:rPr>
-        <w:t xml:space="preserve">Paul, who became the chief spokesman, rebuked the sorcerer’s fraudulent claims, exposed his deceit, and pronounced divine judgment (cp. </w:t>
-      </w:r>
-      <w:hyperlink r:id="rId577">
-        <w:r>
-          <w:rPr>
-            <w:lang w:val="en_US" w:bidi="en_US"/>
-          </w:rPr>
-          <w:rPr>
-            <w:color w:val="0000EE"/>
-            <w:u w:val="single"/>
-          </w:rPr>
-          <w:t>8:20–24</w:t>
-        </w:r>
-      </w:hyperlink>
-      <w:r>
-        <w:rPr>
-          <w:lang w:val="en_US" w:bidi="en_US"/>
-        </w:rPr>
-        <w:t>). The sorcerer was instantly struck blind</w:t>
-      </w:r>
-      <w:r>
-        <w:rPr>
-          <w:i/>
-          <w:lang w:val="en_US" w:bidi="en_US"/>
-        </w:rPr>
-        <w:t>,</w:t>
-      </w:r>
-      <w:r>
-        <w:rPr>
-          <w:lang w:val="en_US" w:bidi="en_US"/>
-        </w:rPr>
-        <w:t xml:space="preserve"> a condition that lasted for some time</w:t>
-      </w:r>
-      <w:r>
-        <w:rPr>
-          <w:i/>
-          <w:lang w:val="en_US" w:bidi="en_US"/>
-        </w:rPr>
-        <w:t>,</w:t>
-      </w:r>
-      <w:r>
-        <w:rPr>
-          <w:lang w:val="en_US" w:bidi="en_US"/>
-        </w:rPr>
-        <w:t xml:space="preserve"> giving a strong demonstration of the truthfulness and superiority of the apostolic message over the bogus claims of the sorcerer.</w:t>
-      </w:r>
-      <w:r>
-        <w:rPr>
-          <w:lang w:val="en_US" w:bidi="en_US"/>
-        </w:rPr>
-      </w:r>
-      <w:r>
-        <w:rPr>
-          <w:lang w:val="en_US" w:bidi="en_US"/>
-        </w:rPr>
-      </w:r>
-    </w:p>
-    <w:p>
-      <w:pPr/>
-      <w:r>
-        <w:rPr>
-          <w:lang w:val="en_US" w:bidi="en_US"/>
-        </w:rPr>
-      </w:r>
-    </w:p>
-    <w:p>
-      <w:pPr>
-        <w:pStyle w:val="Heading2"/>
-      </w:pPr>
-      <w:r>
-        <w:rPr>
-          <w:lang w:val="en_US" w:bidi="en_US"/>
-        </w:rPr>
-        <w:t>Acts 13:12</w:t>
-      </w:r>
-      <w:r>
-        <w:rPr>
-          <w:lang w:val="en_US" w:bidi="en_US"/>
-        </w:rPr>
-      </w:r>
-    </w:p>
-    <w:p>
-      <w:pPr/>
-      <w:r>
-        <w:rPr>
-          <w:lang w:val="en_US" w:bidi="en_US"/>
-        </w:rPr>
-      </w:r>
-      <w:r>
-        <w:rPr>
-          <w:lang w:val="en_US" w:bidi="en_US"/>
-        </w:rPr>
-        <w:t xml:space="preserve">The teaching about the Lord included a miraculous demonstration of divine power (cp. </w:t>
-      </w:r>
-      <w:hyperlink r:id="rId578">
-        <w:r>
-          <w:rPr>
-            <w:lang w:val="en_US" w:bidi="en_US"/>
-          </w:rPr>
-          <w:rPr>
-            <w:color w:val="0000EE"/>
-            <w:u w:val="single"/>
-          </w:rPr>
-          <w:t>Mark 1:21–27</w:t>
-        </w:r>
-      </w:hyperlink>
-      <w:r>
-        <w:rPr>
-          <w:lang w:val="en_US" w:bidi="en_US"/>
-        </w:rPr>
-        <w:t xml:space="preserve">), for it was a teaching about the living God (see </w:t>
-      </w:r>
-      <w:hyperlink r:id="rId579">
-        <w:r>
-          <w:rPr>
-            <w:lang w:val="en_US" w:bidi="en_US"/>
-          </w:rPr>
-          <w:rPr>
-            <w:color w:val="0000EE"/>
-            <w:u w:val="single"/>
-          </w:rPr>
-          <w:t>Acts 14:15</w:t>
-        </w:r>
-      </w:hyperlink>
-      <w:r>
-        <w:rPr>
-          <w:lang w:val="en_US" w:bidi="en_US"/>
-        </w:rPr>
-        <w:t>).</w:t>
-      </w:r>
-      <w:r>
-        <w:rPr>
-          <w:lang w:val="en_US" w:bidi="en_US"/>
-        </w:rPr>
-      </w:r>
-      <w:r>
-        <w:rPr>
-          <w:lang w:val="en_US" w:bidi="en_US"/>
-        </w:rPr>
-      </w:r>
-    </w:p>
-    <w:p>
-      <w:pPr/>
-      <w:r>
-        <w:rPr>
-          <w:lang w:val="en_US" w:bidi="en_US"/>
-        </w:rPr>
-      </w:r>
-    </w:p>
-    <w:p>
-      <w:pPr>
-        <w:pStyle w:val="Heading2"/>
-      </w:pPr>
-      <w:r>
-        <w:rPr>
-          <w:lang w:val="en_US" w:bidi="en_US"/>
-        </w:rPr>
-        <w:t>Acts 13:13–14</w:t>
-      </w:r>
-      <w:r>
-        <w:rPr>
-          <w:lang w:val="en_US" w:bidi="en_US"/>
-        </w:rPr>
-      </w:r>
-    </w:p>
-    <w:p>
-      <w:pPr/>
-      <w:r>
-        <w:rPr>
-          <w:lang w:val="en_US" w:bidi="en_US"/>
-        </w:rPr>
-      </w:r>
-      <w:r>
-        <w:rPr>
-          <w:lang w:val="en_US" w:bidi="en_US"/>
-        </w:rPr>
-        <w:t xml:space="preserve">They landed at the port of Perga. From here, major roads opened into the interior beyond the Taurus Mountains. • At this point, John Mark left the team for reasons that are not stated (see </w:t>
-      </w:r>
-      <w:r>
-        <w:rPr>
-          <w:lang w:val="en_US" w:bidi="en_US"/>
-        </w:rPr>
-        <w:t>study note on 15:36–41</w:t>
-      </w:r>
-      <w:r>
-        <w:rPr>
-          <w:lang w:val="en_US" w:bidi="en_US"/>
-        </w:rPr>
-        <w:t>). Possibly he was unhappy that the Good News was moving out into Gentile lands; possibly he was homesick or otherwise unable to continue a difficult journey. Whatever the reason, he returned to the more familiar and comfortable Jewish surroundings of Jerusalem.</w:t>
-      </w:r>
-      <w:r>
-        <w:rPr>
-          <w:lang w:val="en_US" w:bidi="en_US"/>
-        </w:rPr>
-      </w:r>
-      <w:r>
-        <w:rPr>
-          <w:lang w:val="en_US" w:bidi="en_US"/>
-        </w:rPr>
-      </w:r>
-    </w:p>
-    <w:p>
-      <w:pPr/>
-      <w:r>
-        <w:rPr>
-          <w:lang w:val="en_US" w:bidi="en_US"/>
-        </w:rPr>
-      </w:r>
-    </w:p>
-    <w:p>
-      <w:pPr>
-        <w:pStyle w:val="Heading2"/>
-      </w:pPr>
-      <w:r>
-        <w:rPr>
-          <w:lang w:val="en_US" w:bidi="en_US"/>
-        </w:rPr>
-        <w:t>Acts 13:14</w:t>
-      </w:r>
-      <w:r>
-        <w:rPr>
-          <w:lang w:val="en_US" w:bidi="en_US"/>
-        </w:rPr>
-      </w:r>
-    </w:p>
-    <w:p>
-      <w:pPr/>
-      <w:r>
-        <w:rPr>
-          <w:lang w:val="en_US" w:bidi="en_US"/>
-        </w:rPr>
-      </w:r>
-      <w:r>
-        <w:rPr>
-          <w:lang w:val="en_US" w:bidi="en_US"/>
-        </w:rPr>
-        <w:t xml:space="preserve">Paul and Barnabas traveled inland into the high country and came to Antioch of Pisidia (in the Roman province of Galatia in Asia Minor, not to be confused with Antioch in Syria). As was their custom, the apostles began at the synagogue (see </w:t>
-      </w:r>
-      <w:r>
-        <w:rPr>
-          <w:lang w:val="en_US" w:bidi="en_US"/>
-        </w:rPr>
-        <w:t>study note on 9:2</w:t>
-      </w:r>
-      <w:r>
-        <w:rPr>
-          <w:lang w:val="en_US" w:bidi="en_US"/>
-        </w:rPr>
-        <w:t xml:space="preserve">; cp. </w:t>
-      </w:r>
-      <w:hyperlink r:id="rId400">
-        <w:r>
-          <w:rPr>
-            <w:lang w:val="en_US" w:bidi="en_US"/>
-          </w:rPr>
-          <w:rPr>
-            <w:color w:val="0000EE"/>
-            <w:u w:val="single"/>
-          </w:rPr>
-          <w:t>13:5</w:t>
-        </w:r>
-      </w:hyperlink>
-      <w:r>
-        <w:rPr>
-          <w:lang w:val="en_US" w:bidi="en_US"/>
-        </w:rPr>
-        <w:t xml:space="preserve">; </w:t>
-      </w:r>
-      <w:hyperlink r:id="rId402">
-        <w:r>
-          <w:rPr>
-            <w:lang w:val="en_US" w:bidi="en_US"/>
-          </w:rPr>
-          <w:rPr>
-            <w:color w:val="0000EE"/>
-            <w:u w:val="single"/>
-          </w:rPr>
-          <w:t>14:1</w:t>
-        </w:r>
-      </w:hyperlink>
-      <w:r>
-        <w:rPr>
-          <w:lang w:val="en_US" w:bidi="en_US"/>
-        </w:rPr>
-        <w:t xml:space="preserve">; </w:t>
-      </w:r>
-      <w:hyperlink r:id="rId403">
-        <w:r>
-          <w:rPr>
-            <w:lang w:val="en_US" w:bidi="en_US"/>
-          </w:rPr>
-          <w:rPr>
-            <w:color w:val="0000EE"/>
-            <w:u w:val="single"/>
-          </w:rPr>
-          <w:t>17:1</w:t>
-        </w:r>
-      </w:hyperlink>
-      <w:r>
-        <w:rPr>
-          <w:lang w:val="en_US" w:bidi="en_US"/>
-        </w:rPr>
-        <w:t xml:space="preserve">, </w:t>
-      </w:r>
-      <w:hyperlink r:id="rId580">
-        <w:r>
-          <w:rPr>
-            <w:lang w:val="en_US" w:bidi="en_US"/>
-          </w:rPr>
-          <w:rPr>
-            <w:color w:val="0000EE"/>
-            <w:u w:val="single"/>
-          </w:rPr>
-          <w:t>2</w:t>
-        </w:r>
-      </w:hyperlink>
-      <w:r>
-        <w:rPr>
-          <w:lang w:val="en_US" w:bidi="en_US"/>
-        </w:rPr>
-        <w:t xml:space="preserve">, </w:t>
-      </w:r>
-      <w:hyperlink r:id="rId404">
-        <w:r>
-          <w:rPr>
-            <w:lang w:val="en_US" w:bidi="en_US"/>
-          </w:rPr>
-          <w:rPr>
-            <w:color w:val="0000EE"/>
-            <w:u w:val="single"/>
-          </w:rPr>
-          <w:t>10</w:t>
-        </w:r>
-      </w:hyperlink>
-      <w:r>
-        <w:rPr>
-          <w:lang w:val="en_US" w:bidi="en_US"/>
-        </w:rPr>
-        <w:t xml:space="preserve">, </w:t>
-      </w:r>
-      <w:hyperlink r:id="rId405">
-        <w:r>
-          <w:rPr>
-            <w:lang w:val="en_US" w:bidi="en_US"/>
-          </w:rPr>
-          <w:rPr>
-            <w:color w:val="0000EE"/>
-            <w:u w:val="single"/>
-          </w:rPr>
-          <w:t>17</w:t>
-        </w:r>
-      </w:hyperlink>
-      <w:r>
-        <w:rPr>
-          <w:lang w:val="en_US" w:bidi="en_US"/>
-        </w:rPr>
-        <w:t xml:space="preserve">; </w:t>
-      </w:r>
-      <w:hyperlink r:id="rId406">
-        <w:r>
-          <w:rPr>
-            <w:lang w:val="en_US" w:bidi="en_US"/>
-          </w:rPr>
-          <w:rPr>
-            <w:color w:val="0000EE"/>
-            <w:u w:val="single"/>
-          </w:rPr>
-          <w:t>18:4</w:t>
-        </w:r>
-      </w:hyperlink>
-      <w:r>
-        <w:rPr>
-          <w:lang w:val="en_US" w:bidi="en_US"/>
-        </w:rPr>
-        <w:t xml:space="preserve">, </w:t>
-      </w:r>
-      <w:hyperlink r:id="rId407">
-        <w:r>
-          <w:rPr>
-            <w:lang w:val="en_US" w:bidi="en_US"/>
-          </w:rPr>
-          <w:rPr>
-            <w:color w:val="0000EE"/>
-            <w:u w:val="single"/>
-          </w:rPr>
-          <w:t>19</w:t>
-        </w:r>
-      </w:hyperlink>
-      <w:r>
-        <w:rPr>
-          <w:lang w:val="en_US" w:bidi="en_US"/>
-        </w:rPr>
-        <w:t xml:space="preserve">; </w:t>
-      </w:r>
-      <w:hyperlink r:id="rId581">
-        <w:r>
-          <w:rPr>
-            <w:lang w:val="en_US" w:bidi="en_US"/>
-          </w:rPr>
-          <w:rPr>
-            <w:color w:val="0000EE"/>
-            <w:u w:val="single"/>
-          </w:rPr>
-          <w:t>19:8</w:t>
-        </w:r>
-      </w:hyperlink>
-      <w:r>
-        <w:rPr>
-          <w:lang w:val="en_US" w:bidi="en_US"/>
-        </w:rPr>
-        <w:t>).</w:t>
-      </w:r>
-      <w:r>
-        <w:rPr>
-          <w:lang w:val="en_US" w:bidi="en_US"/>
-        </w:rPr>
-      </w:r>
-      <w:r>
-        <w:rPr>
-          <w:lang w:val="en_US" w:bidi="en_US"/>
-        </w:rPr>
-      </w:r>
-    </w:p>
-    <w:p>
-      <w:pPr/>
-      <w:r>
-        <w:rPr>
-          <w:lang w:val="en_US" w:bidi="en_US"/>
-        </w:rPr>
-      </w:r>
-    </w:p>
-    <w:p>
-      <w:pPr>
-        <w:pStyle w:val="Heading2"/>
-      </w:pPr>
-      <w:r>
-        <w:rPr>
-          <w:lang w:val="en_US" w:bidi="en_US"/>
-        </w:rPr>
-        <w:t>Acts 13:15</w:t>
-      </w:r>
-      <w:r>
-        <w:rPr>
-          <w:lang w:val="en_US" w:bidi="en_US"/>
-        </w:rPr>
-      </w:r>
-    </w:p>
-    <w:p>
-      <w:pPr/>
-      <w:r>
-        <w:rPr>
-          <w:lang w:val="en_US" w:bidi="en_US"/>
-        </w:rPr>
-      </w:r>
-      <w:r>
-        <w:rPr>
-          <w:lang w:val="en_US" w:bidi="en_US"/>
-        </w:rPr>
-        <w:t xml:space="preserve">After the usual Scriptures for the day had been read, one from the books of Moses and the other from the prophets (see </w:t>
-      </w:r>
-      <w:hyperlink r:id="rId582">
-        <w:r>
-          <w:rPr>
-            <w:lang w:val="en_US" w:bidi="en_US"/>
-          </w:rPr>
-          <w:rPr>
-            <w:color w:val="0000EE"/>
-            <w:u w:val="single"/>
-          </w:rPr>
-          <w:t>Luke 4:16–28</w:t>
-        </w:r>
-      </w:hyperlink>
-      <w:r>
-        <w:rPr>
-          <w:lang w:val="en_US" w:bidi="en_US"/>
-        </w:rPr>
-        <w:t>), the officials of the synagogue invited the visitors to speak any word of encouragement for the people.</w:t>
-      </w:r>
-      <w:r>
-        <w:rPr>
-          <w:lang w:val="en_US" w:bidi="en_US"/>
-        </w:rPr>
-      </w:r>
-      <w:r>
-        <w:rPr>
-          <w:lang w:val="en_US" w:bidi="en_US"/>
-        </w:rPr>
-      </w:r>
-    </w:p>
-    <w:p>
-      <w:pPr/>
-      <w:r>
-        <w:rPr>
-          <w:lang w:val="en_US" w:bidi="en_US"/>
-        </w:rPr>
-      </w:r>
-    </w:p>
-    <w:p>
-      <w:pPr>
-        <w:pStyle w:val="Heading2"/>
-      </w:pPr>
-      <w:r>
-        <w:rPr>
-          <w:lang w:val="en_US" w:bidi="en_US"/>
-        </w:rPr>
-        <w:t>Acts 13:16–41</w:t>
-      </w:r>
-      <w:r>
-        <w:rPr>
-          <w:lang w:val="en_US" w:bidi="en_US"/>
-        </w:rPr>
-      </w:r>
-    </w:p>
-    <w:p>
-      <w:pPr/>
-      <w:r>
-        <w:rPr>
-          <w:lang w:val="en_US" w:bidi="en_US"/>
-        </w:rPr>
-      </w:r>
-      <w:r>
-        <w:rPr>
-          <w:lang w:val="en_US" w:bidi="en_US"/>
-        </w:rPr>
-        <w:t xml:space="preserve">Paul accepted the invitation, motioned to quiet his audience (cp. </w:t>
-      </w:r>
-      <w:hyperlink r:id="rId583">
-        <w:r>
-          <w:rPr>
-            <w:lang w:val="en_US" w:bidi="en_US"/>
-          </w:rPr>
-          <w:rPr>
-            <w:color w:val="0000EE"/>
-            <w:u w:val="single"/>
-          </w:rPr>
-          <w:t>19:33</w:t>
-        </w:r>
-      </w:hyperlink>
-      <w:r>
-        <w:rPr>
-          <w:lang w:val="en_US" w:bidi="en_US"/>
-        </w:rPr>
-        <w:t xml:space="preserve">; </w:t>
-      </w:r>
-      <w:hyperlink r:id="rId584">
-        <w:r>
-          <w:rPr>
-            <w:lang w:val="en_US" w:bidi="en_US"/>
-          </w:rPr>
-          <w:rPr>
-            <w:color w:val="0000EE"/>
-            <w:u w:val="single"/>
-          </w:rPr>
-          <w:t>21:40</w:t>
-        </w:r>
-      </w:hyperlink>
-      <w:r>
-        <w:rPr>
-          <w:lang w:val="en_US" w:bidi="en_US"/>
-        </w:rPr>
-        <w:t xml:space="preserve">), and launched into a straightforward proclamation of the Good News. This is Paul’s first great speech in Acts, and it provides a model of his preaching to a Jewish audience (see </w:t>
-      </w:r>
-      <w:hyperlink r:id="rId374">
-        <w:r>
-          <w:rPr>
-            <w:lang w:val="en_US" w:bidi="en_US"/>
-          </w:rPr>
-          <w:rPr>
-            <w:color w:val="0000EE"/>
-            <w:u w:val="single"/>
-          </w:rPr>
-          <w:t>22:1–21</w:t>
-        </w:r>
-      </w:hyperlink>
-      <w:r>
-        <w:rPr>
-          <w:lang w:val="en_US" w:bidi="en_US"/>
-        </w:rPr>
-        <w:t>).</w:t>
-      </w:r>
-      <w:r>
-        <w:rPr>
-          <w:lang w:val="en_US" w:bidi="en_US"/>
-        </w:rPr>
-      </w:r>
-      <w:r>
-        <w:rPr>
-          <w:lang w:val="en_US" w:bidi="en_US"/>
-        </w:rPr>
-      </w:r>
-    </w:p>
-    <w:p>
-      <w:pPr/>
-      <w:r>
-        <w:rPr>
-          <w:lang w:val="en_US" w:bidi="en_US"/>
-        </w:rPr>
-      </w:r>
-    </w:p>
-    <w:p>
-      <w:pPr>
-        <w:pStyle w:val="Heading2"/>
-      </w:pPr>
-      <w:r>
-        <w:rPr>
-          <w:lang w:val="en_US" w:bidi="en_US"/>
-        </w:rPr>
-        <w:t>Acts 13:17–22</w:t>
-      </w:r>
-      <w:r>
-        <w:rPr>
-          <w:lang w:val="en_US" w:bidi="en_US"/>
-        </w:rPr>
-      </w:r>
-    </w:p>
-    <w:p>
-      <w:pPr/>
-      <w:r>
-        <w:rPr>
-          <w:lang w:val="en_US" w:bidi="en_US"/>
-        </w:rPr>
-      </w:r>
-      <w:r>
-        <w:rPr>
-          <w:lang w:val="en_US" w:bidi="en_US"/>
-        </w:rPr>
-        <w:t>To establish common ground, Paul traced Jewish history from the Exodus onward, stressing the Jews’ powerful deliverance from Egyptian bondage, the providential occupation of their inheritance in Canaan</w:t>
-      </w:r>
-      <w:r>
-        <w:rPr>
-          <w:i/>
-          <w:lang w:val="en_US" w:bidi="en_US"/>
-        </w:rPr>
-        <w:t>,</w:t>
-      </w:r>
-      <w:r>
-        <w:rPr>
-          <w:lang w:val="en_US" w:bidi="en_US"/>
-        </w:rPr>
-        <w:t xml:space="preserve"> the establishment of the monarchy, the removal of Saul</w:t>
-      </w:r>
-      <w:r>
-        <w:rPr>
-          <w:i/>
-          <w:lang w:val="en_US" w:bidi="en_US"/>
-        </w:rPr>
-        <w:t>,</w:t>
-      </w:r>
-      <w:r>
-        <w:rPr>
-          <w:lang w:val="en_US" w:bidi="en_US"/>
-        </w:rPr>
-        <w:t xml:space="preserve"> and the special place of David.</w:t>
-      </w:r>
-      <w:r>
-        <w:rPr>
-          <w:lang w:val="en_US" w:bidi="en_US"/>
-        </w:rPr>
-      </w:r>
-      <w:r>
-        <w:rPr>
-          <w:lang w:val="en_US" w:bidi="en_US"/>
-        </w:rPr>
-      </w:r>
-    </w:p>
-    <w:p>
-      <w:pPr/>
-      <w:r>
-        <w:rPr>
-          <w:lang w:val="en_US" w:bidi="en_US"/>
-        </w:rPr>
-      </w:r>
-    </w:p>
-    <w:p>
-      <w:pPr>
-        <w:pStyle w:val="Heading2"/>
-      </w:pPr>
-      <w:r>
-        <w:rPr>
-          <w:lang w:val="en_US" w:bidi="en_US"/>
-        </w:rPr>
-        <w:t>Acts 13:22</w:t>
-      </w:r>
-      <w:r>
-        <w:rPr>
-          <w:lang w:val="en_US" w:bidi="en_US"/>
-        </w:rPr>
-      </w:r>
-    </w:p>
-    <w:p>
-      <w:pPr/>
-      <w:r>
-        <w:rPr>
-          <w:lang w:val="en_US" w:bidi="en_US"/>
-        </w:rPr>
-      </w:r>
-      <w:r>
-        <w:rPr>
-          <w:lang w:val="en_US" w:bidi="en_US"/>
-        </w:rPr>
-        <w:t xml:space="preserve">David was a man after God’s own heart despite his sins (e.g., </w:t>
-      </w:r>
-      <w:hyperlink r:id="rId585">
-        <w:r>
-          <w:rPr>
-            <w:lang w:val="en_US" w:bidi="en_US"/>
-          </w:rPr>
-          <w:rPr>
-            <w:color w:val="0000EE"/>
-            <w:u w:val="single"/>
-          </w:rPr>
-          <w:t>2 Sam 11–12</w:t>
-        </w:r>
-      </w:hyperlink>
-      <w:r>
-        <w:rPr>
-          <w:lang w:val="en_US" w:bidi="en_US"/>
-        </w:rPr>
-        <w:t>).</w:t>
-      </w:r>
-      <w:r>
-        <w:rPr>
-          <w:lang w:val="en_US" w:bidi="en_US"/>
-        </w:rPr>
-      </w:r>
-      <w:r>
-        <w:rPr>
-          <w:lang w:val="en_US" w:bidi="en_US"/>
-        </w:rPr>
-      </w:r>
-    </w:p>
-    <w:p>
-      <w:pPr/>
-      <w:r>
-        <w:rPr>
-          <w:lang w:val="en_US" w:bidi="en_US"/>
-        </w:rPr>
-      </w:r>
-    </w:p>
-    <w:p>
-      <w:pPr>
-        <w:pStyle w:val="Heading2"/>
-      </w:pPr>
-      <w:r>
-        <w:rPr>
-          <w:lang w:val="en_US" w:bidi="en_US"/>
-        </w:rPr>
-        <w:t>Acts 13:23–25</w:t>
-      </w:r>
-      <w:r>
-        <w:rPr>
-          <w:lang w:val="en_US" w:bidi="en_US"/>
-        </w:rPr>
-      </w:r>
-    </w:p>
-    <w:p>
-      <w:pPr/>
-      <w:r>
-        <w:rPr>
-          <w:lang w:val="en_US" w:bidi="en_US"/>
-        </w:rPr>
-      </w:r>
-      <w:r>
-        <w:rPr>
-          <w:lang w:val="en_US" w:bidi="en_US"/>
-        </w:rPr>
-        <w:t>Paul here moved to the theme of his message: Jesus</w:t>
-      </w:r>
-      <w:r>
-        <w:rPr>
-          <w:i/>
-          <w:lang w:val="en_US" w:bidi="en_US"/>
-        </w:rPr>
-        <w:t>,</w:t>
-      </w:r>
-      <w:r>
-        <w:rPr>
-          <w:lang w:val="en_US" w:bidi="en_US"/>
-        </w:rPr>
-        <w:t xml:space="preserve"> one of David’s descendants</w:t>
-      </w:r>
-      <w:r>
-        <w:rPr>
-          <w:i/>
-          <w:lang w:val="en_US" w:bidi="en_US"/>
-        </w:rPr>
-        <w:t>,</w:t>
-      </w:r>
-      <w:r>
-        <w:rPr>
-          <w:lang w:val="en_US" w:bidi="en_US"/>
-        </w:rPr>
-        <w:t xml:space="preserve"> was God’s promised Savior of Israel. The Messiah’s way had been prepared by John the Baptist</w:t>
-      </w:r>
-      <w:r>
-        <w:rPr>
-          <w:i/>
-          <w:lang w:val="en_US" w:bidi="en_US"/>
-        </w:rPr>
-        <w:t>,</w:t>
-      </w:r>
-      <w:r>
-        <w:rPr>
-          <w:lang w:val="en_US" w:bidi="en_US"/>
-        </w:rPr>
-        <w:t xml:space="preserve"> who insisted that Israel needed to repent . . . and turn to God and be baptized. John was a humble servant who simply cleared the ground for the one whose coming he announced.</w:t>
-      </w:r>
-      <w:r>
-        <w:rPr>
-          <w:lang w:val="en_US" w:bidi="en_US"/>
-        </w:rPr>
-      </w:r>
-      <w:r>
-        <w:rPr>
-          <w:lang w:val="en_US" w:bidi="en_US"/>
-        </w:rPr>
-      </w:r>
-    </w:p>
-    <w:p>
-      <w:pPr/>
-      <w:r>
-        <w:rPr>
-          <w:lang w:val="en_US" w:bidi="en_US"/>
-        </w:rPr>
-      </w:r>
-    </w:p>
-    <w:p>
-      <w:pPr>
-        <w:pStyle w:val="Heading2"/>
-      </w:pPr>
-      <w:r>
-        <w:rPr>
-          <w:lang w:val="en_US" w:bidi="en_US"/>
-        </w:rPr>
-        <w:t>Acts 13:26–37</w:t>
-      </w:r>
-      <w:r>
-        <w:rPr>
-          <w:lang w:val="en_US" w:bidi="en_US"/>
-        </w:rPr>
-      </w:r>
-    </w:p>
-    <w:p>
-      <w:pPr/>
-      <w:r>
-        <w:rPr>
-          <w:lang w:val="en_US" w:bidi="en_US"/>
-        </w:rPr>
-      </w:r>
-      <w:r>
-        <w:rPr>
-          <w:lang w:val="en_US" w:bidi="en_US"/>
-        </w:rPr>
-        <w:t>Paul reviewed the shameful treatment Jesus had received, involving unjust condemnation and death. But God raised Jesus from the dead</w:t>
-      </w:r>
-      <w:r>
-        <w:rPr>
-          <w:i/>
-          <w:lang w:val="en_US" w:bidi="en_US"/>
-        </w:rPr>
-        <w:t>,</w:t>
-      </w:r>
-      <w:r>
-        <w:rPr>
-          <w:lang w:val="en_US" w:bidi="en_US"/>
-        </w:rPr>
-        <w:t xml:space="preserve"> as attested by witnesses. This message provides good news, for through Jesus sinners can experience the forgiveness of sins. But this message must be met with faith, or dire consequences will follow.</w:t>
-      </w:r>
-      <w:r>
-        <w:rPr>
-          <w:lang w:val="en_US" w:bidi="en_US"/>
-        </w:rPr>
-      </w:r>
-      <w:r>
-        <w:rPr>
-          <w:lang w:val="en_US" w:bidi="en_US"/>
-        </w:rPr>
-      </w:r>
-    </w:p>
-    <w:p>
-      <w:pPr/>
-      <w:r>
-        <w:rPr>
-          <w:lang w:val="en_US" w:bidi="en_US"/>
-        </w:rPr>
-      </w:r>
-    </w:p>
-    <w:p>
-      <w:pPr>
-        <w:pStyle w:val="Heading2"/>
-      </w:pPr>
-      <w:r>
-        <w:rPr>
-          <w:lang w:val="en_US" w:bidi="en_US"/>
-        </w:rPr>
-        <w:t>Acts 13:31</w:t>
-      </w:r>
-      <w:r>
-        <w:rPr>
-          <w:lang w:val="en_US" w:bidi="en_US"/>
-        </w:rPr>
-      </w:r>
-    </w:p>
-    <w:p>
-      <w:pPr/>
-      <w:r>
-        <w:rPr>
-          <w:lang w:val="en_US" w:bidi="en_US"/>
-        </w:rPr>
-      </w:r>
-      <w:r>
-        <w:rPr>
-          <w:lang w:val="en_US" w:bidi="en_US"/>
-        </w:rPr>
-        <w:t>The fact that Jesus was raised from the dead was well documented by witnesses.</w:t>
-      </w:r>
-      <w:r>
-        <w:rPr>
-          <w:lang w:val="en_US" w:bidi="en_US"/>
-        </w:rPr>
-      </w:r>
-      <w:r>
-        <w:rPr>
-          <w:lang w:val="en_US" w:bidi="en_US"/>
-        </w:rPr>
-      </w:r>
-    </w:p>
-    <w:p>
-      <w:pPr/>
-      <w:r>
-        <w:rPr>
-          <w:lang w:val="en_US" w:bidi="en_US"/>
-        </w:rPr>
-      </w:r>
-    </w:p>
-    <w:p>
-      <w:pPr>
-        <w:pStyle w:val="Heading2"/>
-      </w:pPr>
-      <w:r>
-        <w:rPr>
-          <w:lang w:val="en_US" w:bidi="en_US"/>
-        </w:rPr>
-        <w:t>Acts 13:38–41</w:t>
-      </w:r>
-      <w:r>
-        <w:rPr>
-          <w:lang w:val="en_US" w:bidi="en_US"/>
-        </w:rPr>
-      </w:r>
-    </w:p>
-    <w:p>
-      <w:pPr/>
-      <w:r>
-        <w:rPr>
-          <w:lang w:val="en_US" w:bidi="en_US"/>
-        </w:rPr>
-      </w:r>
-      <w:r>
-        <w:rPr>
-          <w:lang w:val="en_US" w:bidi="en_US"/>
-        </w:rPr>
-        <w:t>Paul appealed for them to believe the message about Jesus, through whom there is forgiveness for your sins.</w:t>
-      </w:r>
-      <w:r>
-        <w:rPr>
-          <w:lang w:val="en_US" w:bidi="en_US"/>
-        </w:rPr>
-      </w:r>
-      <w:r>
-        <w:rPr>
-          <w:lang w:val="en_US" w:bidi="en_US"/>
-        </w:rPr>
-      </w:r>
-    </w:p>
-    <w:p>
-      <w:pPr/>
-      <w:r>
-        <w:rPr>
-          <w:lang w:val="en_US" w:bidi="en_US"/>
-        </w:rPr>
-      </w:r>
-    </w:p>
-    <w:p>
-      <w:pPr>
-        <w:pStyle w:val="Heading2"/>
-      </w:pPr>
-      <w:r>
-        <w:rPr>
-          <w:lang w:val="en_US" w:bidi="en_US"/>
-        </w:rPr>
-        <w:t>Acts 13:39</w:t>
-      </w:r>
-      <w:r>
-        <w:rPr>
-          <w:lang w:val="en_US" w:bidi="en_US"/>
-        </w:rPr>
-      </w:r>
-    </w:p>
-    <w:p>
-      <w:pPr/>
-      <w:r>
-        <w:rPr>
-          <w:lang w:val="en_US" w:bidi="en_US"/>
-        </w:rPr>
-      </w:r>
-      <w:r>
-        <w:rPr>
-          <w:lang w:val="en_US" w:bidi="en_US"/>
-        </w:rPr>
-        <w:t>Faith is prerequisite to being made right in God’s sight</w:t>
-      </w:r>
-      <w:r>
-        <w:rPr>
-          <w:i/>
-          <w:lang w:val="en_US" w:bidi="en_US"/>
-        </w:rPr>
-        <w:t>;</w:t>
-      </w:r>
-      <w:r>
-        <w:rPr>
-          <w:lang w:val="en_US" w:bidi="en_US"/>
-        </w:rPr>
-        <w:t xml:space="preserve"> this was not provided for in the law of Moses (</w:t>
-      </w:r>
-      <w:hyperlink r:id="rId586">
-        <w:r>
-          <w:rPr>
-            <w:lang w:val="en_US" w:bidi="en_US"/>
-          </w:rPr>
-          <w:rPr>
-            <w:color w:val="0000EE"/>
-            <w:u w:val="single"/>
-          </w:rPr>
-          <w:t>Ps 14:1–3</w:t>
-        </w:r>
-      </w:hyperlink>
-      <w:r>
-        <w:rPr>
-          <w:lang w:val="en_US" w:bidi="en_US"/>
-        </w:rPr>
-        <w:t xml:space="preserve">; see </w:t>
-      </w:r>
-      <w:hyperlink r:id="rId587">
-        <w:r>
-          <w:rPr>
-            <w:lang w:val="en_US" w:bidi="en_US"/>
-          </w:rPr>
-          <w:rPr>
-            <w:color w:val="0000EE"/>
-            <w:u w:val="single"/>
-          </w:rPr>
-          <w:t>Rom 3:9–20</w:t>
-        </w:r>
-      </w:hyperlink>
-      <w:r>
-        <w:rPr>
-          <w:lang w:val="en_US" w:bidi="en_US"/>
-        </w:rPr>
-        <w:t>).</w:t>
-      </w:r>
-      <w:r>
-        <w:rPr>
-          <w:lang w:val="en_US" w:bidi="en_US"/>
-        </w:rPr>
-      </w:r>
-      <w:r>
-        <w:rPr>
-          <w:lang w:val="en_US" w:bidi="en_US"/>
-        </w:rPr>
-      </w:r>
-    </w:p>
-    <w:p>
-      <w:pPr/>
-      <w:r>
-        <w:rPr>
-          <w:lang w:val="en_US" w:bidi="en_US"/>
-        </w:rPr>
-      </w:r>
-    </w:p>
-    <w:p>
-      <w:pPr>
-        <w:pStyle w:val="Heading2"/>
-      </w:pPr>
-      <w:r>
-        <w:rPr>
-          <w:lang w:val="en_US" w:bidi="en_US"/>
-        </w:rPr>
-        <w:t>Acts 13:40–41</w:t>
-      </w:r>
-      <w:r>
-        <w:rPr>
-          <w:lang w:val="en_US" w:bidi="en_US"/>
-        </w:rPr>
-      </w:r>
-    </w:p>
-    <w:p>
-      <w:pPr/>
-      <w:r>
-        <w:rPr>
-          <w:lang w:val="en_US" w:bidi="en_US"/>
-        </w:rPr>
-      </w:r>
-      <w:r>
-        <w:rPr>
-          <w:lang w:val="en_US" w:bidi="en_US"/>
-        </w:rPr>
-        <w:t xml:space="preserve">Paul closed his message with a strong warning (cp. </w:t>
-      </w:r>
-      <w:hyperlink r:id="rId588">
-        <w:r>
-          <w:rPr>
-            <w:lang w:val="en_US" w:bidi="en_US"/>
-          </w:rPr>
-          <w:rPr>
-            <w:color w:val="0000EE"/>
-            <w:u w:val="single"/>
-          </w:rPr>
-          <w:t>Heb 2:3</w:t>
-        </w:r>
-      </w:hyperlink>
-      <w:r>
-        <w:rPr>
-          <w:lang w:val="en_US" w:bidi="en_US"/>
-        </w:rPr>
-        <w:t>). The Good News must not be ignored, neglected, or rejected, or frightening consequences will follow.</w:t>
-      </w:r>
-      <w:r>
-        <w:rPr>
-          <w:lang w:val="en_US" w:bidi="en_US"/>
-        </w:rPr>
-      </w:r>
-      <w:r>
-        <w:rPr>
-          <w:lang w:val="en_US" w:bidi="en_US"/>
-        </w:rPr>
-      </w:r>
-    </w:p>
-    <w:p>
-      <w:pPr/>
-      <w:r>
-        <w:rPr>
-          <w:lang w:val="en_US" w:bidi="en_US"/>
-        </w:rPr>
-      </w:r>
-    </w:p>
-    <w:p>
-      <w:pPr>
-        <w:pStyle w:val="Heading2"/>
-      </w:pPr>
-      <w:r>
-        <w:rPr>
-          <w:lang w:val="en_US" w:bidi="en_US"/>
-        </w:rPr>
-        <w:t>Acts 13:42–43</w:t>
-      </w:r>
-      <w:r>
-        <w:rPr>
-          <w:lang w:val="en_US" w:bidi="en_US"/>
-        </w:rPr>
-      </w:r>
-    </w:p>
-    <w:p>
-      <w:pPr/>
-      <w:r>
-        <w:rPr>
-          <w:lang w:val="en_US" w:bidi="en_US"/>
-        </w:rPr>
-      </w:r>
-      <w:r>
-        <w:rPr>
-          <w:lang w:val="en_US" w:bidi="en_US"/>
-        </w:rPr>
-        <w:t>The message stirred up interest among the people, and many of them were converted.</w:t>
-      </w:r>
-      <w:r>
-        <w:rPr>
-          <w:lang w:val="en_US" w:bidi="en_US"/>
-        </w:rPr>
-      </w:r>
-      <w:r>
-        <w:rPr>
-          <w:lang w:val="en_US" w:bidi="en_US"/>
-        </w:rPr>
-      </w:r>
-    </w:p>
-    <w:p>
-      <w:pPr/>
-      <w:r>
-        <w:rPr>
-          <w:lang w:val="en_US" w:bidi="en_US"/>
-        </w:rPr>
-      </w:r>
-    </w:p>
-    <w:p>
-      <w:pPr>
-        <w:pStyle w:val="Heading2"/>
-      </w:pPr>
-      <w:r>
-        <w:rPr>
-          <w:lang w:val="en_US" w:bidi="en_US"/>
-        </w:rPr>
-        <w:t>Acts 13:43</w:t>
-      </w:r>
-      <w:r>
-        <w:rPr>
-          <w:lang w:val="en_US" w:bidi="en_US"/>
-        </w:rPr>
-      </w:r>
-    </w:p>
-    <w:p>
-      <w:pPr/>
-      <w:r>
-        <w:rPr>
-          <w:lang w:val="en_US" w:bidi="en_US"/>
-        </w:rPr>
-      </w:r>
-      <w:r>
-        <w:rPr>
-          <w:lang w:val="en_US" w:bidi="en_US"/>
-        </w:rPr>
-        <w:t xml:space="preserve">Full converts to Judaism (also called </w:t>
-      </w:r>
-      <w:r>
-        <w:rPr>
-          <w:i/>
-          <w:lang w:val="en_US" w:bidi="en_US"/>
-        </w:rPr>
-        <w:t>proselytes</w:t>
-      </w:r>
-      <w:r>
-        <w:rPr>
-          <w:lang w:val="en_US" w:bidi="en_US"/>
-        </w:rPr>
-        <w:t xml:space="preserve">) were Gentiles who had gone through the rite of circumcision to become full members of the Jewish community, observing the Jewish law (see also </w:t>
-      </w:r>
-      <w:hyperlink r:id="rId589">
-        <w:r>
-          <w:rPr>
-            <w:lang w:val="en_US" w:bidi="en_US"/>
-          </w:rPr>
-          <w:rPr>
-            <w:color w:val="0000EE"/>
-            <w:u w:val="single"/>
-          </w:rPr>
-          <w:t>2:11</w:t>
-        </w:r>
-      </w:hyperlink>
-      <w:r>
-        <w:rPr>
-          <w:lang w:val="en_US" w:bidi="en_US"/>
-        </w:rPr>
-        <w:t xml:space="preserve">; </w:t>
-      </w:r>
-      <w:hyperlink r:id="rId590">
-        <w:r>
-          <w:rPr>
-            <w:lang w:val="en_US" w:bidi="en_US"/>
-          </w:rPr>
-          <w:rPr>
-            <w:color w:val="0000EE"/>
-            <w:u w:val="single"/>
-          </w:rPr>
-          <w:t>6:5</w:t>
-        </w:r>
-      </w:hyperlink>
-      <w:r>
-        <w:rPr>
-          <w:lang w:val="en_US" w:bidi="en_US"/>
-        </w:rPr>
-        <w:t xml:space="preserve">; </w:t>
-      </w:r>
-      <w:hyperlink r:id="rId591">
-        <w:r>
-          <w:rPr>
-            <w:lang w:val="en_US" w:bidi="en_US"/>
-          </w:rPr>
-          <w:rPr>
-            <w:color w:val="0000EE"/>
-            <w:u w:val="single"/>
-          </w:rPr>
-          <w:t>Matt 23:15</w:t>
-        </w:r>
-      </w:hyperlink>
-      <w:r>
-        <w:rPr>
-          <w:lang w:val="en_US" w:bidi="en_US"/>
-        </w:rPr>
-        <w:t>). • The grace of God is a key concept in the New Testament to describe God’s unmerited favor shown preeminently through Jesus Christ.</w:t>
+        <w:t>the grace of God</w:t>
+      </w:r>
+      <w:r>
+        <w:rPr>
+          <w:lang w:val="en_US" w:bidi="en_US"/>
+        </w:rPr>
+        <w:t>: The grace of God is an important idea in the New Testament. It describes God’s kindness and favor that people do not earn, shown most clearly through Jesus Christ.</w:t>
       </w:r>
       <w:r>
         <w:rPr>

--- a/eng/docx/44.content.docx
+++ b/eng/docx/44.content.docx
@@ -1319,7 +1319,7 @@
         <w:rPr>
           <w:lang w:val="en_US" w:bidi="en_US"/>
         </w:rPr>
-        <w:t xml:space="preserve">). At first, Saul was well-known for persecuting Jewish Christians. After his encounter with Christ, he became the main person spreading the gospel to non-Jews (gentiles). </w:t>
+        <w:t xml:space="preserve">). At first, Saul was well-known for persecuting Jewish Christians. After his encounter with Christ, he became the main person spreading the gospel to non-Jews (Gentiles). </w:t>
       </w:r>
     </w:p>
     <w:p>

--- a/eng/docx/44.content.docx
+++ b/eng/docx/44.content.docx
@@ -19,7 +19,7 @@
         <w:rPr>
           <w:lang w:val="en_US" w:bidi="en_US"/>
         </w:rPr>
-        <w:t>Resource: Tyndale Open Study Notes</w:t>
+        <w:t>Resource: Aquifer Open Study Notes</w:t>
       </w:r>
       <w:r>
         <w:rPr>
@@ -112,7 +112,7 @@
         <w:rPr>
           <w:lang w:val="en_US" w:bidi="en_US"/>
         </w:rPr>
-        <w:t>Tyndale Open Study Notes</w:t>
+        <w:t>Aquifer Open Study Notes</w:t>
       </w:r>
     </w:p>
     <w:p>
